--- a/R00065426_(John)_Paul_Nagle_NLP_Assignment_1.docx
+++ b/R00065426_(John)_Paul_Nagle_NLP_Assignment_1.docx
@@ -663,6 +663,30 @@
     </w:p>
     <w:p>
       <w:pPr>
+        <w:pStyle w:val="Heading3"/>
+      </w:pPr>
+      <w:r>
+        <w:t>Persona based prompting</w:t>
+      </w:r>
+    </w:p>
+    <w:p>
+      <w:pPr>
+        <w:pStyle w:val="Heading3"/>
+      </w:pPr>
+      <w:r>
+        <w:t>Confidence estimation/abstention</w:t>
+      </w:r>
+    </w:p>
+    <w:p>
+      <w:pPr>
+        <w:pStyle w:val="Heading3"/>
+      </w:pPr>
+      <w:r>
+        <w:t>Locale aware prompting</w:t>
+      </w:r>
+    </w:p>
+    <w:p>
+      <w:pPr>
         <w:rPr>
           <w:lang w:val="en-US"/>
         </w:rPr>
@@ -671,21 +695,21 @@
         <w:rPr>
           <w:lang w:val="en-US"/>
         </w:rPr>
-        <w:t xml:space="preserve">What </w:t>
+        <w:t>(</w:t>
       </w:r>
       <w:proofErr w:type="spellStart"/>
       <w:r>
         <w:rPr>
           <w:lang w:val="en-US"/>
         </w:rPr>
-        <w:t>improivements</w:t>
+        <w:t>colab</w:t>
       </w:r>
       <w:proofErr w:type="spellEnd"/>
       <w:r>
         <w:rPr>
           <w:lang w:val="en-US"/>
         </w:rPr>
-        <w:t xml:space="preserve"> did I include</w:t>
+        <w:t xml:space="preserve"> -&gt; local env runtime)</w:t>
       </w:r>
     </w:p>
     <w:p>
@@ -725,6 +749,297 @@
     </w:p>
     <w:p>
       <w:pPr>
+        <w:spacing w:after="0" w:line="100" w:lineRule="exact"/>
+        <w:rPr>
+          <w:rFonts w:ascii="Consolas" w:hAnsi="Consolas" w:cs="Consolas"/>
+          <w:sz w:val="10"/>
+          <w:szCs w:val="10"/>
+          <w:lang w:val="en-US"/>
+        </w:rPr>
+      </w:pPr>
+      <w:r>
+        <w:rPr>
+          <w:rFonts w:ascii="Consolas" w:hAnsi="Consolas" w:cs="Consolas"/>
+          <w:sz w:val="10"/>
+          <w:szCs w:val="10"/>
+          <w:lang w:val="en-US"/>
+        </w:rPr>
+        <w:t>=============================================================</w:t>
+      </w:r>
+    </w:p>
+    <w:p>
+      <w:pPr>
+        <w:spacing w:after="0" w:line="100" w:lineRule="exact"/>
+        <w:rPr>
+          <w:rFonts w:ascii="Consolas" w:hAnsi="Consolas" w:cs="Consolas"/>
+          <w:sz w:val="10"/>
+          <w:szCs w:val="10"/>
+          <w:lang w:val="en-US"/>
+        </w:rPr>
+      </w:pPr>
+      <w:r>
+        <w:rPr>
+          <w:rFonts w:ascii="Consolas" w:hAnsi="Consolas" w:cs="Consolas"/>
+          <w:sz w:val="10"/>
+          <w:szCs w:val="10"/>
+          <w:lang w:val="en-US"/>
+        </w:rPr>
+        <w:t>MCQ EVALUATION SUMMARY - ALL LOCALES</w:t>
+      </w:r>
+    </w:p>
+    <w:p>
+      <w:pPr>
+        <w:spacing w:after="0" w:line="100" w:lineRule="exact"/>
+        <w:rPr>
+          <w:rFonts w:ascii="Consolas" w:hAnsi="Consolas" w:cs="Consolas"/>
+          <w:sz w:val="10"/>
+          <w:szCs w:val="10"/>
+          <w:lang w:val="en-US"/>
+        </w:rPr>
+      </w:pPr>
+      <w:r>
+        <w:rPr>
+          <w:rFonts w:ascii="Consolas" w:hAnsi="Consolas" w:cs="Consolas"/>
+          <w:sz w:val="10"/>
+          <w:szCs w:val="10"/>
+          <w:lang w:val="en-US"/>
+        </w:rPr>
+        <w:t>=============================================================</w:t>
+      </w:r>
+    </w:p>
+    <w:p>
+      <w:pPr>
+        <w:spacing w:after="0" w:line="100" w:lineRule="exact"/>
+        <w:rPr>
+          <w:rFonts w:ascii="Consolas" w:hAnsi="Consolas" w:cs="Consolas"/>
+          <w:sz w:val="10"/>
+          <w:szCs w:val="10"/>
+          <w:lang w:val="en-US"/>
+        </w:rPr>
+      </w:pPr>
+      <w:r>
+        <w:rPr>
+          <w:rFonts w:ascii="Consolas" w:hAnsi="Consolas" w:cs="Consolas"/>
+          <w:sz w:val="10"/>
+          <w:szCs w:val="10"/>
+          <w:lang w:val="en-US"/>
+        </w:rPr>
+        <w:t xml:space="preserve">Locale          Country         Correct    Total     Accuracy  </w:t>
+      </w:r>
+    </w:p>
+    <w:p>
+      <w:pPr>
+        <w:spacing w:after="0" w:line="100" w:lineRule="exact"/>
+        <w:rPr>
+          <w:rFonts w:ascii="Consolas" w:hAnsi="Consolas" w:cs="Consolas"/>
+          <w:sz w:val="10"/>
+          <w:szCs w:val="10"/>
+          <w:lang w:val="en-US"/>
+        </w:rPr>
+      </w:pPr>
+      <w:r>
+        <w:rPr>
+          <w:rFonts w:ascii="Consolas" w:hAnsi="Consolas" w:cs="Consolas"/>
+          <w:sz w:val="10"/>
+          <w:szCs w:val="10"/>
+          <w:lang w:val="en-US"/>
+        </w:rPr>
+        <w:t>-------------------------------------------------------------</w:t>
+      </w:r>
+    </w:p>
+    <w:p>
+      <w:pPr>
+        <w:spacing w:after="0" w:line="100" w:lineRule="exact"/>
+        <w:rPr>
+          <w:rFonts w:ascii="Consolas" w:hAnsi="Consolas" w:cs="Consolas"/>
+          <w:sz w:val="10"/>
+          <w:szCs w:val="10"/>
+          <w:lang w:val="en-US"/>
+        </w:rPr>
+      </w:pPr>
+      <w:proofErr w:type="spellStart"/>
+      <w:r>
+        <w:rPr>
+          <w:rFonts w:ascii="Consolas" w:hAnsi="Consolas" w:cs="Consolas"/>
+          <w:sz w:val="10"/>
+          <w:szCs w:val="10"/>
+          <w:lang w:val="en-US"/>
+        </w:rPr>
+        <w:t>en</w:t>
+      </w:r>
+      <w:proofErr w:type="spellEnd"/>
+      <w:r>
+        <w:rPr>
+          <w:rFonts w:ascii="Consolas" w:hAnsi="Consolas" w:cs="Consolas"/>
+          <w:sz w:val="10"/>
+          <w:szCs w:val="10"/>
+          <w:lang w:val="en-US"/>
+        </w:rPr>
+        <w:t>-US           US              1658       1923        86.2%</w:t>
+      </w:r>
+    </w:p>
+    <w:p>
+      <w:pPr>
+        <w:spacing w:after="0" w:line="100" w:lineRule="exact"/>
+        <w:rPr>
+          <w:rFonts w:ascii="Consolas" w:hAnsi="Consolas" w:cs="Consolas"/>
+          <w:sz w:val="10"/>
+          <w:szCs w:val="10"/>
+          <w:lang w:val="en-US"/>
+        </w:rPr>
+      </w:pPr>
+      <w:proofErr w:type="spellStart"/>
+      <w:r>
+        <w:rPr>
+          <w:rFonts w:ascii="Consolas" w:hAnsi="Consolas" w:cs="Consolas"/>
+          <w:sz w:val="10"/>
+          <w:szCs w:val="10"/>
+          <w:lang w:val="en-US"/>
+        </w:rPr>
+        <w:t>en</w:t>
+      </w:r>
+      <w:proofErr w:type="spellEnd"/>
+      <w:r>
+        <w:rPr>
+          <w:rFonts w:ascii="Consolas" w:hAnsi="Consolas" w:cs="Consolas"/>
+          <w:sz w:val="10"/>
+          <w:szCs w:val="10"/>
+          <w:lang w:val="en-US"/>
+        </w:rPr>
+        <w:t>-GB           UK              2068       2496        82.9%</w:t>
+      </w:r>
+    </w:p>
+    <w:p>
+      <w:pPr>
+        <w:spacing w:after="0" w:line="100" w:lineRule="exact"/>
+        <w:rPr>
+          <w:rFonts w:ascii="Consolas" w:hAnsi="Consolas" w:cs="Consolas"/>
+          <w:sz w:val="10"/>
+          <w:szCs w:val="10"/>
+          <w:lang w:val="en-US"/>
+        </w:rPr>
+      </w:pPr>
+      <w:proofErr w:type="spellStart"/>
+      <w:r>
+        <w:rPr>
+          <w:rFonts w:ascii="Consolas" w:hAnsi="Consolas" w:cs="Consolas"/>
+          <w:sz w:val="10"/>
+          <w:szCs w:val="10"/>
+          <w:lang w:val="en-US"/>
+        </w:rPr>
+        <w:t>zh</w:t>
+      </w:r>
+      <w:proofErr w:type="spellEnd"/>
+      <w:r>
+        <w:rPr>
+          <w:rFonts w:ascii="Consolas" w:hAnsi="Consolas" w:cs="Consolas"/>
+          <w:sz w:val="10"/>
+          <w:szCs w:val="10"/>
+          <w:lang w:val="en-US"/>
+        </w:rPr>
+        <w:t>-CN           China           1628       2242        72.6%</w:t>
+      </w:r>
+    </w:p>
+    <w:p>
+      <w:pPr>
+        <w:spacing w:after="0" w:line="100" w:lineRule="exact"/>
+        <w:rPr>
+          <w:rFonts w:ascii="Consolas" w:hAnsi="Consolas" w:cs="Consolas"/>
+          <w:sz w:val="10"/>
+          <w:szCs w:val="10"/>
+          <w:lang w:val="en-US"/>
+        </w:rPr>
+      </w:pPr>
+      <w:r>
+        <w:rPr>
+          <w:rFonts w:ascii="Consolas" w:hAnsi="Consolas" w:cs="Consolas"/>
+          <w:sz w:val="10"/>
+          <w:szCs w:val="10"/>
+          <w:lang w:val="en-US"/>
+        </w:rPr>
+        <w:t>am-ET           Ethiopia        1837       3339        55.0%</w:t>
+      </w:r>
+    </w:p>
+    <w:p>
+      <w:pPr>
+        <w:spacing w:after="0" w:line="100" w:lineRule="exact"/>
+        <w:rPr>
+          <w:rFonts w:ascii="Consolas" w:hAnsi="Consolas" w:cs="Consolas"/>
+          <w:sz w:val="10"/>
+          <w:szCs w:val="10"/>
+          <w:lang w:val="en-US"/>
+        </w:rPr>
+      </w:pPr>
+      <w:r>
+        <w:rPr>
+          <w:rFonts w:ascii="Consolas" w:hAnsi="Consolas" w:cs="Consolas"/>
+          <w:sz w:val="10"/>
+          <w:szCs w:val="10"/>
+          <w:lang w:val="en-US"/>
+        </w:rPr>
+        <w:t>-------------------------------------------------------------</w:t>
+      </w:r>
+    </w:p>
+    <w:p>
+      <w:pPr>
+        <w:spacing w:after="0" w:line="100" w:lineRule="exact"/>
+        <w:rPr>
+          <w:rFonts w:ascii="Consolas" w:hAnsi="Consolas" w:cs="Consolas"/>
+          <w:sz w:val="10"/>
+          <w:szCs w:val="10"/>
+          <w:lang w:val="en-US"/>
+        </w:rPr>
+      </w:pPr>
+      <w:proofErr w:type="gramStart"/>
+      <w:r>
+        <w:rPr>
+          <w:rFonts w:ascii="Consolas" w:hAnsi="Consolas" w:cs="Consolas"/>
+          <w:sz w:val="10"/>
+          <w:szCs w:val="10"/>
+          <w:lang w:val="en-US"/>
+        </w:rPr>
+        <w:t>Overall</w:t>
+      </w:r>
+      <w:proofErr w:type="gramEnd"/>
+      <w:r>
+        <w:rPr>
+          <w:rFonts w:ascii="Consolas" w:hAnsi="Consolas" w:cs="Consolas"/>
+          <w:sz w:val="10"/>
+          <w:szCs w:val="10"/>
+          <w:lang w:val="en-US"/>
+        </w:rPr>
+        <w:t xml:space="preserve">         All             7191       10000       71.9%</w:t>
+      </w:r>
+    </w:p>
+    <w:p>
+      <w:pPr>
+        <w:spacing w:after="0" w:line="100" w:lineRule="exact"/>
+        <w:rPr>
+          <w:rFonts w:ascii="Consolas" w:hAnsi="Consolas" w:cs="Consolas"/>
+          <w:sz w:val="10"/>
+          <w:szCs w:val="10"/>
+          <w:lang w:val="en-US"/>
+        </w:rPr>
+      </w:pPr>
+      <w:r>
+        <w:rPr>
+          <w:rFonts w:ascii="Consolas" w:hAnsi="Consolas" w:cs="Consolas"/>
+          <w:sz w:val="10"/>
+          <w:szCs w:val="10"/>
+          <w:lang w:val="en-US"/>
+        </w:rPr>
+        <w:t>=============================================================</w:t>
+      </w:r>
+    </w:p>
+    <w:p>
+      <w:pPr>
+        <w:rPr>
+          <w:lang w:val="en-US"/>
+        </w:rPr>
+      </w:pPr>
+    </w:p>
+    <w:p>
+      <w:pPr>
         <w:pStyle w:val="Heading2"/>
       </w:pPr>
       <w:r>
@@ -775,6 +1090,47 @@
     </w:p>
     <w:p>
       <w:pPr>
+        <w:rPr>
+          <w:lang w:val="en-US"/>
+        </w:rPr>
+      </w:pPr>
+      <w:proofErr w:type="spellStart"/>
+      <w:proofErr w:type="gramStart"/>
+      <w:r>
+        <w:rPr>
+          <w:rFonts w:ascii="Courier New" w:hAnsi="Courier New" w:cs="Courier New"/>
+          <w:color w:val="E3E3E3"/>
+          <w:sz w:val="21"/>
+          <w:szCs w:val="21"/>
+          <w:shd w:val="clear" w:color="auto" w:fill="282A2C"/>
+        </w:rPr>
+        <w:t>Accuracy</w:t>
+      </w:r>
+      <w:proofErr w:type="spellEnd"/>
+      <w:r>
+        <w:rPr>
+          <w:rFonts w:ascii="Courier New" w:hAnsi="Courier New" w:cs="Courier New"/>
+          <w:color w:val="E3E3E3"/>
+          <w:sz w:val="21"/>
+          <w:szCs w:val="21"/>
+          <w:shd w:val="clear" w:color="auto" w:fill="282A2C"/>
+        </w:rPr>
+        <w:t>:</w:t>
+      </w:r>
+      <w:proofErr w:type="gramEnd"/>
+      <w:r>
+        <w:rPr>
+          <w:rFonts w:ascii="Courier New" w:hAnsi="Courier New" w:cs="Courier New"/>
+          <w:color w:val="E3E3E3"/>
+          <w:sz w:val="21"/>
+          <w:szCs w:val="21"/>
+          <w:shd w:val="clear" w:color="auto" w:fill="282A2C"/>
+        </w:rPr>
+        <w:t xml:space="preserve"> 55.02% (1837/3339)</w:t>
+      </w:r>
+    </w:p>
+    <w:p>
+      <w:pPr>
         <w:pStyle w:val="Heading1"/>
         <w:rPr>
           <w:lang w:val="en-GB"/>
@@ -853,6 +1209,7 @@
         <w:rPr>
           <w:lang w:val="en-GB"/>
         </w:rPr>
+        <w:lastRenderedPageBreak/>
         <w:t>Limitations and future work</w:t>
       </w:r>
     </w:p>
@@ -972,16 +1329,7 @@
           <w:color w:val="222222"/>
           <w:shd w:val="clear" w:color="auto" w:fill="FFFFFF"/>
         </w:rPr>
-        <w:t xml:space="preserve"> 37 (2024): </w:t>
-      </w:r>
-      <w:r>
-        <w:rPr>
-          <w:rFonts w:cs="Arial"/>
-          <w:color w:val="222222"/>
-          <w:shd w:val="clear" w:color="auto" w:fill="FFFFFF"/>
-        </w:rPr>
-        <w:lastRenderedPageBreak/>
-        <w:t>78104-78146.</w:t>
+        <w:t> 37 (2024): 78104-78146.</w:t>
       </w:r>
     </w:p>
     <w:p>

--- a/R00065426_(John)_Paul_Nagle_NLP_Assignment_1.docx
+++ b/R00065426_(John)_Paul_Nagle_NLP_Assignment_1.docx
@@ -84,7 +84,7 @@
       </w:pPr>
       <w:r>
         <w:rPr>
-          <w:lang w:val="fr-FR"/>
+          <w:lang w:val="en-GB"/>
         </w:rPr>
         <w:t>John.P.Nagle@mymtu.ie</w:t>
       </w:r>
@@ -174,198 +174,154 @@
         <w:rPr>
           <w:lang w:val="en-GB" w:eastAsia="fr-FR"/>
         </w:rPr>
-        <w:t xml:space="preserve">from the Internet, and greater than 50% of all internet content is English  </w:t>
-      </w:r>
-      <w:hyperlink w:anchor="_https://en.wikipedia.org/wiki/Langu" w:history="1">
+        <w:t xml:space="preserve">from the Internet, and greater than 50% of all internet content is </w:t>
+      </w:r>
+      <w:proofErr w:type="gramStart"/>
+      <w:r>
+        <w:rPr>
+          <w:lang w:val="en-GB" w:eastAsia="fr-FR"/>
+        </w:rPr>
+        <w:t xml:space="preserve">English  </w:t>
+      </w:r>
+      <w:r>
+        <w:rPr>
+          <w:lang w:val="en-GB" w:eastAsia="fr-FR"/>
+        </w:rPr>
+        <w:t>[</w:t>
+      </w:r>
+      <w:proofErr w:type="gramEnd"/>
+      <w:r>
+        <w:rPr>
+          <w:lang w:val="en-GB" w:eastAsia="fr-FR"/>
+        </w:rPr>
+        <w:t>1]</w:t>
+      </w:r>
+      <w:r>
+        <w:rPr>
+          <w:lang w:val="en-GB" w:eastAsia="fr-FR"/>
+        </w:rPr>
+        <w:t xml:space="preserve">. </w:t>
+      </w:r>
+      <w:r>
+        <w:rPr>
+          <w:lang w:val="en-GB" w:eastAsia="fr-FR"/>
+        </w:rPr>
+        <w:t>Therefore,</w:t>
+      </w:r>
+      <w:r>
+        <w:rPr>
+          <w:lang w:val="en-GB" w:eastAsia="fr-FR"/>
+        </w:rPr>
+        <w:t xml:space="preserve"> we should expect a bias towards information that was originally stored in English, and away from other </w:t>
+      </w:r>
+      <w:r>
+        <w:rPr>
+          <w:lang w:val="en-GB" w:eastAsia="fr-FR"/>
+        </w:rPr>
+        <w:t>languages</w:t>
+      </w:r>
+      <w:r>
+        <w:rPr>
+          <w:lang w:val="en-GB" w:eastAsia="fr-FR"/>
+        </w:rPr>
+        <w:t xml:space="preserve">. </w:t>
+      </w:r>
+      <w:r>
+        <w:rPr>
+          <w:lang w:val="en-GB" w:eastAsia="fr-FR"/>
+        </w:rPr>
+        <w:t>Underrepresented languages should be a rich source of information about the culture that those languages emerged from, providing information about local/regional culture and traditions. What is uncertain is whether this culture specific cultural knowledge is available through interrogation of the LLMs that are bias against these underrepresented languages/cultures/traditions. This assignment seeks to quantify the extent to which these biases exist.</w:t>
+      </w:r>
+    </w:p>
+    <w:p>
+      <w:pPr>
+        <w:pStyle w:val="Heading1"/>
+        <w:rPr>
+          <w:rFonts w:eastAsia="Times New Roman"/>
+          <w:lang w:val="en-GB" w:eastAsia="fr-FR"/>
+        </w:rPr>
+      </w:pPr>
+      <w:r>
+        <w:rPr>
+          <w:lang w:val="en-GB"/>
+        </w:rPr>
+        <w:t>Dataset and locale selection</w:t>
+      </w:r>
+    </w:p>
+    <w:p>
+      <w:pPr>
+        <w:rPr>
+          <w:lang w:val="en-GB" w:eastAsia="fr-FR"/>
+        </w:rPr>
+      </w:pPr>
+      <w:r>
+        <w:rPr>
+          <w:lang w:val="en-GB" w:eastAsia="fr-FR"/>
+        </w:rPr>
+        <w:t xml:space="preserve">I re-used some the datasets from </w:t>
+      </w:r>
+      <w:hyperlink r:id="rId11" w:history="1">
         <w:r>
           <w:rPr>
             <w:rStyle w:val="Hyperlink"/>
             <w:lang w:val="en-GB" w:eastAsia="fr-FR"/>
           </w:rPr>
-          <w:t>[</w:t>
-        </w:r>
-        <w:r>
-          <w:rPr>
-            <w:rStyle w:val="Hyperlink"/>
-            <w:lang w:val="en-GB" w:eastAsia="fr-FR"/>
-          </w:rPr>
-          <w:t>1</w:t>
-        </w:r>
-        <w:r>
-          <w:rPr>
-            <w:rStyle w:val="Hyperlink"/>
-            <w:lang w:val="en-GB" w:eastAsia="fr-FR"/>
-          </w:rPr>
-          <w:t>]</w:t>
+          <w:t>BLEnD (Benchmark for LLMs on Everyday Knowledge in Diverse Cultures and Languages)</w:t>
         </w:r>
       </w:hyperlink>
       <w:r>
         <w:rPr>
           <w:lang w:val="en-GB" w:eastAsia="fr-FR"/>
         </w:rPr>
-        <w:t xml:space="preserve"> </w:t>
-      </w:r>
-      <w:r>
+        <w:t xml:space="preserve"> which is what this current assignment was inspired by.</w:t>
+      </w:r>
+    </w:p>
+    <w:p>
+      <w:pPr>
         <w:rPr>
           <w:lang w:val="en-GB" w:eastAsia="fr-FR"/>
         </w:rPr>
-        <w:t xml:space="preserve">. </w:t>
-      </w:r>
+      </w:pPr>
       <w:r>
         <w:rPr>
           <w:lang w:val="en-GB" w:eastAsia="fr-FR"/>
         </w:rPr>
-        <w:t>Therefore,</w:t>
-      </w:r>
-      <w:r>
+        <w:t>BLEnd [2] provided a curated list of both multiple choice and single answer questions for multiple locales, all with correct answers provided. I would not have been able to produce such a dataset independently.</w:t>
+      </w:r>
+    </w:p>
+    <w:p>
+      <w:pPr>
         <w:rPr>
           <w:lang w:val="en-GB" w:eastAsia="fr-FR"/>
         </w:rPr>
-        <w:t xml:space="preserve"> we should expect a bias towards information that was originally stored in English, and away from other </w:t>
-      </w:r>
+      </w:pPr>
       <w:r>
         <w:rPr>
           <w:lang w:val="en-GB" w:eastAsia="fr-FR"/>
         </w:rPr>
-        <w:t>languages</w:t>
+        <w:t>The assignment required us to choose 4 locales including at least one non-</w:t>
       </w:r>
       <w:r>
         <w:rPr>
           <w:lang w:val="en-GB" w:eastAsia="fr-FR"/>
         </w:rPr>
-        <w:t xml:space="preserve">. </w:t>
+        <w:t>Latin</w:t>
       </w:r>
       <w:r>
         <w:rPr>
           <w:lang w:val="en-GB" w:eastAsia="fr-FR"/>
         </w:rPr>
-        <w:t>Underrepresented languages should be a rich source of information about the culture that those languages emerged from, providing information about local/regional culture and traditions. What is uncertain is whether this culture specific cultural knowledge is available through interrogation of the LLMs that are bias against these underrepresented languages/cultures/traditions. This assignment seeks to quantify the extent to which these biases exist.</w:t>
-      </w:r>
-    </w:p>
-    <w:p>
-      <w:pPr>
-        <w:pStyle w:val="Heading1"/>
-        <w:rPr>
-          <w:rFonts w:eastAsia="Times New Roman"/>
+        <w:t xml:space="preserve"> script locale, and</w:t>
+      </w:r>
+      <w:r>
+        <w:rPr>
           <w:lang w:val="en-GB" w:eastAsia="fr-FR"/>
         </w:rPr>
-      </w:pPr>
-      <w:r>
-        <w:rPr>
-          <w:lang w:val="en-GB"/>
-        </w:rPr>
-        <w:t>Dataset and locale selection</w:t>
-      </w:r>
-    </w:p>
-    <w:p>
-      <w:pPr>
-        <w:rPr>
-          <w:lang w:val="en-IE" w:eastAsia="fr-FR"/>
-        </w:rPr>
-      </w:pPr>
+        <w:t xml:space="preserve"> at</w:t>
+      </w:r>
       <w:r>
         <w:rPr>
           <w:lang w:val="en-GB" w:eastAsia="fr-FR"/>
-        </w:rPr>
-        <w:t xml:space="preserve">I re-used some the datasets from </w:t>
-      </w:r>
-      <w:hyperlink r:id="rId11" w:history="1">
-        <w:proofErr w:type="spellStart"/>
-        <w:r>
-          <w:rPr>
-            <w:rStyle w:val="Hyperlink"/>
-            <w:lang w:val="en-IE" w:eastAsia="fr-FR"/>
-          </w:rPr>
-          <w:t>BLEnD</w:t>
-        </w:r>
-        <w:proofErr w:type="spellEnd"/>
-        <w:r>
-          <w:rPr>
-            <w:rStyle w:val="Hyperlink"/>
-            <w:lang w:val="en-IE" w:eastAsia="fr-FR"/>
-          </w:rPr>
-          <w:t xml:space="preserve"> (Benchmark for LLMs on Everyday Knowledge in Diverse</w:t>
-        </w:r>
-        <w:r>
-          <w:rPr>
-            <w:rStyle w:val="Hyperlink"/>
-            <w:lang w:val="en-IE" w:eastAsia="fr-FR"/>
-          </w:rPr>
-          <w:t xml:space="preserve"> </w:t>
-        </w:r>
-        <w:r>
-          <w:rPr>
-            <w:rStyle w:val="Hyperlink"/>
-            <w:lang w:val="en-IE" w:eastAsia="fr-FR"/>
-          </w:rPr>
-          <w:t>Cultures and Languages)</w:t>
-        </w:r>
-      </w:hyperlink>
-      <w:r>
-        <w:rPr>
-          <w:lang w:val="en-IE" w:eastAsia="fr-FR"/>
-        </w:rPr>
-        <w:t xml:space="preserve"> which is what this current assignment was inspired by.</w:t>
-      </w:r>
-    </w:p>
-    <w:p>
-      <w:pPr>
-        <w:rPr>
-          <w:lang w:val="en-IE" w:eastAsia="fr-FR"/>
-        </w:rPr>
-      </w:pPr>
-      <w:proofErr w:type="spellStart"/>
-      <w:r>
-        <w:rPr>
-          <w:lang w:val="en-IE" w:eastAsia="fr-FR"/>
-        </w:rPr>
-        <w:t>BLEnd</w:t>
-      </w:r>
-      <w:proofErr w:type="spellEnd"/>
-      <w:r>
-        <w:rPr>
-          <w:lang w:val="en-IE" w:eastAsia="fr-FR"/>
-        </w:rPr>
-        <w:t xml:space="preserve"> [2] provided a curated list of both multiple choice and single answer questions for multiple locales, all with correct answers provided. I would not have been able to produce such a dataset independently.</w:t>
-      </w:r>
-    </w:p>
-    <w:p>
-      <w:pPr>
-        <w:rPr>
-          <w:lang w:val="en-IE" w:eastAsia="fr-FR"/>
-        </w:rPr>
-      </w:pPr>
-      <w:r>
-        <w:rPr>
-          <w:lang w:val="en-IE" w:eastAsia="fr-FR"/>
-        </w:rPr>
-        <w:t>The assignment required us to choose 4 locales including at least one non-</w:t>
-      </w:r>
-      <w:proofErr w:type="spellStart"/>
-      <w:r>
-        <w:rPr>
-          <w:lang w:val="en-IE" w:eastAsia="fr-FR"/>
-        </w:rPr>
-        <w:t>latin</w:t>
-      </w:r>
-      <w:proofErr w:type="spellEnd"/>
-      <w:r>
-        <w:rPr>
-          <w:lang w:val="en-IE" w:eastAsia="fr-FR"/>
-        </w:rPr>
-        <w:t xml:space="preserve"> script locale, and </w:t>
-      </w:r>
-      <w:proofErr w:type="spellStart"/>
-      <w:r>
-        <w:rPr>
-          <w:lang w:val="en-IE" w:eastAsia="fr-FR"/>
-        </w:rPr>
-        <w:t>and</w:t>
-      </w:r>
-      <w:proofErr w:type="spellEnd"/>
-      <w:r>
-        <w:rPr>
-          <w:lang w:val="en-IE" w:eastAsia="fr-FR"/>
         </w:rPr>
         <w:t xml:space="preserve"> least one low resource locale. The locales that I chose were</w:t>
       </w:r>
@@ -381,25 +337,11 @@
           <w:lang w:val="en-GB"/>
         </w:rPr>
       </w:pPr>
-      <w:proofErr w:type="spellStart"/>
-      <w:r>
-        <w:rPr>
-          <w:lang w:val="en-GB"/>
-        </w:rPr>
-        <w:t>e</w:t>
-      </w:r>
-      <w:r>
-        <w:rPr>
-          <w:lang w:val="en-GB"/>
-        </w:rPr>
-        <w:t>n</w:t>
-      </w:r>
-      <w:proofErr w:type="spellEnd"/>
-      <w:r>
-        <w:rPr>
-          <w:lang w:val="en-GB"/>
-        </w:rPr>
-        <w:t>-US</w:t>
+      <w:r>
+        <w:rPr>
+          <w:lang w:val="en-GB"/>
+        </w:rPr>
+        <w:t>en-US (English-US):</w:t>
       </w:r>
       <w:r>
         <w:rPr>
@@ -411,7 +353,7 @@
         <w:rPr>
           <w:lang w:val="en-GB"/>
         </w:rPr>
-        <w:t>(English-US): High-resource baseline</w:t>
+        <w:t>High-resource baseline</w:t>
       </w:r>
     </w:p>
     <w:p>
@@ -425,31 +367,11 @@
           <w:lang w:val="en-GB"/>
         </w:rPr>
       </w:pPr>
-      <w:proofErr w:type="spellStart"/>
-      <w:r>
-        <w:rPr>
-          <w:lang w:val="en-GB"/>
-        </w:rPr>
-        <w:t>en</w:t>
-      </w:r>
-      <w:proofErr w:type="spellEnd"/>
-      <w:r>
-        <w:rPr>
-          <w:lang w:val="en-GB"/>
-        </w:rPr>
-        <w:t>-GB</w:t>
-      </w:r>
-      <w:r>
-        <w:rPr>
-          <w:lang w:val="en-GB"/>
-        </w:rPr>
-        <w:t xml:space="preserve"> </w:t>
-      </w:r>
-      <w:r>
-        <w:rPr>
-          <w:lang w:val="en-GB"/>
-        </w:rPr>
-        <w:t>(English-UK): High-resource, European locale</w:t>
+      <w:r>
+        <w:rPr>
+          <w:lang w:val="en-GB"/>
+        </w:rPr>
+        <w:t>en-GB (English-UK): High-resource, European locale</w:t>
       </w:r>
     </w:p>
     <w:p>
@@ -463,31 +385,11 @@
           <w:lang w:val="en-GB"/>
         </w:rPr>
       </w:pPr>
-      <w:proofErr w:type="spellStart"/>
-      <w:r>
-        <w:rPr>
-          <w:lang w:val="en-GB"/>
-        </w:rPr>
-        <w:t>zh</w:t>
-      </w:r>
-      <w:proofErr w:type="spellEnd"/>
-      <w:r>
-        <w:rPr>
-          <w:lang w:val="en-GB"/>
-        </w:rPr>
-        <w:t>-CN</w:t>
-      </w:r>
-      <w:r>
-        <w:rPr>
-          <w:lang w:val="en-GB"/>
-        </w:rPr>
-        <w:t xml:space="preserve"> </w:t>
-      </w:r>
-      <w:r>
-        <w:rPr>
-          <w:lang w:val="en-GB"/>
-        </w:rPr>
-        <w:t>(Chinese-China): Non-Latin script, major language</w:t>
+      <w:r>
+        <w:rPr>
+          <w:lang w:val="en-GB"/>
+        </w:rPr>
+        <w:t>zh-CN (Chinese-China): Non-Latin script, major language</w:t>
       </w:r>
     </w:p>
     <w:p>
@@ -505,7 +407,20 @@
         <w:rPr>
           <w:lang w:val="en-GB"/>
         </w:rPr>
-        <w:t>am-ET</w:t>
+        <w:t>am-ET (Amharic-Ethiopia): Low-resource, under-represented locale</w:t>
+      </w:r>
+    </w:p>
+    <w:p>
+      <w:pPr>
+        <w:rPr>
+          <w:lang w:val="en-GB"/>
+        </w:rPr>
+      </w:pPr>
+      <w:r>
+        <w:rPr>
+          <w:lang w:val="en-GB"/>
+        </w:rPr>
+        <w:t>The model that I chose to use was mistralai</w:t>
       </w:r>
       <w:r>
         <w:rPr>
@@ -517,86 +432,1044 @@
         <w:rPr>
           <w:lang w:val="en-GB"/>
         </w:rPr>
-        <w:t>(Amharic-Ethiopia): Low-resource, under-represented locale</w:t>
-      </w:r>
-    </w:p>
-    <w:p>
-      <w:pPr>
-        <w:rPr>
-          <w:lang w:val="en-GB"/>
-        </w:rPr>
-      </w:pPr>
-      <w:r>
-        <w:rPr>
-          <w:lang w:val="en-GB"/>
-        </w:rPr>
-        <w:t xml:space="preserve">The model that I chose to use was </w:t>
+        <w:t>/</w:t>
+      </w:r>
+      <w:r>
+        <w:rPr>
+          <w:lang w:val="en-GB"/>
+        </w:rPr>
+        <w:t xml:space="preserve"> </w:t>
+      </w:r>
+      <w:r>
+        <w:rPr>
+          <w:lang w:val="en-GB"/>
+        </w:rPr>
+        <w:t xml:space="preserve">Mistral-7B-Instruct-v0.3 [3] from huggingface which is an is an instruct fine-tuned version of the Mistral-7B-v0.3 [4] suitable for </w:t>
+      </w:r>
+      <w:r>
+        <w:rPr>
+          <w:lang w:val="en-GB"/>
+        </w:rPr>
+        <w:t>question-and-answer</w:t>
+      </w:r>
+      <w:r>
+        <w:rPr>
+          <w:lang w:val="en-GB"/>
+        </w:rPr>
+        <w:t xml:space="preserve"> scenarios.</w:t>
+      </w:r>
+    </w:p>
+    <w:p>
+      <w:pPr>
+        <w:pStyle w:val="Heading1"/>
+        <w:rPr>
+          <w:lang w:val="en-GB"/>
+        </w:rPr>
+      </w:pPr>
+      <w:r>
+        <w:rPr>
+          <w:lang w:val="en-GB"/>
+        </w:rPr>
+        <w:t>Methodology</w:t>
+      </w:r>
+    </w:p>
+    <w:p>
+      <w:pPr>
+        <w:pStyle w:val="Heading2"/>
+        <w:rPr>
+          <w:lang w:val="en-GB"/>
+        </w:rPr>
+      </w:pPr>
+      <w:r>
+        <w:rPr>
+          <w:lang w:val="en-GB"/>
+        </w:rPr>
+        <w:t>Baseline</w:t>
+      </w:r>
+    </w:p>
+    <w:p>
+      <w:pPr>
+        <w:rPr>
+          <w:lang w:val="en-GB"/>
+        </w:rPr>
+      </w:pPr>
+      <w:r>
+        <w:rPr>
+          <w:lang w:val="en-GB"/>
+        </w:rPr>
+        <w:t xml:space="preserve">I implemented a baseline system for both Track </w:t>
+      </w:r>
+      <w:proofErr w:type="gramStart"/>
+      <w:r>
+        <w:rPr>
+          <w:lang w:val="en-GB"/>
+        </w:rPr>
+        <w:t>A</w:t>
+      </w:r>
+      <w:proofErr w:type="gramEnd"/>
+      <w:r>
+        <w:rPr>
+          <w:lang w:val="en-GB"/>
+        </w:rPr>
+        <w:t xml:space="preserve"> Short Answer Questions (SAQ) and Track B (MCQ).  Both tracks implement a direct prompt-to-model inference pipeline, with results compared to the dataset given answers, after appropriate normalisation</w:t>
+      </w:r>
+      <w:r>
+        <w:rPr>
+          <w:lang w:val="en-GB"/>
+        </w:rPr>
+        <w:t xml:space="preserve"> and lemmatization</w:t>
+      </w:r>
+      <w:r>
+        <w:rPr>
+          <w:lang w:val="en-GB"/>
+        </w:rPr>
+        <w:t>.</w:t>
+      </w:r>
+    </w:p>
+    <w:p>
+      <w:pPr>
+        <w:pStyle w:val="Heading3"/>
+        <w:rPr>
+          <w:lang w:val="en-GB"/>
+        </w:rPr>
+      </w:pPr>
+      <w:r>
+        <w:rPr>
+          <w:lang w:val="en-GB"/>
+        </w:rPr>
+        <w:t>Short Answer Question methodology</w:t>
+      </w:r>
+    </w:p>
+    <w:p>
+      <w:pPr>
+        <w:rPr>
+          <w:lang w:val="en-GB"/>
+        </w:rPr>
+      </w:pPr>
+      <w:r>
+        <w:rPr>
+          <w:lang w:val="en-GB"/>
+        </w:rPr>
+        <w:t>Questions and answered were loaded from datafiles that I borrowed from the BLEnD p</w:t>
+      </w:r>
+      <w:r>
+        <w:rPr>
+          <w:lang w:val="en-GB"/>
+        </w:rPr>
+        <w:t>r</w:t>
+      </w:r>
+      <w:r>
+        <w:rPr>
+          <w:lang w:val="en-GB"/>
+        </w:rPr>
+        <w:t xml:space="preserve">oject that the assignment was based on. I used a sample size of 500 questions per locale.  </w:t>
+      </w:r>
+    </w:p>
+    <w:p>
+      <w:pPr>
+        <w:rPr>
+          <w:lang w:val="en-GB"/>
+        </w:rPr>
+      </w:pPr>
+      <w:r>
+        <w:rPr>
+          <w:lang w:val="en-GB"/>
+        </w:rPr>
+        <w:t xml:space="preserve">I used </w:t>
+      </w:r>
+      <w:r>
+        <w:rPr>
+          <w:lang w:val="en-GB"/>
+        </w:rPr>
+        <w:t>persona-based</w:t>
+      </w:r>
+      <w:r>
+        <w:rPr>
+          <w:lang w:val="en-GB"/>
+        </w:rPr>
+        <w:t xml:space="preserve"> prompts to ask the questions i.e. “You are an American cultural expert with deep knowledge of US everyday life, food, traditions, and customs".  </w:t>
+      </w:r>
+    </w:p>
+    <w:p>
+      <w:pPr>
+        <w:rPr>
+          <w:lang w:val="en-GB"/>
+        </w:rPr>
+      </w:pPr>
+      <w:r>
+        <w:rPr>
+          <w:lang w:val="en-GB"/>
+        </w:rPr>
+        <w:t xml:space="preserve">The questions were also sent to the LLM with instructions to use a maximum of 100 tokens in the answer. This influenced the LLM to be brief in </w:t>
       </w:r>
       <w:proofErr w:type="spellStart"/>
-      <w:r>
-        <w:rPr>
-          <w:lang w:val="en-GB"/>
-        </w:rPr>
-        <w:t>mistralai</w:t>
+      <w:proofErr w:type="gramStart"/>
+      <w:r>
+        <w:rPr>
+          <w:lang w:val="en-GB"/>
+        </w:rPr>
+        <w:t>it’s</w:t>
       </w:r>
       <w:proofErr w:type="spellEnd"/>
-      <w:r>
-        <w:rPr>
-          <w:lang w:val="en-GB"/>
-        </w:rPr>
-        <w:t>/Mistral-7B-Instruct-v0.3</w:t>
-      </w:r>
-      <w:r>
-        <w:rPr>
-          <w:lang w:val="en-GB"/>
-        </w:rPr>
-        <w:t xml:space="preserve"> [3] from </w:t>
+      <w:proofErr w:type="gramEnd"/>
+      <w:r>
+        <w:rPr>
+          <w:lang w:val="en-GB"/>
+        </w:rPr>
+        <w:t xml:space="preserve"> responses.</w:t>
+      </w:r>
+    </w:p>
+    <w:p>
+      <w:pPr>
+        <w:rPr>
+          <w:lang w:val="en-GB"/>
+        </w:rPr>
+      </w:pPr>
+      <w:r>
+        <w:rPr>
+          <w:lang w:val="en-GB"/>
+        </w:rPr>
+        <w:t xml:space="preserve">The answers were normalised with locale specific </w:t>
+      </w:r>
+      <w:r>
+        <w:rPr>
+          <w:lang w:val="en-GB"/>
+        </w:rPr>
+        <w:t>operations, including a specialised python library (</w:t>
+      </w:r>
+      <w:r>
+        <w:t>AmharicNLP</w:t>
+      </w:r>
+      <w:r>
+        <w:t xml:space="preserve"> [5]) </w:t>
+      </w:r>
+      <w:r>
+        <w:rPr>
+          <w:lang w:val="en-GB"/>
+        </w:rPr>
+        <w:t>for the Ethiopian Amharic script.</w:t>
+      </w:r>
+    </w:p>
+    <w:p>
+      <w:pPr>
+        <w:rPr>
+          <w:lang w:val="en-GB"/>
+        </w:rPr>
+      </w:pPr>
+      <w:r>
+        <w:rPr>
+          <w:lang w:val="en-GB"/>
+        </w:rPr>
+        <w:t>Answers were generated with Temperature set to 0 for reproducibility, and all answers returned a token probability from the LLM which was used to calculate an overall confidence score for the questions. An abstention method was implemented which would discard any answer with a confidence score lower than 0.3, but none were encountered. Confidence scores were values i.e. between 0.0 and 1.0</w:t>
+      </w:r>
+    </w:p>
+    <w:p>
+      <w:pPr>
+        <w:rPr>
+          <w:lang w:val="en-GB"/>
+        </w:rPr>
+      </w:pPr>
+      <w:r>
+        <w:rPr>
+          <w:lang w:val="en-GB"/>
+        </w:rPr>
+        <w:t>The answers were evaluated to be correct based on some basic string searches after normalisation. Exact matches or substring matches were accepted.</w:t>
+      </w:r>
+    </w:p>
+    <w:p>
+      <w:pPr>
+        <w:rPr>
+          <w:lang w:val="en-GB"/>
+        </w:rPr>
+      </w:pPr>
+      <w:r>
+        <w:rPr>
+          <w:lang w:val="en-GB"/>
+        </w:rPr>
+        <w:t>I then calculated some metrics, accuracy, confidence analysis i.e. confidence gap between correct and incorrect answers</w:t>
+      </w:r>
+      <w:r>
+        <w:rPr>
+          <w:lang w:val="en-GB"/>
+        </w:rPr>
+        <w:t>.</w:t>
+      </w:r>
+    </w:p>
+    <w:p>
+      <w:pPr>
+        <w:pStyle w:val="Heading3"/>
+        <w:rPr>
+          <w:lang w:val="en-GB"/>
+        </w:rPr>
+      </w:pPr>
+      <w:r>
+        <w:rPr>
+          <w:lang w:val="en-GB"/>
+        </w:rPr>
+        <w:t>Multiple Choice Qs methodology</w:t>
+      </w:r>
+    </w:p>
+    <w:p>
+      <w:pPr>
+        <w:rPr>
+          <w:lang w:val="en-GB"/>
+        </w:rPr>
+      </w:pPr>
+      <w:r>
+        <w:rPr>
+          <w:lang w:val="en-GB"/>
+        </w:rPr>
+        <w:t xml:space="preserve">For the multiple-choice question evaluations, the date was again borrowed from the BLEnD project. I took a sample set of 43,000 questions in total, distributed across the locales. Lacking the regional information and language skills, I would </w:t>
+      </w:r>
+      <w:r>
+        <w:rPr>
+          <w:lang w:val="en-GB"/>
+        </w:rPr>
+        <w:lastRenderedPageBreak/>
+        <w:t xml:space="preserve">not have been able to generate these datasets myself. </w:t>
+      </w:r>
+    </w:p>
+    <w:p>
+      <w:pPr>
+        <w:rPr>
+          <w:lang w:val="en-GB"/>
+        </w:rPr>
+      </w:pPr>
+      <w:r>
+        <w:rPr>
+          <w:lang w:val="en-GB"/>
+        </w:rPr>
+        <w:t xml:space="preserve">Each question from the dataset included a prompt (with </w:t>
       </w:r>
       <w:proofErr w:type="spellStart"/>
       <w:r>
         <w:rPr>
           <w:lang w:val="en-GB"/>
         </w:rPr>
-        <w:t>huggingface</w:t>
+        <w:t>json</w:t>
       </w:r>
       <w:proofErr w:type="spellEnd"/>
       <w:r>
         <w:rPr>
           <w:lang w:val="en-GB"/>
         </w:rPr>
-        <w:t xml:space="preserve"> which is an </w:t>
-      </w:r>
-      <w:r>
-        <w:rPr>
-          <w:lang w:val="en-GB"/>
-        </w:rPr>
-        <w:t>is an instruct fine-tuned version of the Mistral-7B-v0.3</w:t>
-      </w:r>
-      <w:r>
-        <w:rPr>
-          <w:lang w:val="en-GB"/>
-        </w:rPr>
-        <w:t xml:space="preserve"> [4] suitable for </w:t>
-      </w:r>
-      <w:r>
-        <w:rPr>
-          <w:lang w:val="en-GB"/>
-        </w:rPr>
-        <w:t>question-and-answer</w:t>
-      </w:r>
-      <w:r>
-        <w:rPr>
-          <w:lang w:val="en-GB"/>
-        </w:rPr>
-        <w:t xml:space="preserve"> scenarios.</w:t>
+        <w:t xml:space="preserve"> response requirement), 4 answer choices (A, B, C, D), the correct answer and country associations for each choice.</w:t>
+      </w:r>
+    </w:p>
+    <w:p>
+      <w:pPr>
+        <w:rPr>
+          <w:lang w:val="en-GB"/>
+        </w:rPr>
+      </w:pPr>
+      <w:r>
+        <w:rPr>
+          <w:lang w:val="en-GB"/>
+        </w:rPr>
+        <w:t>The prompts being sent to the LLM included the prompt from the dataset, and extra locale-persona based prompt details.</w:t>
+      </w:r>
+    </w:p>
+    <w:p>
+      <w:pPr>
+        <w:rPr>
+          <w:lang w:val="en-GB"/>
+        </w:rPr>
+      </w:pPr>
+      <w:r>
+        <w:rPr>
+          <w:lang w:val="en-GB"/>
+        </w:rPr>
+        <w:t>The prompts were also sent with max tokens set to 50. This influenced the LLM to respond in the brief format required.</w:t>
+      </w:r>
+    </w:p>
+    <w:p>
+      <w:pPr>
+        <w:rPr>
+          <w:lang w:val="en-GB"/>
+        </w:rPr>
+      </w:pPr>
+      <w:r>
+        <w:rPr>
+          <w:lang w:val="en-GB"/>
+        </w:rPr>
+        <w:t xml:space="preserve">To extract the answer details from the LLM response, I used </w:t>
+      </w:r>
+      <w:proofErr w:type="spellStart"/>
+      <w:r>
+        <w:rPr>
+          <w:lang w:val="en-GB"/>
+        </w:rPr>
+        <w:t>json</w:t>
+      </w:r>
+      <w:proofErr w:type="spellEnd"/>
+      <w:r>
+        <w:rPr>
+          <w:lang w:val="en-GB"/>
+        </w:rPr>
+        <w:t xml:space="preserve"> to parse the re</w:t>
+      </w:r>
+      <w:r>
+        <w:rPr>
+          <w:lang w:val="en-GB"/>
+        </w:rPr>
+        <w:t>s</w:t>
+      </w:r>
+      <w:r>
+        <w:rPr>
+          <w:lang w:val="en-GB"/>
+        </w:rPr>
+        <w:t xml:space="preserve">ponse (responses were required to be of the format: </w:t>
+      </w:r>
+      <w:r>
+        <w:rPr>
+          <w:lang w:val="en-GB"/>
+        </w:rPr>
+        <w:t>{"</w:t>
+      </w:r>
+      <w:proofErr w:type="spellStart"/>
+      <w:r>
+        <w:rPr>
+          <w:lang w:val="en-GB"/>
+        </w:rPr>
+        <w:t>answer_choice":"A</w:t>
+      </w:r>
+      <w:proofErr w:type="spellEnd"/>
+      <w:r>
+        <w:rPr>
+          <w:lang w:val="en-GB"/>
+        </w:rPr>
+        <w:t>"}</w:t>
+      </w:r>
+      <w:r>
+        <w:rPr>
+          <w:lang w:val="en-GB"/>
+        </w:rPr>
+        <w:t>. The LLM did not always obey the strict requirement for the answer format, so I added fallback of regex searches for A/B/C/D</w:t>
+      </w:r>
+      <w:r>
+        <w:rPr>
+          <w:lang w:val="en-GB"/>
+        </w:rPr>
+        <w:t>.</w:t>
+      </w:r>
+    </w:p>
+    <w:p>
+      <w:pPr>
+        <w:rPr>
+          <w:lang w:val="en-GB"/>
+        </w:rPr>
+      </w:pPr>
+      <w:r>
+        <w:rPr>
+          <w:lang w:val="en-GB"/>
+        </w:rPr>
+        <w:t xml:space="preserve">Evaluating the answers was easier than for the SAQ dataset. The LLM for the most part stuck to the response format requested, and parsing the answers was </w:t>
+      </w:r>
+      <w:r>
+        <w:rPr>
+          <w:lang w:val="en-GB"/>
+        </w:rPr>
+        <w:t>performant</w:t>
+      </w:r>
+      <w:r>
+        <w:rPr>
+          <w:lang w:val="en-GB"/>
+        </w:rPr>
+        <w:t>.</w:t>
+      </w:r>
+    </w:p>
+    <w:p>
+      <w:pPr>
+        <w:pStyle w:val="Heading3"/>
+      </w:pPr>
+      <w:r>
+        <w:t>Normalization approach</w:t>
+      </w:r>
+    </w:p>
+    <w:p>
+      <w:pPr>
+        <w:rPr>
+          <w:lang w:val="en-US"/>
+        </w:rPr>
+      </w:pPr>
+      <w:r>
+        <w:rPr>
+          <w:lang w:val="en-US"/>
+        </w:rPr>
+        <w:t xml:space="preserve">BLAH BLAH BLAH about </w:t>
+      </w:r>
+      <w:proofErr w:type="spellStart"/>
+      <w:r>
+        <w:rPr>
+          <w:lang w:val="en-US"/>
+        </w:rPr>
+        <w:t>normalisation</w:t>
+      </w:r>
+      <w:proofErr w:type="spellEnd"/>
+    </w:p>
+    <w:p>
+      <w:pPr>
+        <w:pStyle w:val="Heading3"/>
+      </w:pPr>
+      <w:r>
+        <w:t>Experimental setup</w:t>
+      </w:r>
+    </w:p>
+    <w:p>
+      <w:pPr>
+        <w:rPr>
+          <w:lang w:val="en-GB"/>
+        </w:rPr>
+      </w:pPr>
+      <w:r>
+        <w:rPr>
+          <w:lang w:val="en-GB"/>
+        </w:rPr>
+        <w:t>The python notebook was run in Google colab using a H100 GPU&gt; I implemented a fal</w:t>
+      </w:r>
+      <w:r>
+        <w:rPr>
+          <w:lang w:val="en-GB"/>
+        </w:rPr>
+        <w:t>l</w:t>
+      </w:r>
+      <w:r>
+        <w:rPr>
+          <w:lang w:val="en-GB"/>
+        </w:rPr>
+        <w:t xml:space="preserve">back </w:t>
+      </w:r>
+      <w:r>
+        <w:rPr>
+          <w:lang w:val="en-GB"/>
+        </w:rPr>
+        <w:t>mode</w:t>
+      </w:r>
+      <w:r>
+        <w:rPr>
+          <w:lang w:val="en-GB"/>
+        </w:rPr>
+        <w:t xml:space="preserve"> on the </w:t>
+      </w:r>
+      <w:r>
+        <w:rPr>
+          <w:lang w:val="en-GB"/>
+        </w:rPr>
+        <w:t>local development</w:t>
+      </w:r>
+      <w:r>
+        <w:rPr>
+          <w:lang w:val="en-GB"/>
+        </w:rPr>
+        <w:t xml:space="preserve">, so that the </w:t>
+      </w:r>
+      <w:r>
+        <w:rPr>
+          <w:lang w:val="en-GB"/>
+        </w:rPr>
+        <w:t xml:space="preserve">code could still be tested and debugged on a computer that </w:t>
+      </w:r>
+      <w:proofErr w:type="gramStart"/>
+      <w:r>
+        <w:rPr>
+          <w:lang w:val="en-GB"/>
+        </w:rPr>
+        <w:t>wasn’t capable of running</w:t>
+      </w:r>
+      <w:proofErr w:type="gramEnd"/>
+      <w:r>
+        <w:rPr>
+          <w:lang w:val="en-GB"/>
+        </w:rPr>
+        <w:t xml:space="preserve"> the larger 7B models.</w:t>
+      </w:r>
+    </w:p>
+    <w:p>
+      <w:pPr>
+        <w:rPr>
+          <w:lang w:val="en-GB"/>
+        </w:rPr>
+      </w:pPr>
+      <w:r>
+        <w:rPr>
+          <w:lang w:val="en-GB"/>
+        </w:rPr>
+        <w:t xml:space="preserve">I configured </w:t>
+      </w:r>
+      <w:r>
+        <w:rPr>
+          <w:lang w:val="en-GB"/>
+        </w:rPr>
+        <w:t>4-bit quantization for</w:t>
+      </w:r>
+      <w:r>
+        <w:rPr>
+          <w:lang w:val="en-GB"/>
+        </w:rPr>
+        <w:t xml:space="preserve"> the </w:t>
+      </w:r>
+      <w:r>
+        <w:rPr>
+          <w:lang w:val="en-GB"/>
+        </w:rPr>
+        <w:t>Mistral-7B</w:t>
+      </w:r>
+      <w:r>
+        <w:rPr>
+          <w:lang w:val="en-GB"/>
+        </w:rPr>
+        <w:t xml:space="preserve"> LLM, </w:t>
+      </w:r>
+      <w:r>
+        <w:rPr>
+          <w:lang w:val="en-GB"/>
+        </w:rPr>
+        <w:t>to reduce the amount of memory required and hopefully to improve the efficiency of the inference (with lower memory bandwidth required). I would have liked to experiment more with different quantisation settings, but due to time constraints I was unable to.</w:t>
+      </w:r>
+    </w:p>
+    <w:p>
+      <w:pPr>
+        <w:rPr>
+          <w:lang w:val="en-GB"/>
+        </w:rPr>
+      </w:pPr>
+    </w:p>
+    <w:p>
+      <w:pPr>
+        <w:pStyle w:val="Heading2"/>
+        <w:rPr>
+          <w:lang w:val="en-GB"/>
+        </w:rPr>
+      </w:pPr>
+      <w:r>
+        <w:rPr>
+          <w:lang w:val="en-GB"/>
+        </w:rPr>
+        <w:t>Improvements</w:t>
+      </w:r>
+    </w:p>
+    <w:p>
+      <w:pPr>
+        <w:pStyle w:val="Heading3"/>
+        <w:rPr>
+          <w:lang w:val="en-GB"/>
+        </w:rPr>
+      </w:pPr>
+      <w:r>
+        <w:rPr>
+          <w:lang w:val="en-GB"/>
+        </w:rPr>
+        <w:t>Persona based prompting</w:t>
+      </w:r>
+    </w:p>
+    <w:p>
+      <w:pPr>
+        <w:rPr>
+          <w:lang w:val="en-GB"/>
+        </w:rPr>
+      </w:pPr>
+      <w:r>
+        <w:rPr>
+          <w:lang w:val="en-GB"/>
+        </w:rPr>
+        <w:t xml:space="preserve">For both the SAQ and MCQ tracks I implemented an extra level of persona-based prompting. This was as basic as adding some text in English to the prompts that were used. The prompts instructed the LLM to respond as a person who was an expert in the local traditions </w:t>
+      </w:r>
+      <w:r>
+        <w:rPr>
+          <w:lang w:val="en-GB"/>
+        </w:rPr>
+        <w:t xml:space="preserve">i.e. “You are an American cultural expert with deep knowledge of US everyday life, food, traditions, and customs".  </w:t>
+      </w:r>
+    </w:p>
+    <w:p>
+      <w:pPr>
+        <w:rPr>
+          <w:lang w:val="en-GB"/>
+        </w:rPr>
+      </w:pPr>
+      <w:r>
+        <w:rPr>
+          <w:lang w:val="en-GB"/>
+        </w:rPr>
+        <w:t xml:space="preserve">The exact text of this prompt was just a free form guess at the best way to influence the LLM in natural language form. It is unclear to me how much of a difference that these persona-based prompts made to the response that I got from the LLM. If given more time, this would be an interesting area to explore. Perhaps there is a </w:t>
+      </w:r>
+      <w:r>
+        <w:rPr>
+          <w:lang w:val="en-GB"/>
+        </w:rPr>
+        <w:t>better way to define a persona from which an LLM should generate an answer.</w:t>
+      </w:r>
+    </w:p>
+    <w:p>
+      <w:pPr>
+        <w:pStyle w:val="Heading3"/>
+        <w:rPr>
+          <w:lang w:val="en-GB"/>
+        </w:rPr>
+      </w:pPr>
+      <w:r>
+        <w:rPr>
+          <w:lang w:val="en-GB"/>
+        </w:rPr>
+        <w:t>Confidence estimation/abstention</w:t>
+      </w:r>
+    </w:p>
+    <w:p>
+      <w:pPr>
+        <w:rPr>
+          <w:lang w:val="en-GB"/>
+        </w:rPr>
+      </w:pPr>
+      <w:r>
+        <w:rPr>
+          <w:lang w:val="en-GB"/>
+        </w:rPr>
+        <w:t>The confidence estimation was calculated using a token level probability averaging approach. The generation requests to the LLM were sent with “</w:t>
+      </w:r>
+      <w:proofErr w:type="spellStart"/>
+      <w:r>
+        <w:rPr>
+          <w:lang w:val="en-GB"/>
+        </w:rPr>
+        <w:t>return_dict_in_generate</w:t>
+      </w:r>
+      <w:proofErr w:type="spellEnd"/>
+      <w:r>
+        <w:rPr>
+          <w:lang w:val="en-GB"/>
+        </w:rPr>
+        <w:t>=True</w:t>
+      </w:r>
+      <w:r>
+        <w:rPr>
+          <w:lang w:val="en-GB"/>
+        </w:rPr>
+        <w:t xml:space="preserve">” which meant that we extra details in the response, such as the list of logits for each generation step. From this list I was able to use the torch library </w:t>
+      </w:r>
+      <w:proofErr w:type="spellStart"/>
+      <w:r>
+        <w:rPr>
+          <w:lang w:val="en-GB"/>
+        </w:rPr>
+        <w:t>softmax</w:t>
+      </w:r>
+      <w:proofErr w:type="spellEnd"/>
+      <w:r>
+        <w:rPr>
+          <w:lang w:val="en-GB"/>
+        </w:rPr>
+        <w:t xml:space="preserve"> functionality to obtain the selected token’s probability and I was able to average these to calculate the overall probability for each token. The final confidence score was then the arithmetic mean of </w:t>
+      </w:r>
+      <w:proofErr w:type="gramStart"/>
+      <w:r>
+        <w:rPr>
+          <w:lang w:val="en-GB"/>
+        </w:rPr>
+        <w:t>all of</w:t>
+      </w:r>
+      <w:proofErr w:type="gramEnd"/>
+      <w:r>
+        <w:rPr>
+          <w:lang w:val="en-GB"/>
+        </w:rPr>
+        <w:t xml:space="preserve"> the probabilities. [6]</w:t>
+      </w:r>
+    </w:p>
+    <w:p>
+      <w:pPr>
+        <w:rPr>
+          <w:lang w:val="en-GB"/>
+        </w:rPr>
+      </w:pPr>
+      <w:r>
+        <w:rPr>
+          <w:lang w:val="en-GB"/>
+        </w:rPr>
+        <w:t xml:space="preserve">I was then able to produce a variety of metrics that would </w:t>
+      </w:r>
+      <w:proofErr w:type="gramStart"/>
+      <w:r>
+        <w:rPr>
+          <w:lang w:val="en-GB"/>
+        </w:rPr>
+        <w:t>potentially</w:t>
+      </w:r>
+      <w:proofErr w:type="gramEnd"/>
+      <w:r>
+        <w:rPr>
+          <w:lang w:val="en-GB"/>
+        </w:rPr>
+        <w:t xml:space="preserve"> useful for analysis. i.e. </w:t>
+      </w:r>
+      <w:r>
+        <w:rPr>
+          <w:lang w:val="en-GB"/>
+        </w:rPr>
+        <w:t>Average confidence (all), Average confidence (correct), Average confidence (incorrect), Confidence gap, Abstention rate, Coverage, Precision on answered</w:t>
+      </w:r>
+      <w:r>
+        <w:rPr>
+          <w:lang w:val="en-GB"/>
+        </w:rPr>
+        <w:t>.</w:t>
+      </w:r>
+    </w:p>
+    <w:p>
+      <w:pPr>
+        <w:rPr>
+          <w:lang w:val="en-GB"/>
+        </w:rPr>
+      </w:pPr>
+      <w:r>
+        <w:rPr>
+          <w:lang w:val="en-GB"/>
+        </w:rPr>
+        <w:t xml:space="preserve">One thing to note here is that as the following setting were always applied: </w:t>
+      </w:r>
+    </w:p>
+    <w:p>
+      <w:pPr>
+        <w:rPr>
+          <w:lang w:val="en-GB"/>
+        </w:rPr>
+      </w:pPr>
+      <w:proofErr w:type="spellStart"/>
+      <w:proofErr w:type="gramStart"/>
+      <w:r>
+        <w:t>temperature</w:t>
+      </w:r>
+      <w:proofErr w:type="spellEnd"/>
+      <w:proofErr w:type="gramEnd"/>
+      <w:r>
+        <w:t>=0.0 and </w:t>
+      </w:r>
+      <w:proofErr w:type="spellStart"/>
+      <w:r>
+        <w:t>do_sample</w:t>
+      </w:r>
+      <w:proofErr w:type="spellEnd"/>
+      <w:r>
+        <w:t>=False</w:t>
+      </w:r>
+      <w:r>
+        <w:rPr>
+          <w:lang w:val="en-GB"/>
+        </w:rPr>
+        <w:t>, then the highest probability token was always returned by the LLM (greedy decoding), which potentially inflated the confidence scores.</w:t>
+      </w:r>
+    </w:p>
+    <w:p>
+      <w:pPr>
+        <w:rPr>
+          <w:lang w:val="en-GB"/>
+        </w:rPr>
+      </w:pPr>
+      <w:r>
+        <w:rPr>
+          <w:lang w:val="en-GB"/>
+        </w:rPr>
+        <w:t xml:space="preserve">I also implemented an abstention </w:t>
+      </w:r>
+      <w:r>
+        <w:rPr>
+          <w:lang w:val="en-GB"/>
+        </w:rPr>
+        <w:t>mechanism</w:t>
+      </w:r>
+      <w:r>
+        <w:rPr>
+          <w:lang w:val="en-GB"/>
+        </w:rPr>
+        <w:t xml:space="preserve"> where answers with a confidence level of less than 0.3 would have been rejected. </w:t>
+      </w:r>
+    </w:p>
+    <w:p>
+      <w:pPr>
+        <w:rPr>
+          <w:lang w:val="en-GB"/>
+        </w:rPr>
+      </w:pPr>
+      <w:r>
+        <w:rPr>
+          <w:lang w:val="en-GB"/>
+        </w:rPr>
+        <w:t xml:space="preserve">In practice, the confidence levels returned were always quite high (possibly due to the greedy decoding) even with incorrect answers, so the utility of my confidence </w:t>
+      </w:r>
+      <w:r>
+        <w:rPr>
+          <w:lang w:val="en-GB"/>
+        </w:rPr>
+        <w:t>estimation is questionable, and the abstention method was never triggered.</w:t>
+      </w:r>
+    </w:p>
+    <w:p>
+      <w:pPr>
+        <w:rPr>
+          <w:lang w:val="en-GB"/>
+        </w:rPr>
+      </w:pPr>
+    </w:p>
+    <w:p>
+      <w:pPr>
+        <w:pStyle w:val="Heading3"/>
+      </w:pPr>
+      <w:proofErr w:type="spellStart"/>
+      <w:r>
+        <w:t>Colab</w:t>
+      </w:r>
+      <w:proofErr w:type="spellEnd"/>
+      <w:r>
+        <w:t>/local dev setup</w:t>
+      </w:r>
+    </w:p>
+    <w:p>
+      <w:pPr>
+        <w:rPr>
+          <w:lang w:val="en-US"/>
+        </w:rPr>
+      </w:pPr>
+      <w:r>
+        <w:rPr>
+          <w:lang w:val="en-US"/>
+        </w:rPr>
+        <w:t xml:space="preserve">During the repetitive work of running and debugging he notebook, and perhaps due to my lack of experience with Jupiter notebooks and Google </w:t>
+      </w:r>
+      <w:proofErr w:type="spellStart"/>
+      <w:r>
+        <w:rPr>
+          <w:lang w:val="en-US"/>
+        </w:rPr>
+        <w:t>colab</w:t>
+      </w:r>
+      <w:proofErr w:type="spellEnd"/>
+      <w:r>
+        <w:rPr>
+          <w:lang w:val="en-US"/>
+        </w:rPr>
+        <w:t xml:space="preserve">, it became apparent that I would not be able to work solely in </w:t>
+      </w:r>
+      <w:proofErr w:type="spellStart"/>
+      <w:r>
+        <w:rPr>
+          <w:lang w:val="en-US"/>
+        </w:rPr>
+        <w:t>colab</w:t>
+      </w:r>
+      <w:proofErr w:type="spellEnd"/>
+      <w:r>
+        <w:rPr>
+          <w:lang w:val="en-US"/>
+        </w:rPr>
+        <w:t xml:space="preserve"> and that I would have to split the work between my laptop and </w:t>
+      </w:r>
+      <w:proofErr w:type="spellStart"/>
+      <w:r>
+        <w:rPr>
+          <w:lang w:val="en-US"/>
+        </w:rPr>
+        <w:t>colab</w:t>
+      </w:r>
+      <w:proofErr w:type="spellEnd"/>
+      <w:r>
+        <w:rPr>
+          <w:lang w:val="en-US"/>
+        </w:rPr>
+        <w:t xml:space="preserve">. To this end I implemented code that allowed the </w:t>
+      </w:r>
+      <w:r>
+        <w:rPr>
+          <w:lang w:val="en-US"/>
+        </w:rPr>
+        <w:t>notebook</w:t>
+      </w:r>
+      <w:r>
+        <w:rPr>
+          <w:lang w:val="en-US"/>
+        </w:rPr>
+        <w:t xml:space="preserve"> to be run in both environments with no code changes. </w:t>
+      </w:r>
+    </w:p>
+    <w:p>
+      <w:pPr>
+        <w:rPr>
+          <w:lang w:val="en-US"/>
+        </w:rPr>
+      </w:pPr>
+      <w:r>
+        <w:rPr>
+          <w:lang w:val="en-US"/>
+        </w:rPr>
+        <w:t xml:space="preserve">If the notebook was being run on </w:t>
+      </w:r>
+      <w:proofErr w:type="spellStart"/>
+      <w:r>
+        <w:rPr>
+          <w:lang w:val="en-US"/>
+        </w:rPr>
+        <w:t>colab</w:t>
+      </w:r>
+      <w:proofErr w:type="spellEnd"/>
+      <w:r>
+        <w:rPr>
+          <w:lang w:val="en-US"/>
+        </w:rPr>
+        <w:t xml:space="preserve">, then I would mount my google drive with the data sets, and I would use the </w:t>
+      </w:r>
+      <w:proofErr w:type="spellStart"/>
+      <w:r>
+        <w:rPr>
+          <w:lang w:val="en-US"/>
+        </w:rPr>
+        <w:t>colab</w:t>
+      </w:r>
+      <w:proofErr w:type="spellEnd"/>
+      <w:r>
+        <w:rPr>
+          <w:lang w:val="en-US"/>
+        </w:rPr>
+        <w:t xml:space="preserve"> GPUs to run a large &amp;b model.</w:t>
+      </w:r>
+    </w:p>
+    <w:p>
+      <w:pPr>
+        <w:rPr>
+          <w:lang w:val="en-US"/>
+        </w:rPr>
+      </w:pPr>
+      <w:r>
+        <w:rPr>
+          <w:lang w:val="en-US"/>
+        </w:rPr>
+        <w:t xml:space="preserve">If I was running the notebook on my laptop, then I would use the datasets on the local filesystem, run a very small subset of tasks, and use a very small LLM that ran on the </w:t>
+      </w:r>
+      <w:proofErr w:type="spellStart"/>
+      <w:r>
+        <w:rPr>
+          <w:lang w:val="en-US"/>
+        </w:rPr>
+        <w:t>cpu</w:t>
+      </w:r>
+      <w:proofErr w:type="spellEnd"/>
+      <w:r>
+        <w:rPr>
+          <w:lang w:val="en-US"/>
+        </w:rPr>
+        <w:t xml:space="preserve"> on my laptop.</w:t>
       </w:r>
     </w:p>
     <w:p>
       <w:pPr>
         <w:pStyle w:val="Heading1"/>
-      </w:pPr>
-      <w:r>
-        <w:t>Methodology</w:t>
+        <w:rPr>
+          <w:lang w:val="en-GB"/>
+        </w:rPr>
+      </w:pPr>
+      <w:r>
+        <w:rPr>
+          <w:lang w:val="en-GB"/>
+        </w:rPr>
+        <w:lastRenderedPageBreak/>
+        <w:t>Evaluation</w:t>
       </w:r>
     </w:p>
     <w:p>
@@ -610,139 +1483,18 @@
         <w:rPr>
           <w:lang w:val="en-GB"/>
         </w:rPr>
-        <w:t>Baseline</w:t>
-      </w:r>
-    </w:p>
-    <w:p>
-      <w:pPr>
-        <w:rPr>
-          <w:lang w:val="en-GB"/>
-        </w:rPr>
-      </w:pPr>
-      <w:r>
-        <w:rPr>
-          <w:lang w:val="en-GB"/>
-        </w:rPr>
-        <w:t xml:space="preserve">I implemented a baseline system for both Track </w:t>
-      </w:r>
-      <w:proofErr w:type="gramStart"/>
-      <w:r>
-        <w:rPr>
-          <w:lang w:val="en-GB"/>
-        </w:rPr>
-        <w:t>A</w:t>
-      </w:r>
-      <w:proofErr w:type="gramEnd"/>
-      <w:r>
-        <w:rPr>
-          <w:lang w:val="en-GB"/>
-        </w:rPr>
-        <w:t xml:space="preserve"> Short Answer Questions (SAQ) and Track B (MCQ).  Both tracks implement a direct prompt-to-model inference pipeline, with results compared to the dataset given answers, after appropriate normalisation.</w:t>
-      </w:r>
-    </w:p>
-    <w:p>
-      <w:pPr>
-        <w:rPr>
-          <w:lang w:val="en-GB"/>
-        </w:rPr>
-      </w:pPr>
-      <w:r>
-        <w:rPr>
-          <w:lang w:val="en-GB"/>
-        </w:rPr>
-        <w:t xml:space="preserve">The normalisation included locale specific operations for the </w:t>
-      </w:r>
-    </w:p>
-    <w:p>
-      <w:pPr>
-        <w:pStyle w:val="Heading2"/>
-      </w:pPr>
-      <w:r>
-        <w:t>Improvements</w:t>
-      </w:r>
-    </w:p>
-    <w:p>
-      <w:pPr>
-        <w:pStyle w:val="Heading3"/>
-      </w:pPr>
-      <w:r>
-        <w:t>Persona based prompting</w:t>
-      </w:r>
-    </w:p>
-    <w:p>
-      <w:pPr>
-        <w:pStyle w:val="Heading3"/>
-      </w:pPr>
-      <w:r>
-        <w:t>Confidence estimation/abstention</w:t>
-      </w:r>
-    </w:p>
-    <w:p>
-      <w:pPr>
-        <w:pStyle w:val="Heading3"/>
-      </w:pPr>
-      <w:r>
-        <w:t>Locale aware prompting</w:t>
-      </w:r>
-    </w:p>
-    <w:p>
-      <w:pPr>
-        <w:rPr>
-          <w:lang w:val="en-US"/>
-        </w:rPr>
-      </w:pPr>
-      <w:r>
-        <w:rPr>
-          <w:lang w:val="en-US"/>
-        </w:rPr>
-        <w:t>(</w:t>
-      </w:r>
-      <w:proofErr w:type="spellStart"/>
-      <w:r>
-        <w:rPr>
-          <w:lang w:val="en-US"/>
-        </w:rPr>
-        <w:t>colab</w:t>
-      </w:r>
-      <w:proofErr w:type="spellEnd"/>
-      <w:r>
-        <w:rPr>
-          <w:lang w:val="en-US"/>
-        </w:rPr>
-        <w:t xml:space="preserve"> -&gt; local env runtime)</w:t>
-      </w:r>
-    </w:p>
-    <w:p>
-      <w:pPr>
-        <w:pStyle w:val="Heading1"/>
-        <w:rPr>
-          <w:lang w:val="en-GB"/>
-        </w:rPr>
-      </w:pPr>
-      <w:r>
-        <w:rPr>
-          <w:lang w:val="en-GB"/>
-        </w:rPr>
-        <w:t>Evaluation</w:t>
-      </w:r>
-    </w:p>
-    <w:p>
-      <w:pPr>
-        <w:pStyle w:val="Heading2"/>
-      </w:pPr>
-      <w:r>
         <w:t>Overall</w:t>
       </w:r>
     </w:p>
     <w:p>
       <w:pPr>
         <w:rPr>
-          <w:lang w:val="en-US"/>
-        </w:rPr>
-      </w:pPr>
-      <w:r>
-        <w:rPr>
-          <w:lang w:val="en-US"/>
+          <w:lang w:val="en-GB"/>
+        </w:rPr>
+      </w:pPr>
+      <w:r>
+        <w:rPr>
+          <w:lang w:val="en-GB"/>
         </w:rPr>
         <w:t>Insert overall table here with a bit of a blurb</w:t>
       </w:r>
@@ -754,7 +1506,7 @@
           <w:rFonts w:ascii="Consolas" w:hAnsi="Consolas" w:cs="Consolas"/>
           <w:sz w:val="10"/>
           <w:szCs w:val="10"/>
-          <w:lang w:val="en-US"/>
+          <w:lang w:val="en-GB"/>
         </w:rPr>
       </w:pPr>
       <w:r>
@@ -762,7 +1514,7 @@
           <w:rFonts w:ascii="Consolas" w:hAnsi="Consolas" w:cs="Consolas"/>
           <w:sz w:val="10"/>
           <w:szCs w:val="10"/>
-          <w:lang w:val="en-US"/>
+          <w:lang w:val="en-GB"/>
         </w:rPr>
         <w:t>=============================================================</w:t>
       </w:r>
@@ -774,7 +1526,7 @@
           <w:rFonts w:ascii="Consolas" w:hAnsi="Consolas" w:cs="Consolas"/>
           <w:sz w:val="10"/>
           <w:szCs w:val="10"/>
-          <w:lang w:val="en-US"/>
+          <w:lang w:val="en-GB"/>
         </w:rPr>
       </w:pPr>
       <w:r>
@@ -782,7 +1534,7 @@
           <w:rFonts w:ascii="Consolas" w:hAnsi="Consolas" w:cs="Consolas"/>
           <w:sz w:val="10"/>
           <w:szCs w:val="10"/>
-          <w:lang w:val="en-US"/>
+          <w:lang w:val="en-GB"/>
         </w:rPr>
         <w:t>MCQ EVALUATION SUMMARY - ALL LOCALES</w:t>
       </w:r>
@@ -794,7 +1546,7 @@
           <w:rFonts w:ascii="Consolas" w:hAnsi="Consolas" w:cs="Consolas"/>
           <w:sz w:val="10"/>
           <w:szCs w:val="10"/>
-          <w:lang w:val="en-US"/>
+          <w:lang w:val="en-GB"/>
         </w:rPr>
       </w:pPr>
       <w:r>
@@ -802,7 +1554,7 @@
           <w:rFonts w:ascii="Consolas" w:hAnsi="Consolas" w:cs="Consolas"/>
           <w:sz w:val="10"/>
           <w:szCs w:val="10"/>
-          <w:lang w:val="en-US"/>
+          <w:lang w:val="en-GB"/>
         </w:rPr>
         <w:t>=============================================================</w:t>
       </w:r>
@@ -814,7 +1566,7 @@
           <w:rFonts w:ascii="Consolas" w:hAnsi="Consolas" w:cs="Consolas"/>
           <w:sz w:val="10"/>
           <w:szCs w:val="10"/>
-          <w:lang w:val="en-US"/>
+          <w:lang w:val="en-GB"/>
         </w:rPr>
       </w:pPr>
       <w:r>
@@ -822,7 +1574,7 @@
           <w:rFonts w:ascii="Consolas" w:hAnsi="Consolas" w:cs="Consolas"/>
           <w:sz w:val="10"/>
           <w:szCs w:val="10"/>
-          <w:lang w:val="en-US"/>
+          <w:lang w:val="en-GB"/>
         </w:rPr>
         <w:t xml:space="preserve">Locale          Country         Correct    Total     Accuracy  </w:t>
       </w:r>
@@ -834,7 +1586,7 @@
           <w:rFonts w:ascii="Consolas" w:hAnsi="Consolas" w:cs="Consolas"/>
           <w:sz w:val="10"/>
           <w:szCs w:val="10"/>
-          <w:lang w:val="en-US"/>
+          <w:lang w:val="en-GB"/>
         </w:rPr>
       </w:pPr>
       <w:r>
@@ -842,7 +1594,7 @@
           <w:rFonts w:ascii="Consolas" w:hAnsi="Consolas" w:cs="Consolas"/>
           <w:sz w:val="10"/>
           <w:szCs w:val="10"/>
-          <w:lang w:val="en-US"/>
+          <w:lang w:val="en-GB"/>
         </w:rPr>
         <w:t>-------------------------------------------------------------</w:t>
       </w:r>
@@ -854,59 +1606,57 @@
           <w:rFonts w:ascii="Consolas" w:hAnsi="Consolas" w:cs="Consolas"/>
           <w:sz w:val="10"/>
           <w:szCs w:val="10"/>
-          <w:lang w:val="en-US"/>
-        </w:rPr>
-      </w:pPr>
-      <w:proofErr w:type="spellStart"/>
+          <w:lang w:val="en-GB"/>
+        </w:rPr>
+      </w:pPr>
       <w:r>
         <w:rPr>
           <w:rFonts w:ascii="Consolas" w:hAnsi="Consolas" w:cs="Consolas"/>
           <w:sz w:val="10"/>
           <w:szCs w:val="10"/>
-          <w:lang w:val="en-US"/>
-        </w:rPr>
-        <w:t>en</w:t>
-      </w:r>
-      <w:proofErr w:type="spellEnd"/>
-      <w:r>
+          <w:lang w:val="en-GB"/>
+        </w:rPr>
+        <w:t>en-US           US              1658       1923        86.2%</w:t>
+      </w:r>
+    </w:p>
+    <w:p>
+      <w:pPr>
+        <w:spacing w:after="0" w:line="100" w:lineRule="exact"/>
         <w:rPr>
           <w:rFonts w:ascii="Consolas" w:hAnsi="Consolas" w:cs="Consolas"/>
           <w:sz w:val="10"/>
           <w:szCs w:val="10"/>
-          <w:lang w:val="en-US"/>
-        </w:rPr>
-        <w:t>-US           US              1658       1923        86.2%</w:t>
-      </w:r>
-    </w:p>
-    <w:p>
-      <w:pPr>
-        <w:spacing w:after="0" w:line="100" w:lineRule="exact"/>
+          <w:lang w:val="en-GB"/>
+        </w:rPr>
+      </w:pPr>
+      <w:r>
         <w:rPr>
           <w:rFonts w:ascii="Consolas" w:hAnsi="Consolas" w:cs="Consolas"/>
           <w:sz w:val="10"/>
           <w:szCs w:val="10"/>
-          <w:lang w:val="en-US"/>
-        </w:rPr>
-      </w:pPr>
-      <w:proofErr w:type="spellStart"/>
-      <w:r>
+          <w:lang w:val="en-GB"/>
+        </w:rPr>
+        <w:t>en-GB           UK              2068       2496        82.9%</w:t>
+      </w:r>
+    </w:p>
+    <w:p>
+      <w:pPr>
+        <w:spacing w:after="0" w:line="100" w:lineRule="exact"/>
         <w:rPr>
           <w:rFonts w:ascii="Consolas" w:hAnsi="Consolas" w:cs="Consolas"/>
           <w:sz w:val="10"/>
           <w:szCs w:val="10"/>
-          <w:lang w:val="en-US"/>
-        </w:rPr>
-        <w:t>en</w:t>
-      </w:r>
-      <w:proofErr w:type="spellEnd"/>
+          <w:lang w:val="en-GB"/>
+        </w:rPr>
+      </w:pPr>
       <w:r>
         <w:rPr>
           <w:rFonts w:ascii="Consolas" w:hAnsi="Consolas" w:cs="Consolas"/>
           <w:sz w:val="10"/>
           <w:szCs w:val="10"/>
-          <w:lang w:val="en-US"/>
-        </w:rPr>
-        <w:t>-GB           UK              2068       2496        82.9%</w:t>
+          <w:lang w:val="en-GB"/>
+        </w:rPr>
+        <w:t>zh-CN           China           1628       2242        72.6%</w:t>
       </w:r>
     </w:p>
     <w:p>
@@ -916,68 +1666,68 @@
           <w:rFonts w:ascii="Consolas" w:hAnsi="Consolas" w:cs="Consolas"/>
           <w:sz w:val="10"/>
           <w:szCs w:val="10"/>
-          <w:lang w:val="en-US"/>
-        </w:rPr>
-      </w:pPr>
-      <w:proofErr w:type="spellStart"/>
+          <w:lang w:val="en-GB"/>
+        </w:rPr>
+      </w:pPr>
       <w:r>
         <w:rPr>
           <w:rFonts w:ascii="Consolas" w:hAnsi="Consolas" w:cs="Consolas"/>
           <w:sz w:val="10"/>
           <w:szCs w:val="10"/>
-          <w:lang w:val="en-US"/>
-        </w:rPr>
-        <w:t>zh</w:t>
-      </w:r>
-      <w:proofErr w:type="spellEnd"/>
-      <w:r>
+          <w:lang w:val="en-GB"/>
+        </w:rPr>
+        <w:t>am-ET           Ethiopia        1837       3339        55.0%</w:t>
+      </w:r>
+    </w:p>
+    <w:p>
+      <w:pPr>
+        <w:spacing w:after="0" w:line="100" w:lineRule="exact"/>
         <w:rPr>
           <w:rFonts w:ascii="Consolas" w:hAnsi="Consolas" w:cs="Consolas"/>
           <w:sz w:val="10"/>
           <w:szCs w:val="10"/>
-          <w:lang w:val="en-US"/>
-        </w:rPr>
-        <w:t>-CN           China           1628       2242        72.6%</w:t>
-      </w:r>
-    </w:p>
-    <w:p>
-      <w:pPr>
-        <w:spacing w:after="0" w:line="100" w:lineRule="exact"/>
+          <w:lang w:val="en-GB"/>
+        </w:rPr>
+      </w:pPr>
+      <w:r>
         <w:rPr>
           <w:rFonts w:ascii="Consolas" w:hAnsi="Consolas" w:cs="Consolas"/>
           <w:sz w:val="10"/>
           <w:szCs w:val="10"/>
-          <w:lang w:val="en-US"/>
-        </w:rPr>
-      </w:pPr>
-      <w:r>
+          <w:lang w:val="en-GB"/>
+        </w:rPr>
+        <w:t>-------------------------------------------------------------</w:t>
+      </w:r>
+    </w:p>
+    <w:p>
+      <w:pPr>
+        <w:spacing w:after="0" w:line="100" w:lineRule="exact"/>
         <w:rPr>
           <w:rFonts w:ascii="Consolas" w:hAnsi="Consolas" w:cs="Consolas"/>
           <w:sz w:val="10"/>
           <w:szCs w:val="10"/>
-          <w:lang w:val="en-US"/>
-        </w:rPr>
-        <w:t>am-ET           Ethiopia        1837       3339        55.0%</w:t>
-      </w:r>
-    </w:p>
-    <w:p>
-      <w:pPr>
-        <w:spacing w:after="0" w:line="100" w:lineRule="exact"/>
+          <w:lang w:val="en-GB"/>
+        </w:rPr>
+      </w:pPr>
+      <w:proofErr w:type="gramStart"/>
+      <w:r>
         <w:rPr>
           <w:rFonts w:ascii="Consolas" w:hAnsi="Consolas" w:cs="Consolas"/>
           <w:sz w:val="10"/>
           <w:szCs w:val="10"/>
-          <w:lang w:val="en-US"/>
-        </w:rPr>
-      </w:pPr>
+          <w:lang w:val="en-GB"/>
+        </w:rPr>
+        <w:t>Overall</w:t>
+      </w:r>
+      <w:proofErr w:type="gramEnd"/>
       <w:r>
         <w:rPr>
           <w:rFonts w:ascii="Consolas" w:hAnsi="Consolas" w:cs="Consolas"/>
           <w:sz w:val="10"/>
           <w:szCs w:val="10"/>
-          <w:lang w:val="en-US"/>
-        </w:rPr>
-        <w:t>-------------------------------------------------------------</w:t>
+          <w:lang w:val="en-GB"/>
+        </w:rPr>
+        <w:t xml:space="preserve">         All             7191       10000       71.9%</w:t>
       </w:r>
     </w:p>
     <w:p>
@@ -987,46 +1737,15 @@
           <w:rFonts w:ascii="Consolas" w:hAnsi="Consolas" w:cs="Consolas"/>
           <w:sz w:val="10"/>
           <w:szCs w:val="10"/>
-          <w:lang w:val="en-US"/>
-        </w:rPr>
-      </w:pPr>
-      <w:proofErr w:type="gramStart"/>
+          <w:lang w:val="en-GB"/>
+        </w:rPr>
+      </w:pPr>
       <w:r>
         <w:rPr>
           <w:rFonts w:ascii="Consolas" w:hAnsi="Consolas" w:cs="Consolas"/>
           <w:sz w:val="10"/>
           <w:szCs w:val="10"/>
-          <w:lang w:val="en-US"/>
-        </w:rPr>
-        <w:t>Overall</w:t>
-      </w:r>
-      <w:proofErr w:type="gramEnd"/>
-      <w:r>
-        <w:rPr>
-          <w:rFonts w:ascii="Consolas" w:hAnsi="Consolas" w:cs="Consolas"/>
-          <w:sz w:val="10"/>
-          <w:szCs w:val="10"/>
-          <w:lang w:val="en-US"/>
-        </w:rPr>
-        <w:t xml:space="preserve">         All             7191       10000       71.9%</w:t>
-      </w:r>
-    </w:p>
-    <w:p>
-      <w:pPr>
-        <w:spacing w:after="0" w:line="100" w:lineRule="exact"/>
-        <w:rPr>
-          <w:rFonts w:ascii="Consolas" w:hAnsi="Consolas" w:cs="Consolas"/>
-          <w:sz w:val="10"/>
-          <w:szCs w:val="10"/>
-          <w:lang w:val="en-US"/>
-        </w:rPr>
-      </w:pPr>
-      <w:r>
-        <w:rPr>
-          <w:rFonts w:ascii="Consolas" w:hAnsi="Consolas" w:cs="Consolas"/>
-          <w:sz w:val="10"/>
-          <w:szCs w:val="10"/>
-          <w:lang w:val="en-US"/>
+          <w:lang w:val="en-GB"/>
         </w:rPr>
         <w:t>=============================================================</w:t>
       </w:r>
@@ -1034,68 +1753,86 @@
     <w:p>
       <w:pPr>
         <w:rPr>
-          <w:lang w:val="en-US"/>
+          <w:lang w:val="en-GB"/>
         </w:rPr>
       </w:pPr>
     </w:p>
     <w:p>
       <w:pPr>
         <w:pStyle w:val="Heading2"/>
-      </w:pPr>
-      <w:r>
+        <w:rPr>
+          <w:lang w:val="en-GB"/>
+        </w:rPr>
+      </w:pPr>
+      <w:r>
+        <w:rPr>
+          <w:lang w:val="en-GB"/>
+        </w:rPr>
         <w:t>Per Locale</w:t>
       </w:r>
     </w:p>
     <w:p>
       <w:pPr>
         <w:pStyle w:val="Heading3"/>
-      </w:pPr>
-      <w:proofErr w:type="spellStart"/>
-      <w:r>
-        <w:t>en</w:t>
-      </w:r>
-      <w:proofErr w:type="spellEnd"/>
-      <w:r>
-        <w:t>-US</w:t>
+        <w:rPr>
+          <w:lang w:val="en-GB"/>
+        </w:rPr>
+      </w:pPr>
+      <w:r>
+        <w:rPr>
+          <w:lang w:val="en-GB"/>
+        </w:rPr>
+        <w:t>en-US</w:t>
       </w:r>
     </w:p>
     <w:p>
       <w:pPr>
         <w:pStyle w:val="Heading3"/>
-      </w:pPr>
-      <w:proofErr w:type="spellStart"/>
-      <w:r>
-        <w:t>en</w:t>
-      </w:r>
-      <w:proofErr w:type="spellEnd"/>
-      <w:r>
-        <w:t>-UK</w:t>
+        <w:rPr>
+          <w:lang w:val="en-GB"/>
+        </w:rPr>
+      </w:pPr>
+      <w:r>
+        <w:rPr>
+          <w:lang w:val="en-GB"/>
+        </w:rPr>
+        <w:t>en-UK</w:t>
       </w:r>
     </w:p>
     <w:p>
       <w:pPr>
         <w:pStyle w:val="Heading3"/>
-      </w:pPr>
-      <w:r>
+        <w:rPr>
+          <w:lang w:val="en-GB"/>
+        </w:rPr>
+      </w:pPr>
+      <w:r>
+        <w:rPr>
+          <w:lang w:val="en-GB"/>
+        </w:rPr>
         <w:t>China</w:t>
       </w:r>
     </w:p>
     <w:p>
       <w:pPr>
         <w:pStyle w:val="Heading3"/>
-      </w:pPr>
-      <w:r>
+        <w:rPr>
+          <w:lang w:val="en-GB"/>
+        </w:rPr>
+      </w:pPr>
+      <w:r>
+        <w:rPr>
+          <w:lang w:val="en-GB"/>
+        </w:rPr>
         <w:t>Ethiopia</w:t>
       </w:r>
     </w:p>
     <w:p>
       <w:pPr>
         <w:rPr>
-          <w:lang w:val="en-US"/>
-        </w:rPr>
-      </w:pPr>
-      <w:proofErr w:type="spellStart"/>
-      <w:proofErr w:type="gramStart"/>
+          <w:lang w:val="en-GB"/>
+        </w:rPr>
+      </w:pPr>
       <w:r>
         <w:rPr>
           <w:rFonts w:ascii="Courier New" w:hAnsi="Courier New" w:cs="Courier New"/>
@@ -1103,31 +1840,45 @@
           <w:sz w:val="21"/>
           <w:szCs w:val="21"/>
           <w:shd w:val="clear" w:color="auto" w:fill="282A2C"/>
-        </w:rPr>
-        <w:t>Accuracy</w:t>
-      </w:r>
-      <w:proofErr w:type="spellEnd"/>
-      <w:r>
-        <w:rPr>
-          <w:rFonts w:ascii="Courier New" w:hAnsi="Courier New" w:cs="Courier New"/>
-          <w:color w:val="E3E3E3"/>
-          <w:sz w:val="21"/>
-          <w:szCs w:val="21"/>
-          <w:shd w:val="clear" w:color="auto" w:fill="282A2C"/>
-        </w:rPr>
-        <w:t>:</w:t>
+          <w:lang w:val="en-GB"/>
+        </w:rPr>
+        <w:t>Accuracy: 55.02% (1837/3339)</w:t>
+      </w:r>
+    </w:p>
+    <w:p>
+      <w:pPr>
+        <w:pStyle w:val="Heading1"/>
+        <w:rPr>
+          <w:lang w:val="en-GB"/>
+        </w:rPr>
+      </w:pPr>
+      <w:r>
+        <w:rPr>
+          <w:lang w:val="en-GB"/>
+        </w:rPr>
+        <w:t>Error Analysis</w:t>
+      </w:r>
+    </w:p>
+    <w:p>
+      <w:pPr>
+        <w:rPr>
+          <w:lang w:val="en-GB"/>
+        </w:rPr>
+      </w:pPr>
+      <w:r>
+        <w:rPr>
+          <w:lang w:val="en-GB"/>
+        </w:rPr>
+        <w:t xml:space="preserve">Greater that 10 examples, probably about 12 – 15 </w:t>
+      </w:r>
+      <w:proofErr w:type="gramStart"/>
+      <w:r>
+        <w:rPr>
+          <w:lang w:val="en-GB"/>
+        </w:rPr>
+        <w:t>max</w:t>
       </w:r>
       <w:proofErr w:type="gramEnd"/>
-      <w:r>
-        <w:rPr>
-          <w:rFonts w:ascii="Courier New" w:hAnsi="Courier New" w:cs="Courier New"/>
-          <w:color w:val="E3E3E3"/>
-          <w:sz w:val="21"/>
-          <w:szCs w:val="21"/>
-          <w:shd w:val="clear" w:color="auto" w:fill="282A2C"/>
-        </w:rPr>
-        <w:t xml:space="preserve"> 55.02% (1837/3339)</w:t>
-      </w:r>
     </w:p>
     <w:p>
       <w:pPr>
@@ -1140,29 +1891,28 @@
         <w:rPr>
           <w:lang w:val="en-GB"/>
         </w:rPr>
-        <w:t>Error Analysis</w:t>
-      </w:r>
-    </w:p>
-    <w:p>
-      <w:pPr>
-        <w:rPr>
-          <w:lang w:val="en-GB"/>
-        </w:rPr>
-      </w:pPr>
-      <w:r>
-        <w:rPr>
-          <w:lang w:val="en-GB"/>
-        </w:rPr>
-        <w:t xml:space="preserve">Greater that 10 examples, probably about 12 – 15 </w:t>
-      </w:r>
-      <w:proofErr w:type="gramStart"/>
-      <w:r>
-        <w:rPr>
-          <w:lang w:val="en-GB"/>
-        </w:rPr>
-        <w:t>max</w:t>
-      </w:r>
-      <w:proofErr w:type="gramEnd"/>
+        <w:t>Responsible AI reflection</w:t>
+      </w:r>
+    </w:p>
+    <w:p>
+      <w:pPr>
+        <w:rPr>
+          <w:lang w:val="en-GB"/>
+        </w:rPr>
+      </w:pPr>
+      <w:r>
+        <w:rPr>
+          <w:lang w:val="en-GB"/>
+        </w:rPr>
+        <w:t>Blah, blah blah about responsible AI</w:t>
+      </w:r>
+    </w:p>
+    <w:p>
+      <w:pPr>
+        <w:rPr>
+          <w:lang w:val="en-GB"/>
+        </w:rPr>
+      </w:pPr>
     </w:p>
     <w:p>
       <w:pPr>
@@ -1175,41 +1925,6 @@
         <w:rPr>
           <w:lang w:val="en-GB"/>
         </w:rPr>
-        <w:t>Responsible AI reflection</w:t>
-      </w:r>
-    </w:p>
-    <w:p>
-      <w:pPr>
-        <w:rPr>
-          <w:lang w:val="en-GB"/>
-        </w:rPr>
-      </w:pPr>
-      <w:r>
-        <w:rPr>
-          <w:lang w:val="en-GB"/>
-        </w:rPr>
-        <w:t>Blah, blah blah about responsible AI</w:t>
-      </w:r>
-    </w:p>
-    <w:p>
-      <w:pPr>
-        <w:rPr>
-          <w:lang w:val="en-GB"/>
-        </w:rPr>
-      </w:pPr>
-    </w:p>
-    <w:p>
-      <w:pPr>
-        <w:pStyle w:val="Heading1"/>
-        <w:rPr>
-          <w:lang w:val="en-GB"/>
-        </w:rPr>
-      </w:pPr>
-      <w:r>
-        <w:rPr>
-          <w:lang w:val="en-GB"/>
-        </w:rPr>
-        <w:lastRenderedPageBreak/>
         <w:t>Limitations and future work</w:t>
       </w:r>
     </w:p>
@@ -1225,14 +1940,12 @@
         </w:rPr>
         <w:t xml:space="preserve">This is the section for talking about limitations and </w:t>
       </w:r>
-      <w:proofErr w:type="spellStart"/>
-      <w:r>
-        <w:rPr>
-          <w:lang w:val="en-GB"/>
-        </w:rPr>
-        <w:t>futire</w:t>
-      </w:r>
-      <w:proofErr w:type="spellEnd"/>
+      <w:r>
+        <w:rPr>
+          <w:lang w:val="en-GB"/>
+        </w:rPr>
+        <w:t>future</w:t>
+      </w:r>
       <w:r>
         <w:rPr>
           <w:lang w:val="en-GB"/>
@@ -1259,10 +1972,16 @@
     <w:p>
       <w:pPr>
         <w:pStyle w:val="LRECReferences"/>
+        <w:rPr>
+          <w:lang w:val="en-GB"/>
+        </w:rPr>
       </w:pPr>
       <w:bookmarkStart w:id="1" w:name="_https://en.wikipedia.org/wiki/Langu"/>
       <w:bookmarkEnd w:id="1"/>
       <w:r>
+        <w:rPr>
+          <w:lang w:val="en-GB"/>
+        </w:rPr>
         <w:t xml:space="preserve">[1] </w:t>
       </w:r>
       <w:hyperlink r:id="rId12" w:history="1">
@@ -1282,9 +2001,13 @@
           <w:rFonts w:cs="Arial"/>
           <w:color w:val="222222"/>
           <w:shd w:val="clear" w:color="auto" w:fill="FFFFFF"/>
-        </w:rPr>
-      </w:pPr>
-      <w:r>
+          <w:lang w:val="en-GB"/>
+        </w:rPr>
+      </w:pPr>
+      <w:r>
+        <w:rPr>
+          <w:lang w:val="en-GB"/>
+        </w:rPr>
         <w:t xml:space="preserve">[2] </w:t>
       </w:r>
       <w:r>
@@ -1292,26 +2015,9 @@
           <w:rFonts w:cs="Arial"/>
           <w:color w:val="222222"/>
           <w:shd w:val="clear" w:color="auto" w:fill="FFFFFF"/>
-        </w:rPr>
-        <w:t xml:space="preserve">Myung, Junho, et al. "Blend: A benchmark for </w:t>
-      </w:r>
-      <w:proofErr w:type="spellStart"/>
-      <w:r>
-        <w:rPr>
-          <w:rFonts w:cs="Arial"/>
-          <w:color w:val="222222"/>
-          <w:shd w:val="clear" w:color="auto" w:fill="FFFFFF"/>
-        </w:rPr>
-        <w:t>llms</w:t>
-      </w:r>
-      <w:proofErr w:type="spellEnd"/>
-      <w:r>
-        <w:rPr>
-          <w:rFonts w:cs="Arial"/>
-          <w:color w:val="222222"/>
-          <w:shd w:val="clear" w:color="auto" w:fill="FFFFFF"/>
-        </w:rPr>
-        <w:t xml:space="preserve"> on everyday knowledge in diverse cultures and languages." </w:t>
+          <w:lang w:val="en-GB"/>
+        </w:rPr>
+        <w:t>Myung, Junho, et al. "Blend: A benchmark for llms on everyday knowledge in diverse cultures and languages." </w:t>
       </w:r>
       <w:r>
         <w:rPr>
@@ -1320,6 +2026,7 @@
           <w:iCs/>
           <w:color w:val="222222"/>
           <w:shd w:val="clear" w:color="auto" w:fill="FFFFFF"/>
+          <w:lang w:val="en-GB"/>
         </w:rPr>
         <w:t>Advances in Neural Information Processing Systems</w:t>
       </w:r>
@@ -1328,6 +2035,7 @@
           <w:rFonts w:cs="Arial"/>
           <w:color w:val="222222"/>
           <w:shd w:val="clear" w:color="auto" w:fill="FFFFFF"/>
+          <w:lang w:val="en-GB"/>
         </w:rPr>
         <w:t> 37 (2024): 78104-78146.</w:t>
       </w:r>
@@ -1339,6 +2047,7 @@
           <w:rFonts w:cs="Arial"/>
           <w:color w:val="222222"/>
           <w:shd w:val="clear" w:color="auto" w:fill="FFFFFF"/>
+          <w:lang w:val="en-GB"/>
         </w:rPr>
       </w:pPr>
       <w:r>
@@ -1346,6 +2055,7 @@
           <w:rFonts w:cs="Arial"/>
           <w:color w:val="222222"/>
           <w:shd w:val="clear" w:color="auto" w:fill="FFFFFF"/>
+          <w:lang w:val="en-GB"/>
         </w:rPr>
         <w:t xml:space="preserve">[3] </w:t>
       </w:r>
@@ -1355,6 +2065,7 @@
             <w:rStyle w:val="Hyperlink"/>
             <w:rFonts w:cs="Arial"/>
             <w:shd w:val="clear" w:color="auto" w:fill="FFFFFF"/>
+            <w:lang w:val="en-GB"/>
           </w:rPr>
           <w:t>https://huggingface.co/mistralai/Mistral-7B-Instruct-v0.3</w:t>
         </w:r>
@@ -1367,6 +2078,7 @@
           <w:rFonts w:cs="Arial"/>
           <w:color w:val="222222"/>
           <w:shd w:val="clear" w:color="auto" w:fill="FFFFFF"/>
+          <w:lang w:val="en-GB"/>
         </w:rPr>
       </w:pPr>
       <w:r>
@@ -1374,6 +2086,7 @@
           <w:rFonts w:cs="Arial"/>
           <w:color w:val="222222"/>
           <w:shd w:val="clear" w:color="auto" w:fill="FFFFFF"/>
+          <w:lang w:val="en-GB"/>
         </w:rPr>
         <w:t xml:space="preserve">[4] </w:t>
       </w:r>
@@ -1383,6 +2096,7 @@
             <w:rStyle w:val="Hyperlink"/>
             <w:rFonts w:cs="Arial"/>
             <w:shd w:val="clear" w:color="auto" w:fill="FFFFFF"/>
+            <w:lang w:val="en-GB"/>
           </w:rPr>
           <w:t>https://github.com/mistralai/mistral-inference</w:t>
         </w:r>
@@ -1395,6 +2109,7 @@
           <w:rFonts w:cs="Arial"/>
           <w:color w:val="222222"/>
           <w:shd w:val="clear" w:color="auto" w:fill="FFFFFF"/>
+          <w:lang w:val="en-GB"/>
         </w:rPr>
       </w:pPr>
       <w:r>
@@ -1402,9 +2117,21 @@
           <w:rFonts w:cs="Arial"/>
           <w:color w:val="222222"/>
           <w:shd w:val="clear" w:color="auto" w:fill="FFFFFF"/>
+          <w:lang w:val="en-GB"/>
         </w:rPr>
         <w:t xml:space="preserve">[5] </w:t>
       </w:r>
+      <w:hyperlink r:id="rId15" w:history="1">
+        <w:r>
+          <w:rPr>
+            <w:rStyle w:val="Hyperlink"/>
+            <w:rFonts w:cs="Arial"/>
+            <w:shd w:val="clear" w:color="auto" w:fill="FFFFFF"/>
+            <w:lang w:val="en-GB"/>
+          </w:rPr>
+          <w:t>https://pypi.org/project/amharicNLP/</w:t>
+        </w:r>
+      </w:hyperlink>
     </w:p>
     <w:p>
       <w:pPr>
@@ -1413,12 +2140,69 @@
           <w:rFonts w:cs="Arial"/>
           <w:color w:val="222222"/>
           <w:shd w:val="clear" w:color="auto" w:fill="FFFFFF"/>
-        </w:rPr>
-      </w:pPr>
+          <w:lang w:val="en-GB"/>
+        </w:rPr>
+      </w:pPr>
+      <w:r>
+        <w:rPr>
+          <w:rFonts w:cs="Arial"/>
+          <w:color w:val="222222"/>
+          <w:shd w:val="clear" w:color="auto" w:fill="FFFFFF"/>
+          <w:lang w:val="en-GB"/>
+        </w:rPr>
+        <w:t xml:space="preserve">[6] </w:t>
+      </w:r>
+      <w:hyperlink r:id="rId16" w:history="1">
+        <w:r>
+          <w:rPr>
+            <w:rStyle w:val="Hyperlink"/>
+            <w:rFonts w:cs="Arial"/>
+            <w:shd w:val="clear" w:color="auto" w:fill="FFFFFF"/>
+            <w:lang w:val="en-GB"/>
+          </w:rPr>
+          <w:t>https://aclanthology.org/2024.naacl-long.366.pdf#:~:text=Logit,readily%20adapt%20to%20scenarios%20involving</w:t>
+        </w:r>
+      </w:hyperlink>
     </w:p>
     <w:p>
       <w:pPr>
         <w:pStyle w:val="LRECReferences"/>
+        <w:rPr>
+          <w:rFonts w:cs="Arial"/>
+          <w:color w:val="222222"/>
+          <w:shd w:val="clear" w:color="auto" w:fill="FFFFFF"/>
+          <w:lang w:val="en-GB"/>
+        </w:rPr>
+      </w:pPr>
+    </w:p>
+    <w:p>
+      <w:pPr>
+        <w:pStyle w:val="LRECReferences"/>
+        <w:rPr>
+          <w:rFonts w:cs="Arial"/>
+          <w:color w:val="222222"/>
+          <w:shd w:val="clear" w:color="auto" w:fill="FFFFFF"/>
+          <w:lang w:val="en-GB"/>
+        </w:rPr>
+      </w:pPr>
+    </w:p>
+    <w:p>
+      <w:pPr>
+        <w:pStyle w:val="LRECReferences"/>
+        <w:rPr>
+          <w:rFonts w:cs="Arial"/>
+          <w:color w:val="222222"/>
+          <w:shd w:val="clear" w:color="auto" w:fill="FFFFFF"/>
+          <w:lang w:val="en-GB"/>
+        </w:rPr>
+      </w:pPr>
+    </w:p>
+    <w:p>
+      <w:pPr>
+        <w:pStyle w:val="LRECReferences"/>
+        <w:rPr>
+          <w:lang w:val="en-GB"/>
+        </w:rPr>
       </w:pPr>
     </w:p>
     <w:p>
@@ -5889,6 +6673,17 @@
 </file>
 
 <file path=customXml/item1.xml><?xml version="1.0" encoding="utf-8"?>
+<p:properties xmlns:p="http://schemas.microsoft.com/office/2006/metadata/properties" xmlns:xsi="http://www.w3.org/2001/XMLSchema-instance" xmlns:pc="http://schemas.microsoft.com/office/infopath/2007/PartnerControls">
+  <documentManagement>
+    <TaxCatchAll xmlns="22c202fc-011b-4e26-8c44-f2cfa4c279bc" xsi:nil="true"/>
+    <lcf76f155ced4ddcb4097134ff3c332f xmlns="62f7326d-23c9-4c29-8c57-4f24d8722e7e">
+      <Terms xmlns="http://schemas.microsoft.com/office/infopath/2007/PartnerControls"/>
+    </lcf76f155ced4ddcb4097134ff3c332f>
+  </documentManagement>
+</p:properties>
+</file>
+
+<file path=customXml/item2.xml><?xml version="1.0" encoding="utf-8"?>
 <?mso-contentType ?>
 <FormTemplates xmlns="http://schemas.microsoft.com/sharepoint/v3/contenttype/forms">
   <Display>DocumentLibraryForm</Display>
@@ -5897,7 +6692,7 @@
 </FormTemplates>
 </file>
 
-<file path=customXml/item2.xml><?xml version="1.0" encoding="utf-8"?>
+<file path=customXml/item3.xml><?xml version="1.0" encoding="utf-8"?>
 <ct:contentTypeSchema xmlns:ct="http://schemas.microsoft.com/office/2006/metadata/contentType" xmlns:ma="http://schemas.microsoft.com/office/2006/metadata/properties/metaAttributes" ct:_="" ma:_="" ma:contentTypeName="Document" ma:contentTypeID="0x01010078195E5A655B1F419BEA189A3A95C299" ma:contentTypeVersion="10" ma:contentTypeDescription="Crée un document." ma:contentTypeScope="" ma:versionID="2565b4d261c143ebfe75fd259b6bcd59">
   <xsd:schema xmlns:xsd="http://www.w3.org/2001/XMLSchema" xmlns:xs="http://www.w3.org/2001/XMLSchema" xmlns:p="http://schemas.microsoft.com/office/2006/metadata/properties" xmlns:ns2="62f7326d-23c9-4c29-8c57-4f24d8722e7e" xmlns:ns3="22c202fc-011b-4e26-8c44-f2cfa4c279bc" targetNamespace="http://schemas.microsoft.com/office/2006/metadata/properties" ma:root="true" ma:fieldsID="d72157d5b0c62b9f9755a627728cfd03" ns2:_="" ns3:_="">
     <xsd:import namespace="62f7326d-23c9-4c29-8c57-4f24d8722e7e"/>
@@ -6086,22 +6881,22 @@
 </ct:contentTypeSchema>
 </file>
 
-<file path=customXml/item3.xml><?xml version="1.0" encoding="utf-8"?>
+<file path=customXml/item4.xml><?xml version="1.0" encoding="utf-8"?>
 <b:Sources xmlns:b="http://schemas.openxmlformats.org/officeDocument/2006/bibliography" xmlns="http://schemas.openxmlformats.org/officeDocument/2006/bibliography" SelectedStyle="\APASixthEditionOfficeOnline.xsl" StyleName="APA" Version="6"/>
 </file>
 
-<file path=customXml/item4.xml><?xml version="1.0" encoding="utf-8"?>
-<p:properties xmlns:p="http://schemas.microsoft.com/office/2006/metadata/properties" xmlns:xsi="http://www.w3.org/2001/XMLSchema-instance" xmlns:pc="http://schemas.microsoft.com/office/infopath/2007/PartnerControls">
-  <documentManagement>
-    <TaxCatchAll xmlns="22c202fc-011b-4e26-8c44-f2cfa4c279bc" xsi:nil="true"/>
-    <lcf76f155ced4ddcb4097134ff3c332f xmlns="62f7326d-23c9-4c29-8c57-4f24d8722e7e">
-      <Terms xmlns="http://schemas.microsoft.com/office/infopath/2007/PartnerControls"/>
-    </lcf76f155ced4ddcb4097134ff3c332f>
-  </documentManagement>
-</p:properties>
+<file path=customXml/itemProps1.xml><?xml version="1.0" encoding="utf-8"?>
+<ds:datastoreItem xmlns:ds="http://schemas.openxmlformats.org/officeDocument/2006/customXml" ds:itemID="{D9C12D68-2805-4693-88ED-D456E27B80A9}">
+  <ds:schemaRefs>
+    <ds:schemaRef ds:uri="http://schemas.microsoft.com/office/2006/metadata/properties"/>
+    <ds:schemaRef ds:uri="http://schemas.microsoft.com/office/infopath/2007/PartnerControls"/>
+    <ds:schemaRef ds:uri="22c202fc-011b-4e26-8c44-f2cfa4c279bc"/>
+    <ds:schemaRef ds:uri="62f7326d-23c9-4c29-8c57-4f24d8722e7e"/>
+  </ds:schemaRefs>
+</ds:datastoreItem>
 </file>
 
-<file path=customXml/itemProps1.xml><?xml version="1.0" encoding="utf-8"?>
+<file path=customXml/itemProps2.xml><?xml version="1.0" encoding="utf-8"?>
 <ds:datastoreItem xmlns:ds="http://schemas.openxmlformats.org/officeDocument/2006/customXml" ds:itemID="{534D3452-20BD-4AA2-9FDF-9A4B15CAE6F5}">
   <ds:schemaRefs>
     <ds:schemaRef ds:uri="http://schemas.microsoft.com/sharepoint/v3/contenttype/forms"/>
@@ -6109,7 +6904,7 @@
 </ds:datastoreItem>
 </file>
 
-<file path=customXml/itemProps2.xml><?xml version="1.0" encoding="utf-8"?>
+<file path=customXml/itemProps3.xml><?xml version="1.0" encoding="utf-8"?>
 <ds:datastoreItem xmlns:ds="http://schemas.openxmlformats.org/officeDocument/2006/customXml" ds:itemID="{CF2E338C-B3A7-4820-B3AF-6468A979A60E}">
   <ds:schemaRefs>
     <ds:schemaRef ds:uri="http://schemas.microsoft.com/office/2006/metadata/contentType"/>
@@ -6128,21 +6923,10 @@
 </ds:datastoreItem>
 </file>
 
-<file path=customXml/itemProps3.xml><?xml version="1.0" encoding="utf-8"?>
+<file path=customXml/itemProps4.xml><?xml version="1.0" encoding="utf-8"?>
 <ds:datastoreItem xmlns:ds="http://schemas.openxmlformats.org/officeDocument/2006/customXml" ds:itemID="{55619DD0-44FF-45CC-A1AA-11DEFCB71573}">
   <ds:schemaRefs>
     <ds:schemaRef ds:uri="http://schemas.openxmlformats.org/officeDocument/2006/bibliography"/>
   </ds:schemaRefs>
 </ds:datastoreItem>
-</file>
-
-<file path=customXml/itemProps4.xml><?xml version="1.0" encoding="utf-8"?>
-<ds:datastoreItem xmlns:ds="http://schemas.openxmlformats.org/officeDocument/2006/customXml" ds:itemID="{D9C12D68-2805-4693-88ED-D456E27B80A9}">
-  <ds:schemaRefs>
-    <ds:schemaRef ds:uri="http://schemas.microsoft.com/office/2006/metadata/properties"/>
-    <ds:schemaRef ds:uri="http://schemas.microsoft.com/office/infopath/2007/PartnerControls"/>
-    <ds:schemaRef ds:uri="22c202fc-011b-4e26-8c44-f2cfa4c279bc"/>
-    <ds:schemaRef ds:uri="62f7326d-23c9-4c29-8c57-4f24d8722e7e"/>
-  </ds:schemaRefs>
-</ds:datastoreItem>
 </file>
--- a/R00065426_(John)_Paul_Nagle_NLP_Assignment_1.docx
+++ b/R00065426_(John)_Paul_Nagle_NLP_Assignment_1.docx
@@ -174,27 +174,37 @@
         <w:rPr>
           <w:lang w:val="en-GB" w:eastAsia="fr-FR"/>
         </w:rPr>
-        <w:t xml:space="preserve">from the Internet, and greater than 50% of all internet content is </w:t>
-      </w:r>
-      <w:proofErr w:type="gramStart"/>
+        <w:t>from the Internet, and greater than 50% of all internet content is</w:t>
+      </w:r>
       <w:r>
         <w:rPr>
           <w:lang w:val="en-GB" w:eastAsia="fr-FR"/>
         </w:rPr>
-        <w:t xml:space="preserve">English  </w:t>
+        <w:t xml:space="preserve"> in the </w:t>
       </w:r>
       <w:r>
         <w:rPr>
           <w:lang w:val="en-GB" w:eastAsia="fr-FR"/>
         </w:rPr>
-        <w:t>[</w:t>
-      </w:r>
-      <w:proofErr w:type="gramEnd"/>
+        <w:t xml:space="preserve">English </w:t>
+      </w:r>
       <w:r>
         <w:rPr>
           <w:lang w:val="en-GB" w:eastAsia="fr-FR"/>
         </w:rPr>
-        <w:t>1]</w:t>
+        <w:t>language</w:t>
+      </w:r>
+      <w:r>
+        <w:rPr>
+          <w:lang w:val="en-GB" w:eastAsia="fr-FR"/>
+        </w:rPr>
+        <w:t xml:space="preserve"> </w:t>
+      </w:r>
+      <w:r>
+        <w:rPr>
+          <w:lang w:val="en-GB" w:eastAsia="fr-FR"/>
+        </w:rPr>
+        <w:t>[1]</w:t>
       </w:r>
       <w:r>
         <w:rPr>
@@ -444,7 +454,13 @@
         <w:rPr>
           <w:lang w:val="en-GB"/>
         </w:rPr>
-        <w:t xml:space="preserve">Mistral-7B-Instruct-v0.3 [3] from huggingface which is an is an instruct fine-tuned version of the Mistral-7B-v0.3 [4] suitable for </w:t>
+        <w:t xml:space="preserve">Mistral-7B-Instruct-v0.3 [3] from huggingface which is an is an instruct fine-tuned version of the </w:t>
+      </w:r>
+      <w:r>
+        <w:rPr>
+          <w:lang w:val="en-GB"/>
+        </w:rPr>
+        <w:t xml:space="preserve">Mistral-7B-v0.3 [4] suitable for </w:t>
       </w:r>
       <w:r>
         <w:rPr>
@@ -719,14 +735,14 @@
         <w:rPr>
           <w:lang w:val="en-GB"/>
         </w:rPr>
-        <w:t xml:space="preserve">For the multiple-choice question evaluations, the date was again borrowed from the BLEnD project. I took a sample set of 43,000 questions in total, distributed across the locales. Lacking the regional information and language skills, I would </w:t>
+        <w:t xml:space="preserve">For the multiple-choice question evaluations, the date was again borrowed from the BLEnD project. </w:t>
       </w:r>
       <w:r>
         <w:rPr>
           <w:lang w:val="en-GB"/>
         </w:rPr>
         <w:lastRenderedPageBreak/>
-        <w:t xml:space="preserve">not have been able to generate these datasets myself. </w:t>
+        <w:t xml:space="preserve">I took a sample set of 43,000 questions in total, distributed across the locales. Lacking the regional information and language skills, I would not have been able to generate these datasets myself. </w:t>
       </w:r>
     </w:p>
     <w:p>
@@ -882,8 +898,19 @@
       <w:pPr>
         <w:pStyle w:val="Heading3"/>
       </w:pPr>
-      <w:r>
-        <w:t>Normalization approach</w:t>
+      <w:proofErr w:type="spellStart"/>
+      <w:r>
+        <w:t>Normali</w:t>
+      </w:r>
+      <w:r>
+        <w:t>s</w:t>
+      </w:r>
+      <w:r>
+        <w:t>ation</w:t>
+      </w:r>
+      <w:proofErr w:type="spellEnd"/>
+      <w:r>
+        <w:t xml:space="preserve"> approach</w:t>
       </w:r>
     </w:p>
     <w:p>
@@ -896,16 +923,276 @@
         <w:rPr>
           <w:lang w:val="en-US"/>
         </w:rPr>
-        <w:t xml:space="preserve">BLAH BLAH BLAH about </w:t>
+        <w:t>The implemented normalization approach was to normalize the</w:t>
+      </w:r>
+      <w:r>
+        <w:rPr>
+          <w:lang w:val="en-US"/>
+        </w:rPr>
+        <w:t xml:space="preserve"> text</w:t>
+      </w:r>
+      <w:r>
+        <w:rPr>
+          <w:lang w:val="en-US"/>
+        </w:rPr>
+        <w:t xml:space="preserve"> before matching generated answers against the reference answers. All inputs are first given a standard cleanup i.e. Unicode NFC normalization, removal of any control characters, standardizing line breaks, cleaning up whitespace and converting everything to lowercase. </w:t>
+      </w:r>
+    </w:p>
+    <w:p>
+      <w:pPr>
+        <w:rPr>
+          <w:lang w:val="en-US"/>
+        </w:rPr>
+      </w:pPr>
+      <w:r>
+        <w:rPr>
+          <w:lang w:val="en-US"/>
+        </w:rPr>
+        <w:t xml:space="preserve">For </w:t>
       </w:r>
       <w:proofErr w:type="spellStart"/>
       <w:r>
         <w:rPr>
           <w:lang w:val="en-US"/>
         </w:rPr>
-        <w:t>normalisation</w:t>
+        <w:t>en</w:t>
       </w:r>
       <w:proofErr w:type="spellEnd"/>
+      <w:r>
+        <w:rPr>
+          <w:lang w:val="en-US"/>
+        </w:rPr>
+        <w:t xml:space="preserve">-US and </w:t>
+      </w:r>
+      <w:proofErr w:type="spellStart"/>
+      <w:r>
+        <w:rPr>
+          <w:lang w:val="en-US"/>
+        </w:rPr>
+        <w:t>en</w:t>
+      </w:r>
+      <w:proofErr w:type="spellEnd"/>
+      <w:r>
+        <w:rPr>
+          <w:lang w:val="en-US"/>
+        </w:rPr>
+        <w:t xml:space="preserve">-UK the normalization was identical, as they are both English in </w:t>
+      </w:r>
+      <w:proofErr w:type="spellStart"/>
+      <w:r>
+        <w:rPr>
+          <w:lang w:val="en-US"/>
+        </w:rPr>
+        <w:t>latin</w:t>
+      </w:r>
+      <w:proofErr w:type="spellEnd"/>
+      <w:r>
+        <w:rPr>
+          <w:lang w:val="en-US"/>
+        </w:rPr>
+        <w:t xml:space="preserve"> script. I removed all punctuation except for apostrophes and hyphens, both of which can contribute to the meaning of the word being </w:t>
+      </w:r>
+      <w:proofErr w:type="spellStart"/>
+      <w:r>
+        <w:rPr>
+          <w:lang w:val="en-US"/>
+        </w:rPr>
+        <w:t>normalised</w:t>
+      </w:r>
+      <w:proofErr w:type="spellEnd"/>
+      <w:r>
+        <w:rPr>
+          <w:lang w:val="en-US"/>
+        </w:rPr>
+        <w:t>. I then lemmatized each token with NTLK WordNet. First as nouns and then as verbs. Lemmatization in this case preserves meaning better than stemming, so I chose not to implement any stemming.</w:t>
+      </w:r>
+    </w:p>
+    <w:p>
+      <w:pPr>
+        <w:rPr>
+          <w:lang w:val="en-US"/>
+        </w:rPr>
+      </w:pPr>
+      <w:r>
+        <w:rPr>
+          <w:lang w:val="en-US"/>
+        </w:rPr>
+        <w:t xml:space="preserve">For </w:t>
+      </w:r>
+      <w:proofErr w:type="spellStart"/>
+      <w:r>
+        <w:rPr>
+          <w:lang w:val="en-US"/>
+        </w:rPr>
+        <w:t>zh</w:t>
+      </w:r>
+      <w:proofErr w:type="spellEnd"/>
+      <w:r>
+        <w:rPr>
+          <w:lang w:val="en-US"/>
+        </w:rPr>
+        <w:t xml:space="preserve">-CN, the normalization process was different. I </w:t>
+      </w:r>
+      <w:r>
+        <w:rPr>
+          <w:lang w:val="en-US"/>
+        </w:rPr>
+        <w:t xml:space="preserve">removed </w:t>
+      </w:r>
+      <w:r>
+        <w:rPr>
+          <w:lang w:val="en-US"/>
+        </w:rPr>
+        <w:t xml:space="preserve">all </w:t>
+      </w:r>
+      <w:proofErr w:type="spellStart"/>
+      <w:r>
+        <w:rPr>
+          <w:lang w:val="en-US"/>
+        </w:rPr>
+        <w:t>latin</w:t>
+      </w:r>
+      <w:proofErr w:type="spellEnd"/>
+      <w:r>
+        <w:rPr>
+          <w:lang w:val="en-US"/>
+        </w:rPr>
+        <w:t xml:space="preserve"> </w:t>
+      </w:r>
+      <w:r>
+        <w:rPr>
+          <w:lang w:val="en-US"/>
+        </w:rPr>
+        <w:t xml:space="preserve">text (except numbers) </w:t>
+      </w:r>
+      <w:r>
+        <w:rPr>
+          <w:lang w:val="en-US"/>
+        </w:rPr>
+        <w:t xml:space="preserve">and </w:t>
+      </w:r>
+      <w:r>
+        <w:rPr>
+          <w:lang w:val="en-US"/>
+        </w:rPr>
+        <w:t xml:space="preserve">all </w:t>
+      </w:r>
+      <w:r>
+        <w:rPr>
+          <w:lang w:val="en-US"/>
+        </w:rPr>
+        <w:t>Chinese punctuation</w:t>
+      </w:r>
+      <w:r>
+        <w:rPr>
+          <w:lang w:val="en-US"/>
+        </w:rPr>
+        <w:t xml:space="preserve">. Whitespace is not a reliable boundary in Chinese, so I </w:t>
+      </w:r>
+      <w:r>
+        <w:rPr>
+          <w:lang w:val="en-US"/>
+        </w:rPr>
+        <w:t>removed all whitespace entirely</w:t>
+      </w:r>
+      <w:r>
+        <w:rPr>
+          <w:lang w:val="en-US"/>
+        </w:rPr>
+        <w:t xml:space="preserve">. </w:t>
+      </w:r>
+    </w:p>
+    <w:p>
+      <w:pPr>
+        <w:rPr>
+          <w:lang w:val="en-US"/>
+        </w:rPr>
+      </w:pPr>
+      <w:r>
+        <w:rPr>
+          <w:lang w:val="en-US"/>
+        </w:rPr>
+        <w:t xml:space="preserve">For am-ET, I used a </w:t>
+      </w:r>
+      <w:proofErr w:type="spellStart"/>
+      <w:r>
+        <w:rPr>
+          <w:lang w:val="en-US"/>
+        </w:rPr>
+        <w:t>specialised</w:t>
+      </w:r>
+      <w:proofErr w:type="spellEnd"/>
+      <w:r>
+        <w:rPr>
+          <w:lang w:val="en-US"/>
+        </w:rPr>
+        <w:t xml:space="preserve"> library called </w:t>
+      </w:r>
+      <w:proofErr w:type="spellStart"/>
+      <w:r>
+        <w:rPr>
+          <w:lang w:val="en-US"/>
+        </w:rPr>
+        <w:t>amharicNLP</w:t>
+      </w:r>
+      <w:proofErr w:type="spellEnd"/>
+      <w:r>
+        <w:rPr>
+          <w:lang w:val="en-US"/>
+        </w:rPr>
+        <w:t xml:space="preserve"> </w:t>
+      </w:r>
+      <w:r>
+        <w:rPr>
+          <w:rFonts w:cs="Arial"/>
+          <w:color w:val="222222"/>
+          <w:shd w:val="clear" w:color="auto" w:fill="FFFFFF"/>
+          <w:lang w:val="en-GB"/>
+        </w:rPr>
+        <w:t>[5]</w:t>
+      </w:r>
+      <w:r>
+        <w:rPr>
+          <w:lang w:val="en-US"/>
+        </w:rPr>
+        <w:t xml:space="preserve">. Ethiopian script is called Amharic and is a low resource language, even though there are close to 60 million native speakers. I ran the methods provided by the library to standardize the characters, clean punctuation spacing (Amharic uses unique punctuation marks), </w:t>
+      </w:r>
+      <w:r>
+        <w:rPr>
+          <w:lang w:val="en-US"/>
+        </w:rPr>
+        <w:t xml:space="preserve">to </w:t>
+      </w:r>
+      <w:r>
+        <w:rPr>
+          <w:lang w:val="en-US"/>
+        </w:rPr>
+        <w:t>remove high frequency stop</w:t>
+      </w:r>
+      <w:r>
+        <w:rPr>
+          <w:lang w:val="en-US"/>
+        </w:rPr>
+        <w:t>/</w:t>
+      </w:r>
+      <w:r>
+        <w:rPr>
+          <w:lang w:val="en-US"/>
+        </w:rPr>
+        <w:t xml:space="preserve">filler words, and to convert each word to </w:t>
+      </w:r>
+      <w:r>
+        <w:rPr>
+          <w:lang w:val="en-US"/>
+        </w:rPr>
+        <w:t>its</w:t>
+      </w:r>
+      <w:r>
+        <w:rPr>
+          <w:lang w:val="en-US"/>
+        </w:rPr>
+        <w:t xml:space="preserve"> canonical dictionary form.  </w:t>
+      </w:r>
     </w:p>
     <w:p>
       <w:pPr>
@@ -1091,13 +1378,7 @@
         <w:rPr>
           <w:lang w:val="en-GB"/>
         </w:rPr>
-        <w:t xml:space="preserve">The exact text of this prompt was just a free form guess at the best way to influence the LLM in natural language form. It is unclear to me how much of a difference that these persona-based prompts made to the response that I got from the LLM. If given more time, this would be an interesting area to explore. Perhaps there is a </w:t>
-      </w:r>
-      <w:r>
-        <w:rPr>
-          <w:lang w:val="en-GB"/>
-        </w:rPr>
-        <w:t>better way to define a persona from which an LLM should generate an answer.</w:t>
+        <w:t>The exact text of this prompt was just a free form guess at the best way to influence the LLM in natural language form. It is unclear to me how much of a difference that these persona-based prompts made to the response that I got from the LLM. If given more time, this would be an interesting area to explore. Perhaps there is a better way to define a persona from which an LLM should generate an answer.</w:t>
       </w:r>
     </w:p>
     <w:p>
@@ -1255,7 +1536,14 @@
         <w:rPr>
           <w:lang w:val="en-GB"/>
         </w:rPr>
-        <w:t>, then the highest probability token was always returned by the LLM (greedy decoding), which potentially inflated the confidence scores.</w:t>
+        <w:t xml:space="preserve">, then the highest probability token was always returned by </w:t>
+      </w:r>
+      <w:r>
+        <w:rPr>
+          <w:lang w:val="en-GB"/>
+        </w:rPr>
+        <w:lastRenderedPageBreak/>
+        <w:t>the LLM (greedy decoding), which potentially inflated the confidence scores.</w:t>
       </w:r>
     </w:p>
     <w:p>
@@ -1468,7 +1756,6 @@
         <w:rPr>
           <w:lang w:val="en-GB"/>
         </w:rPr>
-        <w:lastRenderedPageBreak/>
         <w:t>Evaluation</w:t>
       </w:r>
     </w:p>
@@ -2152,7 +2439,7 @@
         </w:rPr>
         <w:t xml:space="preserve">[6] </w:t>
       </w:r>
-      <w:hyperlink r:id="rId16" w:history="1">
+      <w:hyperlink r:id="rId16" w:anchor=":~:text=Logit,readily%20adapt%20to%20scenarios%20involving" w:history="1">
         <w:r>
           <w:rPr>
             <w:rStyle w:val="Hyperlink"/>
@@ -5826,6 +6113,7 @@
   <w:style w:type="character" w:default="1" w:styleId="DefaultParagraphFont">
     <w:name w:val="Default Paragraph Font"/>
     <w:uiPriority w:val="1"/>
+    <w:semiHidden/>
     <w:unhideWhenUsed/>
   </w:style>
   <w:style w:type="table" w:default="1" w:styleId="TableNormal">
@@ -6673,6 +6961,15 @@
 </file>
 
 <file path=customXml/item1.xml><?xml version="1.0" encoding="utf-8"?>
+<?mso-contentType ?>
+<FormTemplates xmlns="http://schemas.microsoft.com/sharepoint/v3/contenttype/forms">
+  <Display>DocumentLibraryForm</Display>
+  <Edit>DocumentLibraryForm</Edit>
+  <New>DocumentLibraryForm</New>
+</FormTemplates>
+</file>
+
+<file path=customXml/item2.xml><?xml version="1.0" encoding="utf-8"?>
 <p:properties xmlns:p="http://schemas.microsoft.com/office/2006/metadata/properties" xmlns:xsi="http://www.w3.org/2001/XMLSchema-instance" xmlns:pc="http://schemas.microsoft.com/office/infopath/2007/PartnerControls">
   <documentManagement>
     <TaxCatchAll xmlns="22c202fc-011b-4e26-8c44-f2cfa4c279bc" xsi:nil="true"/>
@@ -6683,16 +6980,11 @@
 </p:properties>
 </file>
 
-<file path=customXml/item2.xml><?xml version="1.0" encoding="utf-8"?>
-<?mso-contentType ?>
-<FormTemplates xmlns="http://schemas.microsoft.com/sharepoint/v3/contenttype/forms">
-  <Display>DocumentLibraryForm</Display>
-  <Edit>DocumentLibraryForm</Edit>
-  <New>DocumentLibraryForm</New>
-</FormTemplates>
+<file path=customXml/item3.xml><?xml version="1.0" encoding="utf-8"?>
+<b:Sources xmlns:b="http://schemas.openxmlformats.org/officeDocument/2006/bibliography" xmlns="http://schemas.openxmlformats.org/officeDocument/2006/bibliography" SelectedStyle="\APASixthEditionOfficeOnline.xsl" StyleName="APA" Version="6"/>
 </file>
 
-<file path=customXml/item3.xml><?xml version="1.0" encoding="utf-8"?>
+<file path=customXml/item4.xml><?xml version="1.0" encoding="utf-8"?>
 <ct:contentTypeSchema xmlns:ct="http://schemas.microsoft.com/office/2006/metadata/contentType" xmlns:ma="http://schemas.microsoft.com/office/2006/metadata/properties/metaAttributes" ct:_="" ma:_="" ma:contentTypeName="Document" ma:contentTypeID="0x01010078195E5A655B1F419BEA189A3A95C299" ma:contentTypeVersion="10" ma:contentTypeDescription="Crée un document." ma:contentTypeScope="" ma:versionID="2565b4d261c143ebfe75fd259b6bcd59">
   <xsd:schema xmlns:xsd="http://www.w3.org/2001/XMLSchema" xmlns:xs="http://www.w3.org/2001/XMLSchema" xmlns:p="http://schemas.microsoft.com/office/2006/metadata/properties" xmlns:ns2="62f7326d-23c9-4c29-8c57-4f24d8722e7e" xmlns:ns3="22c202fc-011b-4e26-8c44-f2cfa4c279bc" targetNamespace="http://schemas.microsoft.com/office/2006/metadata/properties" ma:root="true" ma:fieldsID="d72157d5b0c62b9f9755a627728cfd03" ns2:_="" ns3:_="">
     <xsd:import namespace="62f7326d-23c9-4c29-8c57-4f24d8722e7e"/>
@@ -6881,11 +7173,15 @@
 </ct:contentTypeSchema>
 </file>
 
-<file path=customXml/item4.xml><?xml version="1.0" encoding="utf-8"?>
-<b:Sources xmlns:b="http://schemas.openxmlformats.org/officeDocument/2006/bibliography" xmlns="http://schemas.openxmlformats.org/officeDocument/2006/bibliography" SelectedStyle="\APASixthEditionOfficeOnline.xsl" StyleName="APA" Version="6"/>
+<file path=customXml/itemProps1.xml><?xml version="1.0" encoding="utf-8"?>
+<ds:datastoreItem xmlns:ds="http://schemas.openxmlformats.org/officeDocument/2006/customXml" ds:itemID="{534D3452-20BD-4AA2-9FDF-9A4B15CAE6F5}">
+  <ds:schemaRefs>
+    <ds:schemaRef ds:uri="http://schemas.microsoft.com/sharepoint/v3/contenttype/forms"/>
+  </ds:schemaRefs>
+</ds:datastoreItem>
 </file>
 
-<file path=customXml/itemProps1.xml><?xml version="1.0" encoding="utf-8"?>
+<file path=customXml/itemProps2.xml><?xml version="1.0" encoding="utf-8"?>
 <ds:datastoreItem xmlns:ds="http://schemas.openxmlformats.org/officeDocument/2006/customXml" ds:itemID="{D9C12D68-2805-4693-88ED-D456E27B80A9}">
   <ds:schemaRefs>
     <ds:schemaRef ds:uri="http://schemas.microsoft.com/office/2006/metadata/properties"/>
@@ -6896,15 +7192,15 @@
 </ds:datastoreItem>
 </file>
 
-<file path=customXml/itemProps2.xml><?xml version="1.0" encoding="utf-8"?>
-<ds:datastoreItem xmlns:ds="http://schemas.openxmlformats.org/officeDocument/2006/customXml" ds:itemID="{534D3452-20BD-4AA2-9FDF-9A4B15CAE6F5}">
+<file path=customXml/itemProps3.xml><?xml version="1.0" encoding="utf-8"?>
+<ds:datastoreItem xmlns:ds="http://schemas.openxmlformats.org/officeDocument/2006/customXml" ds:itemID="{55619DD0-44FF-45CC-A1AA-11DEFCB71573}">
   <ds:schemaRefs>
-    <ds:schemaRef ds:uri="http://schemas.microsoft.com/sharepoint/v3/contenttype/forms"/>
+    <ds:schemaRef ds:uri="http://schemas.openxmlformats.org/officeDocument/2006/bibliography"/>
   </ds:schemaRefs>
 </ds:datastoreItem>
 </file>
 
-<file path=customXml/itemProps3.xml><?xml version="1.0" encoding="utf-8"?>
+<file path=customXml/itemProps4.xml><?xml version="1.0" encoding="utf-8"?>
 <ds:datastoreItem xmlns:ds="http://schemas.openxmlformats.org/officeDocument/2006/customXml" ds:itemID="{CF2E338C-B3A7-4820-B3AF-6468A979A60E}">
   <ds:schemaRefs>
     <ds:schemaRef ds:uri="http://schemas.microsoft.com/office/2006/metadata/contentType"/>
@@ -6921,12 +7217,4 @@
     <ds:schemaRef ds:uri="http://schemas.microsoft.com/internal/obd"/>
   </ds:schemaRefs>
 </ds:datastoreItem>
-</file>
-
-<file path=customXml/itemProps4.xml><?xml version="1.0" encoding="utf-8"?>
-<ds:datastoreItem xmlns:ds="http://schemas.openxmlformats.org/officeDocument/2006/customXml" ds:itemID="{55619DD0-44FF-45CC-A1AA-11DEFCB71573}">
-  <ds:schemaRefs>
-    <ds:schemaRef ds:uri="http://schemas.openxmlformats.org/officeDocument/2006/bibliography"/>
-  </ds:schemaRefs>
-</ds:datastoreItem>
 </file>
--- a/R00065426_(John)_Paul_Nagle_NLP_Assignment_1.docx
+++ b/R00065426_(John)_Paul_Nagle_NLP_Assignment_1.docx
@@ -1087,19 +1087,7 @@
         <w:rPr>
           <w:lang w:val="en-US"/>
         </w:rPr>
-        <w:t xml:space="preserve">. Whitespace is not a reliable boundary in Chinese, so I </w:t>
-      </w:r>
-      <w:r>
-        <w:rPr>
-          <w:lang w:val="en-US"/>
-        </w:rPr>
-        <w:t>removed all whitespace entirely</w:t>
-      </w:r>
-      <w:r>
-        <w:rPr>
-          <w:lang w:val="en-US"/>
-        </w:rPr>
-        <w:t xml:space="preserve">. </w:t>
+        <w:t xml:space="preserve">. Whitespace is not a reliable boundary in Chinese, so I removed all whitespace entirely. </w:t>
       </w:r>
     </w:p>
     <w:p>
@@ -1425,7 +1413,19 @@
         <w:rPr>
           <w:lang w:val="en-GB"/>
         </w:rPr>
-        <w:t xml:space="preserve">” which meant that we extra details in the response, such as the list of logits for each generation step. From this list I was able to use the torch library </w:t>
+        <w:t xml:space="preserve">” which meant that we </w:t>
+      </w:r>
+      <w:r>
+        <w:rPr>
+          <w:lang w:val="en-GB"/>
+        </w:rPr>
+        <w:t xml:space="preserve">receive </w:t>
+      </w:r>
+      <w:r>
+        <w:rPr>
+          <w:lang w:val="en-GB"/>
+        </w:rPr>
+        <w:t xml:space="preserve">extra details in the response, such as the list of logits for each generation step. From this list I was able to use the torch library </w:t>
       </w:r>
       <w:proofErr w:type="spellStart"/>
       <w:r>
@@ -1441,14 +1441,12 @@
         </w:rPr>
         <w:t xml:space="preserve"> functionality to obtain the selected token’s probability and I was able to average these to calculate the overall probability for each token. The final confidence score was then the arithmetic mean of </w:t>
       </w:r>
-      <w:proofErr w:type="gramStart"/>
-      <w:r>
-        <w:rPr>
-          <w:lang w:val="en-GB"/>
-        </w:rPr>
-        <w:t>all of</w:t>
-      </w:r>
-      <w:proofErr w:type="gramEnd"/>
+      <w:r>
+        <w:rPr>
+          <w:lang w:val="en-GB"/>
+        </w:rPr>
+        <w:t>all</w:t>
+      </w:r>
       <w:r>
         <w:rPr>
           <w:lang w:val="en-GB"/>
@@ -1468,14 +1466,12 @@
         </w:rPr>
         <w:t xml:space="preserve">I was then able to produce a variety of metrics that would </w:t>
       </w:r>
-      <w:proofErr w:type="gramStart"/>
-      <w:r>
-        <w:rPr>
-          <w:lang w:val="en-GB"/>
-        </w:rPr>
-        <w:t>potentially</w:t>
-      </w:r>
-      <w:proofErr w:type="gramEnd"/>
+      <w:r>
+        <w:rPr>
+          <w:lang w:val="en-GB"/>
+        </w:rPr>
+        <w:t>potentially be</w:t>
+      </w:r>
       <w:r>
         <w:rPr>
           <w:lang w:val="en-GB"/>
@@ -1505,7 +1501,19 @@
         <w:rPr>
           <w:lang w:val="en-GB"/>
         </w:rPr>
-        <w:t xml:space="preserve">One thing to note here is that as the following setting were always applied: </w:t>
+        <w:t>One thing to note here is that as the following setting</w:t>
+      </w:r>
+      <w:r>
+        <w:rPr>
+          <w:lang w:val="en-GB"/>
+        </w:rPr>
+        <w:t>s</w:t>
+      </w:r>
+      <w:r>
+        <w:rPr>
+          <w:lang w:val="en-GB"/>
+        </w:rPr>
+        <w:t xml:space="preserve"> were always applied: </w:t>
       </w:r>
     </w:p>
     <w:p>
@@ -1771,6 +1779,12 @@
           <w:lang w:val="en-GB"/>
         </w:rPr>
         <w:t>Overall</w:t>
+      </w:r>
+      <w:r>
+        <w:rPr>
+          <w:lang w:val="en-GB"/>
+        </w:rPr>
+        <w:t xml:space="preserve"> Performance</w:t>
       </w:r>
     </w:p>
     <w:p>
@@ -2116,20 +2130,10 @@
     </w:p>
     <w:p>
       <w:pPr>
-        <w:rPr>
-          <w:lang w:val="en-GB"/>
-        </w:rPr>
-      </w:pPr>
-      <w:r>
-        <w:rPr>
-          <w:rFonts w:ascii="Courier New" w:hAnsi="Courier New" w:cs="Courier New"/>
-          <w:color w:val="E3E3E3"/>
-          <w:sz w:val="21"/>
-          <w:szCs w:val="21"/>
-          <w:shd w:val="clear" w:color="auto" w:fill="282A2C"/>
-          <w:lang w:val="en-GB"/>
-        </w:rPr>
-        <w:t>Accuracy: 55.02% (1837/3339)</w:t>
+        <w:pStyle w:val="Heading2"/>
+      </w:pPr>
+      <w:r>
+        <w:t>Gap vs Best Performing Locale</w:t>
       </w:r>
     </w:p>
     <w:p>
@@ -2166,6 +2170,32 @@
         <w:t>max</w:t>
       </w:r>
       <w:proofErr w:type="gramEnd"/>
+    </w:p>
+    <w:p>
+      <w:pPr>
+        <w:pStyle w:val="Heading2"/>
+      </w:pPr>
+      <w:r>
+        <w:t>Failure examples</w:t>
+      </w:r>
+      <w:r>
+        <w:t xml:space="preserve"> (10 - 12)</w:t>
+      </w:r>
+    </w:p>
+    <w:p>
+      <w:pPr>
+        <w:pStyle w:val="Heading2"/>
+      </w:pPr>
+      <w:r>
+        <w:t>Culturally incorrect example</w:t>
+      </w:r>
+    </w:p>
+    <w:p>
+      <w:pPr>
+        <w:rPr>
+          <w:lang w:val="en-GB"/>
+        </w:rPr>
+      </w:pPr>
     </w:p>
     <w:p>
       <w:pPr>
@@ -6961,15 +6991,6 @@
 </file>
 
 <file path=customXml/item1.xml><?xml version="1.0" encoding="utf-8"?>
-<?mso-contentType ?>
-<FormTemplates xmlns="http://schemas.microsoft.com/sharepoint/v3/contenttype/forms">
-  <Display>DocumentLibraryForm</Display>
-  <Edit>DocumentLibraryForm</Edit>
-  <New>DocumentLibraryForm</New>
-</FormTemplates>
-</file>
-
-<file path=customXml/item2.xml><?xml version="1.0" encoding="utf-8"?>
 <p:properties xmlns:p="http://schemas.microsoft.com/office/2006/metadata/properties" xmlns:xsi="http://www.w3.org/2001/XMLSchema-instance" xmlns:pc="http://schemas.microsoft.com/office/infopath/2007/PartnerControls">
   <documentManagement>
     <TaxCatchAll xmlns="22c202fc-011b-4e26-8c44-f2cfa4c279bc" xsi:nil="true"/>
@@ -6980,11 +7001,16 @@
 </p:properties>
 </file>
 
-<file path=customXml/item3.xml><?xml version="1.0" encoding="utf-8"?>
-<b:Sources xmlns:b="http://schemas.openxmlformats.org/officeDocument/2006/bibliography" xmlns="http://schemas.openxmlformats.org/officeDocument/2006/bibliography" SelectedStyle="\APASixthEditionOfficeOnline.xsl" StyleName="APA" Version="6"/>
+<file path=customXml/item2.xml><?xml version="1.0" encoding="utf-8"?>
+<?mso-contentType ?>
+<FormTemplates xmlns="http://schemas.microsoft.com/sharepoint/v3/contenttype/forms">
+  <Display>DocumentLibraryForm</Display>
+  <Edit>DocumentLibraryForm</Edit>
+  <New>DocumentLibraryForm</New>
+</FormTemplates>
 </file>
 
-<file path=customXml/item4.xml><?xml version="1.0" encoding="utf-8"?>
+<file path=customXml/item3.xml><?xml version="1.0" encoding="utf-8"?>
 <ct:contentTypeSchema xmlns:ct="http://schemas.microsoft.com/office/2006/metadata/contentType" xmlns:ma="http://schemas.microsoft.com/office/2006/metadata/properties/metaAttributes" ct:_="" ma:_="" ma:contentTypeName="Document" ma:contentTypeID="0x01010078195E5A655B1F419BEA189A3A95C299" ma:contentTypeVersion="10" ma:contentTypeDescription="Crée un document." ma:contentTypeScope="" ma:versionID="2565b4d261c143ebfe75fd259b6bcd59">
   <xsd:schema xmlns:xsd="http://www.w3.org/2001/XMLSchema" xmlns:xs="http://www.w3.org/2001/XMLSchema" xmlns:p="http://schemas.microsoft.com/office/2006/metadata/properties" xmlns:ns2="62f7326d-23c9-4c29-8c57-4f24d8722e7e" xmlns:ns3="22c202fc-011b-4e26-8c44-f2cfa4c279bc" targetNamespace="http://schemas.microsoft.com/office/2006/metadata/properties" ma:root="true" ma:fieldsID="d72157d5b0c62b9f9755a627728cfd03" ns2:_="" ns3:_="">
     <xsd:import namespace="62f7326d-23c9-4c29-8c57-4f24d8722e7e"/>
@@ -7173,15 +7199,11 @@
 </ct:contentTypeSchema>
 </file>
 
-<file path=customXml/itemProps1.xml><?xml version="1.0" encoding="utf-8"?>
-<ds:datastoreItem xmlns:ds="http://schemas.openxmlformats.org/officeDocument/2006/customXml" ds:itemID="{534D3452-20BD-4AA2-9FDF-9A4B15CAE6F5}">
-  <ds:schemaRefs>
-    <ds:schemaRef ds:uri="http://schemas.microsoft.com/sharepoint/v3/contenttype/forms"/>
-  </ds:schemaRefs>
-</ds:datastoreItem>
+<file path=customXml/item4.xml><?xml version="1.0" encoding="utf-8"?>
+<b:Sources xmlns:b="http://schemas.openxmlformats.org/officeDocument/2006/bibliography" xmlns="http://schemas.openxmlformats.org/officeDocument/2006/bibliography" SelectedStyle="\APASixthEditionOfficeOnline.xsl" StyleName="APA" Version="6"/>
 </file>
 
-<file path=customXml/itemProps2.xml><?xml version="1.0" encoding="utf-8"?>
+<file path=customXml/itemProps1.xml><?xml version="1.0" encoding="utf-8"?>
 <ds:datastoreItem xmlns:ds="http://schemas.openxmlformats.org/officeDocument/2006/customXml" ds:itemID="{D9C12D68-2805-4693-88ED-D456E27B80A9}">
   <ds:schemaRefs>
     <ds:schemaRef ds:uri="http://schemas.microsoft.com/office/2006/metadata/properties"/>
@@ -7192,15 +7214,15 @@
 </ds:datastoreItem>
 </file>
 
-<file path=customXml/itemProps3.xml><?xml version="1.0" encoding="utf-8"?>
-<ds:datastoreItem xmlns:ds="http://schemas.openxmlformats.org/officeDocument/2006/customXml" ds:itemID="{55619DD0-44FF-45CC-A1AA-11DEFCB71573}">
+<file path=customXml/itemProps2.xml><?xml version="1.0" encoding="utf-8"?>
+<ds:datastoreItem xmlns:ds="http://schemas.openxmlformats.org/officeDocument/2006/customXml" ds:itemID="{534D3452-20BD-4AA2-9FDF-9A4B15CAE6F5}">
   <ds:schemaRefs>
-    <ds:schemaRef ds:uri="http://schemas.openxmlformats.org/officeDocument/2006/bibliography"/>
+    <ds:schemaRef ds:uri="http://schemas.microsoft.com/sharepoint/v3/contenttype/forms"/>
   </ds:schemaRefs>
 </ds:datastoreItem>
 </file>
 
-<file path=customXml/itemProps4.xml><?xml version="1.0" encoding="utf-8"?>
+<file path=customXml/itemProps3.xml><?xml version="1.0" encoding="utf-8"?>
 <ds:datastoreItem xmlns:ds="http://schemas.openxmlformats.org/officeDocument/2006/customXml" ds:itemID="{CF2E338C-B3A7-4820-B3AF-6468A979A60E}">
   <ds:schemaRefs>
     <ds:schemaRef ds:uri="http://schemas.microsoft.com/office/2006/metadata/contentType"/>
@@ -7217,4 +7239,12 @@
     <ds:schemaRef ds:uri="http://schemas.microsoft.com/internal/obd"/>
   </ds:schemaRefs>
 </ds:datastoreItem>
+</file>
+
+<file path=customXml/itemProps4.xml><?xml version="1.0" encoding="utf-8"?>
+<ds:datastoreItem xmlns:ds="http://schemas.openxmlformats.org/officeDocument/2006/customXml" ds:itemID="{55619DD0-44FF-45CC-A1AA-11DEFCB71573}">
+  <ds:schemaRefs>
+    <ds:schemaRef ds:uri="http://schemas.openxmlformats.org/officeDocument/2006/bibliography"/>
+  </ds:schemaRefs>
+</ds:datastoreItem>
 </file>
--- a/R00065426_(John)_Paul_Nagle_NLP_Assignment_1.docx
+++ b/R00065426_(John)_Paul_Nagle_NLP_Assignment_1.docx
@@ -349,9 +349,17 @@
       </w:pPr>
       <w:r>
         <w:rPr>
-          <w:lang w:val="en-GB"/>
-        </w:rPr>
-        <w:t>en-US (English-US):</w:t>
+          <w:b/>
+          <w:bCs/>
+          <w:lang w:val="en-GB"/>
+        </w:rPr>
+        <w:t>en-US</w:t>
+      </w:r>
+      <w:r>
+        <w:rPr>
+          <w:lang w:val="en-GB"/>
+        </w:rPr>
+        <w:t xml:space="preserve"> (English-US):</w:t>
       </w:r>
       <w:r>
         <w:rPr>
@@ -379,9 +387,17 @@
       </w:pPr>
       <w:r>
         <w:rPr>
-          <w:lang w:val="en-GB"/>
-        </w:rPr>
-        <w:t>en-GB (English-UK): High-resource, European locale</w:t>
+          <w:b/>
+          <w:bCs/>
+          <w:lang w:val="en-GB"/>
+        </w:rPr>
+        <w:t>en-GB</w:t>
+      </w:r>
+      <w:r>
+        <w:rPr>
+          <w:lang w:val="en-GB"/>
+        </w:rPr>
+        <w:t xml:space="preserve"> (English-UK): High-resource, European locale</w:t>
       </w:r>
     </w:p>
     <w:p>
@@ -397,9 +413,17 @@
       </w:pPr>
       <w:r>
         <w:rPr>
-          <w:lang w:val="en-GB"/>
-        </w:rPr>
-        <w:t>zh-CN (Chinese-China): Non-Latin script, major language</w:t>
+          <w:b/>
+          <w:bCs/>
+          <w:lang w:val="en-GB"/>
+        </w:rPr>
+        <w:t>zh-CN</w:t>
+      </w:r>
+      <w:r>
+        <w:rPr>
+          <w:lang w:val="en-GB"/>
+        </w:rPr>
+        <w:t xml:space="preserve"> (Chinese-China): Non-Latin script, major language</w:t>
       </w:r>
     </w:p>
     <w:p>
@@ -415,9 +439,17 @@
       </w:pPr>
       <w:r>
         <w:rPr>
-          <w:lang w:val="en-GB"/>
-        </w:rPr>
-        <w:t>am-ET (Amharic-Ethiopia): Low-resource, under-represented locale</w:t>
+          <w:b/>
+          <w:bCs/>
+          <w:lang w:val="en-GB"/>
+        </w:rPr>
+        <w:t>am-ET</w:t>
+      </w:r>
+      <w:r>
+        <w:rPr>
+          <w:lang w:val="en-GB"/>
+        </w:rPr>
+        <w:t xml:space="preserve"> (Amharic-Ethiopia): Low-resource, under-represented locale</w:t>
       </w:r>
     </w:p>
     <w:p>
@@ -953,6 +985,8 @@
       <w:proofErr w:type="spellStart"/>
       <w:r>
         <w:rPr>
+          <w:b/>
+          <w:bCs/>
           <w:lang w:val="en-US"/>
         </w:rPr>
         <w:t>en</w:t>
@@ -960,13 +994,23 @@
       <w:proofErr w:type="spellEnd"/>
       <w:r>
         <w:rPr>
+          <w:b/>
+          <w:bCs/>
           <w:lang w:val="en-US"/>
         </w:rPr>
-        <w:t xml:space="preserve">-US and </w:t>
+        <w:t>-US</w:t>
+      </w:r>
+      <w:r>
+        <w:rPr>
+          <w:lang w:val="en-US"/>
+        </w:rPr>
+        <w:t xml:space="preserve"> and </w:t>
       </w:r>
       <w:proofErr w:type="spellStart"/>
       <w:r>
         <w:rPr>
+          <w:b/>
+          <w:bCs/>
           <w:lang w:val="en-US"/>
         </w:rPr>
         <w:t>en</w:t>
@@ -974,9 +1018,17 @@
       <w:proofErr w:type="spellEnd"/>
       <w:r>
         <w:rPr>
+          <w:b/>
+          <w:bCs/>
           <w:lang w:val="en-US"/>
         </w:rPr>
-        <w:t xml:space="preserve">-UK the normalization was identical, as they are both English in </w:t>
+        <w:t>-UK</w:t>
+      </w:r>
+      <w:r>
+        <w:rPr>
+          <w:lang w:val="en-US"/>
+        </w:rPr>
+        <w:t xml:space="preserve"> the normalization was identical, as they are both English in </w:t>
       </w:r>
       <w:proofErr w:type="spellStart"/>
       <w:r>
@@ -1022,6 +1074,8 @@
       <w:proofErr w:type="spellStart"/>
       <w:r>
         <w:rPr>
+          <w:b/>
+          <w:bCs/>
           <w:lang w:val="en-US"/>
         </w:rPr>
         <w:t>zh</w:t>
@@ -1029,14 +1083,22 @@
       <w:proofErr w:type="spellEnd"/>
       <w:r>
         <w:rPr>
+          <w:b/>
+          <w:bCs/>
           <w:lang w:val="en-US"/>
         </w:rPr>
-        <w:t xml:space="preserve">-CN, the normalization process was different. I </w:t>
+        <w:t>-CN</w:t>
       </w:r>
       <w:r>
         <w:rPr>
           <w:lang w:val="en-US"/>
         </w:rPr>
+        <w:t xml:space="preserve">, the normalization process was different. I </w:t>
+      </w:r>
+      <w:r>
+        <w:rPr>
+          <w:lang w:val="en-US"/>
+        </w:rPr>
         <w:t xml:space="preserve">removed </w:t>
       </w:r>
       <w:r>
@@ -1100,7 +1162,21 @@
         <w:rPr>
           <w:lang w:val="en-US"/>
         </w:rPr>
-        <w:t xml:space="preserve">For am-ET, I used a </w:t>
+        <w:t xml:space="preserve">For </w:t>
+      </w:r>
+      <w:r>
+        <w:rPr>
+          <w:b/>
+          <w:bCs/>
+          <w:lang w:val="en-US"/>
+        </w:rPr>
+        <w:t>am-ET</w:t>
+      </w:r>
+      <w:r>
+        <w:rPr>
+          <w:lang w:val="en-US"/>
+        </w:rPr>
+        <w:t xml:space="preserve">, I used a </w:t>
       </w:r>
       <w:proofErr w:type="spellStart"/>
       <w:r>
@@ -1797,335 +1873,1902 @@
         <w:rPr>
           <w:lang w:val="en-GB"/>
         </w:rPr>
-        <w:t>Insert overall table here with a bit of a blurb</w:t>
-      </w:r>
-    </w:p>
-    <w:p>
-      <w:pPr>
-        <w:spacing w:after="0" w:line="100" w:lineRule="exact"/>
-        <w:rPr>
-          <w:rFonts w:ascii="Consolas" w:hAnsi="Consolas" w:cs="Consolas"/>
-          <w:sz w:val="10"/>
-          <w:szCs w:val="10"/>
-          <w:lang w:val="en-GB"/>
-        </w:rPr>
-      </w:pPr>
-      <w:r>
-        <w:rPr>
-          <w:rFonts w:ascii="Consolas" w:hAnsi="Consolas" w:cs="Consolas"/>
-          <w:sz w:val="10"/>
-          <w:szCs w:val="10"/>
-          <w:lang w:val="en-GB"/>
-        </w:rPr>
-        <w:t>=============================================================</w:t>
-      </w:r>
-    </w:p>
-    <w:p>
-      <w:pPr>
-        <w:spacing w:after="0" w:line="100" w:lineRule="exact"/>
-        <w:rPr>
-          <w:rFonts w:ascii="Consolas" w:hAnsi="Consolas" w:cs="Consolas"/>
-          <w:sz w:val="10"/>
-          <w:szCs w:val="10"/>
-          <w:lang w:val="en-GB"/>
-        </w:rPr>
-      </w:pPr>
-      <w:r>
-        <w:rPr>
-          <w:rFonts w:ascii="Consolas" w:hAnsi="Consolas" w:cs="Consolas"/>
-          <w:sz w:val="10"/>
-          <w:szCs w:val="10"/>
-          <w:lang w:val="en-GB"/>
-        </w:rPr>
-        <w:t>MCQ EVALUATION SUMMARY - ALL LOCALES</w:t>
-      </w:r>
-    </w:p>
-    <w:p>
-      <w:pPr>
-        <w:spacing w:after="0" w:line="100" w:lineRule="exact"/>
-        <w:rPr>
-          <w:rFonts w:ascii="Consolas" w:hAnsi="Consolas" w:cs="Consolas"/>
-          <w:sz w:val="10"/>
-          <w:szCs w:val="10"/>
-          <w:lang w:val="en-GB"/>
-        </w:rPr>
-      </w:pPr>
-      <w:r>
-        <w:rPr>
-          <w:rFonts w:ascii="Consolas" w:hAnsi="Consolas" w:cs="Consolas"/>
-          <w:sz w:val="10"/>
-          <w:szCs w:val="10"/>
-          <w:lang w:val="en-GB"/>
-        </w:rPr>
-        <w:t>=============================================================</w:t>
-      </w:r>
-    </w:p>
-    <w:p>
-      <w:pPr>
-        <w:spacing w:after="0" w:line="100" w:lineRule="exact"/>
-        <w:rPr>
-          <w:rFonts w:ascii="Consolas" w:hAnsi="Consolas" w:cs="Consolas"/>
-          <w:sz w:val="10"/>
-          <w:szCs w:val="10"/>
-          <w:lang w:val="en-GB"/>
-        </w:rPr>
-      </w:pPr>
-      <w:r>
-        <w:rPr>
-          <w:rFonts w:ascii="Consolas" w:hAnsi="Consolas" w:cs="Consolas"/>
-          <w:sz w:val="10"/>
-          <w:szCs w:val="10"/>
-          <w:lang w:val="en-GB"/>
-        </w:rPr>
-        <w:t xml:space="preserve">Locale          Country         Correct    Total     Accuracy  </w:t>
-      </w:r>
-    </w:p>
-    <w:p>
-      <w:pPr>
-        <w:spacing w:after="0" w:line="100" w:lineRule="exact"/>
-        <w:rPr>
-          <w:rFonts w:ascii="Consolas" w:hAnsi="Consolas" w:cs="Consolas"/>
-          <w:sz w:val="10"/>
-          <w:szCs w:val="10"/>
-          <w:lang w:val="en-GB"/>
-        </w:rPr>
-      </w:pPr>
-      <w:r>
-        <w:rPr>
-          <w:rFonts w:ascii="Consolas" w:hAnsi="Consolas" w:cs="Consolas"/>
-          <w:sz w:val="10"/>
-          <w:szCs w:val="10"/>
-          <w:lang w:val="en-GB"/>
-        </w:rPr>
-        <w:t>-------------------------------------------------------------</w:t>
-      </w:r>
-    </w:p>
-    <w:p>
-      <w:pPr>
-        <w:spacing w:after="0" w:line="100" w:lineRule="exact"/>
-        <w:rPr>
-          <w:rFonts w:ascii="Consolas" w:hAnsi="Consolas" w:cs="Consolas"/>
-          <w:sz w:val="10"/>
-          <w:szCs w:val="10"/>
-          <w:lang w:val="en-GB"/>
-        </w:rPr>
-      </w:pPr>
-      <w:r>
-        <w:rPr>
-          <w:rFonts w:ascii="Consolas" w:hAnsi="Consolas" w:cs="Consolas"/>
-          <w:sz w:val="10"/>
-          <w:szCs w:val="10"/>
-          <w:lang w:val="en-GB"/>
-        </w:rPr>
-        <w:t>en-US           US              1658       1923        86.2%</w:t>
-      </w:r>
-    </w:p>
-    <w:p>
-      <w:pPr>
-        <w:spacing w:after="0" w:line="100" w:lineRule="exact"/>
-        <w:rPr>
-          <w:rFonts w:ascii="Consolas" w:hAnsi="Consolas" w:cs="Consolas"/>
-          <w:sz w:val="10"/>
-          <w:szCs w:val="10"/>
-          <w:lang w:val="en-GB"/>
-        </w:rPr>
-      </w:pPr>
-      <w:r>
-        <w:rPr>
-          <w:rFonts w:ascii="Consolas" w:hAnsi="Consolas" w:cs="Consolas"/>
-          <w:sz w:val="10"/>
-          <w:szCs w:val="10"/>
-          <w:lang w:val="en-GB"/>
-        </w:rPr>
-        <w:t>en-GB           UK              2068       2496        82.9%</w:t>
-      </w:r>
-    </w:p>
-    <w:p>
-      <w:pPr>
-        <w:spacing w:after="0" w:line="100" w:lineRule="exact"/>
-        <w:rPr>
-          <w:rFonts w:ascii="Consolas" w:hAnsi="Consolas" w:cs="Consolas"/>
-          <w:sz w:val="10"/>
-          <w:szCs w:val="10"/>
-          <w:lang w:val="en-GB"/>
-        </w:rPr>
-      </w:pPr>
-      <w:r>
-        <w:rPr>
-          <w:rFonts w:ascii="Consolas" w:hAnsi="Consolas" w:cs="Consolas"/>
-          <w:sz w:val="10"/>
-          <w:szCs w:val="10"/>
-          <w:lang w:val="en-GB"/>
-        </w:rPr>
-        <w:t>zh-CN           China           1628       2242        72.6%</w:t>
-      </w:r>
-    </w:p>
-    <w:p>
-      <w:pPr>
-        <w:spacing w:after="0" w:line="100" w:lineRule="exact"/>
-        <w:rPr>
-          <w:rFonts w:ascii="Consolas" w:hAnsi="Consolas" w:cs="Consolas"/>
-          <w:sz w:val="10"/>
-          <w:szCs w:val="10"/>
-          <w:lang w:val="en-GB"/>
-        </w:rPr>
-      </w:pPr>
-      <w:r>
-        <w:rPr>
-          <w:rFonts w:ascii="Consolas" w:hAnsi="Consolas" w:cs="Consolas"/>
-          <w:sz w:val="10"/>
-          <w:szCs w:val="10"/>
-          <w:lang w:val="en-GB"/>
-        </w:rPr>
-        <w:t>am-ET           Ethiopia        1837       3339        55.0%</w:t>
-      </w:r>
-    </w:p>
-    <w:p>
-      <w:pPr>
-        <w:spacing w:after="0" w:line="100" w:lineRule="exact"/>
-        <w:rPr>
-          <w:rFonts w:ascii="Consolas" w:hAnsi="Consolas" w:cs="Consolas"/>
-          <w:sz w:val="10"/>
-          <w:szCs w:val="10"/>
-          <w:lang w:val="en-GB"/>
-        </w:rPr>
-      </w:pPr>
-      <w:r>
-        <w:rPr>
-          <w:rFonts w:ascii="Consolas" w:hAnsi="Consolas" w:cs="Consolas"/>
-          <w:sz w:val="10"/>
-          <w:szCs w:val="10"/>
-          <w:lang w:val="en-GB"/>
-        </w:rPr>
-        <w:t>-------------------------------------------------------------</w:t>
-      </w:r>
-    </w:p>
-    <w:p>
-      <w:pPr>
-        <w:spacing w:after="0" w:line="100" w:lineRule="exact"/>
-        <w:rPr>
-          <w:rFonts w:ascii="Consolas" w:hAnsi="Consolas" w:cs="Consolas"/>
-          <w:sz w:val="10"/>
-          <w:szCs w:val="10"/>
-          <w:lang w:val="en-GB"/>
-        </w:rPr>
-      </w:pPr>
+        <w:t>The evaluations of the SAQ and MCQ tracks are listed below</w:t>
+      </w:r>
+    </w:p>
+    <w:p>
+      <w:pPr>
+        <w:pStyle w:val="Heading2"/>
+      </w:pPr>
+      <w:r>
+        <w:t>SAQ Evaluation Summary</w:t>
+      </w:r>
+    </w:p>
+    <w:tbl>
+      <w:tblPr>
+        <w:tblStyle w:val="GridTable1Light"/>
+        <w:tblW w:w="0" w:type="auto"/>
+        <w:tblLook w:val="04A0" w:firstRow="1" w:lastRow="0" w:firstColumn="1" w:lastColumn="0" w:noHBand="0" w:noVBand="1"/>
+      </w:tblPr>
+      <w:tblGrid>
+        <w:gridCol w:w="947"/>
+        <w:gridCol w:w="1018"/>
+        <w:gridCol w:w="808"/>
+        <w:gridCol w:w="1188"/>
+      </w:tblGrid>
+      <w:tr>
+        <w:trPr>
+          <w:cnfStyle w:val="100000000000" w:firstRow="1" w:lastRow="0" w:firstColumn="0" w:lastColumn="0" w:oddVBand="0" w:evenVBand="0" w:oddHBand="0" w:evenHBand="0" w:firstRowFirstColumn="0" w:firstRowLastColumn="0" w:lastRowFirstColumn="0" w:lastRowLastColumn="0"/>
+        </w:trPr>
+        <w:tc>
+          <w:tcPr>
+            <w:cnfStyle w:val="001000000000" w:firstRow="0" w:lastRow="0" w:firstColumn="1" w:lastColumn="0" w:oddVBand="0" w:evenVBand="0" w:oddHBand="0" w:evenHBand="0" w:firstRowFirstColumn="0" w:firstRowLastColumn="0" w:lastRowFirstColumn="0" w:lastRowLastColumn="0"/>
+            <w:tcW w:w="947" w:type="dxa"/>
+          </w:tcPr>
+          <w:p>
+            <w:pPr>
+              <w:rPr>
+                <w:lang w:val="en-GB"/>
+              </w:rPr>
+            </w:pPr>
+            <w:r>
+              <w:rPr>
+                <w:lang w:val="en-GB"/>
+              </w:rPr>
+              <w:t>Locale</w:t>
+            </w:r>
+          </w:p>
+        </w:tc>
+        <w:tc>
+          <w:tcPr>
+            <w:tcW w:w="1018" w:type="dxa"/>
+          </w:tcPr>
+          <w:p>
+            <w:pPr>
+              <w:cnfStyle w:val="100000000000" w:firstRow="1" w:lastRow="0" w:firstColumn="0" w:lastColumn="0" w:oddVBand="0" w:evenVBand="0" w:oddHBand="0" w:evenHBand="0" w:firstRowFirstColumn="0" w:firstRowLastColumn="0" w:lastRowFirstColumn="0" w:lastRowLastColumn="0"/>
+              <w:rPr>
+                <w:lang w:val="en-GB"/>
+              </w:rPr>
+            </w:pPr>
+            <w:r>
+              <w:rPr>
+                <w:lang w:val="en-GB"/>
+              </w:rPr>
+              <w:t>Correct</w:t>
+            </w:r>
+          </w:p>
+        </w:tc>
+        <w:tc>
+          <w:tcPr>
+            <w:tcW w:w="808" w:type="dxa"/>
+          </w:tcPr>
+          <w:p>
+            <w:pPr>
+              <w:cnfStyle w:val="100000000000" w:firstRow="1" w:lastRow="0" w:firstColumn="0" w:lastColumn="0" w:oddVBand="0" w:evenVBand="0" w:oddHBand="0" w:evenHBand="0" w:firstRowFirstColumn="0" w:firstRowLastColumn="0" w:lastRowFirstColumn="0" w:lastRowLastColumn="0"/>
+              <w:rPr>
+                <w:lang w:val="en-GB"/>
+              </w:rPr>
+            </w:pPr>
+            <w:r>
+              <w:rPr>
+                <w:lang w:val="en-GB"/>
+              </w:rPr>
+              <w:t>Total</w:t>
+            </w:r>
+          </w:p>
+        </w:tc>
+        <w:tc>
+          <w:tcPr>
+            <w:tcW w:w="1188" w:type="dxa"/>
+          </w:tcPr>
+          <w:p>
+            <w:pPr>
+              <w:cnfStyle w:val="100000000000" w:firstRow="1" w:lastRow="0" w:firstColumn="0" w:lastColumn="0" w:oddVBand="0" w:evenVBand="0" w:oddHBand="0" w:evenHBand="0" w:firstRowFirstColumn="0" w:firstRowLastColumn="0" w:lastRowFirstColumn="0" w:lastRowLastColumn="0"/>
+              <w:rPr>
+                <w:lang w:val="en-GB"/>
+              </w:rPr>
+            </w:pPr>
+            <w:r>
+              <w:rPr>
+                <w:lang w:val="en-GB"/>
+              </w:rPr>
+              <w:t>Accuracy</w:t>
+            </w:r>
+          </w:p>
+        </w:tc>
+      </w:tr>
+      <w:tr>
+        <w:tc>
+          <w:tcPr>
+            <w:cnfStyle w:val="001000000000" w:firstRow="0" w:lastRow="0" w:firstColumn="1" w:lastColumn="0" w:oddVBand="0" w:evenVBand="0" w:oddHBand="0" w:evenHBand="0" w:firstRowFirstColumn="0" w:firstRowLastColumn="0" w:lastRowFirstColumn="0" w:lastRowLastColumn="0"/>
+            <w:tcW w:w="947" w:type="dxa"/>
+          </w:tcPr>
+          <w:p>
+            <w:pPr>
+              <w:rPr>
+                <w:b w:val="0"/>
+                <w:bCs w:val="0"/>
+                <w:lang w:val="en-GB"/>
+              </w:rPr>
+            </w:pPr>
+            <w:proofErr w:type="spellStart"/>
+            <w:r>
+              <w:rPr>
+                <w:b w:val="0"/>
+                <w:bCs w:val="0"/>
+                <w:lang w:val="en-GB"/>
+              </w:rPr>
+              <w:t>en</w:t>
+            </w:r>
+            <w:proofErr w:type="spellEnd"/>
+            <w:r>
+              <w:rPr>
+                <w:b w:val="0"/>
+                <w:bCs w:val="0"/>
+                <w:lang w:val="en-GB"/>
+              </w:rPr>
+              <w:t>-US</w:t>
+            </w:r>
+          </w:p>
+        </w:tc>
+        <w:tc>
+          <w:tcPr>
+            <w:tcW w:w="1018" w:type="dxa"/>
+          </w:tcPr>
+          <w:p>
+            <w:pPr>
+              <w:jc w:val="right"/>
+              <w:cnfStyle w:val="000000000000" w:firstRow="0" w:lastRow="0" w:firstColumn="0" w:lastColumn="0" w:oddVBand="0" w:evenVBand="0" w:oddHBand="0" w:evenHBand="0" w:firstRowFirstColumn="0" w:firstRowLastColumn="0" w:lastRowFirstColumn="0" w:lastRowLastColumn="0"/>
+              <w:rPr>
+                <w:lang w:val="en-GB"/>
+              </w:rPr>
+            </w:pPr>
+            <w:r>
+              <w:rPr>
+                <w:lang w:val="en-GB"/>
+              </w:rPr>
+              <w:t>392</w:t>
+            </w:r>
+          </w:p>
+        </w:tc>
+        <w:tc>
+          <w:tcPr>
+            <w:tcW w:w="808" w:type="dxa"/>
+          </w:tcPr>
+          <w:p>
+            <w:pPr>
+              <w:jc w:val="right"/>
+              <w:cnfStyle w:val="000000000000" w:firstRow="0" w:lastRow="0" w:firstColumn="0" w:lastColumn="0" w:oddVBand="0" w:evenVBand="0" w:oddHBand="0" w:evenHBand="0" w:firstRowFirstColumn="0" w:firstRowLastColumn="0" w:lastRowFirstColumn="0" w:lastRowLastColumn="0"/>
+              <w:rPr>
+                <w:lang w:val="en-GB"/>
+              </w:rPr>
+            </w:pPr>
+            <w:r>
+              <w:rPr>
+                <w:lang w:val="en-GB"/>
+              </w:rPr>
+              <w:t>500</w:t>
+            </w:r>
+          </w:p>
+        </w:tc>
+        <w:tc>
+          <w:tcPr>
+            <w:tcW w:w="1188" w:type="dxa"/>
+          </w:tcPr>
+          <w:p>
+            <w:pPr>
+              <w:jc w:val="right"/>
+              <w:cnfStyle w:val="000000000000" w:firstRow="0" w:lastRow="0" w:firstColumn="0" w:lastColumn="0" w:oddVBand="0" w:evenVBand="0" w:oddHBand="0" w:evenHBand="0" w:firstRowFirstColumn="0" w:firstRowLastColumn="0" w:lastRowFirstColumn="0" w:lastRowLastColumn="0"/>
+              <w:rPr>
+                <w:lang w:val="en-GB"/>
+              </w:rPr>
+            </w:pPr>
+            <w:r>
+              <w:rPr>
+                <w:lang w:val="en-GB"/>
+              </w:rPr>
+              <w:t>78.4%</w:t>
+            </w:r>
+          </w:p>
+        </w:tc>
+      </w:tr>
+      <w:tr>
+        <w:tc>
+          <w:tcPr>
+            <w:cnfStyle w:val="001000000000" w:firstRow="0" w:lastRow="0" w:firstColumn="1" w:lastColumn="0" w:oddVBand="0" w:evenVBand="0" w:oddHBand="0" w:evenHBand="0" w:firstRowFirstColumn="0" w:firstRowLastColumn="0" w:lastRowFirstColumn="0" w:lastRowLastColumn="0"/>
+            <w:tcW w:w="947" w:type="dxa"/>
+          </w:tcPr>
+          <w:p>
+            <w:pPr>
+              <w:rPr>
+                <w:b w:val="0"/>
+                <w:bCs w:val="0"/>
+                <w:lang w:val="en-GB"/>
+              </w:rPr>
+            </w:pPr>
+            <w:proofErr w:type="spellStart"/>
+            <w:r>
+              <w:rPr>
+                <w:b w:val="0"/>
+                <w:bCs w:val="0"/>
+                <w:lang w:val="en-GB"/>
+              </w:rPr>
+              <w:t>en</w:t>
+            </w:r>
+            <w:proofErr w:type="spellEnd"/>
+            <w:r>
+              <w:rPr>
+                <w:b w:val="0"/>
+                <w:bCs w:val="0"/>
+                <w:lang w:val="en-GB"/>
+              </w:rPr>
+              <w:t>-GB</w:t>
+            </w:r>
+          </w:p>
+        </w:tc>
+        <w:tc>
+          <w:tcPr>
+            <w:tcW w:w="1018" w:type="dxa"/>
+          </w:tcPr>
+          <w:p>
+            <w:pPr>
+              <w:jc w:val="right"/>
+              <w:cnfStyle w:val="000000000000" w:firstRow="0" w:lastRow="0" w:firstColumn="0" w:lastColumn="0" w:oddVBand="0" w:evenVBand="0" w:oddHBand="0" w:evenHBand="0" w:firstRowFirstColumn="0" w:firstRowLastColumn="0" w:lastRowFirstColumn="0" w:lastRowLastColumn="0"/>
+              <w:rPr>
+                <w:lang w:val="en-GB"/>
+              </w:rPr>
+            </w:pPr>
+            <w:r>
+              <w:rPr>
+                <w:lang w:val="en-GB"/>
+              </w:rPr>
+              <w:t>375</w:t>
+            </w:r>
+          </w:p>
+        </w:tc>
+        <w:tc>
+          <w:tcPr>
+            <w:tcW w:w="808" w:type="dxa"/>
+          </w:tcPr>
+          <w:p>
+            <w:pPr>
+              <w:jc w:val="right"/>
+              <w:cnfStyle w:val="000000000000" w:firstRow="0" w:lastRow="0" w:firstColumn="0" w:lastColumn="0" w:oddVBand="0" w:evenVBand="0" w:oddHBand="0" w:evenHBand="0" w:firstRowFirstColumn="0" w:firstRowLastColumn="0" w:lastRowFirstColumn="0" w:lastRowLastColumn="0"/>
+              <w:rPr>
+                <w:lang w:val="en-GB"/>
+              </w:rPr>
+            </w:pPr>
+            <w:r>
+              <w:rPr>
+                <w:lang w:val="en-GB"/>
+              </w:rPr>
+              <w:t>500</w:t>
+            </w:r>
+          </w:p>
+        </w:tc>
+        <w:tc>
+          <w:tcPr>
+            <w:tcW w:w="1188" w:type="dxa"/>
+          </w:tcPr>
+          <w:p>
+            <w:pPr>
+              <w:jc w:val="right"/>
+              <w:cnfStyle w:val="000000000000" w:firstRow="0" w:lastRow="0" w:firstColumn="0" w:lastColumn="0" w:oddVBand="0" w:evenVBand="0" w:oddHBand="0" w:evenHBand="0" w:firstRowFirstColumn="0" w:firstRowLastColumn="0" w:lastRowFirstColumn="0" w:lastRowLastColumn="0"/>
+              <w:rPr>
+                <w:lang w:val="en-GB"/>
+              </w:rPr>
+            </w:pPr>
+            <w:r>
+              <w:rPr>
+                <w:lang w:val="en-GB"/>
+              </w:rPr>
+              <w:t>75.0%</w:t>
+            </w:r>
+          </w:p>
+        </w:tc>
+      </w:tr>
+      <w:tr>
+        <w:tc>
+          <w:tcPr>
+            <w:cnfStyle w:val="001000000000" w:firstRow="0" w:lastRow="0" w:firstColumn="1" w:lastColumn="0" w:oddVBand="0" w:evenVBand="0" w:oddHBand="0" w:evenHBand="0" w:firstRowFirstColumn="0" w:firstRowLastColumn="0" w:lastRowFirstColumn="0" w:lastRowLastColumn="0"/>
+            <w:tcW w:w="947" w:type="dxa"/>
+          </w:tcPr>
+          <w:p>
+            <w:pPr>
+              <w:rPr>
+                <w:b w:val="0"/>
+                <w:bCs w:val="0"/>
+                <w:lang w:val="en-GB"/>
+              </w:rPr>
+            </w:pPr>
+            <w:proofErr w:type="spellStart"/>
+            <w:r>
+              <w:rPr>
+                <w:b w:val="0"/>
+                <w:bCs w:val="0"/>
+                <w:lang w:val="en-GB"/>
+              </w:rPr>
+              <w:t>zh</w:t>
+            </w:r>
+            <w:proofErr w:type="spellEnd"/>
+            <w:r>
+              <w:rPr>
+                <w:b w:val="0"/>
+                <w:bCs w:val="0"/>
+                <w:lang w:val="en-GB"/>
+              </w:rPr>
+              <w:t>-CN</w:t>
+            </w:r>
+          </w:p>
+        </w:tc>
+        <w:tc>
+          <w:tcPr>
+            <w:tcW w:w="1018" w:type="dxa"/>
+          </w:tcPr>
+          <w:p>
+            <w:pPr>
+              <w:jc w:val="right"/>
+              <w:cnfStyle w:val="000000000000" w:firstRow="0" w:lastRow="0" w:firstColumn="0" w:lastColumn="0" w:oddVBand="0" w:evenVBand="0" w:oddHBand="0" w:evenHBand="0" w:firstRowFirstColumn="0" w:firstRowLastColumn="0" w:lastRowFirstColumn="0" w:lastRowLastColumn="0"/>
+              <w:rPr>
+                <w:lang w:val="en-GB"/>
+              </w:rPr>
+            </w:pPr>
+            <w:r>
+              <w:rPr>
+                <w:lang w:val="en-GB"/>
+              </w:rPr>
+              <w:t>241</w:t>
+            </w:r>
+          </w:p>
+        </w:tc>
+        <w:tc>
+          <w:tcPr>
+            <w:tcW w:w="808" w:type="dxa"/>
+          </w:tcPr>
+          <w:p>
+            <w:pPr>
+              <w:jc w:val="right"/>
+              <w:cnfStyle w:val="000000000000" w:firstRow="0" w:lastRow="0" w:firstColumn="0" w:lastColumn="0" w:oddVBand="0" w:evenVBand="0" w:oddHBand="0" w:evenHBand="0" w:firstRowFirstColumn="0" w:firstRowLastColumn="0" w:lastRowFirstColumn="0" w:lastRowLastColumn="0"/>
+              <w:rPr>
+                <w:lang w:val="en-GB"/>
+              </w:rPr>
+            </w:pPr>
+            <w:r>
+              <w:rPr>
+                <w:lang w:val="en-GB"/>
+              </w:rPr>
+              <w:t>500</w:t>
+            </w:r>
+          </w:p>
+        </w:tc>
+        <w:tc>
+          <w:tcPr>
+            <w:tcW w:w="1188" w:type="dxa"/>
+          </w:tcPr>
+          <w:p>
+            <w:pPr>
+              <w:jc w:val="right"/>
+              <w:cnfStyle w:val="000000000000" w:firstRow="0" w:lastRow="0" w:firstColumn="0" w:lastColumn="0" w:oddVBand="0" w:evenVBand="0" w:oddHBand="0" w:evenHBand="0" w:firstRowFirstColumn="0" w:firstRowLastColumn="0" w:lastRowFirstColumn="0" w:lastRowLastColumn="0"/>
+              <w:rPr>
+                <w:lang w:val="en-GB"/>
+              </w:rPr>
+            </w:pPr>
+            <w:r>
+              <w:rPr>
+                <w:lang w:val="en-GB"/>
+              </w:rPr>
+              <w:t>48.2%</w:t>
+            </w:r>
+          </w:p>
+        </w:tc>
+      </w:tr>
+      <w:tr>
+        <w:tc>
+          <w:tcPr>
+            <w:cnfStyle w:val="001000000000" w:firstRow="0" w:lastRow="0" w:firstColumn="1" w:lastColumn="0" w:oddVBand="0" w:evenVBand="0" w:oddHBand="0" w:evenHBand="0" w:firstRowFirstColumn="0" w:firstRowLastColumn="0" w:lastRowFirstColumn="0" w:lastRowLastColumn="0"/>
+            <w:tcW w:w="947" w:type="dxa"/>
+          </w:tcPr>
+          <w:p>
+            <w:pPr>
+              <w:rPr>
+                <w:b w:val="0"/>
+                <w:bCs w:val="0"/>
+                <w:lang w:val="en-GB"/>
+              </w:rPr>
+            </w:pPr>
+            <w:r>
+              <w:rPr>
+                <w:b w:val="0"/>
+                <w:bCs w:val="0"/>
+                <w:lang w:val="en-GB"/>
+              </w:rPr>
+              <w:t>am-ET</w:t>
+            </w:r>
+          </w:p>
+        </w:tc>
+        <w:tc>
+          <w:tcPr>
+            <w:tcW w:w="1018" w:type="dxa"/>
+          </w:tcPr>
+          <w:p>
+            <w:pPr>
+              <w:jc w:val="right"/>
+              <w:cnfStyle w:val="000000000000" w:firstRow="0" w:lastRow="0" w:firstColumn="0" w:lastColumn="0" w:oddVBand="0" w:evenVBand="0" w:oddHBand="0" w:evenHBand="0" w:firstRowFirstColumn="0" w:firstRowLastColumn="0" w:lastRowFirstColumn="0" w:lastRowLastColumn="0"/>
+              <w:rPr>
+                <w:lang w:val="en-GB"/>
+              </w:rPr>
+            </w:pPr>
+            <w:r>
+              <w:rPr>
+                <w:lang w:val="en-GB"/>
+              </w:rPr>
+              <w:t>12</w:t>
+            </w:r>
+          </w:p>
+        </w:tc>
+        <w:tc>
+          <w:tcPr>
+            <w:tcW w:w="808" w:type="dxa"/>
+          </w:tcPr>
+          <w:p>
+            <w:pPr>
+              <w:jc w:val="right"/>
+              <w:cnfStyle w:val="000000000000" w:firstRow="0" w:lastRow="0" w:firstColumn="0" w:lastColumn="0" w:oddVBand="0" w:evenVBand="0" w:oddHBand="0" w:evenHBand="0" w:firstRowFirstColumn="0" w:firstRowLastColumn="0" w:lastRowFirstColumn="0" w:lastRowLastColumn="0"/>
+              <w:rPr>
+                <w:lang w:val="en-GB"/>
+              </w:rPr>
+            </w:pPr>
+            <w:r>
+              <w:rPr>
+                <w:lang w:val="en-GB"/>
+              </w:rPr>
+              <w:t>500</w:t>
+            </w:r>
+          </w:p>
+        </w:tc>
+        <w:tc>
+          <w:tcPr>
+            <w:tcW w:w="1188" w:type="dxa"/>
+          </w:tcPr>
+          <w:p>
+            <w:pPr>
+              <w:jc w:val="right"/>
+              <w:cnfStyle w:val="000000000000" w:firstRow="0" w:lastRow="0" w:firstColumn="0" w:lastColumn="0" w:oddVBand="0" w:evenVBand="0" w:oddHBand="0" w:evenHBand="0" w:firstRowFirstColumn="0" w:firstRowLastColumn="0" w:lastRowFirstColumn="0" w:lastRowLastColumn="0"/>
+              <w:rPr>
+                <w:lang w:val="en-GB"/>
+              </w:rPr>
+            </w:pPr>
+            <w:r>
+              <w:rPr>
+                <w:lang w:val="en-GB"/>
+              </w:rPr>
+              <w:t>2.6%</w:t>
+            </w:r>
+          </w:p>
+        </w:tc>
+      </w:tr>
+      <w:tr>
+        <w:tc>
+          <w:tcPr>
+            <w:cnfStyle w:val="001000000000" w:firstRow="0" w:lastRow="0" w:firstColumn="1" w:lastColumn="0" w:oddVBand="0" w:evenVBand="0" w:oddHBand="0" w:evenHBand="0" w:firstRowFirstColumn="0" w:firstRowLastColumn="0" w:lastRowFirstColumn="0" w:lastRowLastColumn="0"/>
+            <w:tcW w:w="947" w:type="dxa"/>
+          </w:tcPr>
+          <w:p>
+            <w:pPr>
+              <w:rPr>
+                <w:lang w:val="en-GB"/>
+              </w:rPr>
+            </w:pPr>
+            <w:r>
+              <w:rPr>
+                <w:lang w:val="en-GB"/>
+              </w:rPr>
+              <w:t>Overall</w:t>
+            </w:r>
+          </w:p>
+        </w:tc>
+        <w:tc>
+          <w:tcPr>
+            <w:tcW w:w="1018" w:type="dxa"/>
+          </w:tcPr>
+          <w:p>
+            <w:pPr>
+              <w:jc w:val="right"/>
+              <w:cnfStyle w:val="000000000000" w:firstRow="0" w:lastRow="0" w:firstColumn="0" w:lastColumn="0" w:oddVBand="0" w:evenVBand="0" w:oddHBand="0" w:evenHBand="0" w:firstRowFirstColumn="0" w:firstRowLastColumn="0" w:lastRowFirstColumn="0" w:lastRowLastColumn="0"/>
+              <w:rPr>
+                <w:b/>
+                <w:bCs/>
+                <w:lang w:val="en-GB"/>
+              </w:rPr>
+            </w:pPr>
+            <w:r>
+              <w:rPr>
+                <w:b/>
+                <w:bCs/>
+                <w:lang w:val="en-GB"/>
+              </w:rPr>
+              <w:t>1021</w:t>
+            </w:r>
+          </w:p>
+        </w:tc>
+        <w:tc>
+          <w:tcPr>
+            <w:tcW w:w="808" w:type="dxa"/>
+          </w:tcPr>
+          <w:p>
+            <w:pPr>
+              <w:jc w:val="right"/>
+              <w:cnfStyle w:val="000000000000" w:firstRow="0" w:lastRow="0" w:firstColumn="0" w:lastColumn="0" w:oddVBand="0" w:evenVBand="0" w:oddHBand="0" w:evenHBand="0" w:firstRowFirstColumn="0" w:firstRowLastColumn="0" w:lastRowFirstColumn="0" w:lastRowLastColumn="0"/>
+              <w:rPr>
+                <w:b/>
+                <w:bCs/>
+                <w:lang w:val="en-GB"/>
+              </w:rPr>
+            </w:pPr>
+            <w:r>
+              <w:rPr>
+                <w:b/>
+                <w:bCs/>
+                <w:lang w:val="en-GB"/>
+              </w:rPr>
+              <w:t>2000</w:t>
+            </w:r>
+          </w:p>
+        </w:tc>
+        <w:tc>
+          <w:tcPr>
+            <w:tcW w:w="1188" w:type="dxa"/>
+          </w:tcPr>
+          <w:p>
+            <w:pPr>
+              <w:jc w:val="right"/>
+              <w:cnfStyle w:val="000000000000" w:firstRow="0" w:lastRow="0" w:firstColumn="0" w:lastColumn="0" w:oddVBand="0" w:evenVBand="0" w:oddHBand="0" w:evenHBand="0" w:firstRowFirstColumn="0" w:firstRowLastColumn="0" w:lastRowFirstColumn="0" w:lastRowLastColumn="0"/>
+              <w:rPr>
+                <w:b/>
+                <w:bCs/>
+                <w:lang w:val="en-GB"/>
+              </w:rPr>
+            </w:pPr>
+            <w:r>
+              <w:rPr>
+                <w:b/>
+                <w:bCs/>
+                <w:lang w:val="en-GB"/>
+              </w:rPr>
+              <w:t>51.0%</w:t>
+            </w:r>
+          </w:p>
+        </w:tc>
+      </w:tr>
+    </w:tbl>
+    <w:p>
+      <w:pPr>
+        <w:rPr>
+          <w:lang w:val="en-GB"/>
+        </w:rPr>
+      </w:pPr>
+    </w:p>
+    <w:p>
+      <w:pPr>
+        <w:rPr>
+          <w:lang w:val="en-GB"/>
+        </w:rPr>
+      </w:pPr>
+      <w:r>
+        <w:rPr>
+          <w:lang w:val="en-GB"/>
+        </w:rPr>
+        <w:t xml:space="preserve">These SAQ questions were all asked in the script of the country. The most striking result is the 2.6% accuracy rate for the questions that were asked in the Amharic script.  </w:t>
+      </w:r>
+    </w:p>
+    <w:p>
+      <w:pPr>
+        <w:pStyle w:val="Heading3"/>
+        <w:rPr>
+          <w:lang w:val="en-GB"/>
+        </w:rPr>
+      </w:pPr>
+      <w:proofErr w:type="spellStart"/>
+      <w:r>
+        <w:rPr>
+          <w:lang w:val="en-GB"/>
+        </w:rPr>
+        <w:t>en</w:t>
+      </w:r>
+      <w:proofErr w:type="spellEnd"/>
+      <w:r>
+        <w:rPr>
+          <w:lang w:val="en-GB"/>
+        </w:rPr>
+        <w:t>-US</w:t>
+      </w:r>
+    </w:p>
+    <w:p>
+      <w:pPr>
+        <w:rPr>
+          <w:lang w:val="en-GB"/>
+        </w:rPr>
+      </w:pPr>
+      <w:r>
+        <w:rPr>
+          <w:lang w:val="en-GB"/>
+        </w:rPr>
+        <w:t>Avg</w:t>
+      </w:r>
+      <w:r>
+        <w:rPr>
+          <w:lang w:val="en-GB"/>
+        </w:rPr>
+        <w:t>.</w:t>
+      </w:r>
+      <w:r>
+        <w:rPr>
+          <w:lang w:val="en-GB"/>
+        </w:rPr>
+        <w:t xml:space="preserve"> confidence (all): 0.826</w:t>
+      </w:r>
+    </w:p>
+    <w:p>
+      <w:pPr>
+        <w:rPr>
+          <w:lang w:val="en-GB"/>
+        </w:rPr>
+      </w:pPr>
+      <w:r>
+        <w:rPr>
+          <w:lang w:val="en-GB"/>
+        </w:rPr>
+        <w:t>Avg</w:t>
+      </w:r>
+      <w:r>
+        <w:rPr>
+          <w:lang w:val="en-GB"/>
+        </w:rPr>
+        <w:t>.</w:t>
+      </w:r>
+      <w:r>
+        <w:rPr>
+          <w:lang w:val="en-GB"/>
+        </w:rPr>
+        <w:t xml:space="preserve"> confidence (correct): 0.833</w:t>
+      </w:r>
+    </w:p>
+    <w:p>
+      <w:pPr>
+        <w:rPr>
+          <w:lang w:val="en-GB"/>
+        </w:rPr>
+      </w:pPr>
+      <w:r>
+        <w:rPr>
+          <w:lang w:val="en-GB"/>
+        </w:rPr>
+        <w:t>Avg</w:t>
+      </w:r>
+      <w:r>
+        <w:rPr>
+          <w:lang w:val="en-GB"/>
+        </w:rPr>
+        <w:t>.</w:t>
+      </w:r>
+      <w:r>
+        <w:rPr>
+          <w:lang w:val="en-GB"/>
+        </w:rPr>
+        <w:t xml:space="preserve"> confidence (incorrect): 0.803</w:t>
+      </w:r>
+    </w:p>
+    <w:p>
+      <w:pPr>
+        <w:rPr>
+          <w:lang w:val="en-GB"/>
+        </w:rPr>
+      </w:pPr>
+    </w:p>
+    <w:p>
+      <w:pPr>
+        <w:rPr>
+          <w:lang w:val="en-GB"/>
+        </w:rPr>
+      </w:pPr>
+      <w:r>
+        <w:rPr>
+          <w:lang w:val="en-GB"/>
+        </w:rPr>
+        <w:t>Abstained: 0/500 (0.0%)</w:t>
+      </w:r>
+    </w:p>
+    <w:p>
+      <w:pPr>
+        <w:rPr>
+          <w:lang w:val="en-GB"/>
+        </w:rPr>
+      </w:pPr>
+      <w:r>
+        <w:rPr>
+          <w:lang w:val="en-GB"/>
+        </w:rPr>
+        <w:t>Coverage (answered): 500/500 (100.0%)</w:t>
+      </w:r>
+    </w:p>
+    <w:p>
+      <w:pPr>
+        <w:rPr>
+          <w:lang w:val="en-GB"/>
+        </w:rPr>
+      </w:pPr>
+      <w:r>
+        <w:rPr>
+          <w:lang w:val="en-GB"/>
+        </w:rPr>
+        <w:t>Precision (on answered): 392/500 (78.4%)</w:t>
+      </w:r>
+    </w:p>
+    <w:p>
+      <w:pPr>
+        <w:rPr>
+          <w:lang w:val="en-GB"/>
+        </w:rPr>
+      </w:pPr>
+    </w:p>
+    <w:p>
+      <w:pPr>
+        <w:pStyle w:val="Heading3"/>
+        <w:rPr>
+          <w:lang w:val="en-GB"/>
+        </w:rPr>
+      </w:pPr>
+      <w:proofErr w:type="spellStart"/>
+      <w:r>
+        <w:rPr>
+          <w:lang w:val="en-GB"/>
+        </w:rPr>
+        <w:t>en</w:t>
+      </w:r>
+      <w:proofErr w:type="spellEnd"/>
+      <w:r>
+        <w:rPr>
+          <w:lang w:val="en-GB"/>
+        </w:rPr>
+        <w:t>-UK</w:t>
+      </w:r>
+    </w:p>
+    <w:p>
+      <w:pPr>
+        <w:rPr>
+          <w:lang w:val="en-GB"/>
+        </w:rPr>
+      </w:pPr>
+      <w:proofErr w:type="spellStart"/>
+      <w:r>
+        <w:rPr>
+          <w:lang w:val="en-GB"/>
+        </w:rPr>
+        <w:t>Avg</w:t>
+      </w:r>
+      <w:proofErr w:type="spellEnd"/>
+      <w:r>
+        <w:rPr>
+          <w:lang w:val="en-GB"/>
+        </w:rPr>
+        <w:t xml:space="preserve"> confidence (all): 0.820</w:t>
+      </w:r>
+    </w:p>
+    <w:p>
+      <w:pPr>
+        <w:rPr>
+          <w:lang w:val="en-GB"/>
+        </w:rPr>
+      </w:pPr>
+      <w:proofErr w:type="spellStart"/>
+      <w:r>
+        <w:rPr>
+          <w:lang w:val="en-GB"/>
+        </w:rPr>
+        <w:t>Avg</w:t>
+      </w:r>
+      <w:proofErr w:type="spellEnd"/>
+      <w:r>
+        <w:rPr>
+          <w:lang w:val="en-GB"/>
+        </w:rPr>
+        <w:t xml:space="preserve"> confidence (correct): 0.825</w:t>
+      </w:r>
+    </w:p>
+    <w:p>
+      <w:pPr>
+        <w:rPr>
+          <w:lang w:val="en-GB"/>
+        </w:rPr>
+      </w:pPr>
+      <w:proofErr w:type="spellStart"/>
+      <w:r>
+        <w:rPr>
+          <w:lang w:val="en-GB"/>
+        </w:rPr>
+        <w:t>Avg</w:t>
+      </w:r>
+      <w:proofErr w:type="spellEnd"/>
+      <w:r>
+        <w:rPr>
+          <w:lang w:val="en-GB"/>
+        </w:rPr>
+        <w:t xml:space="preserve"> confidence (incorrect): 0.806</w:t>
+      </w:r>
+    </w:p>
+    <w:p>
+      <w:pPr>
+        <w:rPr>
+          <w:lang w:val="en-GB"/>
+        </w:rPr>
+      </w:pPr>
+    </w:p>
+    <w:p>
+      <w:pPr>
+        <w:rPr>
+          <w:lang w:val="en-GB"/>
+        </w:rPr>
+      </w:pPr>
+      <w:r>
+        <w:rPr>
+          <w:lang w:val="en-GB"/>
+        </w:rPr>
+        <w:t>Abstained: 0/500 (0.0%)</w:t>
+      </w:r>
+    </w:p>
+    <w:p>
+      <w:pPr>
+        <w:rPr>
+          <w:lang w:val="en-GB"/>
+        </w:rPr>
+      </w:pPr>
+      <w:r>
+        <w:rPr>
+          <w:lang w:val="en-GB"/>
+        </w:rPr>
+        <w:t>Coverage (answered): 500/500 (100.0%)</w:t>
+      </w:r>
+    </w:p>
+    <w:p>
+      <w:pPr>
+        <w:rPr>
+          <w:lang w:val="en-GB"/>
+        </w:rPr>
+      </w:pPr>
+      <w:r>
+        <w:rPr>
+          <w:lang w:val="en-GB"/>
+        </w:rPr>
+        <w:t>Precision (on answered): 375/500 (75.0%)</w:t>
+      </w:r>
+    </w:p>
+    <w:p>
+      <w:pPr>
+        <w:rPr>
+          <w:lang w:val="en-GB"/>
+        </w:rPr>
+      </w:pPr>
+    </w:p>
+    <w:p>
+      <w:pPr>
+        <w:pStyle w:val="Heading3"/>
+        <w:rPr>
+          <w:lang w:val="en-GB"/>
+        </w:rPr>
+      </w:pPr>
+      <w:r>
+        <w:rPr>
+          <w:lang w:val="en-GB"/>
+        </w:rPr>
+        <w:t>China</w:t>
+      </w:r>
+    </w:p>
+    <w:p>
+      <w:pPr>
+        <w:rPr>
+          <w:lang w:val="en-GB"/>
+        </w:rPr>
+      </w:pPr>
+      <w:proofErr w:type="spellStart"/>
+      <w:r>
+        <w:rPr>
+          <w:lang w:val="en-GB"/>
+        </w:rPr>
+        <w:t>Avg</w:t>
+      </w:r>
+      <w:proofErr w:type="spellEnd"/>
+      <w:r>
+        <w:rPr>
+          <w:lang w:val="en-GB"/>
+        </w:rPr>
+        <w:t xml:space="preserve"> confidence (all): 0.776</w:t>
+      </w:r>
+    </w:p>
+    <w:p>
+      <w:pPr>
+        <w:rPr>
+          <w:lang w:val="en-GB"/>
+        </w:rPr>
+      </w:pPr>
+      <w:proofErr w:type="spellStart"/>
+      <w:r>
+        <w:rPr>
+          <w:lang w:val="en-GB"/>
+        </w:rPr>
+        <w:t>Avg</w:t>
+      </w:r>
+      <w:proofErr w:type="spellEnd"/>
+      <w:r>
+        <w:rPr>
+          <w:lang w:val="en-GB"/>
+        </w:rPr>
+        <w:t xml:space="preserve"> confidence (correct): 0.777</w:t>
+      </w:r>
+    </w:p>
+    <w:p>
+      <w:pPr>
+        <w:rPr>
+          <w:lang w:val="en-GB"/>
+        </w:rPr>
+      </w:pPr>
+      <w:proofErr w:type="spellStart"/>
+      <w:r>
+        <w:rPr>
+          <w:lang w:val="en-GB"/>
+        </w:rPr>
+        <w:t>Avg</w:t>
+      </w:r>
+      <w:proofErr w:type="spellEnd"/>
+      <w:r>
+        <w:rPr>
+          <w:lang w:val="en-GB"/>
+        </w:rPr>
+        <w:t xml:space="preserve"> confidence (incorrect): 0.775</w:t>
+      </w:r>
+    </w:p>
+    <w:p>
+      <w:pPr>
+        <w:rPr>
+          <w:lang w:val="en-GB"/>
+        </w:rPr>
+      </w:pPr>
+    </w:p>
+    <w:p>
+      <w:pPr>
+        <w:rPr>
+          <w:lang w:val="en-GB"/>
+        </w:rPr>
+      </w:pPr>
+      <w:r>
+        <w:rPr>
+          <w:lang w:val="en-GB"/>
+        </w:rPr>
+        <w:t>Abstained: 0/500 (0.0%)</w:t>
+      </w:r>
+    </w:p>
+    <w:p>
+      <w:pPr>
+        <w:rPr>
+          <w:lang w:val="en-GB"/>
+        </w:rPr>
+      </w:pPr>
+      <w:r>
+        <w:rPr>
+          <w:lang w:val="en-GB"/>
+        </w:rPr>
+        <w:t>Coverage (answered): 500/500 (100.0%)</w:t>
+      </w:r>
+    </w:p>
+    <w:p>
+      <w:pPr>
+        <w:rPr>
+          <w:lang w:val="en-GB"/>
+        </w:rPr>
+      </w:pPr>
+      <w:r>
+        <w:rPr>
+          <w:lang w:val="en-GB"/>
+        </w:rPr>
+        <w:t>Precision (on answered): 241/500 (48.2%)</w:t>
+      </w:r>
+    </w:p>
+    <w:p>
+      <w:pPr>
+        <w:rPr>
+          <w:lang w:val="en-GB"/>
+        </w:rPr>
+      </w:pPr>
+    </w:p>
+    <w:p>
+      <w:pPr>
+        <w:pStyle w:val="Heading3"/>
+        <w:rPr>
+          <w:lang w:val="en-GB"/>
+        </w:rPr>
+      </w:pPr>
+      <w:r>
+        <w:rPr>
+          <w:lang w:val="en-GB"/>
+        </w:rPr>
+        <w:t>Ethiopia</w:t>
+      </w:r>
+    </w:p>
+    <w:p>
+      <w:pPr>
+        <w:rPr>
+          <w:lang w:val="en-GB"/>
+        </w:rPr>
+      </w:pPr>
+      <w:proofErr w:type="spellStart"/>
+      <w:r>
+        <w:rPr>
+          <w:lang w:val="en-GB"/>
+        </w:rPr>
+        <w:t>Avg</w:t>
+      </w:r>
+      <w:proofErr w:type="spellEnd"/>
+      <w:r>
+        <w:rPr>
+          <w:lang w:val="en-GB"/>
+        </w:rPr>
+        <w:t xml:space="preserve"> confidence (all): 0.852</w:t>
+      </w:r>
+    </w:p>
+    <w:p>
+      <w:pPr>
+        <w:rPr>
+          <w:lang w:val="en-GB"/>
+        </w:rPr>
+      </w:pPr>
+      <w:proofErr w:type="spellStart"/>
+      <w:r>
+        <w:rPr>
+          <w:lang w:val="en-GB"/>
+        </w:rPr>
+        <w:t>Avg</w:t>
+      </w:r>
+      <w:proofErr w:type="spellEnd"/>
+      <w:r>
+        <w:rPr>
+          <w:lang w:val="en-GB"/>
+        </w:rPr>
+        <w:t xml:space="preserve"> confidence (correct): 0.853</w:t>
+      </w:r>
+    </w:p>
+    <w:p>
+      <w:pPr>
+        <w:rPr>
+          <w:lang w:val="en-GB"/>
+        </w:rPr>
+      </w:pPr>
+      <w:proofErr w:type="spellStart"/>
+      <w:r>
+        <w:rPr>
+          <w:lang w:val="en-GB"/>
+        </w:rPr>
+        <w:t>Avg</w:t>
+      </w:r>
+      <w:proofErr w:type="spellEnd"/>
+      <w:r>
+        <w:rPr>
+          <w:lang w:val="en-GB"/>
+        </w:rPr>
+        <w:t xml:space="preserve"> confidence (incorrect): 0.852</w:t>
+      </w:r>
+    </w:p>
+    <w:p>
+      <w:pPr>
+        <w:rPr>
+          <w:lang w:val="en-GB"/>
+        </w:rPr>
+      </w:pPr>
+    </w:p>
+    <w:p>
+      <w:pPr>
+        <w:rPr>
+          <w:lang w:val="en-GB"/>
+        </w:rPr>
+      </w:pPr>
+      <w:r>
+        <w:rPr>
+          <w:lang w:val="en-GB"/>
+        </w:rPr>
+        <w:t>Abstained: 0/500 (0.0%)</w:t>
+      </w:r>
+    </w:p>
+    <w:p>
+      <w:pPr>
+        <w:rPr>
+          <w:lang w:val="en-GB"/>
+        </w:rPr>
+      </w:pPr>
+      <w:r>
+        <w:rPr>
+          <w:lang w:val="en-GB"/>
+        </w:rPr>
+        <w:t>Coverage (answered): 500/500 (100.0%)</w:t>
+      </w:r>
+    </w:p>
+    <w:p>
+      <w:pPr>
+        <w:rPr>
+          <w:lang w:val="en-GB"/>
+        </w:rPr>
+      </w:pPr>
+      <w:r>
+        <w:rPr>
+          <w:lang w:val="en-GB"/>
+        </w:rPr>
+        <w:t>Precision (on answered): 13/500 (2.6%)</w:t>
+      </w:r>
+    </w:p>
+    <w:p>
+      <w:pPr>
+        <w:rPr>
+          <w:lang w:val="en-GB"/>
+        </w:rPr>
+      </w:pPr>
+    </w:p>
+    <w:p>
+      <w:pPr>
+        <w:pStyle w:val="Heading3"/>
+      </w:pPr>
+      <w:r>
+        <w:t>Overall Confidence Stats</w:t>
+      </w:r>
+    </w:p>
+    <w:p>
+      <w:pPr>
+        <w:rPr>
+          <w:lang w:val="en-US"/>
+        </w:rPr>
+      </w:pPr>
+      <w:r>
+        <w:rPr>
+          <w:lang w:val="en-US"/>
+        </w:rPr>
+        <w:t>Average confidence (all): 0.818</w:t>
+      </w:r>
+    </w:p>
+    <w:p>
+      <w:pPr>
+        <w:rPr>
+          <w:lang w:val="en-US"/>
+        </w:rPr>
+      </w:pPr>
+      <w:r>
+        <w:rPr>
+          <w:lang w:val="en-US"/>
+        </w:rPr>
+        <w:t>Average confidence (correct): 0.817</w:t>
+      </w:r>
+    </w:p>
+    <w:p>
+      <w:pPr>
+        <w:rPr>
+          <w:lang w:val="en-US"/>
+        </w:rPr>
+      </w:pPr>
+      <w:r>
+        <w:rPr>
+          <w:lang w:val="en-US"/>
+        </w:rPr>
+        <w:t>Average confidence (incorrect): 0.820</w:t>
+      </w:r>
+    </w:p>
+    <w:p>
+      <w:pPr>
+        <w:rPr>
+          <w:lang w:val="en-US"/>
+        </w:rPr>
+      </w:pPr>
+      <w:r>
+        <w:rPr>
+          <w:lang w:val="en-US"/>
+        </w:rPr>
+        <w:t>Confidence gap (correct - incorrect): -0.003</w:t>
+      </w:r>
+    </w:p>
+    <w:p>
+      <w:pPr>
+        <w:rPr>
+          <w:lang w:val="en-GB"/>
+        </w:rPr>
+      </w:pPr>
+    </w:p>
+    <w:p>
+      <w:pPr>
+        <w:pStyle w:val="Heading2"/>
+      </w:pPr>
+      <w:r>
+        <w:t>MCQ Evaluation Summary</w:t>
+      </w:r>
+    </w:p>
+    <w:tbl>
+      <w:tblPr>
+        <w:tblStyle w:val="GridTable1Light"/>
+        <w:tblW w:w="0" w:type="auto"/>
+        <w:tblLook w:val="04A0" w:firstRow="1" w:lastRow="0" w:firstColumn="1" w:lastColumn="0" w:noHBand="0" w:noVBand="1"/>
+      </w:tblPr>
+      <w:tblGrid>
+        <w:gridCol w:w="1060"/>
+        <w:gridCol w:w="1086"/>
+        <w:gridCol w:w="959"/>
+        <w:gridCol w:w="1241"/>
+      </w:tblGrid>
+      <w:tr>
+        <w:trPr>
+          <w:cnfStyle w:val="100000000000" w:firstRow="1" w:lastRow="0" w:firstColumn="0" w:lastColumn="0" w:oddVBand="0" w:evenVBand="0" w:oddHBand="0" w:evenHBand="0" w:firstRowFirstColumn="0" w:firstRowLastColumn="0" w:lastRowFirstColumn="0" w:lastRowLastColumn="0"/>
+        </w:trPr>
+        <w:tc>
+          <w:tcPr>
+            <w:cnfStyle w:val="001000000000" w:firstRow="0" w:lastRow="0" w:firstColumn="1" w:lastColumn="0" w:oddVBand="0" w:evenVBand="0" w:oddHBand="0" w:evenHBand="0" w:firstRowFirstColumn="0" w:firstRowLastColumn="0" w:lastRowFirstColumn="0" w:lastRowLastColumn="0"/>
+            <w:tcW w:w="1803" w:type="dxa"/>
+          </w:tcPr>
+          <w:p>
+            <w:pPr>
+              <w:rPr>
+                <w:lang w:val="en-GB"/>
+              </w:rPr>
+            </w:pPr>
+            <w:r>
+              <w:rPr>
+                <w:lang w:val="en-GB"/>
+              </w:rPr>
+              <w:t xml:space="preserve">Locale </w:t>
+            </w:r>
+          </w:p>
+        </w:tc>
+        <w:tc>
+          <w:tcPr>
+            <w:tcW w:w="1803" w:type="dxa"/>
+          </w:tcPr>
+          <w:p>
+            <w:pPr>
+              <w:cnfStyle w:val="100000000000" w:firstRow="1" w:lastRow="0" w:firstColumn="0" w:lastColumn="0" w:oddVBand="0" w:evenVBand="0" w:oddHBand="0" w:evenHBand="0" w:firstRowFirstColumn="0" w:firstRowLastColumn="0" w:lastRowFirstColumn="0" w:lastRowLastColumn="0"/>
+              <w:rPr>
+                <w:lang w:val="en-GB"/>
+              </w:rPr>
+            </w:pPr>
+            <w:r>
+              <w:rPr>
+                <w:lang w:val="en-GB"/>
+              </w:rPr>
+              <w:t>Correct</w:t>
+            </w:r>
+          </w:p>
+        </w:tc>
+        <w:tc>
+          <w:tcPr>
+            <w:tcW w:w="1803" w:type="dxa"/>
+          </w:tcPr>
+          <w:p>
+            <w:pPr>
+              <w:cnfStyle w:val="100000000000" w:firstRow="1" w:lastRow="0" w:firstColumn="0" w:lastColumn="0" w:oddVBand="0" w:evenVBand="0" w:oddHBand="0" w:evenHBand="0" w:firstRowFirstColumn="0" w:firstRowLastColumn="0" w:lastRowFirstColumn="0" w:lastRowLastColumn="0"/>
+              <w:rPr>
+                <w:lang w:val="en-GB"/>
+              </w:rPr>
+            </w:pPr>
+            <w:r>
+              <w:rPr>
+                <w:lang w:val="en-GB"/>
+              </w:rPr>
+              <w:t>Total</w:t>
+            </w:r>
+          </w:p>
+        </w:tc>
+        <w:tc>
+          <w:tcPr>
+            <w:tcW w:w="1803" w:type="dxa"/>
+          </w:tcPr>
+          <w:p>
+            <w:pPr>
+              <w:cnfStyle w:val="100000000000" w:firstRow="1" w:lastRow="0" w:firstColumn="0" w:lastColumn="0" w:oddVBand="0" w:evenVBand="0" w:oddHBand="0" w:evenHBand="0" w:firstRowFirstColumn="0" w:firstRowLastColumn="0" w:lastRowFirstColumn="0" w:lastRowLastColumn="0"/>
+              <w:rPr>
+                <w:lang w:val="en-GB"/>
+              </w:rPr>
+            </w:pPr>
+            <w:r>
+              <w:rPr>
+                <w:lang w:val="en-GB"/>
+              </w:rPr>
+              <w:t>Accuracy</w:t>
+            </w:r>
+          </w:p>
+        </w:tc>
+      </w:tr>
+      <w:tr>
+        <w:tc>
+          <w:tcPr>
+            <w:cnfStyle w:val="001000000000" w:firstRow="0" w:lastRow="0" w:firstColumn="1" w:lastColumn="0" w:oddVBand="0" w:evenVBand="0" w:oddHBand="0" w:evenHBand="0" w:firstRowFirstColumn="0" w:firstRowLastColumn="0" w:lastRowFirstColumn="0" w:lastRowLastColumn="0"/>
+            <w:tcW w:w="1803" w:type="dxa"/>
+          </w:tcPr>
+          <w:p>
+            <w:pPr>
+              <w:rPr>
+                <w:b w:val="0"/>
+                <w:bCs w:val="0"/>
+                <w:lang w:val="en-GB"/>
+              </w:rPr>
+            </w:pPr>
+            <w:proofErr w:type="spellStart"/>
+            <w:r>
+              <w:rPr>
+                <w:b w:val="0"/>
+                <w:bCs w:val="0"/>
+                <w:lang w:val="en-GB"/>
+              </w:rPr>
+              <w:t>en</w:t>
+            </w:r>
+            <w:proofErr w:type="spellEnd"/>
+            <w:r>
+              <w:rPr>
+                <w:b w:val="0"/>
+                <w:bCs w:val="0"/>
+                <w:lang w:val="en-GB"/>
+              </w:rPr>
+              <w:t>-US</w:t>
+            </w:r>
+          </w:p>
+        </w:tc>
+        <w:tc>
+          <w:tcPr>
+            <w:tcW w:w="1803" w:type="dxa"/>
+          </w:tcPr>
+          <w:p>
+            <w:pPr>
+              <w:jc w:val="right"/>
+              <w:cnfStyle w:val="000000000000" w:firstRow="0" w:lastRow="0" w:firstColumn="0" w:lastColumn="0" w:oddVBand="0" w:evenVBand="0" w:oddHBand="0" w:evenHBand="0" w:firstRowFirstColumn="0" w:firstRowLastColumn="0" w:lastRowFirstColumn="0" w:lastRowLastColumn="0"/>
+              <w:rPr>
+                <w:lang w:val="en-GB"/>
+              </w:rPr>
+            </w:pPr>
+            <w:r>
+              <w:rPr>
+                <w:lang w:val="en-GB"/>
+              </w:rPr>
+              <w:t>1658</w:t>
+            </w:r>
+          </w:p>
+        </w:tc>
+        <w:tc>
+          <w:tcPr>
+            <w:tcW w:w="1803" w:type="dxa"/>
+          </w:tcPr>
+          <w:p>
+            <w:pPr>
+              <w:jc w:val="right"/>
+              <w:cnfStyle w:val="000000000000" w:firstRow="0" w:lastRow="0" w:firstColumn="0" w:lastColumn="0" w:oddVBand="0" w:evenVBand="0" w:oddHBand="0" w:evenHBand="0" w:firstRowFirstColumn="0" w:firstRowLastColumn="0" w:lastRowFirstColumn="0" w:lastRowLastColumn="0"/>
+              <w:rPr>
+                <w:lang w:val="en-GB"/>
+              </w:rPr>
+            </w:pPr>
+            <w:r>
+              <w:rPr>
+                <w:lang w:val="en-GB"/>
+              </w:rPr>
+              <w:t>1923</w:t>
+            </w:r>
+          </w:p>
+        </w:tc>
+        <w:tc>
+          <w:tcPr>
+            <w:tcW w:w="1803" w:type="dxa"/>
+          </w:tcPr>
+          <w:p>
+            <w:pPr>
+              <w:jc w:val="right"/>
+              <w:cnfStyle w:val="000000000000" w:firstRow="0" w:lastRow="0" w:firstColumn="0" w:lastColumn="0" w:oddVBand="0" w:evenVBand="0" w:oddHBand="0" w:evenHBand="0" w:firstRowFirstColumn="0" w:firstRowLastColumn="0" w:lastRowFirstColumn="0" w:lastRowLastColumn="0"/>
+              <w:rPr>
+                <w:lang w:val="en-GB"/>
+              </w:rPr>
+            </w:pPr>
+            <w:r>
+              <w:rPr>
+                <w:lang w:val="en-GB"/>
+              </w:rPr>
+              <w:t>86.2%</w:t>
+            </w:r>
+          </w:p>
+        </w:tc>
+      </w:tr>
+      <w:tr>
+        <w:tc>
+          <w:tcPr>
+            <w:cnfStyle w:val="001000000000" w:firstRow="0" w:lastRow="0" w:firstColumn="1" w:lastColumn="0" w:oddVBand="0" w:evenVBand="0" w:oddHBand="0" w:evenHBand="0" w:firstRowFirstColumn="0" w:firstRowLastColumn="0" w:lastRowFirstColumn="0" w:lastRowLastColumn="0"/>
+            <w:tcW w:w="1803" w:type="dxa"/>
+          </w:tcPr>
+          <w:p>
+            <w:pPr>
+              <w:rPr>
+                <w:b w:val="0"/>
+                <w:bCs w:val="0"/>
+                <w:lang w:val="en-GB"/>
+              </w:rPr>
+            </w:pPr>
+            <w:proofErr w:type="spellStart"/>
+            <w:r>
+              <w:rPr>
+                <w:b w:val="0"/>
+                <w:bCs w:val="0"/>
+                <w:lang w:val="en-GB"/>
+              </w:rPr>
+              <w:t>en</w:t>
+            </w:r>
+            <w:proofErr w:type="spellEnd"/>
+            <w:r>
+              <w:rPr>
+                <w:b w:val="0"/>
+                <w:bCs w:val="0"/>
+                <w:lang w:val="en-GB"/>
+              </w:rPr>
+              <w:t>-GB</w:t>
+            </w:r>
+          </w:p>
+        </w:tc>
+        <w:tc>
+          <w:tcPr>
+            <w:tcW w:w="1803" w:type="dxa"/>
+          </w:tcPr>
+          <w:p>
+            <w:pPr>
+              <w:jc w:val="right"/>
+              <w:cnfStyle w:val="000000000000" w:firstRow="0" w:lastRow="0" w:firstColumn="0" w:lastColumn="0" w:oddVBand="0" w:evenVBand="0" w:oddHBand="0" w:evenHBand="0" w:firstRowFirstColumn="0" w:firstRowLastColumn="0" w:lastRowFirstColumn="0" w:lastRowLastColumn="0"/>
+              <w:rPr>
+                <w:lang w:val="en-GB"/>
+              </w:rPr>
+            </w:pPr>
+            <w:r>
+              <w:rPr>
+                <w:lang w:val="en-GB"/>
+              </w:rPr>
+              <w:t>2068</w:t>
+            </w:r>
+          </w:p>
+        </w:tc>
+        <w:tc>
+          <w:tcPr>
+            <w:tcW w:w="1803" w:type="dxa"/>
+          </w:tcPr>
+          <w:p>
+            <w:pPr>
+              <w:jc w:val="right"/>
+              <w:cnfStyle w:val="000000000000" w:firstRow="0" w:lastRow="0" w:firstColumn="0" w:lastColumn="0" w:oddVBand="0" w:evenVBand="0" w:oddHBand="0" w:evenHBand="0" w:firstRowFirstColumn="0" w:firstRowLastColumn="0" w:lastRowFirstColumn="0" w:lastRowLastColumn="0"/>
+              <w:rPr>
+                <w:lang w:val="en-GB"/>
+              </w:rPr>
+            </w:pPr>
+            <w:r>
+              <w:rPr>
+                <w:lang w:val="en-GB"/>
+              </w:rPr>
+              <w:t>2496</w:t>
+            </w:r>
+          </w:p>
+        </w:tc>
+        <w:tc>
+          <w:tcPr>
+            <w:tcW w:w="1803" w:type="dxa"/>
+          </w:tcPr>
+          <w:p>
+            <w:pPr>
+              <w:jc w:val="right"/>
+              <w:cnfStyle w:val="000000000000" w:firstRow="0" w:lastRow="0" w:firstColumn="0" w:lastColumn="0" w:oddVBand="0" w:evenVBand="0" w:oddHBand="0" w:evenHBand="0" w:firstRowFirstColumn="0" w:firstRowLastColumn="0" w:lastRowFirstColumn="0" w:lastRowLastColumn="0"/>
+              <w:rPr>
+                <w:lang w:val="en-GB"/>
+              </w:rPr>
+            </w:pPr>
+            <w:r>
+              <w:rPr>
+                <w:lang w:val="en-GB"/>
+              </w:rPr>
+              <w:t>82.9%</w:t>
+            </w:r>
+          </w:p>
+        </w:tc>
+      </w:tr>
+      <w:tr>
+        <w:tc>
+          <w:tcPr>
+            <w:cnfStyle w:val="001000000000" w:firstRow="0" w:lastRow="0" w:firstColumn="1" w:lastColumn="0" w:oddVBand="0" w:evenVBand="0" w:oddHBand="0" w:evenHBand="0" w:firstRowFirstColumn="0" w:firstRowLastColumn="0" w:lastRowFirstColumn="0" w:lastRowLastColumn="0"/>
+            <w:tcW w:w="1803" w:type="dxa"/>
+          </w:tcPr>
+          <w:p>
+            <w:pPr>
+              <w:rPr>
+                <w:b w:val="0"/>
+                <w:bCs w:val="0"/>
+                <w:lang w:val="en-GB"/>
+              </w:rPr>
+            </w:pPr>
+            <w:proofErr w:type="spellStart"/>
+            <w:r>
+              <w:rPr>
+                <w:b w:val="0"/>
+                <w:bCs w:val="0"/>
+                <w:lang w:val="en-GB"/>
+              </w:rPr>
+              <w:lastRenderedPageBreak/>
+              <w:t>zh</w:t>
+            </w:r>
+            <w:proofErr w:type="spellEnd"/>
+            <w:r>
+              <w:rPr>
+                <w:b w:val="0"/>
+                <w:bCs w:val="0"/>
+                <w:lang w:val="en-GB"/>
+              </w:rPr>
+              <w:t>-CN</w:t>
+            </w:r>
+          </w:p>
+        </w:tc>
+        <w:tc>
+          <w:tcPr>
+            <w:tcW w:w="1803" w:type="dxa"/>
+          </w:tcPr>
+          <w:p>
+            <w:pPr>
+              <w:jc w:val="right"/>
+              <w:cnfStyle w:val="000000000000" w:firstRow="0" w:lastRow="0" w:firstColumn="0" w:lastColumn="0" w:oddVBand="0" w:evenVBand="0" w:oddHBand="0" w:evenHBand="0" w:firstRowFirstColumn="0" w:firstRowLastColumn="0" w:lastRowFirstColumn="0" w:lastRowLastColumn="0"/>
+              <w:rPr>
+                <w:lang w:val="en-GB"/>
+              </w:rPr>
+            </w:pPr>
+            <w:r>
+              <w:rPr>
+                <w:lang w:val="en-GB"/>
+              </w:rPr>
+              <w:t>1628</w:t>
+            </w:r>
+          </w:p>
+        </w:tc>
+        <w:tc>
+          <w:tcPr>
+            <w:tcW w:w="1803" w:type="dxa"/>
+          </w:tcPr>
+          <w:p>
+            <w:pPr>
+              <w:jc w:val="right"/>
+              <w:cnfStyle w:val="000000000000" w:firstRow="0" w:lastRow="0" w:firstColumn="0" w:lastColumn="0" w:oddVBand="0" w:evenVBand="0" w:oddHBand="0" w:evenHBand="0" w:firstRowFirstColumn="0" w:firstRowLastColumn="0" w:lastRowFirstColumn="0" w:lastRowLastColumn="0"/>
+              <w:rPr>
+                <w:lang w:val="en-GB"/>
+              </w:rPr>
+            </w:pPr>
+            <w:r>
+              <w:rPr>
+                <w:lang w:val="en-GB"/>
+              </w:rPr>
+              <w:t>2242</w:t>
+            </w:r>
+          </w:p>
+        </w:tc>
+        <w:tc>
+          <w:tcPr>
+            <w:tcW w:w="1803" w:type="dxa"/>
+          </w:tcPr>
+          <w:p>
+            <w:pPr>
+              <w:jc w:val="right"/>
+              <w:cnfStyle w:val="000000000000" w:firstRow="0" w:lastRow="0" w:firstColumn="0" w:lastColumn="0" w:oddVBand="0" w:evenVBand="0" w:oddHBand="0" w:evenHBand="0" w:firstRowFirstColumn="0" w:firstRowLastColumn="0" w:lastRowFirstColumn="0" w:lastRowLastColumn="0"/>
+              <w:rPr>
+                <w:lang w:val="en-GB"/>
+              </w:rPr>
+            </w:pPr>
+            <w:r>
+              <w:rPr>
+                <w:lang w:val="en-GB"/>
+              </w:rPr>
+              <w:t>72.6%</w:t>
+            </w:r>
+          </w:p>
+        </w:tc>
+      </w:tr>
+      <w:tr>
+        <w:tc>
+          <w:tcPr>
+            <w:cnfStyle w:val="001000000000" w:firstRow="0" w:lastRow="0" w:firstColumn="1" w:lastColumn="0" w:oddVBand="0" w:evenVBand="0" w:oddHBand="0" w:evenHBand="0" w:firstRowFirstColumn="0" w:firstRowLastColumn="0" w:lastRowFirstColumn="0" w:lastRowLastColumn="0"/>
+            <w:tcW w:w="1803" w:type="dxa"/>
+          </w:tcPr>
+          <w:p>
+            <w:pPr>
+              <w:rPr>
+                <w:b w:val="0"/>
+                <w:bCs w:val="0"/>
+                <w:lang w:val="en-GB"/>
+              </w:rPr>
+            </w:pPr>
+            <w:r>
+              <w:rPr>
+                <w:b w:val="0"/>
+                <w:bCs w:val="0"/>
+                <w:lang w:val="en-GB"/>
+              </w:rPr>
+              <w:t>am-ET</w:t>
+            </w:r>
+          </w:p>
+        </w:tc>
+        <w:tc>
+          <w:tcPr>
+            <w:tcW w:w="1803" w:type="dxa"/>
+          </w:tcPr>
+          <w:p>
+            <w:pPr>
+              <w:jc w:val="right"/>
+              <w:cnfStyle w:val="000000000000" w:firstRow="0" w:lastRow="0" w:firstColumn="0" w:lastColumn="0" w:oddVBand="0" w:evenVBand="0" w:oddHBand="0" w:evenHBand="0" w:firstRowFirstColumn="0" w:firstRowLastColumn="0" w:lastRowFirstColumn="0" w:lastRowLastColumn="0"/>
+              <w:rPr>
+                <w:lang w:val="en-GB"/>
+              </w:rPr>
+            </w:pPr>
+            <w:r>
+              <w:rPr>
+                <w:lang w:val="en-GB"/>
+              </w:rPr>
+              <w:t>1837</w:t>
+            </w:r>
+          </w:p>
+        </w:tc>
+        <w:tc>
+          <w:tcPr>
+            <w:tcW w:w="1803" w:type="dxa"/>
+          </w:tcPr>
+          <w:p>
+            <w:pPr>
+              <w:jc w:val="right"/>
+              <w:cnfStyle w:val="000000000000" w:firstRow="0" w:lastRow="0" w:firstColumn="0" w:lastColumn="0" w:oddVBand="0" w:evenVBand="0" w:oddHBand="0" w:evenHBand="0" w:firstRowFirstColumn="0" w:firstRowLastColumn="0" w:lastRowFirstColumn="0" w:lastRowLastColumn="0"/>
+              <w:rPr>
+                <w:lang w:val="en-GB"/>
+              </w:rPr>
+            </w:pPr>
+            <w:r>
+              <w:rPr>
+                <w:lang w:val="en-GB"/>
+              </w:rPr>
+              <w:t>3339</w:t>
+            </w:r>
+          </w:p>
+        </w:tc>
+        <w:tc>
+          <w:tcPr>
+            <w:tcW w:w="1803" w:type="dxa"/>
+          </w:tcPr>
+          <w:p>
+            <w:pPr>
+              <w:jc w:val="right"/>
+              <w:cnfStyle w:val="000000000000" w:firstRow="0" w:lastRow="0" w:firstColumn="0" w:lastColumn="0" w:oddVBand="0" w:evenVBand="0" w:oddHBand="0" w:evenHBand="0" w:firstRowFirstColumn="0" w:firstRowLastColumn="0" w:lastRowFirstColumn="0" w:lastRowLastColumn="0"/>
+              <w:rPr>
+                <w:lang w:val="en-GB"/>
+              </w:rPr>
+            </w:pPr>
+            <w:r>
+              <w:rPr>
+                <w:lang w:val="en-GB"/>
+              </w:rPr>
+              <w:t>55.0%</w:t>
+            </w:r>
+          </w:p>
+        </w:tc>
+      </w:tr>
+      <w:tr>
+        <w:tc>
+          <w:tcPr>
+            <w:cnfStyle w:val="001000000000" w:firstRow="0" w:lastRow="0" w:firstColumn="1" w:lastColumn="0" w:oddVBand="0" w:evenVBand="0" w:oddHBand="0" w:evenHBand="0" w:firstRowFirstColumn="0" w:firstRowLastColumn="0" w:lastRowFirstColumn="0" w:lastRowLastColumn="0"/>
+            <w:tcW w:w="1803" w:type="dxa"/>
+          </w:tcPr>
+          <w:p>
+            <w:pPr>
+              <w:rPr>
+                <w:lang w:val="en-GB"/>
+              </w:rPr>
+            </w:pPr>
+            <w:r>
+              <w:rPr>
+                <w:lang w:val="en-GB"/>
+              </w:rPr>
+              <w:t>Overall</w:t>
+            </w:r>
+          </w:p>
+        </w:tc>
+        <w:tc>
+          <w:tcPr>
+            <w:tcW w:w="1803" w:type="dxa"/>
+          </w:tcPr>
+          <w:p>
+            <w:pPr>
+              <w:jc w:val="right"/>
+              <w:cnfStyle w:val="000000000000" w:firstRow="0" w:lastRow="0" w:firstColumn="0" w:lastColumn="0" w:oddVBand="0" w:evenVBand="0" w:oddHBand="0" w:evenHBand="0" w:firstRowFirstColumn="0" w:firstRowLastColumn="0" w:lastRowFirstColumn="0" w:lastRowLastColumn="0"/>
+              <w:rPr>
+                <w:b/>
+                <w:bCs/>
+                <w:lang w:val="en-GB"/>
+              </w:rPr>
+            </w:pPr>
+            <w:r>
+              <w:rPr>
+                <w:b/>
+                <w:bCs/>
+                <w:lang w:val="en-GB"/>
+              </w:rPr>
+              <w:t>7191</w:t>
+            </w:r>
+          </w:p>
+        </w:tc>
+        <w:tc>
+          <w:tcPr>
+            <w:tcW w:w="1803" w:type="dxa"/>
+          </w:tcPr>
+          <w:p>
+            <w:pPr>
+              <w:jc w:val="right"/>
+              <w:cnfStyle w:val="000000000000" w:firstRow="0" w:lastRow="0" w:firstColumn="0" w:lastColumn="0" w:oddVBand="0" w:evenVBand="0" w:oddHBand="0" w:evenHBand="0" w:firstRowFirstColumn="0" w:firstRowLastColumn="0" w:lastRowFirstColumn="0" w:lastRowLastColumn="0"/>
+              <w:rPr>
+                <w:b/>
+                <w:bCs/>
+                <w:lang w:val="en-GB"/>
+              </w:rPr>
+            </w:pPr>
+            <w:r>
+              <w:rPr>
+                <w:b/>
+                <w:bCs/>
+                <w:lang w:val="en-GB"/>
+              </w:rPr>
+              <w:t>10000</w:t>
+            </w:r>
+          </w:p>
+        </w:tc>
+        <w:tc>
+          <w:tcPr>
+            <w:tcW w:w="1803" w:type="dxa"/>
+          </w:tcPr>
+          <w:p>
+            <w:pPr>
+              <w:jc w:val="right"/>
+              <w:cnfStyle w:val="000000000000" w:firstRow="0" w:lastRow="0" w:firstColumn="0" w:lastColumn="0" w:oddVBand="0" w:evenVBand="0" w:oddHBand="0" w:evenHBand="0" w:firstRowFirstColumn="0" w:firstRowLastColumn="0" w:lastRowFirstColumn="0" w:lastRowLastColumn="0"/>
+              <w:rPr>
+                <w:b/>
+                <w:bCs/>
+                <w:lang w:val="en-GB"/>
+              </w:rPr>
+            </w:pPr>
+            <w:r>
+              <w:rPr>
+                <w:b/>
+                <w:bCs/>
+                <w:lang w:val="en-GB"/>
+              </w:rPr>
+              <w:t>71.9%</w:t>
+            </w:r>
+          </w:p>
+        </w:tc>
+      </w:tr>
+    </w:tbl>
+    <w:p>
+      <w:pPr>
+        <w:rPr>
+          <w:lang w:val="en-US"/>
+        </w:rPr>
+      </w:pPr>
+    </w:p>
+    <w:p>
+      <w:pPr>
+        <w:pStyle w:val="Heading3"/>
+        <w:rPr>
+          <w:lang w:val="en-GB"/>
+        </w:rPr>
+      </w:pPr>
+      <w:proofErr w:type="spellStart"/>
+      <w:r>
+        <w:rPr>
+          <w:lang w:val="en-GB"/>
+        </w:rPr>
+        <w:t>en</w:t>
+      </w:r>
+      <w:proofErr w:type="spellEnd"/>
+      <w:r>
+        <w:rPr>
+          <w:lang w:val="en-GB"/>
+        </w:rPr>
+        <w:t>-US</w:t>
+      </w:r>
+    </w:p>
+    <w:p>
+      <w:pPr>
+        <w:pStyle w:val="Heading3"/>
+        <w:rPr>
+          <w:lang w:val="en-GB"/>
+        </w:rPr>
+      </w:pPr>
+      <w:r>
+        <w:rPr>
+          <w:lang w:val="en-GB"/>
+        </w:rPr>
+        <w:t>en-UK</w:t>
+      </w:r>
+    </w:p>
+    <w:p>
+      <w:pPr>
+        <w:pStyle w:val="Heading3"/>
+        <w:rPr>
+          <w:lang w:val="en-GB"/>
+        </w:rPr>
+      </w:pPr>
+      <w:r>
+        <w:rPr>
+          <w:lang w:val="en-GB"/>
+        </w:rPr>
+        <w:t>China</w:t>
+      </w:r>
+    </w:p>
+    <w:p>
+      <w:pPr>
+        <w:pStyle w:val="Heading3"/>
+        <w:rPr>
+          <w:lang w:val="en-GB"/>
+        </w:rPr>
+      </w:pPr>
+      <w:r>
+        <w:rPr>
+          <w:lang w:val="en-GB"/>
+        </w:rPr>
+        <w:t>Ethiopia</w:t>
+      </w:r>
+    </w:p>
+    <w:p>
+      <w:pPr>
+        <w:rPr>
+          <w:lang w:val="en-GB"/>
+        </w:rPr>
+      </w:pPr>
+    </w:p>
+    <w:p>
+      <w:pPr>
+        <w:pStyle w:val="Heading2"/>
+      </w:pPr>
+      <w:r>
+        <w:t>Gap vs Best Performing Locale</w:t>
+      </w:r>
+    </w:p>
+    <w:p>
+      <w:pPr>
+        <w:pStyle w:val="Heading1"/>
+        <w:rPr>
+          <w:lang w:val="en-GB"/>
+        </w:rPr>
+      </w:pPr>
+      <w:r>
+        <w:rPr>
+          <w:lang w:val="en-GB"/>
+        </w:rPr>
+        <w:t>Error Analysis</w:t>
+      </w:r>
+    </w:p>
+    <w:p>
+      <w:pPr>
+        <w:rPr>
+          <w:lang w:val="en-GB"/>
+        </w:rPr>
+      </w:pPr>
+      <w:r>
+        <w:rPr>
+          <w:lang w:val="en-GB"/>
+        </w:rPr>
+        <w:t xml:space="preserve">Greater that 10 examples, probably about 12 – 15 </w:t>
+      </w:r>
       <w:proofErr w:type="gramStart"/>
       <w:r>
         <w:rPr>
-          <w:rFonts w:ascii="Consolas" w:hAnsi="Consolas" w:cs="Consolas"/>
-          <w:sz w:val="10"/>
-          <w:szCs w:val="10"/>
-          <w:lang w:val="en-GB"/>
-        </w:rPr>
-        <w:t>Overall</w:t>
+          <w:lang w:val="en-GB"/>
+        </w:rPr>
+        <w:t>max</w:t>
       </w:r>
       <w:proofErr w:type="gramEnd"/>
-      <w:r>
-        <w:rPr>
-          <w:rFonts w:ascii="Consolas" w:hAnsi="Consolas" w:cs="Consolas"/>
-          <w:sz w:val="10"/>
-          <w:szCs w:val="10"/>
-          <w:lang w:val="en-GB"/>
-        </w:rPr>
-        <w:t xml:space="preserve">         All             7191       10000       71.9%</w:t>
-      </w:r>
-    </w:p>
-    <w:p>
-      <w:pPr>
-        <w:spacing w:after="0" w:line="100" w:lineRule="exact"/>
-        <w:rPr>
-          <w:rFonts w:ascii="Consolas" w:hAnsi="Consolas" w:cs="Consolas"/>
-          <w:sz w:val="10"/>
-          <w:szCs w:val="10"/>
-          <w:lang w:val="en-GB"/>
-        </w:rPr>
-      </w:pPr>
-      <w:r>
-        <w:rPr>
-          <w:rFonts w:ascii="Consolas" w:hAnsi="Consolas" w:cs="Consolas"/>
-          <w:sz w:val="10"/>
-          <w:szCs w:val="10"/>
-          <w:lang w:val="en-GB"/>
-        </w:rPr>
-        <w:t>=============================================================</w:t>
-      </w:r>
-    </w:p>
-    <w:p>
-      <w:pPr>
-        <w:rPr>
-          <w:lang w:val="en-GB"/>
-        </w:rPr>
-      </w:pPr>
     </w:p>
     <w:p>
       <w:pPr>
         <w:pStyle w:val="Heading2"/>
-        <w:rPr>
-          <w:lang w:val="en-GB"/>
-        </w:rPr>
-      </w:pPr>
-      <w:r>
-        <w:rPr>
-          <w:lang w:val="en-GB"/>
-        </w:rPr>
-        <w:t>Per Locale</w:t>
-      </w:r>
-    </w:p>
-    <w:p>
-      <w:pPr>
-        <w:pStyle w:val="Heading3"/>
-        <w:rPr>
-          <w:lang w:val="en-GB"/>
-        </w:rPr>
-      </w:pPr>
-      <w:r>
-        <w:rPr>
-          <w:lang w:val="en-GB"/>
-        </w:rPr>
-        <w:t>en-US</w:t>
-      </w:r>
-    </w:p>
-    <w:p>
-      <w:pPr>
-        <w:pStyle w:val="Heading3"/>
-        <w:rPr>
-          <w:lang w:val="en-GB"/>
-        </w:rPr>
-      </w:pPr>
-      <w:r>
-        <w:rPr>
-          <w:lang w:val="en-GB"/>
-        </w:rPr>
-        <w:t>en-UK</w:t>
-      </w:r>
-    </w:p>
-    <w:p>
-      <w:pPr>
-        <w:pStyle w:val="Heading3"/>
-        <w:rPr>
-          <w:lang w:val="en-GB"/>
-        </w:rPr>
-      </w:pPr>
-      <w:r>
-        <w:rPr>
-          <w:lang w:val="en-GB"/>
-        </w:rPr>
-        <w:t>China</w:t>
-      </w:r>
-    </w:p>
-    <w:p>
-      <w:pPr>
-        <w:pStyle w:val="Heading3"/>
-        <w:rPr>
-          <w:lang w:val="en-GB"/>
-        </w:rPr>
-      </w:pPr>
-      <w:r>
-        <w:rPr>
-          <w:lang w:val="en-GB"/>
-        </w:rPr>
-        <w:t>Ethiopia</w:t>
+      </w:pPr>
+      <w:r>
+        <w:t>Failure examples (10 - 12)</w:t>
       </w:r>
     </w:p>
     <w:p>
@@ -2133,8 +3776,15 @@
         <w:pStyle w:val="Heading2"/>
       </w:pPr>
       <w:r>
-        <w:t>Gap vs Best Performing Locale</w:t>
-      </w:r>
+        <w:t>Culturally incorrect example</w:t>
+      </w:r>
+    </w:p>
+    <w:p>
+      <w:pPr>
+        <w:rPr>
+          <w:lang w:val="en-GB"/>
+        </w:rPr>
+      </w:pPr>
     </w:p>
     <w:p>
       <w:pPr>
@@ -2147,47 +3797,20 @@
         <w:rPr>
           <w:lang w:val="en-GB"/>
         </w:rPr>
-        <w:t>Error Analysis</w:t>
-      </w:r>
-    </w:p>
-    <w:p>
-      <w:pPr>
-        <w:rPr>
-          <w:lang w:val="en-GB"/>
-        </w:rPr>
-      </w:pPr>
-      <w:r>
-        <w:rPr>
-          <w:lang w:val="en-GB"/>
-        </w:rPr>
-        <w:t xml:space="preserve">Greater that 10 examples, probably about 12 – 15 </w:t>
-      </w:r>
-      <w:proofErr w:type="gramStart"/>
-      <w:r>
-        <w:rPr>
-          <w:lang w:val="en-GB"/>
-        </w:rPr>
-        <w:t>max</w:t>
-      </w:r>
-      <w:proofErr w:type="gramEnd"/>
-    </w:p>
-    <w:p>
-      <w:pPr>
-        <w:pStyle w:val="Heading2"/>
-      </w:pPr>
-      <w:r>
-        <w:t>Failure examples</w:t>
-      </w:r>
-      <w:r>
-        <w:t xml:space="preserve"> (10 - 12)</w:t>
-      </w:r>
-    </w:p>
-    <w:p>
-      <w:pPr>
-        <w:pStyle w:val="Heading2"/>
-      </w:pPr>
-      <w:r>
-        <w:t>Culturally incorrect example</w:t>
+        <w:t>Responsible AI reflection</w:t>
+      </w:r>
+    </w:p>
+    <w:p>
+      <w:pPr>
+        <w:rPr>
+          <w:lang w:val="en-GB"/>
+        </w:rPr>
+      </w:pPr>
+      <w:r>
+        <w:rPr>
+          <w:lang w:val="en-GB"/>
+        </w:rPr>
+        <w:t>Blah, blah blah about responsible AI</w:t>
       </w:r>
     </w:p>
     <w:p>
@@ -2208,40 +3831,6 @@
         <w:rPr>
           <w:lang w:val="en-GB"/>
         </w:rPr>
-        <w:t>Responsible AI reflection</w:t>
-      </w:r>
-    </w:p>
-    <w:p>
-      <w:pPr>
-        <w:rPr>
-          <w:lang w:val="en-GB"/>
-        </w:rPr>
-      </w:pPr>
-      <w:r>
-        <w:rPr>
-          <w:lang w:val="en-GB"/>
-        </w:rPr>
-        <w:t>Blah, blah blah about responsible AI</w:t>
-      </w:r>
-    </w:p>
-    <w:p>
-      <w:pPr>
-        <w:rPr>
-          <w:lang w:val="en-GB"/>
-        </w:rPr>
-      </w:pPr>
-    </w:p>
-    <w:p>
-      <w:pPr>
-        <w:pStyle w:val="Heading1"/>
-        <w:rPr>
-          <w:lang w:val="en-GB"/>
-        </w:rPr>
-      </w:pPr>
-      <w:r>
-        <w:rPr>
-          <w:lang w:val="en-GB"/>
-        </w:rPr>
         <w:t>Limitations and future work</w:t>
       </w:r>
     </w:p>
@@ -2268,6 +3857,59 @@
           <w:lang w:val="en-GB"/>
         </w:rPr>
         <w:t xml:space="preserve"> work</w:t>
+      </w:r>
+    </w:p>
+    <w:p>
+      <w:pPr>
+        <w:rPr>
+          <w:lang w:val="en-GB"/>
+        </w:rPr>
+      </w:pPr>
+      <w:r>
+        <w:rPr>
+          <w:lang w:val="en-GB"/>
+        </w:rPr>
+        <w:t>Persona based prompting</w:t>
+      </w:r>
+    </w:p>
+    <w:p>
+      <w:pPr>
+        <w:rPr>
+          <w:lang w:val="en-GB"/>
+        </w:rPr>
+      </w:pPr>
+      <w:r>
+        <w:rPr>
+          <w:lang w:val="en-GB"/>
+        </w:rPr>
+        <w:t>Quantisation/</w:t>
+      </w:r>
+      <w:proofErr w:type="spellStart"/>
+      <w:r>
+        <w:rPr>
+          <w:lang w:val="en-GB"/>
+        </w:rPr>
+        <w:t>gpu</w:t>
+      </w:r>
+      <w:proofErr w:type="spellEnd"/>
+      <w:r>
+        <w:rPr>
+          <w:lang w:val="en-GB"/>
+        </w:rPr>
+        <w:t xml:space="preserve"> usage optimisation</w:t>
+      </w:r>
+    </w:p>
+    <w:p>
+      <w:pPr>
+        <w:rPr>
+          <w:lang w:val="en-GB"/>
+        </w:rPr>
+      </w:pPr>
+      <w:r>
+        <w:rPr>
+          <w:lang w:val="en-GB"/>
+        </w:rPr>
+        <w:t>Confidence estimation with temperature not equal to zero</w:t>
       </w:r>
     </w:p>
     <w:p>
@@ -6726,6 +8368,63 @@
       <w:szCs w:val="20"/>
     </w:rPr>
   </w:style>
+  <w:style w:type="table" w:styleId="GridTable1Light">
+    <w:name w:val="Grid Table 1 Light"/>
+    <w:basedOn w:val="TableNormal"/>
+    <w:uiPriority w:val="46"/>
+    <w:rsid w:val="000B6013"/>
+    <w:pPr>
+      <w:spacing w:after="0" w:line="240" w:lineRule="auto"/>
+    </w:pPr>
+    <w:tblPr>
+      <w:tblStyleRowBandSize w:val="1"/>
+      <w:tblStyleColBandSize w:val="1"/>
+      <w:tblBorders>
+        <w:top w:val="single" w:sz="4" w:space="0" w:color="999999" w:themeColor="text1" w:themeTint="66"/>
+        <w:left w:val="single" w:sz="4" w:space="0" w:color="999999" w:themeColor="text1" w:themeTint="66"/>
+        <w:bottom w:val="single" w:sz="4" w:space="0" w:color="999999" w:themeColor="text1" w:themeTint="66"/>
+        <w:right w:val="single" w:sz="4" w:space="0" w:color="999999" w:themeColor="text1" w:themeTint="66"/>
+        <w:insideH w:val="single" w:sz="4" w:space="0" w:color="999999" w:themeColor="text1" w:themeTint="66"/>
+        <w:insideV w:val="single" w:sz="4" w:space="0" w:color="999999" w:themeColor="text1" w:themeTint="66"/>
+      </w:tblBorders>
+    </w:tblPr>
+    <w:tblStylePr w:type="firstRow">
+      <w:rPr>
+        <w:b/>
+        <w:bCs/>
+      </w:rPr>
+      <w:tblPr/>
+      <w:tcPr>
+        <w:tcBorders>
+          <w:bottom w:val="single" w:sz="12" w:space="0" w:color="666666" w:themeColor="text1" w:themeTint="99"/>
+        </w:tcBorders>
+      </w:tcPr>
+    </w:tblStylePr>
+    <w:tblStylePr w:type="lastRow">
+      <w:rPr>
+        <w:b/>
+        <w:bCs/>
+      </w:rPr>
+      <w:tblPr/>
+      <w:tcPr>
+        <w:tcBorders>
+          <w:top w:val="double" w:sz="2" w:space="0" w:color="666666" w:themeColor="text1" w:themeTint="99"/>
+        </w:tcBorders>
+      </w:tcPr>
+    </w:tblStylePr>
+    <w:tblStylePr w:type="firstCol">
+      <w:rPr>
+        <w:b/>
+        <w:bCs/>
+      </w:rPr>
+    </w:tblStylePr>
+    <w:tblStylePr w:type="lastCol">
+      <w:rPr>
+        <w:b/>
+        <w:bCs/>
+      </w:rPr>
+    </w:tblStylePr>
+  </w:style>
 </w:styles>
 </file>
 
@@ -6991,26 +8690,10 @@
 </file>
 
 <file path=customXml/item1.xml><?xml version="1.0" encoding="utf-8"?>
-<p:properties xmlns:p="http://schemas.microsoft.com/office/2006/metadata/properties" xmlns:xsi="http://www.w3.org/2001/XMLSchema-instance" xmlns:pc="http://schemas.microsoft.com/office/infopath/2007/PartnerControls">
-  <documentManagement>
-    <TaxCatchAll xmlns="22c202fc-011b-4e26-8c44-f2cfa4c279bc" xsi:nil="true"/>
-    <lcf76f155ced4ddcb4097134ff3c332f xmlns="62f7326d-23c9-4c29-8c57-4f24d8722e7e">
-      <Terms xmlns="http://schemas.microsoft.com/office/infopath/2007/PartnerControls"/>
-    </lcf76f155ced4ddcb4097134ff3c332f>
-  </documentManagement>
-</p:properties>
+<b:Sources xmlns:b="http://schemas.openxmlformats.org/officeDocument/2006/bibliography" xmlns="http://schemas.openxmlformats.org/officeDocument/2006/bibliography" SelectedStyle="\APASixthEditionOfficeOnline.xsl" StyleName="APA" Version="6"/>
 </file>
 
 <file path=customXml/item2.xml><?xml version="1.0" encoding="utf-8"?>
-<?mso-contentType ?>
-<FormTemplates xmlns="http://schemas.microsoft.com/sharepoint/v3/contenttype/forms">
-  <Display>DocumentLibraryForm</Display>
-  <Edit>DocumentLibraryForm</Edit>
-  <New>DocumentLibraryForm</New>
-</FormTemplates>
-</file>
-
-<file path=customXml/item3.xml><?xml version="1.0" encoding="utf-8"?>
 <ct:contentTypeSchema xmlns:ct="http://schemas.microsoft.com/office/2006/metadata/contentType" xmlns:ma="http://schemas.microsoft.com/office/2006/metadata/properties/metaAttributes" ct:_="" ma:_="" ma:contentTypeName="Document" ma:contentTypeID="0x01010078195E5A655B1F419BEA189A3A95C299" ma:contentTypeVersion="10" ma:contentTypeDescription="Crée un document." ma:contentTypeScope="" ma:versionID="2565b4d261c143ebfe75fd259b6bcd59">
   <xsd:schema xmlns:xsd="http://www.w3.org/2001/XMLSchema" xmlns:xs="http://www.w3.org/2001/XMLSchema" xmlns:p="http://schemas.microsoft.com/office/2006/metadata/properties" xmlns:ns2="62f7326d-23c9-4c29-8c57-4f24d8722e7e" xmlns:ns3="22c202fc-011b-4e26-8c44-f2cfa4c279bc" targetNamespace="http://schemas.microsoft.com/office/2006/metadata/properties" ma:root="true" ma:fieldsID="d72157d5b0c62b9f9755a627728cfd03" ns2:_="" ns3:_="">
     <xsd:import namespace="62f7326d-23c9-4c29-8c57-4f24d8722e7e"/>
@@ -7199,30 +8882,35 @@
 </ct:contentTypeSchema>
 </file>
 
+<file path=customXml/item3.xml><?xml version="1.0" encoding="utf-8"?>
+<?mso-contentType ?>
+<FormTemplates xmlns="http://schemas.microsoft.com/sharepoint/v3/contenttype/forms">
+  <Display>DocumentLibraryForm</Display>
+  <Edit>DocumentLibraryForm</Edit>
+  <New>DocumentLibraryForm</New>
+</FormTemplates>
+</file>
+
 <file path=customXml/item4.xml><?xml version="1.0" encoding="utf-8"?>
-<b:Sources xmlns:b="http://schemas.openxmlformats.org/officeDocument/2006/bibliography" xmlns="http://schemas.openxmlformats.org/officeDocument/2006/bibliography" SelectedStyle="\APASixthEditionOfficeOnline.xsl" StyleName="APA" Version="6"/>
+<p:properties xmlns:p="http://schemas.microsoft.com/office/2006/metadata/properties" xmlns:xsi="http://www.w3.org/2001/XMLSchema-instance" xmlns:pc="http://schemas.microsoft.com/office/infopath/2007/PartnerControls">
+  <documentManagement>
+    <TaxCatchAll xmlns="22c202fc-011b-4e26-8c44-f2cfa4c279bc" xsi:nil="true"/>
+    <lcf76f155ced4ddcb4097134ff3c332f xmlns="62f7326d-23c9-4c29-8c57-4f24d8722e7e">
+      <Terms xmlns="http://schemas.microsoft.com/office/infopath/2007/PartnerControls"/>
+    </lcf76f155ced4ddcb4097134ff3c332f>
+  </documentManagement>
+</p:properties>
 </file>
 
 <file path=customXml/itemProps1.xml><?xml version="1.0" encoding="utf-8"?>
-<ds:datastoreItem xmlns:ds="http://schemas.openxmlformats.org/officeDocument/2006/customXml" ds:itemID="{D9C12D68-2805-4693-88ED-D456E27B80A9}">
+<ds:datastoreItem xmlns:ds="http://schemas.openxmlformats.org/officeDocument/2006/customXml" ds:itemID="{55619DD0-44FF-45CC-A1AA-11DEFCB71573}">
   <ds:schemaRefs>
-    <ds:schemaRef ds:uri="http://schemas.microsoft.com/office/2006/metadata/properties"/>
-    <ds:schemaRef ds:uri="http://schemas.microsoft.com/office/infopath/2007/PartnerControls"/>
-    <ds:schemaRef ds:uri="22c202fc-011b-4e26-8c44-f2cfa4c279bc"/>
-    <ds:schemaRef ds:uri="62f7326d-23c9-4c29-8c57-4f24d8722e7e"/>
+    <ds:schemaRef ds:uri="http://schemas.openxmlformats.org/officeDocument/2006/bibliography"/>
   </ds:schemaRefs>
 </ds:datastoreItem>
 </file>
 
 <file path=customXml/itemProps2.xml><?xml version="1.0" encoding="utf-8"?>
-<ds:datastoreItem xmlns:ds="http://schemas.openxmlformats.org/officeDocument/2006/customXml" ds:itemID="{534D3452-20BD-4AA2-9FDF-9A4B15CAE6F5}">
-  <ds:schemaRefs>
-    <ds:schemaRef ds:uri="http://schemas.microsoft.com/sharepoint/v3/contenttype/forms"/>
-  </ds:schemaRefs>
-</ds:datastoreItem>
-</file>
-
-<file path=customXml/itemProps3.xml><?xml version="1.0" encoding="utf-8"?>
 <ds:datastoreItem xmlns:ds="http://schemas.openxmlformats.org/officeDocument/2006/customXml" ds:itemID="{CF2E338C-B3A7-4820-B3AF-6468A979A60E}">
   <ds:schemaRefs>
     <ds:schemaRef ds:uri="http://schemas.microsoft.com/office/2006/metadata/contentType"/>
@@ -7241,10 +8929,21 @@
 </ds:datastoreItem>
 </file>
 
+<file path=customXml/itemProps3.xml><?xml version="1.0" encoding="utf-8"?>
+<ds:datastoreItem xmlns:ds="http://schemas.openxmlformats.org/officeDocument/2006/customXml" ds:itemID="{534D3452-20BD-4AA2-9FDF-9A4B15CAE6F5}">
+  <ds:schemaRefs>
+    <ds:schemaRef ds:uri="http://schemas.microsoft.com/sharepoint/v3/contenttype/forms"/>
+  </ds:schemaRefs>
+</ds:datastoreItem>
+</file>
+
 <file path=customXml/itemProps4.xml><?xml version="1.0" encoding="utf-8"?>
-<ds:datastoreItem xmlns:ds="http://schemas.openxmlformats.org/officeDocument/2006/customXml" ds:itemID="{55619DD0-44FF-45CC-A1AA-11DEFCB71573}">
+<ds:datastoreItem xmlns:ds="http://schemas.openxmlformats.org/officeDocument/2006/customXml" ds:itemID="{D9C12D68-2805-4693-88ED-D456E27B80A9}">
   <ds:schemaRefs>
-    <ds:schemaRef ds:uri="http://schemas.openxmlformats.org/officeDocument/2006/bibliography"/>
+    <ds:schemaRef ds:uri="http://schemas.microsoft.com/office/2006/metadata/properties"/>
+    <ds:schemaRef ds:uri="http://schemas.microsoft.com/office/infopath/2007/PartnerControls"/>
+    <ds:schemaRef ds:uri="22c202fc-011b-4e26-8c44-f2cfa4c279bc"/>
+    <ds:schemaRef ds:uri="62f7326d-23c9-4c29-8c57-4f24d8722e7e"/>
   </ds:schemaRefs>
 </ds:datastoreItem>
 </file>
--- a/R00065426_(John)_Paul_Nagle_NLP_Assignment_1.docx
+++ b/R00065426_(John)_Paul_Nagle_NLP_Assignment_1.docx
@@ -242,6 +242,13 @@
         </w:rPr>
         <w:t>Underrepresented languages should be a rich source of information about the culture that those languages emerged from, providing information about local/regional culture and traditions. What is uncertain is whether this culture specific cultural knowledge is available through interrogation of the LLMs that are bias against these underrepresented languages/cultures/traditions. This assignment seeks to quantify the extent to which these biases exist.</w:t>
       </w:r>
+    </w:p>
+    <w:p>
+      <w:pPr>
+        <w:rPr>
+          <w:lang w:val="en-GB" w:eastAsia="fr-FR"/>
+        </w:rPr>
+      </w:pPr>
     </w:p>
     <w:p>
       <w:pPr>
@@ -509,6 +516,13 @@
     </w:p>
     <w:p>
       <w:pPr>
+        <w:rPr>
+          <w:lang w:val="en-GB"/>
+        </w:rPr>
+      </w:pPr>
+    </w:p>
+    <w:p>
+      <w:pPr>
         <w:pStyle w:val="Heading1"/>
         <w:rPr>
           <w:lang w:val="en-GB"/>
@@ -754,6 +768,7 @@
         <w:rPr>
           <w:lang w:val="en-GB"/>
         </w:rPr>
+        <w:lastRenderedPageBreak/>
         <w:t>Multiple Choice Qs methodology</w:t>
       </w:r>
     </w:p>
@@ -767,14 +782,7 @@
         <w:rPr>
           <w:lang w:val="en-GB"/>
         </w:rPr>
-        <w:t xml:space="preserve">For the multiple-choice question evaluations, the date was again borrowed from the BLEnD project. </w:t>
-      </w:r>
-      <w:r>
-        <w:rPr>
-          <w:lang w:val="en-GB"/>
-        </w:rPr>
-        <w:lastRenderedPageBreak/>
-        <w:t xml:space="preserve">I took a sample set of 43,000 questions in total, distributed across the locales. Lacking the regional information and language skills, I would not have been able to generate these datasets myself. </w:t>
+        <w:t xml:space="preserve">For the multiple-choice question evaluations, the date was again borrowed from the BLEnD project. I took a sample set of 43,000 questions in total, distributed across the locales. Lacking the regional information and language skills, I would not have been able to generate these datasets myself. </w:t>
       </w:r>
     </w:p>
     <w:p>
@@ -1176,30 +1184,40 @@
         <w:rPr>
           <w:lang w:val="en-US"/>
         </w:rPr>
-        <w:t xml:space="preserve">, I used a </w:t>
+        <w:t>, I used a</w:t>
+      </w:r>
+      <w:r>
+        <w:rPr>
+          <w:lang w:val="en-US"/>
+        </w:rPr>
+        <w:t>n NLP toolkit specially designed for the locale’s script,</w:t>
+      </w:r>
+      <w:r>
+        <w:rPr>
+          <w:lang w:val="en-US"/>
+        </w:rPr>
+        <w:t xml:space="preserve"> called </w:t>
+      </w:r>
+      <w:r>
+        <w:rPr>
+          <w:lang w:val="en-US"/>
+        </w:rPr>
+        <w:t>“</w:t>
       </w:r>
       <w:proofErr w:type="spellStart"/>
       <w:r>
         <w:rPr>
           <w:lang w:val="en-US"/>
         </w:rPr>
-        <w:t>specialised</w:t>
+        <w:t>amharicNLP</w:t>
       </w:r>
       <w:proofErr w:type="spellEnd"/>
       <w:r>
         <w:rPr>
           <w:lang w:val="en-US"/>
         </w:rPr>
-        <w:t xml:space="preserve"> library called </w:t>
-      </w:r>
-      <w:proofErr w:type="spellStart"/>
-      <w:r>
-        <w:rPr>
-          <w:lang w:val="en-US"/>
-        </w:rPr>
-        <w:t>amharicNLP</w:t>
-      </w:r>
-      <w:proofErr w:type="spellEnd"/>
+        <w:t>”</w:t>
+      </w:r>
       <w:r>
         <w:rPr>
           <w:lang w:val="en-US"/>
@@ -1219,7 +1237,109 @@
         <w:rPr>
           <w:lang w:val="en-US"/>
         </w:rPr>
-        <w:t xml:space="preserve">. Ethiopian script is called Amharic and is a low resource language, even though there are close to 60 million native speakers. I ran the methods provided by the library to standardize the characters, clean punctuation spacing (Amharic uses unique punctuation marks), </w:t>
+        <w:t xml:space="preserve">. Ethiopian script is called Amharic and is a low resource language, even though there are close to 60 million native speakers. I ran the methods provided by the library to standardize the characters, clean </w:t>
+      </w:r>
+      <w:r>
+        <w:rPr>
+          <w:lang w:val="en-US"/>
+        </w:rPr>
+        <w:t>punctuation spacing (Amharic uses unique punctuation marks</w:t>
+      </w:r>
+      <w:r>
+        <w:rPr>
+          <w:lang w:val="en-US"/>
+        </w:rPr>
+        <w:t xml:space="preserve"> like </w:t>
+      </w:r>
+      <w:r>
+        <w:rPr>
+          <w:lang w:val="en-US"/>
+        </w:rPr>
+        <w:t>'</w:t>
+      </w:r>
+      <w:r>
+        <w:rPr>
+          <w:rFonts w:ascii="Nyala" w:hAnsi="Nyala" w:cs="Nyala"/>
+          <w:lang w:val="en-US"/>
+        </w:rPr>
+        <w:t>።</w:t>
+      </w:r>
+      <w:r>
+        <w:rPr>
+          <w:lang w:val="en-US"/>
+        </w:rPr>
+        <w:t>', '</w:t>
+      </w:r>
+      <w:r>
+        <w:rPr>
+          <w:rFonts w:ascii="Nyala" w:hAnsi="Nyala" w:cs="Nyala"/>
+          <w:lang w:val="en-US"/>
+        </w:rPr>
+        <w:t>፣</w:t>
+      </w:r>
+      <w:r>
+        <w:rPr>
+          <w:lang w:val="en-US"/>
+        </w:rPr>
+        <w:t>', '</w:t>
+      </w:r>
+      <w:r>
+        <w:rPr>
+          <w:rFonts w:ascii="Nyala" w:hAnsi="Nyala" w:cs="Nyala"/>
+          <w:lang w:val="en-US"/>
+        </w:rPr>
+        <w:t>፤</w:t>
+      </w:r>
+      <w:r>
+        <w:rPr>
+          <w:lang w:val="en-US"/>
+        </w:rPr>
+        <w:t>', '</w:t>
+      </w:r>
+      <w:r>
+        <w:rPr>
+          <w:rFonts w:ascii="Nyala" w:hAnsi="Nyala" w:cs="Nyala"/>
+          <w:lang w:val="en-US"/>
+        </w:rPr>
+        <w:t>፥</w:t>
+      </w:r>
+      <w:r>
+        <w:rPr>
+          <w:lang w:val="en-US"/>
+        </w:rPr>
+        <w:t>', '</w:t>
+      </w:r>
+      <w:r>
+        <w:rPr>
+          <w:rFonts w:ascii="Nyala" w:hAnsi="Nyala" w:cs="Nyala"/>
+          <w:lang w:val="en-US"/>
+        </w:rPr>
+        <w:t>፦</w:t>
+      </w:r>
+      <w:r>
+        <w:rPr>
+          <w:lang w:val="en-US"/>
+        </w:rPr>
+        <w:t>', '</w:t>
+      </w:r>
+      <w:r>
+        <w:rPr>
+          <w:rFonts w:ascii="Nyala" w:hAnsi="Nyala" w:cs="Nyala"/>
+          <w:lang w:val="en-US"/>
+        </w:rPr>
+        <w:t>፡</w:t>
+      </w:r>
+      <w:r>
+        <w:rPr>
+          <w:lang w:val="en-US"/>
+        </w:rPr>
+        <w:t>'</w:t>
+      </w:r>
+      <w:r>
+        <w:rPr>
+          <w:lang w:val="en-US"/>
+        </w:rPr>
+        <w:t xml:space="preserve">), </w:t>
       </w:r>
       <w:r>
         <w:rPr>
@@ -1243,7 +1363,7 @@
         <w:rPr>
           <w:lang w:val="en-US"/>
         </w:rPr>
-        <w:t xml:space="preserve">filler words, and to convert each word to </w:t>
+        <w:t xml:space="preserve">filler words and to convert each word to </w:t>
       </w:r>
       <w:r>
         <w:rPr>
@@ -1577,6 +1697,7 @@
         <w:rPr>
           <w:lang w:val="en-GB"/>
         </w:rPr>
+        <w:lastRenderedPageBreak/>
         <w:t>One thing to note here is that as the following setting</w:t>
       </w:r>
       <w:r>
@@ -1598,270 +1719,351 @@
           <w:lang w:val="en-GB"/>
         </w:rPr>
       </w:pPr>
+      <w:r>
+        <w:t>"</w:t>
+      </w:r>
       <w:proofErr w:type="spellStart"/>
+      <w:r>
+        <w:t>temperature</w:t>
+      </w:r>
+      <w:proofErr w:type="spellEnd"/>
+      <w:r>
+        <w:t>=0.0</w:t>
+      </w:r>
+      <w:r>
+        <w:t>"</w:t>
+      </w:r>
+      <w:r>
+        <w:t> and </w:t>
+      </w:r>
+      <w:r>
+        <w:t>"</w:t>
+      </w:r>
+      <w:proofErr w:type="spellStart"/>
+      <w:r>
+        <w:t>do_sample</w:t>
+      </w:r>
+      <w:proofErr w:type="spellEnd"/>
+      <w:r>
+        <w:t>=False</w:t>
+      </w:r>
+      <w:r>
+        <w:t>"</w:t>
+      </w:r>
+      <w:r>
+        <w:rPr>
+          <w:lang w:val="en-GB"/>
+        </w:rPr>
+        <w:t>, then the highest probability token was always returned by the LLM (greedy decoding), which potentially inflated the confidence scores.</w:t>
+      </w:r>
+    </w:p>
+    <w:p>
+      <w:pPr>
+        <w:rPr>
+          <w:lang w:val="en-GB"/>
+        </w:rPr>
+      </w:pPr>
+      <w:r>
+        <w:rPr>
+          <w:lang w:val="en-GB"/>
+        </w:rPr>
+        <w:t xml:space="preserve">I also implemented an abstention </w:t>
+      </w:r>
+      <w:r>
+        <w:rPr>
+          <w:lang w:val="en-GB"/>
+        </w:rPr>
+        <w:t>mechanism</w:t>
+      </w:r>
+      <w:r>
+        <w:rPr>
+          <w:lang w:val="en-GB"/>
+        </w:rPr>
+        <w:t xml:space="preserve"> where answers with a confidence level of less than 0.3 would have been rejected. </w:t>
+      </w:r>
+    </w:p>
+    <w:p>
+      <w:pPr>
+        <w:rPr>
+          <w:lang w:val="en-GB"/>
+        </w:rPr>
+      </w:pPr>
+      <w:r>
+        <w:rPr>
+          <w:lang w:val="en-GB"/>
+        </w:rPr>
+        <w:t xml:space="preserve">In practice, the confidence levels returned were always quite high (possibly due to the greedy decoding) even with incorrect answers, so the utility of my confidence </w:t>
+      </w:r>
+      <w:r>
+        <w:rPr>
+          <w:lang w:val="en-GB"/>
+        </w:rPr>
+        <w:t>estimation is questionable, and the abstention method was never triggered.</w:t>
+      </w:r>
+    </w:p>
+    <w:p>
+      <w:pPr>
+        <w:rPr>
+          <w:lang w:val="en-GB"/>
+        </w:rPr>
+      </w:pPr>
+    </w:p>
+    <w:p>
+      <w:pPr>
+        <w:pStyle w:val="Heading3"/>
+      </w:pPr>
+      <w:proofErr w:type="spellStart"/>
+      <w:r>
+        <w:t>Colab</w:t>
+      </w:r>
+      <w:proofErr w:type="spellEnd"/>
+      <w:r>
+        <w:t>/local dev setup</w:t>
+      </w:r>
+    </w:p>
+    <w:p>
+      <w:pPr>
+        <w:rPr>
+          <w:lang w:val="en-US"/>
+        </w:rPr>
+      </w:pPr>
+      <w:r>
+        <w:rPr>
+          <w:lang w:val="en-US"/>
+        </w:rPr>
+        <w:t xml:space="preserve">During the repetitive work of running and debugging </w:t>
+      </w:r>
+      <w:r>
+        <w:rPr>
+          <w:lang w:val="en-US"/>
+        </w:rPr>
+        <w:t>t</w:t>
+      </w:r>
+      <w:r>
+        <w:rPr>
+          <w:lang w:val="en-US"/>
+        </w:rPr>
+        <w:t xml:space="preserve">he notebook, and perhaps due to my lack of experience with Jupiter notebooks and Google </w:t>
+      </w:r>
+      <w:proofErr w:type="spellStart"/>
+      <w:r>
+        <w:rPr>
+          <w:lang w:val="en-US"/>
+        </w:rPr>
+        <w:t>colab</w:t>
+      </w:r>
+      <w:proofErr w:type="spellEnd"/>
+      <w:r>
+        <w:rPr>
+          <w:lang w:val="en-US"/>
+        </w:rPr>
+        <w:t xml:space="preserve">, it became apparent that I would not be able to work solely in </w:t>
+      </w:r>
+      <w:proofErr w:type="spellStart"/>
+      <w:r>
+        <w:rPr>
+          <w:lang w:val="en-US"/>
+        </w:rPr>
+        <w:t>colab</w:t>
+      </w:r>
+      <w:proofErr w:type="spellEnd"/>
+      <w:r>
+        <w:rPr>
+          <w:lang w:val="en-US"/>
+        </w:rPr>
+        <w:t xml:space="preserve"> and that I would have to split the work between my laptop and </w:t>
+      </w:r>
+      <w:proofErr w:type="spellStart"/>
+      <w:r>
+        <w:rPr>
+          <w:lang w:val="en-US"/>
+        </w:rPr>
+        <w:t>colab</w:t>
+      </w:r>
+      <w:proofErr w:type="spellEnd"/>
+      <w:r>
+        <w:rPr>
+          <w:lang w:val="en-US"/>
+        </w:rPr>
+        <w:t xml:space="preserve">. To this end I implemented code that allowed the </w:t>
+      </w:r>
+      <w:r>
+        <w:rPr>
+          <w:lang w:val="en-US"/>
+        </w:rPr>
+        <w:t>notebook</w:t>
+      </w:r>
+      <w:r>
+        <w:rPr>
+          <w:lang w:val="en-US"/>
+        </w:rPr>
+        <w:t xml:space="preserve"> to be run in both environments with no code changes. </w:t>
+      </w:r>
+    </w:p>
+    <w:p>
+      <w:pPr>
+        <w:rPr>
+          <w:lang w:val="en-US"/>
+        </w:rPr>
+      </w:pPr>
+      <w:r>
+        <w:rPr>
+          <w:lang w:val="en-US"/>
+        </w:rPr>
+        <w:t xml:space="preserve">If the notebook was being run on </w:t>
+      </w:r>
+      <w:proofErr w:type="spellStart"/>
+      <w:r>
+        <w:rPr>
+          <w:lang w:val="en-US"/>
+        </w:rPr>
+        <w:t>colab</w:t>
+      </w:r>
+      <w:proofErr w:type="spellEnd"/>
+      <w:r>
+        <w:rPr>
+          <w:lang w:val="en-US"/>
+        </w:rPr>
+        <w:t xml:space="preserve">, then I would mount my google drive with the data sets, and I would use the </w:t>
+      </w:r>
+      <w:proofErr w:type="spellStart"/>
+      <w:r>
+        <w:rPr>
+          <w:lang w:val="en-US"/>
+        </w:rPr>
+        <w:t>colab</w:t>
+      </w:r>
+      <w:proofErr w:type="spellEnd"/>
+      <w:r>
+        <w:rPr>
+          <w:lang w:val="en-US"/>
+        </w:rPr>
+        <w:t xml:space="preserve"> GPUs to run a large </w:t>
+      </w:r>
+      <w:r>
+        <w:rPr>
+          <w:lang w:val="en-US"/>
+        </w:rPr>
+        <w:t>7B</w:t>
+      </w:r>
+      <w:r>
+        <w:rPr>
+          <w:lang w:val="en-US"/>
+        </w:rPr>
+        <w:t xml:space="preserve"> model.</w:t>
+      </w:r>
+    </w:p>
+    <w:p>
+      <w:pPr>
+        <w:rPr>
+          <w:lang w:val="en-US"/>
+        </w:rPr>
+      </w:pPr>
+      <w:r>
+        <w:rPr>
+          <w:lang w:val="en-US"/>
+        </w:rPr>
+        <w:t xml:space="preserve">If I was running the notebook on my laptop, then I would use the datasets on the local filesystem, run a very small subset of tasks, and use a very small LLM that ran on the </w:t>
+      </w:r>
+      <w:r>
+        <w:rPr>
+          <w:lang w:val="en-US"/>
+        </w:rPr>
+        <w:t>CPU</w:t>
+      </w:r>
+      <w:r>
+        <w:rPr>
+          <w:lang w:val="en-US"/>
+        </w:rPr>
+        <w:t xml:space="preserve"> on my laptop</w:t>
+      </w:r>
+      <w:r>
+        <w:rPr>
+          <w:lang w:val="en-US"/>
+        </w:rPr>
+        <w:t xml:space="preserve"> (M2 MacBook Air 16gb ram)</w:t>
+      </w:r>
+      <w:r>
+        <w:rPr>
+          <w:lang w:val="en-US"/>
+        </w:rPr>
+        <w:t>.</w:t>
+      </w:r>
+    </w:p>
+    <w:p>
+      <w:pPr>
+        <w:rPr>
+          <w:lang w:val="en-US"/>
+        </w:rPr>
+      </w:pPr>
+    </w:p>
+    <w:p>
+      <w:pPr>
+        <w:pStyle w:val="Heading1"/>
+        <w:rPr>
+          <w:lang w:val="en-GB"/>
+        </w:rPr>
+      </w:pPr>
+      <w:r>
+        <w:rPr>
+          <w:lang w:val="en-GB"/>
+        </w:rPr>
+        <w:t>Evaluation</w:t>
+      </w:r>
+    </w:p>
+    <w:p>
+      <w:pPr>
+        <w:pStyle w:val="Heading2"/>
+        <w:rPr>
+          <w:lang w:val="en-GB"/>
+        </w:rPr>
+      </w:pPr>
+      <w:r>
+        <w:rPr>
+          <w:lang w:val="en-GB"/>
+        </w:rPr>
+        <w:t>Overall</w:t>
+      </w:r>
+      <w:r>
+        <w:rPr>
+          <w:lang w:val="en-GB"/>
+        </w:rPr>
+        <w:t xml:space="preserve"> Performance</w:t>
+      </w:r>
+    </w:p>
+    <w:p>
+      <w:pPr>
+        <w:rPr>
+          <w:lang w:val="en-GB"/>
+        </w:rPr>
+      </w:pPr>
+      <w:r>
+        <w:rPr>
+          <w:lang w:val="en-GB"/>
+        </w:rPr>
+        <w:t xml:space="preserve">Overall, it can be seen from the results that the least represented language performed by far the worst of </w:t>
+      </w:r>
       <w:proofErr w:type="gramStart"/>
       <w:r>
-        <w:t>temperature</w:t>
-      </w:r>
-      <w:proofErr w:type="spellEnd"/>
+        <w:rPr>
+          <w:lang w:val="en-GB"/>
+        </w:rPr>
+        <w:t>all of</w:t>
+      </w:r>
       <w:proofErr w:type="gramEnd"/>
       <w:r>
-        <w:t>=0.0 and </w:t>
-      </w:r>
-      <w:proofErr w:type="spellStart"/>
-      <w:r>
-        <w:t>do_sample</w:t>
-      </w:r>
-      <w:proofErr w:type="spellEnd"/>
-      <w:r>
-        <w:t>=False</w:t>
-      </w:r>
-      <w:r>
-        <w:rPr>
-          <w:lang w:val="en-GB"/>
-        </w:rPr>
-        <w:t xml:space="preserve">, then the highest probability token was always returned by </w:t>
-      </w:r>
-      <w:r>
-        <w:rPr>
-          <w:lang w:val="en-GB"/>
-        </w:rPr>
-        <w:lastRenderedPageBreak/>
-        <w:t>the LLM (greedy decoding), which potentially inflated the confidence scores.</w:t>
-      </w:r>
-    </w:p>
-    <w:p>
-      <w:pPr>
-        <w:rPr>
-          <w:lang w:val="en-GB"/>
-        </w:rPr>
-      </w:pPr>
-      <w:r>
-        <w:rPr>
-          <w:lang w:val="en-GB"/>
-        </w:rPr>
-        <w:t xml:space="preserve">I also implemented an abstention </w:t>
-      </w:r>
-      <w:r>
-        <w:rPr>
-          <w:lang w:val="en-GB"/>
-        </w:rPr>
-        <w:t>mechanism</w:t>
-      </w:r>
-      <w:r>
-        <w:rPr>
-          <w:lang w:val="en-GB"/>
-        </w:rPr>
-        <w:t xml:space="preserve"> where answers with a confidence level of less than 0.3 would have been rejected. </w:t>
-      </w:r>
-    </w:p>
-    <w:p>
-      <w:pPr>
-        <w:rPr>
-          <w:lang w:val="en-GB"/>
-        </w:rPr>
-      </w:pPr>
-      <w:r>
-        <w:rPr>
-          <w:lang w:val="en-GB"/>
-        </w:rPr>
-        <w:t xml:space="preserve">In practice, the confidence levels returned were always quite high (possibly due to the greedy decoding) even with incorrect answers, so the utility of my confidence </w:t>
-      </w:r>
-      <w:r>
-        <w:rPr>
-          <w:lang w:val="en-GB"/>
-        </w:rPr>
-        <w:t>estimation is questionable, and the abstention method was never triggered.</w:t>
-      </w:r>
-    </w:p>
-    <w:p>
-      <w:pPr>
-        <w:rPr>
-          <w:lang w:val="en-GB"/>
-        </w:rPr>
-      </w:pPr>
-    </w:p>
-    <w:p>
-      <w:pPr>
-        <w:pStyle w:val="Heading3"/>
-      </w:pPr>
-      <w:proofErr w:type="spellStart"/>
-      <w:r>
-        <w:t>Colab</w:t>
-      </w:r>
-      <w:proofErr w:type="spellEnd"/>
-      <w:r>
-        <w:t>/local dev setup</w:t>
-      </w:r>
-    </w:p>
-    <w:p>
-      <w:pPr>
-        <w:rPr>
-          <w:lang w:val="en-US"/>
-        </w:rPr>
-      </w:pPr>
-      <w:r>
-        <w:rPr>
-          <w:lang w:val="en-US"/>
-        </w:rPr>
-        <w:t xml:space="preserve">During the repetitive work of running and debugging he notebook, and perhaps due to my lack of experience with Jupiter notebooks and Google </w:t>
-      </w:r>
-      <w:proofErr w:type="spellStart"/>
-      <w:r>
-        <w:rPr>
-          <w:lang w:val="en-US"/>
-        </w:rPr>
-        <w:t>colab</w:t>
-      </w:r>
-      <w:proofErr w:type="spellEnd"/>
-      <w:r>
-        <w:rPr>
-          <w:lang w:val="en-US"/>
-        </w:rPr>
-        <w:t xml:space="preserve">, it became apparent that I would not be able to work solely in </w:t>
-      </w:r>
-      <w:proofErr w:type="spellStart"/>
-      <w:r>
-        <w:rPr>
-          <w:lang w:val="en-US"/>
-        </w:rPr>
-        <w:t>colab</w:t>
-      </w:r>
-      <w:proofErr w:type="spellEnd"/>
-      <w:r>
-        <w:rPr>
-          <w:lang w:val="en-US"/>
-        </w:rPr>
-        <w:t xml:space="preserve"> and that I would have to split the work between my laptop and </w:t>
-      </w:r>
-      <w:proofErr w:type="spellStart"/>
-      <w:r>
-        <w:rPr>
-          <w:lang w:val="en-US"/>
-        </w:rPr>
-        <w:t>colab</w:t>
-      </w:r>
-      <w:proofErr w:type="spellEnd"/>
-      <w:r>
-        <w:rPr>
-          <w:lang w:val="en-US"/>
-        </w:rPr>
-        <w:t xml:space="preserve">. To this end I implemented code that allowed the </w:t>
-      </w:r>
-      <w:r>
-        <w:rPr>
-          <w:lang w:val="en-US"/>
-        </w:rPr>
-        <w:t>notebook</w:t>
-      </w:r>
-      <w:r>
-        <w:rPr>
-          <w:lang w:val="en-US"/>
-        </w:rPr>
-        <w:t xml:space="preserve"> to be run in both environments with no code changes. </w:t>
-      </w:r>
-    </w:p>
-    <w:p>
-      <w:pPr>
-        <w:rPr>
-          <w:lang w:val="en-US"/>
-        </w:rPr>
-      </w:pPr>
-      <w:r>
-        <w:rPr>
-          <w:lang w:val="en-US"/>
-        </w:rPr>
-        <w:t xml:space="preserve">If the notebook was being run on </w:t>
-      </w:r>
-      <w:proofErr w:type="spellStart"/>
-      <w:r>
-        <w:rPr>
-          <w:lang w:val="en-US"/>
-        </w:rPr>
-        <w:t>colab</w:t>
-      </w:r>
-      <w:proofErr w:type="spellEnd"/>
-      <w:r>
-        <w:rPr>
-          <w:lang w:val="en-US"/>
-        </w:rPr>
-        <w:t xml:space="preserve">, then I would mount my google drive with the data sets, and I would use the </w:t>
-      </w:r>
-      <w:proofErr w:type="spellStart"/>
-      <w:r>
-        <w:rPr>
-          <w:lang w:val="en-US"/>
-        </w:rPr>
-        <w:t>colab</w:t>
-      </w:r>
-      <w:proofErr w:type="spellEnd"/>
-      <w:r>
-        <w:rPr>
-          <w:lang w:val="en-US"/>
-        </w:rPr>
-        <w:t xml:space="preserve"> GPUs to run a large &amp;b model.</w:t>
-      </w:r>
-    </w:p>
-    <w:p>
-      <w:pPr>
-        <w:rPr>
-          <w:lang w:val="en-US"/>
-        </w:rPr>
-      </w:pPr>
-      <w:r>
-        <w:rPr>
-          <w:lang w:val="en-US"/>
-        </w:rPr>
-        <w:t xml:space="preserve">If I was running the notebook on my laptop, then I would use the datasets on the local filesystem, run a very small subset of tasks, and use a very small LLM that ran on the </w:t>
-      </w:r>
-      <w:proofErr w:type="spellStart"/>
-      <w:r>
-        <w:rPr>
-          <w:lang w:val="en-US"/>
-        </w:rPr>
-        <w:t>cpu</w:t>
-      </w:r>
-      <w:proofErr w:type="spellEnd"/>
-      <w:r>
-        <w:rPr>
-          <w:lang w:val="en-US"/>
-        </w:rPr>
-        <w:t xml:space="preserve"> on my laptop.</w:t>
-      </w:r>
-    </w:p>
-    <w:p>
-      <w:pPr>
-        <w:pStyle w:val="Heading1"/>
-        <w:rPr>
-          <w:lang w:val="en-GB"/>
-        </w:rPr>
-      </w:pPr>
-      <w:r>
-        <w:rPr>
-          <w:lang w:val="en-GB"/>
-        </w:rPr>
-        <w:t>Evaluation</w:t>
-      </w:r>
-    </w:p>
-    <w:p>
-      <w:pPr>
-        <w:pStyle w:val="Heading2"/>
-        <w:rPr>
-          <w:lang w:val="en-GB"/>
-        </w:rPr>
-      </w:pPr>
-      <w:r>
-        <w:rPr>
-          <w:lang w:val="en-GB"/>
-        </w:rPr>
-        <w:t>Overall</w:t>
-      </w:r>
-      <w:r>
-        <w:rPr>
-          <w:lang w:val="en-GB"/>
-        </w:rPr>
-        <w:t xml:space="preserve"> Performance</w:t>
-      </w:r>
+        <w:rPr>
+          <w:lang w:val="en-GB"/>
+        </w:rPr>
+        <w:t xml:space="preserve"> the languages tested. In comparison with the MCQ results (detailed later) on approximately the same topics, but asked in the native language, there is a huge difference. Questions asked about Ethiopian culture and traditions. are answered much better when they are asked in English.</w:t>
+      </w:r>
+    </w:p>
+    <w:p>
+      <w:pPr>
+        <w:rPr>
+          <w:lang w:val="en-GB"/>
+        </w:rPr>
+      </w:pPr>
     </w:p>
     <w:p>
       <w:pPr>
@@ -1875,6 +2077,13 @@
         </w:rPr>
         <w:t>The evaluations of the SAQ and MCQ tracks are listed below</w:t>
       </w:r>
+    </w:p>
+    <w:p>
+      <w:pPr>
+        <w:rPr>
+          <w:lang w:val="en-GB"/>
+        </w:rPr>
+      </w:pPr>
     </w:p>
     <w:p>
       <w:pPr>
@@ -2458,563 +2667,742 @@
         <w:rPr>
           <w:lang w:val="en-GB"/>
         </w:rPr>
-        <w:t xml:space="preserve">These SAQ questions were all asked in the script of the country. The most striking result is the 2.6% accuracy rate for the questions that were asked in the Amharic script.  </w:t>
-      </w:r>
+        <w:t xml:space="preserve">These SAQ questions were all asked in the script of the country. The most striking result is the 2.6% accuracy rate for the questions that were asked in the Amharic script. </w:t>
+      </w:r>
+    </w:p>
+    <w:p>
+      <w:pPr>
+        <w:rPr>
+          <w:lang w:val="en-GB"/>
+        </w:rPr>
+      </w:pPr>
     </w:p>
     <w:p>
       <w:pPr>
         <w:pStyle w:val="Heading3"/>
-        <w:rPr>
-          <w:lang w:val="en-GB"/>
-        </w:rPr>
-      </w:pPr>
-      <w:proofErr w:type="spellStart"/>
-      <w:r>
-        <w:rPr>
-          <w:lang w:val="en-GB"/>
-        </w:rPr>
-        <w:t>en</w:t>
-      </w:r>
-      <w:proofErr w:type="spellEnd"/>
-      <w:r>
-        <w:rPr>
-          <w:lang w:val="en-GB"/>
-        </w:rPr>
-        <w:t>-US</w:t>
-      </w:r>
-    </w:p>
-    <w:p>
-      <w:pPr>
-        <w:rPr>
-          <w:lang w:val="en-GB"/>
-        </w:rPr>
-      </w:pPr>
-      <w:r>
-        <w:rPr>
-          <w:lang w:val="en-GB"/>
-        </w:rPr>
-        <w:t>Avg</w:t>
-      </w:r>
-      <w:r>
-        <w:rPr>
-          <w:lang w:val="en-GB"/>
-        </w:rPr>
-        <w:t>.</w:t>
-      </w:r>
-      <w:r>
-        <w:rPr>
-          <w:lang w:val="en-GB"/>
-        </w:rPr>
-        <w:t xml:space="preserve"> confidence (all): 0.826</w:t>
-      </w:r>
-    </w:p>
-    <w:p>
-      <w:pPr>
-        <w:rPr>
-          <w:lang w:val="en-GB"/>
-        </w:rPr>
-      </w:pPr>
-      <w:r>
-        <w:rPr>
-          <w:lang w:val="en-GB"/>
-        </w:rPr>
-        <w:t>Avg</w:t>
-      </w:r>
-      <w:r>
-        <w:rPr>
-          <w:lang w:val="en-GB"/>
-        </w:rPr>
-        <w:t>.</w:t>
-      </w:r>
-      <w:r>
-        <w:rPr>
-          <w:lang w:val="en-GB"/>
-        </w:rPr>
-        <w:t xml:space="preserve"> confidence (correct): 0.833</w:t>
-      </w:r>
-    </w:p>
-    <w:p>
-      <w:pPr>
-        <w:rPr>
-          <w:lang w:val="en-GB"/>
-        </w:rPr>
-      </w:pPr>
-      <w:r>
-        <w:rPr>
-          <w:lang w:val="en-GB"/>
-        </w:rPr>
-        <w:t>Avg</w:t>
-      </w:r>
-      <w:r>
-        <w:rPr>
-          <w:lang w:val="en-GB"/>
-        </w:rPr>
-        <w:t>.</w:t>
-      </w:r>
-      <w:r>
-        <w:rPr>
-          <w:lang w:val="en-GB"/>
-        </w:rPr>
-        <w:t xml:space="preserve"> confidence (incorrect): 0.803</w:t>
-      </w:r>
-    </w:p>
-    <w:p>
-      <w:pPr>
-        <w:rPr>
-          <w:lang w:val="en-GB"/>
-        </w:rPr>
-      </w:pPr>
-    </w:p>
-    <w:p>
-      <w:pPr>
-        <w:rPr>
-          <w:lang w:val="en-GB"/>
-        </w:rPr>
-      </w:pPr>
-      <w:r>
-        <w:rPr>
-          <w:lang w:val="en-GB"/>
-        </w:rPr>
-        <w:t>Abstained: 0/500 (0.0%)</w:t>
-      </w:r>
-    </w:p>
-    <w:p>
-      <w:pPr>
-        <w:rPr>
-          <w:lang w:val="en-GB"/>
-        </w:rPr>
-      </w:pPr>
-      <w:r>
-        <w:rPr>
-          <w:lang w:val="en-GB"/>
-        </w:rPr>
-        <w:t>Coverage (answered): 500/500 (100.0%)</w:t>
-      </w:r>
-    </w:p>
-    <w:p>
-      <w:pPr>
-        <w:rPr>
-          <w:lang w:val="en-GB"/>
-        </w:rPr>
-      </w:pPr>
-      <w:r>
-        <w:rPr>
-          <w:lang w:val="en-GB"/>
-        </w:rPr>
-        <w:t>Precision (on answered): 392/500 (78.4%)</w:t>
-      </w:r>
-    </w:p>
-    <w:p>
-      <w:pPr>
-        <w:rPr>
-          <w:lang w:val="en-GB"/>
-        </w:rPr>
-      </w:pPr>
-    </w:p>
-    <w:p>
-      <w:pPr>
-        <w:pStyle w:val="Heading3"/>
-        <w:rPr>
-          <w:lang w:val="en-GB"/>
-        </w:rPr>
-      </w:pPr>
-      <w:proofErr w:type="spellStart"/>
-      <w:r>
-        <w:rPr>
-          <w:lang w:val="en-GB"/>
-        </w:rPr>
-        <w:t>en</w:t>
-      </w:r>
-      <w:proofErr w:type="spellEnd"/>
-      <w:r>
-        <w:rPr>
-          <w:lang w:val="en-GB"/>
-        </w:rPr>
-        <w:t>-UK</w:t>
-      </w:r>
-    </w:p>
-    <w:p>
-      <w:pPr>
-        <w:rPr>
-          <w:lang w:val="en-GB"/>
-        </w:rPr>
-      </w:pPr>
-      <w:proofErr w:type="spellStart"/>
-      <w:r>
-        <w:rPr>
-          <w:lang w:val="en-GB"/>
-        </w:rPr>
-        <w:t>Avg</w:t>
-      </w:r>
-      <w:proofErr w:type="spellEnd"/>
-      <w:r>
-        <w:rPr>
-          <w:lang w:val="en-GB"/>
-        </w:rPr>
-        <w:t xml:space="preserve"> confidence (all): 0.820</w:t>
-      </w:r>
-    </w:p>
-    <w:p>
-      <w:pPr>
-        <w:rPr>
-          <w:lang w:val="en-GB"/>
-        </w:rPr>
-      </w:pPr>
-      <w:proofErr w:type="spellStart"/>
-      <w:r>
-        <w:rPr>
-          <w:lang w:val="en-GB"/>
-        </w:rPr>
-        <w:t>Avg</w:t>
-      </w:r>
-      <w:proofErr w:type="spellEnd"/>
-      <w:r>
-        <w:rPr>
-          <w:lang w:val="en-GB"/>
-        </w:rPr>
-        <w:t xml:space="preserve"> confidence (correct): 0.825</w:t>
-      </w:r>
-    </w:p>
-    <w:p>
-      <w:pPr>
-        <w:rPr>
-          <w:lang w:val="en-GB"/>
-        </w:rPr>
-      </w:pPr>
-      <w:proofErr w:type="spellStart"/>
-      <w:r>
-        <w:rPr>
-          <w:lang w:val="en-GB"/>
-        </w:rPr>
-        <w:t>Avg</w:t>
-      </w:r>
-      <w:proofErr w:type="spellEnd"/>
-      <w:r>
-        <w:rPr>
-          <w:lang w:val="en-GB"/>
-        </w:rPr>
-        <w:t xml:space="preserve"> confidence (incorrect): 0.806</w:t>
-      </w:r>
-    </w:p>
-    <w:p>
-      <w:pPr>
-        <w:rPr>
-          <w:lang w:val="en-GB"/>
-        </w:rPr>
-      </w:pPr>
-    </w:p>
-    <w:p>
-      <w:pPr>
-        <w:rPr>
-          <w:lang w:val="en-GB"/>
-        </w:rPr>
-      </w:pPr>
-      <w:r>
-        <w:rPr>
-          <w:lang w:val="en-GB"/>
-        </w:rPr>
-        <w:t>Abstained: 0/500 (0.0%)</w:t>
-      </w:r>
-    </w:p>
-    <w:p>
-      <w:pPr>
-        <w:rPr>
-          <w:lang w:val="en-GB"/>
-        </w:rPr>
-      </w:pPr>
-      <w:r>
-        <w:rPr>
-          <w:lang w:val="en-GB"/>
-        </w:rPr>
-        <w:t>Coverage (answered): 500/500 (100.0%)</w:t>
-      </w:r>
-    </w:p>
-    <w:p>
-      <w:pPr>
-        <w:rPr>
-          <w:lang w:val="en-GB"/>
-        </w:rPr>
-      </w:pPr>
-      <w:r>
-        <w:rPr>
-          <w:lang w:val="en-GB"/>
-        </w:rPr>
-        <w:t>Precision (on answered): 375/500 (75.0%)</w:t>
-      </w:r>
-    </w:p>
-    <w:p>
-      <w:pPr>
-        <w:rPr>
-          <w:lang w:val="en-GB"/>
-        </w:rPr>
-      </w:pPr>
-    </w:p>
-    <w:p>
-      <w:pPr>
-        <w:pStyle w:val="Heading3"/>
-        <w:rPr>
-          <w:lang w:val="en-GB"/>
-        </w:rPr>
-      </w:pPr>
-      <w:r>
-        <w:rPr>
-          <w:lang w:val="en-GB"/>
-        </w:rPr>
-        <w:t>China</w:t>
-      </w:r>
-    </w:p>
-    <w:p>
-      <w:pPr>
-        <w:rPr>
-          <w:lang w:val="en-GB"/>
-        </w:rPr>
-      </w:pPr>
-      <w:proofErr w:type="spellStart"/>
-      <w:r>
-        <w:rPr>
-          <w:lang w:val="en-GB"/>
-        </w:rPr>
-        <w:t>Avg</w:t>
-      </w:r>
-      <w:proofErr w:type="spellEnd"/>
-      <w:r>
-        <w:rPr>
-          <w:lang w:val="en-GB"/>
-        </w:rPr>
-        <w:t xml:space="preserve"> confidence (all): 0.776</w:t>
-      </w:r>
-    </w:p>
-    <w:p>
-      <w:pPr>
-        <w:rPr>
-          <w:lang w:val="en-GB"/>
-        </w:rPr>
-      </w:pPr>
-      <w:proofErr w:type="spellStart"/>
-      <w:r>
-        <w:rPr>
-          <w:lang w:val="en-GB"/>
-        </w:rPr>
-        <w:t>Avg</w:t>
-      </w:r>
-      <w:proofErr w:type="spellEnd"/>
-      <w:r>
-        <w:rPr>
-          <w:lang w:val="en-GB"/>
-        </w:rPr>
-        <w:t xml:space="preserve"> confidence (correct): 0.777</w:t>
-      </w:r>
-    </w:p>
-    <w:p>
-      <w:pPr>
-        <w:rPr>
-          <w:lang w:val="en-GB"/>
-        </w:rPr>
-      </w:pPr>
-      <w:proofErr w:type="spellStart"/>
-      <w:r>
-        <w:rPr>
-          <w:lang w:val="en-GB"/>
-        </w:rPr>
-        <w:t>Avg</w:t>
-      </w:r>
-      <w:proofErr w:type="spellEnd"/>
-      <w:r>
-        <w:rPr>
-          <w:lang w:val="en-GB"/>
-        </w:rPr>
-        <w:t xml:space="preserve"> confidence (incorrect): 0.775</w:t>
-      </w:r>
-    </w:p>
-    <w:p>
-      <w:pPr>
-        <w:rPr>
-          <w:lang w:val="en-GB"/>
-        </w:rPr>
-      </w:pPr>
-    </w:p>
-    <w:p>
-      <w:pPr>
-        <w:rPr>
-          <w:lang w:val="en-GB"/>
-        </w:rPr>
-      </w:pPr>
-      <w:r>
-        <w:rPr>
-          <w:lang w:val="en-GB"/>
-        </w:rPr>
-        <w:t>Abstained: 0/500 (0.0%)</w:t>
-      </w:r>
-    </w:p>
-    <w:p>
-      <w:pPr>
-        <w:rPr>
-          <w:lang w:val="en-GB"/>
-        </w:rPr>
-      </w:pPr>
-      <w:r>
-        <w:rPr>
-          <w:lang w:val="en-GB"/>
-        </w:rPr>
-        <w:t>Coverage (answered): 500/500 (100.0%)</w:t>
-      </w:r>
-    </w:p>
-    <w:p>
-      <w:pPr>
-        <w:rPr>
-          <w:lang w:val="en-GB"/>
-        </w:rPr>
-      </w:pPr>
-      <w:r>
-        <w:rPr>
-          <w:lang w:val="en-GB"/>
-        </w:rPr>
-        <w:t>Precision (on answered): 241/500 (48.2%)</w:t>
-      </w:r>
-    </w:p>
-    <w:p>
-      <w:pPr>
-        <w:rPr>
-          <w:lang w:val="en-GB"/>
-        </w:rPr>
-      </w:pPr>
-    </w:p>
-    <w:p>
-      <w:pPr>
-        <w:pStyle w:val="Heading3"/>
-        <w:rPr>
-          <w:lang w:val="en-GB"/>
-        </w:rPr>
-      </w:pPr>
-      <w:r>
-        <w:rPr>
-          <w:lang w:val="en-GB"/>
-        </w:rPr>
-        <w:t>Ethiopia</w:t>
-      </w:r>
-    </w:p>
-    <w:p>
-      <w:pPr>
-        <w:rPr>
-          <w:lang w:val="en-GB"/>
-        </w:rPr>
-      </w:pPr>
-      <w:proofErr w:type="spellStart"/>
-      <w:r>
-        <w:rPr>
-          <w:lang w:val="en-GB"/>
-        </w:rPr>
-        <w:t>Avg</w:t>
-      </w:r>
-      <w:proofErr w:type="spellEnd"/>
-      <w:r>
-        <w:rPr>
-          <w:lang w:val="en-GB"/>
-        </w:rPr>
-        <w:t xml:space="preserve"> confidence (all): 0.852</w:t>
-      </w:r>
-    </w:p>
-    <w:p>
-      <w:pPr>
-        <w:rPr>
-          <w:lang w:val="en-GB"/>
-        </w:rPr>
-      </w:pPr>
-      <w:proofErr w:type="spellStart"/>
-      <w:r>
-        <w:rPr>
-          <w:lang w:val="en-GB"/>
-        </w:rPr>
-        <w:t>Avg</w:t>
-      </w:r>
-      <w:proofErr w:type="spellEnd"/>
-      <w:r>
-        <w:rPr>
-          <w:lang w:val="en-GB"/>
-        </w:rPr>
-        <w:t xml:space="preserve"> confidence (correct): 0.853</w:t>
-      </w:r>
-    </w:p>
-    <w:p>
-      <w:pPr>
-        <w:rPr>
-          <w:lang w:val="en-GB"/>
-        </w:rPr>
-      </w:pPr>
-      <w:proofErr w:type="spellStart"/>
-      <w:r>
-        <w:rPr>
-          <w:lang w:val="en-GB"/>
-        </w:rPr>
-        <w:t>Avg</w:t>
-      </w:r>
-      <w:proofErr w:type="spellEnd"/>
-      <w:r>
-        <w:rPr>
-          <w:lang w:val="en-GB"/>
-        </w:rPr>
-        <w:t xml:space="preserve"> confidence (incorrect): 0.852</w:t>
-      </w:r>
-    </w:p>
-    <w:p>
-      <w:pPr>
-        <w:rPr>
-          <w:lang w:val="en-GB"/>
-        </w:rPr>
-      </w:pPr>
-    </w:p>
-    <w:p>
-      <w:pPr>
-        <w:rPr>
-          <w:lang w:val="en-GB"/>
-        </w:rPr>
-      </w:pPr>
-      <w:r>
-        <w:rPr>
-          <w:lang w:val="en-GB"/>
-        </w:rPr>
-        <w:t>Abstained: 0/500 (0.0%)</w:t>
-      </w:r>
-    </w:p>
-    <w:p>
-      <w:pPr>
-        <w:rPr>
-          <w:lang w:val="en-GB"/>
-        </w:rPr>
-      </w:pPr>
-      <w:r>
-        <w:rPr>
-          <w:lang w:val="en-GB"/>
-        </w:rPr>
-        <w:t>Coverage (answered): 500/500 (100.0%)</w:t>
-      </w:r>
-    </w:p>
-    <w:p>
-      <w:pPr>
-        <w:rPr>
-          <w:lang w:val="en-GB"/>
-        </w:rPr>
-      </w:pPr>
-      <w:r>
-        <w:rPr>
-          <w:lang w:val="en-GB"/>
-        </w:rPr>
-        <w:t>Precision (on answered): 13/500 (2.6%)</w:t>
-      </w:r>
-    </w:p>
-    <w:p>
-      <w:pPr>
-        <w:rPr>
-          <w:lang w:val="en-GB"/>
-        </w:rPr>
-      </w:pPr>
-    </w:p>
-    <w:p>
-      <w:pPr>
-        <w:pStyle w:val="Heading3"/>
-      </w:pPr>
-      <w:r>
-        <w:t>Overall Confidence Stats</w:t>
+      </w:pPr>
+      <w:r>
+        <w:t>Confidence Stat</w:t>
+      </w:r>
+      <w:r>
+        <w:t>istics</w:t>
+      </w:r>
+    </w:p>
+    <w:p>
+      <w:pPr>
+        <w:rPr>
+          <w:lang w:val="en-GB"/>
+        </w:rPr>
+      </w:pPr>
+    </w:p>
+    <w:tbl>
+      <w:tblPr>
+        <w:tblStyle w:val="TableGrid"/>
+        <w:tblW w:w="4173" w:type="dxa"/>
+        <w:tblLook w:val="04A0" w:firstRow="1" w:lastRow="0" w:firstColumn="1" w:lastColumn="0" w:noHBand="0" w:noVBand="1"/>
+      </w:tblPr>
+      <w:tblGrid>
+        <w:gridCol w:w="1305"/>
+        <w:gridCol w:w="717"/>
+        <w:gridCol w:w="717"/>
+        <w:gridCol w:w="717"/>
+        <w:gridCol w:w="717"/>
+      </w:tblGrid>
+      <w:tr>
+        <w:tc>
+          <w:tcPr>
+            <w:tcW w:w="1305" w:type="dxa"/>
+          </w:tcPr>
+          <w:p>
+            <w:pPr>
+              <w:rPr>
+                <w:b/>
+                <w:bCs/>
+                <w:lang w:val="en-GB"/>
+              </w:rPr>
+            </w:pPr>
+            <w:r>
+              <w:rPr>
+                <w:b/>
+                <w:bCs/>
+                <w:lang w:val="en-GB"/>
+              </w:rPr>
+              <w:t>Confidence</w:t>
+            </w:r>
+          </w:p>
+          <w:p>
+            <w:pPr>
+              <w:rPr>
+                <w:b/>
+                <w:bCs/>
+                <w:lang w:val="en-GB"/>
+              </w:rPr>
+            </w:pPr>
+            <w:r>
+              <w:rPr>
+                <w:b/>
+                <w:bCs/>
+                <w:lang w:val="en-GB"/>
+              </w:rPr>
+              <w:t>Averages</w:t>
+            </w:r>
+          </w:p>
+        </w:tc>
+        <w:tc>
+          <w:tcPr>
+            <w:tcW w:w="717" w:type="dxa"/>
+          </w:tcPr>
+          <w:p>
+            <w:pPr>
+              <w:rPr>
+                <w:b/>
+                <w:bCs/>
+                <w:lang w:val="en-GB"/>
+              </w:rPr>
+            </w:pPr>
+            <w:proofErr w:type="spellStart"/>
+            <w:r>
+              <w:rPr>
+                <w:b/>
+                <w:bCs/>
+                <w:lang w:val="en-GB"/>
+              </w:rPr>
+              <w:t>en</w:t>
+            </w:r>
+            <w:proofErr w:type="spellEnd"/>
+            <w:r>
+              <w:rPr>
+                <w:b/>
+                <w:bCs/>
+                <w:lang w:val="en-GB"/>
+              </w:rPr>
+              <w:t>-</w:t>
+            </w:r>
+            <w:r>
+              <w:rPr>
+                <w:b/>
+                <w:bCs/>
+                <w:lang w:val="en-GB"/>
+              </w:rPr>
+              <w:t>US</w:t>
+            </w:r>
+          </w:p>
+        </w:tc>
+        <w:tc>
+          <w:tcPr>
+            <w:tcW w:w="717" w:type="dxa"/>
+          </w:tcPr>
+          <w:p>
+            <w:pPr>
+              <w:rPr>
+                <w:b/>
+                <w:bCs/>
+                <w:lang w:val="en-GB"/>
+              </w:rPr>
+            </w:pPr>
+            <w:proofErr w:type="spellStart"/>
+            <w:r>
+              <w:rPr>
+                <w:b/>
+                <w:bCs/>
+                <w:lang w:val="en-GB"/>
+              </w:rPr>
+              <w:t>en</w:t>
+            </w:r>
+            <w:proofErr w:type="spellEnd"/>
+            <w:r>
+              <w:rPr>
+                <w:b/>
+                <w:bCs/>
+                <w:lang w:val="en-GB"/>
+              </w:rPr>
+              <w:t>-</w:t>
+            </w:r>
+            <w:r>
+              <w:rPr>
+                <w:b/>
+                <w:bCs/>
+                <w:lang w:val="en-GB"/>
+              </w:rPr>
+              <w:t>GB</w:t>
+            </w:r>
+          </w:p>
+        </w:tc>
+        <w:tc>
+          <w:tcPr>
+            <w:tcW w:w="717" w:type="dxa"/>
+          </w:tcPr>
+          <w:p>
+            <w:pPr>
+              <w:rPr>
+                <w:b/>
+                <w:bCs/>
+                <w:lang w:val="en-GB"/>
+              </w:rPr>
+            </w:pPr>
+            <w:proofErr w:type="spellStart"/>
+            <w:r>
+              <w:rPr>
+                <w:b/>
+                <w:bCs/>
+                <w:lang w:val="en-GB"/>
+              </w:rPr>
+              <w:t>zh</w:t>
+            </w:r>
+            <w:proofErr w:type="spellEnd"/>
+            <w:r>
+              <w:rPr>
+                <w:b/>
+                <w:bCs/>
+                <w:lang w:val="en-GB"/>
+              </w:rPr>
+              <w:t>-CN</w:t>
+            </w:r>
+          </w:p>
+        </w:tc>
+        <w:tc>
+          <w:tcPr>
+            <w:tcW w:w="717" w:type="dxa"/>
+          </w:tcPr>
+          <w:p>
+            <w:pPr>
+              <w:rPr>
+                <w:b/>
+                <w:bCs/>
+                <w:lang w:val="en-GB"/>
+              </w:rPr>
+            </w:pPr>
+            <w:r>
+              <w:rPr>
+                <w:b/>
+                <w:bCs/>
+                <w:lang w:val="en-GB"/>
+              </w:rPr>
+              <w:t>am</w:t>
+            </w:r>
+            <w:r>
+              <w:rPr>
+                <w:b/>
+                <w:bCs/>
+                <w:lang w:val="en-GB"/>
+              </w:rPr>
+              <w:t>-ET</w:t>
+            </w:r>
+          </w:p>
+        </w:tc>
+      </w:tr>
+      <w:tr>
+        <w:tc>
+          <w:tcPr>
+            <w:tcW w:w="1305" w:type="dxa"/>
+          </w:tcPr>
+          <w:p>
+            <w:pPr>
+              <w:rPr>
+                <w:b/>
+                <w:bCs/>
+                <w:lang w:val="en-GB"/>
+              </w:rPr>
+            </w:pPr>
+            <w:r>
+              <w:rPr>
+                <w:b/>
+                <w:bCs/>
+                <w:lang w:val="en-GB"/>
+              </w:rPr>
+              <w:t>All</w:t>
+            </w:r>
+          </w:p>
+        </w:tc>
+        <w:tc>
+          <w:tcPr>
+            <w:tcW w:w="717" w:type="dxa"/>
+          </w:tcPr>
+          <w:p>
+            <w:pPr>
+              <w:jc w:val="left"/>
+              <w:rPr>
+                <w:lang w:val="en-GB"/>
+              </w:rPr>
+            </w:pPr>
+            <w:r>
+              <w:rPr>
+                <w:lang w:val="en-GB"/>
+              </w:rPr>
+              <w:t>0.826</w:t>
+            </w:r>
+          </w:p>
+        </w:tc>
+        <w:tc>
+          <w:tcPr>
+            <w:tcW w:w="717" w:type="dxa"/>
+          </w:tcPr>
+          <w:p>
+            <w:pPr>
+              <w:jc w:val="left"/>
+              <w:rPr>
+                <w:lang w:val="en-GB"/>
+              </w:rPr>
+            </w:pPr>
+            <w:r>
+              <w:rPr>
+                <w:lang w:val="en-GB"/>
+              </w:rPr>
+              <w:t>0.820</w:t>
+            </w:r>
+          </w:p>
+        </w:tc>
+        <w:tc>
+          <w:tcPr>
+            <w:tcW w:w="717" w:type="dxa"/>
+          </w:tcPr>
+          <w:p>
+            <w:pPr>
+              <w:jc w:val="left"/>
+              <w:rPr>
+                <w:lang w:val="en-GB"/>
+              </w:rPr>
+            </w:pPr>
+            <w:r>
+              <w:rPr>
+                <w:lang w:val="en-GB"/>
+              </w:rPr>
+              <w:t>0.776</w:t>
+            </w:r>
+          </w:p>
+        </w:tc>
+        <w:tc>
+          <w:tcPr>
+            <w:tcW w:w="717" w:type="dxa"/>
+          </w:tcPr>
+          <w:p>
+            <w:pPr>
+              <w:jc w:val="left"/>
+              <w:rPr>
+                <w:lang w:val="en-GB"/>
+              </w:rPr>
+            </w:pPr>
+            <w:r>
+              <w:rPr>
+                <w:lang w:val="en-GB"/>
+              </w:rPr>
+              <w:t>0.852</w:t>
+            </w:r>
+          </w:p>
+        </w:tc>
+      </w:tr>
+      <w:tr>
+        <w:tc>
+          <w:tcPr>
+            <w:tcW w:w="1305" w:type="dxa"/>
+          </w:tcPr>
+          <w:p>
+            <w:pPr>
+              <w:rPr>
+                <w:b/>
+                <w:bCs/>
+                <w:lang w:val="en-GB"/>
+              </w:rPr>
+            </w:pPr>
+            <w:r>
+              <w:rPr>
+                <w:b/>
+                <w:bCs/>
+                <w:lang w:val="en-GB"/>
+              </w:rPr>
+              <w:t>Correct</w:t>
+            </w:r>
+          </w:p>
+        </w:tc>
+        <w:tc>
+          <w:tcPr>
+            <w:tcW w:w="717" w:type="dxa"/>
+          </w:tcPr>
+          <w:p>
+            <w:pPr>
+              <w:jc w:val="left"/>
+              <w:rPr>
+                <w:lang w:val="en-GB"/>
+              </w:rPr>
+            </w:pPr>
+            <w:r>
+              <w:rPr>
+                <w:lang w:val="en-GB"/>
+              </w:rPr>
+              <w:t>0.833</w:t>
+            </w:r>
+          </w:p>
+        </w:tc>
+        <w:tc>
+          <w:tcPr>
+            <w:tcW w:w="717" w:type="dxa"/>
+          </w:tcPr>
+          <w:p>
+            <w:pPr>
+              <w:jc w:val="left"/>
+              <w:rPr>
+                <w:lang w:val="en-GB"/>
+              </w:rPr>
+            </w:pPr>
+            <w:r>
+              <w:rPr>
+                <w:lang w:val="en-GB"/>
+              </w:rPr>
+              <w:t>0.825</w:t>
+            </w:r>
+          </w:p>
+        </w:tc>
+        <w:tc>
+          <w:tcPr>
+            <w:tcW w:w="717" w:type="dxa"/>
+          </w:tcPr>
+          <w:p>
+            <w:pPr>
+              <w:jc w:val="left"/>
+              <w:rPr>
+                <w:lang w:val="en-GB"/>
+              </w:rPr>
+            </w:pPr>
+            <w:r>
+              <w:rPr>
+                <w:lang w:val="en-GB"/>
+              </w:rPr>
+              <w:t>0.777</w:t>
+            </w:r>
+          </w:p>
+        </w:tc>
+        <w:tc>
+          <w:tcPr>
+            <w:tcW w:w="717" w:type="dxa"/>
+          </w:tcPr>
+          <w:p>
+            <w:pPr>
+              <w:jc w:val="left"/>
+              <w:rPr>
+                <w:lang w:val="en-GB"/>
+              </w:rPr>
+            </w:pPr>
+            <w:r>
+              <w:rPr>
+                <w:lang w:val="en-GB"/>
+              </w:rPr>
+              <w:t>0.853</w:t>
+            </w:r>
+          </w:p>
+        </w:tc>
+      </w:tr>
+      <w:tr>
+        <w:tc>
+          <w:tcPr>
+            <w:tcW w:w="1305" w:type="dxa"/>
+          </w:tcPr>
+          <w:p>
+            <w:pPr>
+              <w:rPr>
+                <w:b/>
+                <w:bCs/>
+                <w:lang w:val="en-GB"/>
+              </w:rPr>
+            </w:pPr>
+            <w:r>
+              <w:rPr>
+                <w:b/>
+                <w:bCs/>
+                <w:lang w:val="en-GB"/>
+              </w:rPr>
+              <w:t>Incorrect</w:t>
+            </w:r>
+          </w:p>
+        </w:tc>
+        <w:tc>
+          <w:tcPr>
+            <w:tcW w:w="717" w:type="dxa"/>
+          </w:tcPr>
+          <w:p>
+            <w:pPr>
+              <w:jc w:val="left"/>
+              <w:rPr>
+                <w:lang w:val="en-GB"/>
+              </w:rPr>
+            </w:pPr>
+            <w:r>
+              <w:rPr>
+                <w:lang w:val="en-GB"/>
+              </w:rPr>
+              <w:t>0.803</w:t>
+            </w:r>
+          </w:p>
+        </w:tc>
+        <w:tc>
+          <w:tcPr>
+            <w:tcW w:w="717" w:type="dxa"/>
+          </w:tcPr>
+          <w:p>
+            <w:pPr>
+              <w:jc w:val="left"/>
+              <w:rPr>
+                <w:lang w:val="en-GB"/>
+              </w:rPr>
+            </w:pPr>
+            <w:r>
+              <w:rPr>
+                <w:lang w:val="en-GB"/>
+              </w:rPr>
+              <w:t>0.806</w:t>
+            </w:r>
+          </w:p>
+        </w:tc>
+        <w:tc>
+          <w:tcPr>
+            <w:tcW w:w="717" w:type="dxa"/>
+          </w:tcPr>
+          <w:p>
+            <w:pPr>
+              <w:jc w:val="left"/>
+              <w:rPr>
+                <w:lang w:val="en-GB"/>
+              </w:rPr>
+            </w:pPr>
+            <w:r>
+              <w:rPr>
+                <w:lang w:val="en-GB"/>
+              </w:rPr>
+              <w:t>0.775</w:t>
+            </w:r>
+          </w:p>
+        </w:tc>
+        <w:tc>
+          <w:tcPr>
+            <w:tcW w:w="717" w:type="dxa"/>
+          </w:tcPr>
+          <w:p>
+            <w:pPr>
+              <w:jc w:val="left"/>
+              <w:rPr>
+                <w:lang w:val="en-GB"/>
+              </w:rPr>
+            </w:pPr>
+            <w:r>
+              <w:rPr>
+                <w:lang w:val="en-GB"/>
+              </w:rPr>
+              <w:t>0.852</w:t>
+            </w:r>
+          </w:p>
+        </w:tc>
+      </w:tr>
+      <w:tr>
+        <w:tc>
+          <w:tcPr>
+            <w:tcW w:w="1305" w:type="dxa"/>
+          </w:tcPr>
+          <w:p>
+            <w:pPr>
+              <w:rPr>
+                <w:b/>
+                <w:bCs/>
+                <w:lang w:val="en-GB"/>
+              </w:rPr>
+            </w:pPr>
+            <w:r>
+              <w:rPr>
+                <w:b/>
+                <w:bCs/>
+                <w:lang w:val="en-GB"/>
+              </w:rPr>
+              <w:t>Gap</w:t>
+            </w:r>
+          </w:p>
+        </w:tc>
+        <w:tc>
+          <w:tcPr>
+            <w:tcW w:w="717" w:type="dxa"/>
+          </w:tcPr>
+          <w:p>
+            <w:pPr>
+              <w:jc w:val="left"/>
+              <w:rPr>
+                <w:lang w:val="en-GB"/>
+              </w:rPr>
+            </w:pPr>
+            <w:r>
+              <w:rPr>
+                <w:lang w:val="en-GB"/>
+              </w:rPr>
+              <w:t>0.020</w:t>
+            </w:r>
+          </w:p>
+        </w:tc>
+        <w:tc>
+          <w:tcPr>
+            <w:tcW w:w="717" w:type="dxa"/>
+          </w:tcPr>
+          <w:p>
+            <w:pPr>
+              <w:jc w:val="left"/>
+              <w:rPr>
+                <w:lang w:val="en-GB"/>
+              </w:rPr>
+            </w:pPr>
+            <w:r>
+              <w:rPr>
+                <w:lang w:val="en-GB"/>
+              </w:rPr>
+              <w:t>0.019</w:t>
+            </w:r>
+          </w:p>
+        </w:tc>
+        <w:tc>
+          <w:tcPr>
+            <w:tcW w:w="717" w:type="dxa"/>
+          </w:tcPr>
+          <w:p>
+            <w:pPr>
+              <w:jc w:val="left"/>
+              <w:rPr>
+                <w:lang w:val="en-GB"/>
+              </w:rPr>
+            </w:pPr>
+            <w:r>
+              <w:rPr>
+                <w:lang w:val="en-GB"/>
+              </w:rPr>
+              <w:t>0.002</w:t>
+            </w:r>
+          </w:p>
+        </w:tc>
+        <w:tc>
+          <w:tcPr>
+            <w:tcW w:w="717" w:type="dxa"/>
+          </w:tcPr>
+          <w:p>
+            <w:pPr>
+              <w:jc w:val="left"/>
+              <w:rPr>
+                <w:lang w:val="en-GB"/>
+              </w:rPr>
+            </w:pPr>
+            <w:r>
+              <w:rPr>
+                <w:lang w:val="en-GB"/>
+              </w:rPr>
+              <w:t>0.001</w:t>
+            </w:r>
+          </w:p>
+        </w:tc>
+      </w:tr>
+      <w:tr>
+        <w:tc>
+          <w:tcPr>
+            <w:tcW w:w="1305" w:type="dxa"/>
+          </w:tcPr>
+          <w:p>
+            <w:pPr>
+              <w:rPr>
+                <w:b/>
+                <w:bCs/>
+                <w:lang w:val="en-GB"/>
+              </w:rPr>
+            </w:pPr>
+            <w:r>
+              <w:rPr>
+                <w:b/>
+                <w:bCs/>
+                <w:lang w:val="en-GB"/>
+              </w:rPr>
+              <w:t>Abstained</w:t>
+            </w:r>
+          </w:p>
+        </w:tc>
+        <w:tc>
+          <w:tcPr>
+            <w:tcW w:w="717" w:type="dxa"/>
+          </w:tcPr>
+          <w:p>
+            <w:pPr>
+              <w:jc w:val="left"/>
+              <w:rPr>
+                <w:lang w:val="en-GB"/>
+              </w:rPr>
+            </w:pPr>
+            <w:r>
+              <w:rPr>
+                <w:lang w:val="en-GB"/>
+              </w:rPr>
+              <w:t>0</w:t>
+            </w:r>
+          </w:p>
+        </w:tc>
+        <w:tc>
+          <w:tcPr>
+            <w:tcW w:w="717" w:type="dxa"/>
+          </w:tcPr>
+          <w:p>
+            <w:pPr>
+              <w:jc w:val="left"/>
+              <w:rPr>
+                <w:lang w:val="en-GB"/>
+              </w:rPr>
+            </w:pPr>
+            <w:r>
+              <w:rPr>
+                <w:lang w:val="en-GB"/>
+              </w:rPr>
+              <w:t>0</w:t>
+            </w:r>
+          </w:p>
+        </w:tc>
+        <w:tc>
+          <w:tcPr>
+            <w:tcW w:w="717" w:type="dxa"/>
+          </w:tcPr>
+          <w:p>
+            <w:pPr>
+              <w:jc w:val="left"/>
+              <w:rPr>
+                <w:lang w:val="en-GB"/>
+              </w:rPr>
+            </w:pPr>
+            <w:r>
+              <w:rPr>
+                <w:lang w:val="en-GB"/>
+              </w:rPr>
+              <w:t>0</w:t>
+            </w:r>
+          </w:p>
+        </w:tc>
+        <w:tc>
+          <w:tcPr>
+            <w:tcW w:w="717" w:type="dxa"/>
+          </w:tcPr>
+          <w:p>
+            <w:pPr>
+              <w:jc w:val="left"/>
+              <w:rPr>
+                <w:lang w:val="en-GB"/>
+              </w:rPr>
+            </w:pPr>
+            <w:r>
+              <w:rPr>
+                <w:lang w:val="en-GB"/>
+              </w:rPr>
+              <w:t>0</w:t>
+            </w:r>
+          </w:p>
+        </w:tc>
+      </w:tr>
+    </w:tbl>
+    <w:p>
+      <w:pPr>
+        <w:rPr>
+          <w:lang w:val="en-GB"/>
+        </w:rPr>
+      </w:pPr>
+      <w:r>
+        <w:rPr>
+          <w:lang w:val="en-GB"/>
+        </w:rPr>
+        <w:t xml:space="preserve"> </w:t>
       </w:r>
     </w:p>
     <w:p>
@@ -3072,6 +3460,64 @@
     <w:p>
       <w:pPr>
         <w:rPr>
+          <w:lang w:val="en-US"/>
+        </w:rPr>
+      </w:pPr>
+    </w:p>
+    <w:p>
+      <w:pPr>
+        <w:rPr>
+          <w:lang w:val="en-US"/>
+        </w:rPr>
+      </w:pPr>
+      <w:r>
+        <w:rPr>
+          <w:lang w:val="en-US"/>
+        </w:rPr>
+        <w:t>As noted previously, these confidence statistics are skewed significantly by the temperature = 0 setting. Nevertheless, relative to each other the LLM model was still reporting very high levels of confidence with consistently incorrect answers, in the case of the am-ET locale.</w:t>
+      </w:r>
+      <w:r>
+        <w:rPr>
+          <w:lang w:val="en-US"/>
+        </w:rPr>
+        <w:t xml:space="preserve"> There was very little difference in the confidence levels between the correct answers and the incorrect answers. This leads us to believe that the Large Language Model had no real idea if the information that it was presenting was correct or incorrect. It was blindly confident about </w:t>
+      </w:r>
+      <w:proofErr w:type="gramStart"/>
+      <w:r>
+        <w:rPr>
+          <w:lang w:val="en-US"/>
+        </w:rPr>
+        <w:t>all of</w:t>
+      </w:r>
+      <w:proofErr w:type="gramEnd"/>
+      <w:r>
+        <w:rPr>
+          <w:lang w:val="en-US"/>
+        </w:rPr>
+        <w:t xml:space="preserve"> its outputs.</w:t>
+      </w:r>
+      <w:r>
+        <w:rPr>
+          <w:lang w:val="en-US"/>
+        </w:rPr>
+        <w:t xml:space="preserve"> S</w:t>
+      </w:r>
+      <w:r>
+        <w:rPr>
+          <w:lang w:val="en-US"/>
+        </w:rPr>
+        <w:t>o</w:t>
+      </w:r>
+      <w:r>
+        <w:rPr>
+          <w:lang w:val="en-US"/>
+        </w:rPr>
+        <w:t xml:space="preserve"> much so that the abstention level of 0.3 was never reached, even once. We could have set the abstention level much higher with the same result.</w:t>
+      </w:r>
+    </w:p>
+    <w:p>
+      <w:pPr>
+        <w:rPr>
           <w:lang w:val="en-GB"/>
         </w:rPr>
       </w:pPr>
@@ -3079,10 +3525,20 @@
     <w:p>
       <w:pPr>
         <w:pStyle w:val="Heading2"/>
+        <w:rPr>
+          <w:highlight w:val="lightGray"/>
+        </w:rPr>
       </w:pPr>
       <w:r>
         <w:t>MCQ Evaluation Summary</w:t>
       </w:r>
+    </w:p>
+    <w:p>
+      <w:pPr>
+        <w:rPr>
+          <w:lang w:val="en-US"/>
+        </w:rPr>
+      </w:pPr>
     </w:p>
     <w:tbl>
       <w:tblPr>
@@ -3227,7 +3683,7 @@
               <w:rPr>
                 <w:lang w:val="en-GB"/>
               </w:rPr>
-              <w:t>1658</w:t>
+              <w:t>8013</w:t>
             </w:r>
           </w:p>
         </w:tc>
@@ -3247,7 +3703,7 @@
               <w:rPr>
                 <w:lang w:val="en-GB"/>
               </w:rPr>
-              <w:t>1923</w:t>
+              <w:t>9273</w:t>
             </w:r>
           </w:p>
         </w:tc>
@@ -3267,7 +3723,19 @@
               <w:rPr>
                 <w:lang w:val="en-GB"/>
               </w:rPr>
-              <w:t>86.2%</w:t>
+              <w:t>86.</w:t>
+            </w:r>
+            <w:r>
+              <w:rPr>
+                <w:lang w:val="en-GB"/>
+              </w:rPr>
+              <w:t>4</w:t>
+            </w:r>
+            <w:r>
+              <w:rPr>
+                <w:lang w:val="en-GB"/>
+              </w:rPr>
+              <w:t>%</w:t>
             </w:r>
           </w:p>
         </w:tc>
@@ -3322,7 +3790,7 @@
               <w:rPr>
                 <w:lang w:val="en-GB"/>
               </w:rPr>
-              <w:t>2068</w:t>
+              <w:t>9330</w:t>
             </w:r>
           </w:p>
         </w:tc>
@@ -3342,7 +3810,7 @@
               <w:rPr>
                 <w:lang w:val="en-GB"/>
               </w:rPr>
-              <w:t>2496</w:t>
+              <w:t>10750</w:t>
             </w:r>
           </w:p>
         </w:tc>
@@ -3362,7 +3830,31 @@
               <w:rPr>
                 <w:lang w:val="en-GB"/>
               </w:rPr>
-              <w:t>82.9%</w:t>
+              <w:t>8</w:t>
+            </w:r>
+            <w:r>
+              <w:rPr>
+                <w:lang w:val="en-GB"/>
+              </w:rPr>
+              <w:t>6</w:t>
+            </w:r>
+            <w:r>
+              <w:rPr>
+                <w:lang w:val="en-GB"/>
+              </w:rPr>
+              <w:t>.</w:t>
+            </w:r>
+            <w:r>
+              <w:rPr>
+                <w:lang w:val="en-GB"/>
+              </w:rPr>
+              <w:t>8</w:t>
+            </w:r>
+            <w:r>
+              <w:rPr>
+                <w:lang w:val="en-GB"/>
+              </w:rPr>
+              <w:t>%</w:t>
             </w:r>
           </w:p>
         </w:tc>
@@ -3418,7 +3910,7 @@
               <w:rPr>
                 <w:lang w:val="en-GB"/>
               </w:rPr>
-              <w:t>1628</w:t>
+              <w:t>8947</w:t>
             </w:r>
           </w:p>
         </w:tc>
@@ -3438,7 +3930,7 @@
               <w:rPr>
                 <w:lang w:val="en-GB"/>
               </w:rPr>
-              <w:t>2242</w:t>
+              <w:t>10625</w:t>
             </w:r>
           </w:p>
         </w:tc>
@@ -3458,7 +3950,25 @@
               <w:rPr>
                 <w:lang w:val="en-GB"/>
               </w:rPr>
-              <w:t>72.6%</w:t>
+              <w:t>84</w:t>
+            </w:r>
+            <w:r>
+              <w:rPr>
+                <w:lang w:val="en-GB"/>
+              </w:rPr>
+              <w:t>.</w:t>
+            </w:r>
+            <w:r>
+              <w:rPr>
+                <w:lang w:val="en-GB"/>
+              </w:rPr>
+              <w:t>2</w:t>
+            </w:r>
+            <w:r>
+              <w:rPr>
+                <w:lang w:val="en-GB"/>
+              </w:rPr>
+              <w:t>%</w:t>
             </w:r>
           </w:p>
         </w:tc>
@@ -3503,7 +4013,7 @@
               <w:rPr>
                 <w:lang w:val="en-GB"/>
               </w:rPr>
-              <w:t>1837</w:t>
+              <w:t>7497</w:t>
             </w:r>
           </w:p>
         </w:tc>
@@ -3523,7 +4033,7 @@
               <w:rPr>
                 <w:lang w:val="en-GB"/>
               </w:rPr>
-              <w:t>3339</w:t>
+              <w:t>10750</w:t>
             </w:r>
           </w:p>
         </w:tc>
@@ -3543,7 +4053,25 @@
               <w:rPr>
                 <w:lang w:val="en-GB"/>
               </w:rPr>
-              <w:t>55.0%</w:t>
+              <w:t>69</w:t>
+            </w:r>
+            <w:r>
+              <w:rPr>
+                <w:lang w:val="en-GB"/>
+              </w:rPr>
+              <w:t>.</w:t>
+            </w:r>
+            <w:r>
+              <w:rPr>
+                <w:lang w:val="en-GB"/>
+              </w:rPr>
+              <w:t>7</w:t>
+            </w:r>
+            <w:r>
+              <w:rPr>
+                <w:lang w:val="en-GB"/>
+              </w:rPr>
+              <w:t>%</w:t>
             </w:r>
           </w:p>
         </w:tc>
@@ -3588,7 +4116,7 @@
                 <w:bCs/>
                 <w:lang w:val="en-GB"/>
               </w:rPr>
-              <w:t>7191</w:t>
+              <w:t>33787</w:t>
             </w:r>
           </w:p>
         </w:tc>
@@ -3612,7 +4140,7 @@
                 <w:bCs/>
                 <w:lang w:val="en-GB"/>
               </w:rPr>
-              <w:t>10000</w:t>
+              <w:t>41398</w:t>
             </w:r>
           </w:p>
         </w:tc>
@@ -3636,7 +4164,31 @@
                 <w:bCs/>
                 <w:lang w:val="en-GB"/>
               </w:rPr>
-              <w:t>71.9%</w:t>
+              <w:t>8</w:t>
+            </w:r>
+            <w:r>
+              <w:rPr>
+                <w:b/>
+                <w:bCs/>
+                <w:lang w:val="en-GB"/>
+              </w:rPr>
+              <w:t>1.</w:t>
+            </w:r>
+            <w:r>
+              <w:rPr>
+                <w:b/>
+                <w:bCs/>
+                <w:lang w:val="en-GB"/>
+              </w:rPr>
+              <w:t>6</w:t>
+            </w:r>
+            <w:r>
+              <w:rPr>
+                <w:b/>
+                <w:bCs/>
+                <w:lang w:val="en-GB"/>
+              </w:rPr>
+              <w:t>%</w:t>
             </w:r>
           </w:p>
         </w:tc>
@@ -3651,82 +4203,952 @@
     </w:p>
     <w:p>
       <w:pPr>
-        <w:pStyle w:val="Heading3"/>
-        <w:rPr>
-          <w:lang w:val="en-GB"/>
-        </w:rPr>
-      </w:pPr>
+        <w:rPr>
+          <w:lang w:val="en-US"/>
+        </w:rPr>
+      </w:pPr>
+      <w:r>
+        <w:rPr>
+          <w:lang w:val="en-US"/>
+        </w:rPr>
+        <w:t xml:space="preserve">Best performing locale: </w:t>
+      </w:r>
+      <w:r>
+        <w:rPr>
+          <w:b/>
+          <w:bCs/>
+          <w:lang w:val="en-US"/>
+        </w:rPr>
+        <w:t>86.8%</w:t>
+      </w:r>
+    </w:p>
+    <w:p>
+      <w:pPr>
+        <w:rPr>
+          <w:lang w:val="en-US"/>
+        </w:rPr>
+      </w:pPr>
+      <w:r>
+        <w:rPr>
+          <w:lang w:val="en-US"/>
+        </w:rPr>
+        <w:t>Performance gaps from best:</w:t>
+      </w:r>
+    </w:p>
+    <w:p>
+      <w:pPr>
+        <w:rPr>
+          <w:lang w:val="en-US"/>
+        </w:rPr>
+      </w:pPr>
+      <w:r>
+        <w:rPr>
+          <w:lang w:val="en-US"/>
+        </w:rPr>
+        <w:t xml:space="preserve">  </w:t>
+      </w:r>
       <w:proofErr w:type="spellStart"/>
       <w:r>
         <w:rPr>
-          <w:lang w:val="en-GB"/>
+          <w:lang w:val="en-US"/>
         </w:rPr>
         <w:t>en</w:t>
       </w:r>
       <w:proofErr w:type="spellEnd"/>
       <w:r>
         <w:rPr>
-          <w:lang w:val="en-GB"/>
-        </w:rPr>
-        <w:t>-US</w:t>
-      </w:r>
-    </w:p>
-    <w:p>
-      <w:pPr>
-        <w:pStyle w:val="Heading3"/>
-        <w:rPr>
-          <w:lang w:val="en-GB"/>
-        </w:rPr>
-      </w:pPr>
-      <w:r>
-        <w:rPr>
-          <w:lang w:val="en-GB"/>
-        </w:rPr>
-        <w:t>en-UK</w:t>
-      </w:r>
-    </w:p>
-    <w:p>
-      <w:pPr>
-        <w:pStyle w:val="Heading3"/>
-        <w:rPr>
-          <w:lang w:val="en-GB"/>
-        </w:rPr>
-      </w:pPr>
-      <w:r>
-        <w:rPr>
-          <w:lang w:val="en-GB"/>
-        </w:rPr>
-        <w:t>China</w:t>
-      </w:r>
-    </w:p>
-    <w:p>
-      <w:pPr>
-        <w:pStyle w:val="Heading3"/>
-        <w:rPr>
-          <w:lang w:val="en-GB"/>
-        </w:rPr>
-      </w:pPr>
-      <w:r>
-        <w:rPr>
-          <w:lang w:val="en-GB"/>
-        </w:rPr>
-        <w:t>Ethiopia</w:t>
-      </w:r>
-    </w:p>
-    <w:p>
-      <w:pPr>
-        <w:rPr>
-          <w:lang w:val="en-GB"/>
-        </w:rPr>
-      </w:pPr>
-    </w:p>
-    <w:p>
-      <w:pPr>
-        <w:pStyle w:val="Heading2"/>
-      </w:pPr>
-      <w:r>
-        <w:t>Gap vs Best Performing Locale</w:t>
-      </w:r>
+          <w:lang w:val="en-US"/>
+        </w:rPr>
+        <w:t xml:space="preserve">-US: </w:t>
+      </w:r>
+      <w:r>
+        <w:rPr>
+          <w:lang w:val="en-US"/>
+        </w:rPr>
+        <w:t>-</w:t>
+      </w:r>
+      <w:r>
+        <w:rPr>
+          <w:lang w:val="en-US"/>
+        </w:rPr>
+        <w:t>0.4%</w:t>
+      </w:r>
+    </w:p>
+    <w:p>
+      <w:pPr>
+        <w:rPr>
+          <w:lang w:val="en-US"/>
+        </w:rPr>
+      </w:pPr>
+      <w:r>
+        <w:rPr>
+          <w:lang w:val="en-US"/>
+        </w:rPr>
+        <w:t xml:space="preserve">  </w:t>
+      </w:r>
+      <w:proofErr w:type="spellStart"/>
+      <w:r>
+        <w:rPr>
+          <w:lang w:val="en-US"/>
+        </w:rPr>
+        <w:t>en</w:t>
+      </w:r>
+      <w:proofErr w:type="spellEnd"/>
+      <w:r>
+        <w:rPr>
+          <w:lang w:val="en-US"/>
+        </w:rPr>
+        <w:t>-GB: 0.0%</w:t>
+      </w:r>
+    </w:p>
+    <w:p>
+      <w:pPr>
+        <w:rPr>
+          <w:lang w:val="en-US"/>
+        </w:rPr>
+      </w:pPr>
+      <w:r>
+        <w:rPr>
+          <w:lang w:val="en-US"/>
+        </w:rPr>
+        <w:t xml:space="preserve">  </w:t>
+      </w:r>
+      <w:proofErr w:type="spellStart"/>
+      <w:r>
+        <w:rPr>
+          <w:lang w:val="en-US"/>
+        </w:rPr>
+        <w:t>zh</w:t>
+      </w:r>
+      <w:proofErr w:type="spellEnd"/>
+      <w:r>
+        <w:rPr>
+          <w:lang w:val="en-US"/>
+        </w:rPr>
+        <w:t xml:space="preserve">-CN: </w:t>
+      </w:r>
+      <w:r>
+        <w:rPr>
+          <w:lang w:val="en-US"/>
+        </w:rPr>
+        <w:t>-</w:t>
+      </w:r>
+      <w:r>
+        <w:rPr>
+          <w:lang w:val="en-US"/>
+        </w:rPr>
+        <w:t>2.6%</w:t>
+      </w:r>
+    </w:p>
+    <w:p>
+      <w:pPr>
+        <w:rPr>
+          <w:lang w:val="en-US"/>
+        </w:rPr>
+      </w:pPr>
+      <w:r>
+        <w:rPr>
+          <w:lang w:val="en-US"/>
+        </w:rPr>
+        <w:t xml:space="preserve">  am-ET: </w:t>
+      </w:r>
+      <w:r>
+        <w:rPr>
+          <w:lang w:val="en-US"/>
+        </w:rPr>
+        <w:t>-</w:t>
+      </w:r>
+      <w:r>
+        <w:rPr>
+          <w:lang w:val="en-US"/>
+        </w:rPr>
+        <w:t>17.1%</w:t>
+      </w:r>
+    </w:p>
+    <w:p>
+      <w:pPr>
+        <w:rPr>
+          <w:lang w:val="en-US"/>
+        </w:rPr>
+      </w:pPr>
+    </w:p>
+    <w:tbl>
+      <w:tblPr>
+        <w:tblStyle w:val="TableGrid"/>
+        <w:tblW w:w="4173" w:type="dxa"/>
+        <w:tblLook w:val="04A0" w:firstRow="1" w:lastRow="0" w:firstColumn="1" w:lastColumn="0" w:noHBand="0" w:noVBand="1"/>
+      </w:tblPr>
+      <w:tblGrid>
+        <w:gridCol w:w="1305"/>
+        <w:gridCol w:w="717"/>
+        <w:gridCol w:w="717"/>
+        <w:gridCol w:w="717"/>
+        <w:gridCol w:w="717"/>
+      </w:tblGrid>
+      <w:tr>
+        <w:tc>
+          <w:tcPr>
+            <w:tcW w:w="1305" w:type="dxa"/>
+          </w:tcPr>
+          <w:p>
+            <w:pPr>
+              <w:rPr>
+                <w:b/>
+                <w:bCs/>
+                <w:lang w:val="en-GB"/>
+              </w:rPr>
+            </w:pPr>
+            <w:r>
+              <w:rPr>
+                <w:b/>
+                <w:bCs/>
+                <w:lang w:val="en-GB"/>
+              </w:rPr>
+              <w:t>Confidence Averages</w:t>
+            </w:r>
+          </w:p>
+        </w:tc>
+        <w:tc>
+          <w:tcPr>
+            <w:tcW w:w="717" w:type="dxa"/>
+          </w:tcPr>
+          <w:p>
+            <w:pPr>
+              <w:rPr>
+                <w:b/>
+                <w:bCs/>
+                <w:lang w:val="en-GB"/>
+              </w:rPr>
+            </w:pPr>
+            <w:proofErr w:type="spellStart"/>
+            <w:r>
+              <w:rPr>
+                <w:b/>
+                <w:bCs/>
+                <w:lang w:val="en-GB"/>
+              </w:rPr>
+              <w:t>en</w:t>
+            </w:r>
+            <w:proofErr w:type="spellEnd"/>
+            <w:r>
+              <w:rPr>
+                <w:b/>
+                <w:bCs/>
+                <w:lang w:val="en-GB"/>
+              </w:rPr>
+              <w:t>-US</w:t>
+            </w:r>
+          </w:p>
+        </w:tc>
+        <w:tc>
+          <w:tcPr>
+            <w:tcW w:w="717" w:type="dxa"/>
+          </w:tcPr>
+          <w:p>
+            <w:pPr>
+              <w:rPr>
+                <w:b/>
+                <w:bCs/>
+                <w:lang w:val="en-GB"/>
+              </w:rPr>
+            </w:pPr>
+            <w:proofErr w:type="spellStart"/>
+            <w:r>
+              <w:rPr>
+                <w:b/>
+                <w:bCs/>
+                <w:lang w:val="en-GB"/>
+              </w:rPr>
+              <w:t>en</w:t>
+            </w:r>
+            <w:proofErr w:type="spellEnd"/>
+            <w:r>
+              <w:rPr>
+                <w:b/>
+                <w:bCs/>
+                <w:lang w:val="en-GB"/>
+              </w:rPr>
+              <w:t>-GB</w:t>
+            </w:r>
+          </w:p>
+        </w:tc>
+        <w:tc>
+          <w:tcPr>
+            <w:tcW w:w="717" w:type="dxa"/>
+          </w:tcPr>
+          <w:p>
+            <w:pPr>
+              <w:rPr>
+                <w:b/>
+                <w:bCs/>
+                <w:lang w:val="en-GB"/>
+              </w:rPr>
+            </w:pPr>
+            <w:proofErr w:type="spellStart"/>
+            <w:r>
+              <w:rPr>
+                <w:b/>
+                <w:bCs/>
+                <w:lang w:val="en-GB"/>
+              </w:rPr>
+              <w:t>zh</w:t>
+            </w:r>
+            <w:proofErr w:type="spellEnd"/>
+            <w:r>
+              <w:rPr>
+                <w:b/>
+                <w:bCs/>
+                <w:lang w:val="en-GB"/>
+              </w:rPr>
+              <w:t>-CN</w:t>
+            </w:r>
+          </w:p>
+        </w:tc>
+        <w:tc>
+          <w:tcPr>
+            <w:tcW w:w="717" w:type="dxa"/>
+          </w:tcPr>
+          <w:p>
+            <w:pPr>
+              <w:rPr>
+                <w:b/>
+                <w:bCs/>
+                <w:lang w:val="en-GB"/>
+              </w:rPr>
+            </w:pPr>
+            <w:r>
+              <w:rPr>
+                <w:b/>
+                <w:bCs/>
+                <w:lang w:val="en-GB"/>
+              </w:rPr>
+              <w:t>am-ET</w:t>
+            </w:r>
+          </w:p>
+        </w:tc>
+      </w:tr>
+      <w:tr>
+        <w:tc>
+          <w:tcPr>
+            <w:tcW w:w="1305" w:type="dxa"/>
+          </w:tcPr>
+          <w:p>
+            <w:pPr>
+              <w:rPr>
+                <w:b/>
+                <w:bCs/>
+                <w:lang w:val="en-GB"/>
+              </w:rPr>
+            </w:pPr>
+            <w:r>
+              <w:rPr>
+                <w:b/>
+                <w:bCs/>
+                <w:lang w:val="en-GB"/>
+              </w:rPr>
+              <w:t>All</w:t>
+            </w:r>
+          </w:p>
+        </w:tc>
+        <w:tc>
+          <w:tcPr>
+            <w:tcW w:w="717" w:type="dxa"/>
+          </w:tcPr>
+          <w:p>
+            <w:pPr>
+              <w:jc w:val="left"/>
+              <w:rPr>
+                <w:lang w:val="en-GB"/>
+              </w:rPr>
+            </w:pPr>
+            <w:r>
+              <w:rPr>
+                <w:lang w:val="en-GB"/>
+              </w:rPr>
+              <w:t>0.943</w:t>
+            </w:r>
+          </w:p>
+        </w:tc>
+        <w:tc>
+          <w:tcPr>
+            <w:tcW w:w="717" w:type="dxa"/>
+          </w:tcPr>
+          <w:p>
+            <w:pPr>
+              <w:jc w:val="left"/>
+              <w:rPr>
+                <w:lang w:val="en-GB"/>
+              </w:rPr>
+            </w:pPr>
+            <w:r>
+              <w:rPr>
+                <w:lang w:val="en-GB"/>
+              </w:rPr>
+              <w:t>0.949</w:t>
+            </w:r>
+          </w:p>
+        </w:tc>
+        <w:tc>
+          <w:tcPr>
+            <w:tcW w:w="717" w:type="dxa"/>
+          </w:tcPr>
+          <w:p>
+            <w:pPr>
+              <w:jc w:val="left"/>
+              <w:rPr>
+                <w:lang w:val="en-GB"/>
+              </w:rPr>
+            </w:pPr>
+            <w:r>
+              <w:rPr>
+                <w:lang w:val="en-GB"/>
+              </w:rPr>
+              <w:t>0.951</w:t>
+            </w:r>
+          </w:p>
+        </w:tc>
+        <w:tc>
+          <w:tcPr>
+            <w:tcW w:w="717" w:type="dxa"/>
+          </w:tcPr>
+          <w:p>
+            <w:pPr>
+              <w:jc w:val="left"/>
+              <w:rPr>
+                <w:lang w:val="en-GB"/>
+              </w:rPr>
+            </w:pPr>
+            <w:r>
+              <w:rPr>
+                <w:lang w:val="en-GB"/>
+              </w:rPr>
+              <w:t>0.955</w:t>
+            </w:r>
+          </w:p>
+        </w:tc>
+      </w:tr>
+      <w:tr>
+        <w:tc>
+          <w:tcPr>
+            <w:tcW w:w="1305" w:type="dxa"/>
+          </w:tcPr>
+          <w:p>
+            <w:pPr>
+              <w:rPr>
+                <w:b/>
+                <w:bCs/>
+                <w:lang w:val="en-GB"/>
+              </w:rPr>
+            </w:pPr>
+            <w:r>
+              <w:rPr>
+                <w:b/>
+                <w:bCs/>
+                <w:lang w:val="en-GB"/>
+              </w:rPr>
+              <w:t>Correct</w:t>
+            </w:r>
+          </w:p>
+        </w:tc>
+        <w:tc>
+          <w:tcPr>
+            <w:tcW w:w="717" w:type="dxa"/>
+          </w:tcPr>
+          <w:p>
+            <w:pPr>
+              <w:jc w:val="left"/>
+              <w:rPr>
+                <w:lang w:val="en-GB"/>
+              </w:rPr>
+            </w:pPr>
+            <w:r>
+              <w:rPr>
+                <w:lang w:val="en-GB"/>
+              </w:rPr>
+              <w:t>0.946</w:t>
+            </w:r>
+          </w:p>
+        </w:tc>
+        <w:tc>
+          <w:tcPr>
+            <w:tcW w:w="717" w:type="dxa"/>
+          </w:tcPr>
+          <w:p>
+            <w:pPr>
+              <w:jc w:val="left"/>
+              <w:rPr>
+                <w:lang w:val="en-GB"/>
+              </w:rPr>
+            </w:pPr>
+            <w:r>
+              <w:rPr>
+                <w:lang w:val="en-GB"/>
+              </w:rPr>
+              <w:t>0.950</w:t>
+            </w:r>
+          </w:p>
+        </w:tc>
+        <w:tc>
+          <w:tcPr>
+            <w:tcW w:w="717" w:type="dxa"/>
+          </w:tcPr>
+          <w:p>
+            <w:pPr>
+              <w:jc w:val="left"/>
+              <w:rPr>
+                <w:lang w:val="en-GB"/>
+              </w:rPr>
+            </w:pPr>
+            <w:r>
+              <w:rPr>
+                <w:lang w:val="en-GB"/>
+              </w:rPr>
+              <w:t>0.953</w:t>
+            </w:r>
+          </w:p>
+        </w:tc>
+        <w:tc>
+          <w:tcPr>
+            <w:tcW w:w="717" w:type="dxa"/>
+          </w:tcPr>
+          <w:p>
+            <w:pPr>
+              <w:jc w:val="left"/>
+              <w:rPr>
+                <w:lang w:val="en-GB"/>
+              </w:rPr>
+            </w:pPr>
+            <w:r>
+              <w:rPr>
+                <w:lang w:val="en-GB"/>
+              </w:rPr>
+              <w:t>0.958</w:t>
+            </w:r>
+          </w:p>
+        </w:tc>
+      </w:tr>
+      <w:tr>
+        <w:tc>
+          <w:tcPr>
+            <w:tcW w:w="1305" w:type="dxa"/>
+          </w:tcPr>
+          <w:p>
+            <w:pPr>
+              <w:rPr>
+                <w:b/>
+                <w:bCs/>
+                <w:lang w:val="en-GB"/>
+              </w:rPr>
+            </w:pPr>
+            <w:r>
+              <w:rPr>
+                <w:b/>
+                <w:bCs/>
+                <w:lang w:val="en-GB"/>
+              </w:rPr>
+              <w:t>Incorrect</w:t>
+            </w:r>
+          </w:p>
+        </w:tc>
+        <w:tc>
+          <w:tcPr>
+            <w:tcW w:w="717" w:type="dxa"/>
+          </w:tcPr>
+          <w:p>
+            <w:pPr>
+              <w:jc w:val="left"/>
+              <w:rPr>
+                <w:lang w:val="en-GB"/>
+              </w:rPr>
+            </w:pPr>
+            <w:r>
+              <w:rPr>
+                <w:lang w:val="en-GB"/>
+              </w:rPr>
+              <w:t>0.923</w:t>
+            </w:r>
+          </w:p>
+        </w:tc>
+        <w:tc>
+          <w:tcPr>
+            <w:tcW w:w="717" w:type="dxa"/>
+          </w:tcPr>
+          <w:p>
+            <w:pPr>
+              <w:jc w:val="left"/>
+              <w:rPr>
+                <w:lang w:val="en-GB"/>
+              </w:rPr>
+            </w:pPr>
+            <w:r>
+              <w:rPr>
+                <w:lang w:val="en-GB"/>
+              </w:rPr>
+              <w:t>0.938</w:t>
+            </w:r>
+          </w:p>
+        </w:tc>
+        <w:tc>
+          <w:tcPr>
+            <w:tcW w:w="717" w:type="dxa"/>
+          </w:tcPr>
+          <w:p>
+            <w:pPr>
+              <w:jc w:val="left"/>
+              <w:rPr>
+                <w:lang w:val="en-GB"/>
+              </w:rPr>
+            </w:pPr>
+            <w:r>
+              <w:rPr>
+                <w:lang w:val="en-GB"/>
+              </w:rPr>
+              <w:t>0.941</w:t>
+            </w:r>
+          </w:p>
+        </w:tc>
+        <w:tc>
+          <w:tcPr>
+            <w:tcW w:w="717" w:type="dxa"/>
+          </w:tcPr>
+          <w:p>
+            <w:pPr>
+              <w:jc w:val="left"/>
+              <w:rPr>
+                <w:lang w:val="en-GB"/>
+              </w:rPr>
+            </w:pPr>
+            <w:r>
+              <w:rPr>
+                <w:lang w:val="en-GB"/>
+              </w:rPr>
+              <w:t>0.946</w:t>
+            </w:r>
+          </w:p>
+        </w:tc>
+      </w:tr>
+      <w:tr>
+        <w:tc>
+          <w:tcPr>
+            <w:tcW w:w="1305" w:type="dxa"/>
+          </w:tcPr>
+          <w:p>
+            <w:pPr>
+              <w:rPr>
+                <w:b/>
+                <w:bCs/>
+                <w:lang w:val="en-GB"/>
+              </w:rPr>
+            </w:pPr>
+            <w:r>
+              <w:rPr>
+                <w:b/>
+                <w:bCs/>
+                <w:lang w:val="en-GB"/>
+              </w:rPr>
+              <w:t>Gap</w:t>
+            </w:r>
+          </w:p>
+        </w:tc>
+        <w:tc>
+          <w:tcPr>
+            <w:tcW w:w="717" w:type="dxa"/>
+          </w:tcPr>
+          <w:p>
+            <w:pPr>
+              <w:jc w:val="left"/>
+              <w:rPr>
+                <w:lang w:val="en-GB"/>
+              </w:rPr>
+            </w:pPr>
+            <w:r>
+              <w:rPr>
+                <w:lang w:val="en-GB"/>
+              </w:rPr>
+              <w:t>0.023</w:t>
+            </w:r>
+          </w:p>
+        </w:tc>
+        <w:tc>
+          <w:tcPr>
+            <w:tcW w:w="717" w:type="dxa"/>
+          </w:tcPr>
+          <w:p>
+            <w:pPr>
+              <w:jc w:val="left"/>
+              <w:rPr>
+                <w:lang w:val="en-GB"/>
+              </w:rPr>
+            </w:pPr>
+            <w:r>
+              <w:rPr>
+                <w:lang w:val="en-GB"/>
+              </w:rPr>
+              <w:t>0.013</w:t>
+            </w:r>
+          </w:p>
+        </w:tc>
+        <w:tc>
+          <w:tcPr>
+            <w:tcW w:w="717" w:type="dxa"/>
+          </w:tcPr>
+          <w:p>
+            <w:pPr>
+              <w:jc w:val="left"/>
+              <w:rPr>
+                <w:lang w:val="en-GB"/>
+              </w:rPr>
+            </w:pPr>
+            <w:r>
+              <w:rPr>
+                <w:lang w:val="en-GB"/>
+              </w:rPr>
+              <w:t>0.012</w:t>
+            </w:r>
+          </w:p>
+        </w:tc>
+        <w:tc>
+          <w:tcPr>
+            <w:tcW w:w="717" w:type="dxa"/>
+          </w:tcPr>
+          <w:p>
+            <w:pPr>
+              <w:jc w:val="left"/>
+              <w:rPr>
+                <w:lang w:val="en-GB"/>
+              </w:rPr>
+            </w:pPr>
+            <w:r>
+              <w:rPr>
+                <w:lang w:val="en-GB"/>
+              </w:rPr>
+              <w:t>0.012</w:t>
+            </w:r>
+          </w:p>
+        </w:tc>
+      </w:tr>
+      <w:tr>
+        <w:tc>
+          <w:tcPr>
+            <w:tcW w:w="1305" w:type="dxa"/>
+          </w:tcPr>
+          <w:p>
+            <w:pPr>
+              <w:rPr>
+                <w:b/>
+                <w:bCs/>
+                <w:lang w:val="en-GB"/>
+              </w:rPr>
+            </w:pPr>
+            <w:r>
+              <w:rPr>
+                <w:b/>
+                <w:bCs/>
+                <w:lang w:val="en-GB"/>
+              </w:rPr>
+              <w:t>Abstained</w:t>
+            </w:r>
+          </w:p>
+        </w:tc>
+        <w:tc>
+          <w:tcPr>
+            <w:tcW w:w="717" w:type="dxa"/>
+          </w:tcPr>
+          <w:p>
+            <w:pPr>
+              <w:jc w:val="left"/>
+              <w:rPr>
+                <w:lang w:val="en-GB"/>
+              </w:rPr>
+            </w:pPr>
+            <w:r>
+              <w:rPr>
+                <w:lang w:val="en-GB"/>
+              </w:rPr>
+              <w:t>0</w:t>
+            </w:r>
+          </w:p>
+        </w:tc>
+        <w:tc>
+          <w:tcPr>
+            <w:tcW w:w="717" w:type="dxa"/>
+          </w:tcPr>
+          <w:p>
+            <w:pPr>
+              <w:jc w:val="left"/>
+              <w:rPr>
+                <w:lang w:val="en-GB"/>
+              </w:rPr>
+            </w:pPr>
+            <w:r>
+              <w:rPr>
+                <w:lang w:val="en-GB"/>
+              </w:rPr>
+              <w:t>0</w:t>
+            </w:r>
+          </w:p>
+        </w:tc>
+        <w:tc>
+          <w:tcPr>
+            <w:tcW w:w="717" w:type="dxa"/>
+          </w:tcPr>
+          <w:p>
+            <w:pPr>
+              <w:jc w:val="left"/>
+              <w:rPr>
+                <w:lang w:val="en-GB"/>
+              </w:rPr>
+            </w:pPr>
+            <w:r>
+              <w:rPr>
+                <w:lang w:val="en-GB"/>
+              </w:rPr>
+              <w:t>0</w:t>
+            </w:r>
+          </w:p>
+        </w:tc>
+        <w:tc>
+          <w:tcPr>
+            <w:tcW w:w="717" w:type="dxa"/>
+          </w:tcPr>
+          <w:p>
+            <w:pPr>
+              <w:jc w:val="left"/>
+              <w:rPr>
+                <w:lang w:val="en-GB"/>
+              </w:rPr>
+            </w:pPr>
+            <w:r>
+              <w:rPr>
+                <w:lang w:val="en-GB"/>
+              </w:rPr>
+              <w:t>0</w:t>
+            </w:r>
+          </w:p>
+        </w:tc>
+      </w:tr>
+    </w:tbl>
+    <w:p>
+      <w:pPr>
+        <w:rPr>
+          <w:lang w:val="en-US"/>
+        </w:rPr>
+      </w:pPr>
+    </w:p>
+    <w:p>
+      <w:pPr>
+        <w:rPr>
+          <w:lang w:val="en-US"/>
+        </w:rPr>
+      </w:pPr>
+      <w:r>
+        <w:rPr>
+          <w:lang w:val="en-US"/>
+        </w:rPr>
+        <w:t>Average confidence (all): 0.</w:t>
+      </w:r>
+      <w:r>
+        <w:rPr>
+          <w:lang w:val="en-US"/>
+        </w:rPr>
+        <w:t>950</w:t>
+      </w:r>
+    </w:p>
+    <w:p>
+      <w:pPr>
+        <w:rPr>
+          <w:lang w:val="en-US"/>
+        </w:rPr>
+      </w:pPr>
+      <w:r>
+        <w:rPr>
+          <w:lang w:val="en-US"/>
+        </w:rPr>
+        <w:t>Average confidence (correct): 0.</w:t>
+      </w:r>
+      <w:r>
+        <w:rPr>
+          <w:lang w:val="en-US"/>
+        </w:rPr>
+        <w:t>952</w:t>
+      </w:r>
+    </w:p>
+    <w:p>
+      <w:pPr>
+        <w:rPr>
+          <w:lang w:val="en-US"/>
+        </w:rPr>
+      </w:pPr>
+      <w:r>
+        <w:rPr>
+          <w:lang w:val="en-US"/>
+        </w:rPr>
+        <w:t>Average confidence (incorrect): 0.</w:t>
+      </w:r>
+      <w:r>
+        <w:rPr>
+          <w:lang w:val="en-US"/>
+        </w:rPr>
+        <w:t>937</w:t>
+      </w:r>
+    </w:p>
+    <w:p>
+      <w:pPr>
+        <w:rPr>
+          <w:lang w:val="en-US"/>
+        </w:rPr>
+      </w:pPr>
+      <w:r>
+        <w:rPr>
+          <w:lang w:val="en-US"/>
+        </w:rPr>
+        <w:t>Confidence gap (correct - incorrect): 0.0</w:t>
+      </w:r>
+      <w:r>
+        <w:rPr>
+          <w:lang w:val="en-US"/>
+        </w:rPr>
+        <w:t>15</w:t>
+      </w:r>
+    </w:p>
+    <w:p>
+      <w:pPr>
+        <w:rPr>
+          <w:lang w:val="en-US"/>
+        </w:rPr>
+      </w:pPr>
+    </w:p>
+    <w:p>
+      <w:pPr>
+        <w:rPr>
+          <w:lang w:val="en-GB"/>
+        </w:rPr>
+      </w:pPr>
+      <w:r>
+        <w:rPr>
+          <w:lang w:val="en-GB"/>
+        </w:rPr>
+        <w:t xml:space="preserve">Interestingly, we can see that the lower resourced locale achieved much better results when the questions were asked in English. This raises some concerns that I will examine in the Responsible AI </w:t>
+      </w:r>
+      <w:r>
+        <w:rPr>
+          <w:lang w:val="en-GB"/>
+        </w:rPr>
+        <w:t>R</w:t>
+      </w:r>
+      <w:r>
+        <w:rPr>
+          <w:lang w:val="en-GB"/>
+        </w:rPr>
+        <w:t>eflection section below.</w:t>
+      </w:r>
+    </w:p>
+    <w:p>
+      <w:pPr>
+        <w:rPr>
+          <w:lang w:val="en-US"/>
+        </w:rPr>
+      </w:pPr>
     </w:p>
     <w:p>
       <w:pPr>
@@ -3741,27 +5163,6 @@
         </w:rPr>
         <w:t>Error Analysis</w:t>
       </w:r>
-    </w:p>
-    <w:p>
-      <w:pPr>
-        <w:rPr>
-          <w:lang w:val="en-GB"/>
-        </w:rPr>
-      </w:pPr>
-      <w:r>
-        <w:rPr>
-          <w:lang w:val="en-GB"/>
-        </w:rPr>
-        <w:t xml:space="preserve">Greater that 10 examples, probably about 12 – 15 </w:t>
-      </w:r>
-      <w:proofErr w:type="gramStart"/>
-      <w:r>
-        <w:rPr>
-          <w:lang w:val="en-GB"/>
-        </w:rPr>
-        <w:t>max</w:t>
-      </w:r>
-      <w:proofErr w:type="gramEnd"/>
     </w:p>
     <w:p>
       <w:pPr>
@@ -7785,7 +9186,6 @@
   <w:style w:type="character" w:default="1" w:styleId="DefaultParagraphFont">
     <w:name w:val="Default Paragraph Font"/>
     <w:uiPriority w:val="1"/>
-    <w:semiHidden/>
     <w:unhideWhenUsed/>
   </w:style>
   <w:style w:type="table" w:default="1" w:styleId="TableNormal">
@@ -8425,6 +9825,58 @@
       </w:rPr>
     </w:tblStylePr>
   </w:style>
+  <w:style w:type="paragraph" w:styleId="Header">
+    <w:name w:val="header"/>
+    <w:basedOn w:val="Normal"/>
+    <w:link w:val="HeaderChar"/>
+    <w:uiPriority w:val="99"/>
+    <w:unhideWhenUsed/>
+    <w:rsid w:val="00E63A8D"/>
+    <w:pPr>
+      <w:tabs>
+        <w:tab w:val="center" w:pos="4513"/>
+        <w:tab w:val="right" w:pos="9026"/>
+      </w:tabs>
+      <w:spacing w:after="0" w:line="240" w:lineRule="auto"/>
+    </w:pPr>
+  </w:style>
+  <w:style w:type="character" w:customStyle="1" w:styleId="HeaderChar">
+    <w:name w:val="Header Char"/>
+    <w:basedOn w:val="DefaultParagraphFont"/>
+    <w:link w:val="Header"/>
+    <w:uiPriority w:val="99"/>
+    <w:rsid w:val="00E63A8D"/>
+    <w:rPr>
+      <w:rFonts w:ascii="Arial" w:hAnsi="Arial"/>
+      <w:sz w:val="20"/>
+    </w:rPr>
+  </w:style>
+  <w:style w:type="paragraph" w:styleId="Footer">
+    <w:name w:val="footer"/>
+    <w:basedOn w:val="Normal"/>
+    <w:link w:val="FooterChar"/>
+    <w:uiPriority w:val="99"/>
+    <w:unhideWhenUsed/>
+    <w:rsid w:val="00E63A8D"/>
+    <w:pPr>
+      <w:tabs>
+        <w:tab w:val="center" w:pos="4513"/>
+        <w:tab w:val="right" w:pos="9026"/>
+      </w:tabs>
+      <w:spacing w:after="0" w:line="240" w:lineRule="auto"/>
+    </w:pPr>
+  </w:style>
+  <w:style w:type="character" w:customStyle="1" w:styleId="FooterChar">
+    <w:name w:val="Footer Char"/>
+    <w:basedOn w:val="DefaultParagraphFont"/>
+    <w:link w:val="Footer"/>
+    <w:uiPriority w:val="99"/>
+    <w:rsid w:val="00E63A8D"/>
+    <w:rPr>
+      <w:rFonts w:ascii="Arial" w:hAnsi="Arial"/>
+      <w:sz w:val="20"/>
+    </w:rPr>
+  </w:style>
 </w:styles>
 </file>
 
@@ -8690,10 +10142,6 @@
 </file>
 
 <file path=customXml/item1.xml><?xml version="1.0" encoding="utf-8"?>
-<b:Sources xmlns:b="http://schemas.openxmlformats.org/officeDocument/2006/bibliography" xmlns="http://schemas.openxmlformats.org/officeDocument/2006/bibliography" SelectedStyle="\APASixthEditionOfficeOnline.xsl" StyleName="APA" Version="6"/>
-</file>
-
-<file path=customXml/item2.xml><?xml version="1.0" encoding="utf-8"?>
 <ct:contentTypeSchema xmlns:ct="http://schemas.microsoft.com/office/2006/metadata/contentType" xmlns:ma="http://schemas.microsoft.com/office/2006/metadata/properties/metaAttributes" ct:_="" ma:_="" ma:contentTypeName="Document" ma:contentTypeID="0x01010078195E5A655B1F419BEA189A3A95C299" ma:contentTypeVersion="10" ma:contentTypeDescription="Crée un document." ma:contentTypeScope="" ma:versionID="2565b4d261c143ebfe75fd259b6bcd59">
   <xsd:schema xmlns:xsd="http://www.w3.org/2001/XMLSchema" xmlns:xs="http://www.w3.org/2001/XMLSchema" xmlns:p="http://schemas.microsoft.com/office/2006/metadata/properties" xmlns:ns2="62f7326d-23c9-4c29-8c57-4f24d8722e7e" xmlns:ns3="22c202fc-011b-4e26-8c44-f2cfa4c279bc" targetNamespace="http://schemas.microsoft.com/office/2006/metadata/properties" ma:root="true" ma:fieldsID="d72157d5b0c62b9f9755a627728cfd03" ns2:_="" ns3:_="">
     <xsd:import namespace="62f7326d-23c9-4c29-8c57-4f24d8722e7e"/>
@@ -8882,16 +10330,11 @@
 </ct:contentTypeSchema>
 </file>
 
-<file path=customXml/item3.xml><?xml version="1.0" encoding="utf-8"?>
-<?mso-contentType ?>
-<FormTemplates xmlns="http://schemas.microsoft.com/sharepoint/v3/contenttype/forms">
-  <Display>DocumentLibraryForm</Display>
-  <Edit>DocumentLibraryForm</Edit>
-  <New>DocumentLibraryForm</New>
-</FormTemplates>
+<file path=customXml/item2.xml><?xml version="1.0" encoding="utf-8"?>
+<b:Sources xmlns:b="http://schemas.openxmlformats.org/officeDocument/2006/bibliography" xmlns="http://schemas.openxmlformats.org/officeDocument/2006/bibliography" SelectedStyle="\APASixthEditionOfficeOnline.xsl" StyleName="APA" Version="6"/>
 </file>
 
-<file path=customXml/item4.xml><?xml version="1.0" encoding="utf-8"?>
+<file path=customXml/item3.xml><?xml version="1.0" encoding="utf-8"?>
 <p:properties xmlns:p="http://schemas.microsoft.com/office/2006/metadata/properties" xmlns:xsi="http://www.w3.org/2001/XMLSchema-instance" xmlns:pc="http://schemas.microsoft.com/office/infopath/2007/PartnerControls">
   <documentManagement>
     <TaxCatchAll xmlns="22c202fc-011b-4e26-8c44-f2cfa4c279bc" xsi:nil="true"/>
@@ -8902,15 +10345,16 @@
 </p:properties>
 </file>
 
-<file path=customXml/itemProps1.xml><?xml version="1.0" encoding="utf-8"?>
-<ds:datastoreItem xmlns:ds="http://schemas.openxmlformats.org/officeDocument/2006/customXml" ds:itemID="{55619DD0-44FF-45CC-A1AA-11DEFCB71573}">
-  <ds:schemaRefs>
-    <ds:schemaRef ds:uri="http://schemas.openxmlformats.org/officeDocument/2006/bibliography"/>
-  </ds:schemaRefs>
-</ds:datastoreItem>
+<file path=customXml/item4.xml><?xml version="1.0" encoding="utf-8"?>
+<?mso-contentType ?>
+<FormTemplates xmlns="http://schemas.microsoft.com/sharepoint/v3/contenttype/forms">
+  <Display>DocumentLibraryForm</Display>
+  <Edit>DocumentLibraryForm</Edit>
+  <New>DocumentLibraryForm</New>
+</FormTemplates>
 </file>
 
-<file path=customXml/itemProps2.xml><?xml version="1.0" encoding="utf-8"?>
+<file path=customXml/itemProps1.xml><?xml version="1.0" encoding="utf-8"?>
 <ds:datastoreItem xmlns:ds="http://schemas.openxmlformats.org/officeDocument/2006/customXml" ds:itemID="{CF2E338C-B3A7-4820-B3AF-6468A979A60E}">
   <ds:schemaRefs>
     <ds:schemaRef ds:uri="http://schemas.microsoft.com/office/2006/metadata/contentType"/>
@@ -8929,15 +10373,15 @@
 </ds:datastoreItem>
 </file>
 
-<file path=customXml/itemProps3.xml><?xml version="1.0" encoding="utf-8"?>
-<ds:datastoreItem xmlns:ds="http://schemas.openxmlformats.org/officeDocument/2006/customXml" ds:itemID="{534D3452-20BD-4AA2-9FDF-9A4B15CAE6F5}">
+<file path=customXml/itemProps2.xml><?xml version="1.0" encoding="utf-8"?>
+<ds:datastoreItem xmlns:ds="http://schemas.openxmlformats.org/officeDocument/2006/customXml" ds:itemID="{55619DD0-44FF-45CC-A1AA-11DEFCB71573}">
   <ds:schemaRefs>
-    <ds:schemaRef ds:uri="http://schemas.microsoft.com/sharepoint/v3/contenttype/forms"/>
+    <ds:schemaRef ds:uri="http://schemas.openxmlformats.org/officeDocument/2006/bibliography"/>
   </ds:schemaRefs>
 </ds:datastoreItem>
 </file>
 
-<file path=customXml/itemProps4.xml><?xml version="1.0" encoding="utf-8"?>
+<file path=customXml/itemProps3.xml><?xml version="1.0" encoding="utf-8"?>
 <ds:datastoreItem xmlns:ds="http://schemas.openxmlformats.org/officeDocument/2006/customXml" ds:itemID="{D9C12D68-2805-4693-88ED-D456E27B80A9}">
   <ds:schemaRefs>
     <ds:schemaRef ds:uri="http://schemas.microsoft.com/office/2006/metadata/properties"/>
@@ -8946,4 +10390,12 @@
     <ds:schemaRef ds:uri="62f7326d-23c9-4c29-8c57-4f24d8722e7e"/>
   </ds:schemaRefs>
 </ds:datastoreItem>
+</file>
+
+<file path=customXml/itemProps4.xml><?xml version="1.0" encoding="utf-8"?>
+<ds:datastoreItem xmlns:ds="http://schemas.openxmlformats.org/officeDocument/2006/customXml" ds:itemID="{534D3452-20BD-4AA2-9FDF-9A4B15CAE6F5}">
+  <ds:schemaRefs>
+    <ds:schemaRef ds:uri="http://schemas.microsoft.com/sharepoint/v3/contenttype/forms"/>
+  </ds:schemaRefs>
+</ds:datastoreItem>
 </file>
--- a/R00065426_(John)_Paul_Nagle_NLP_Assignment_1.docx
+++ b/R00065426_(John)_Paul_Nagle_NLP_Assignment_1.docx
@@ -2087,11 +2087,32 @@
     </w:p>
     <w:p>
       <w:pPr>
+        <w:rPr>
+          <w:lang w:val="en-GB"/>
+        </w:rPr>
+      </w:pPr>
+    </w:p>
+    <w:p>
+      <w:pPr>
+        <w:rPr>
+          <w:lang w:val="en-GB"/>
+        </w:rPr>
+      </w:pPr>
+    </w:p>
+    <w:p>
+      <w:pPr>
         <w:pStyle w:val="Heading2"/>
       </w:pPr>
       <w:r>
         <w:t>SAQ Evaluation Summary</w:t>
       </w:r>
+    </w:p>
+    <w:p>
+      <w:pPr>
+        <w:rPr>
+          <w:lang w:val="en-US"/>
+        </w:rPr>
+      </w:pPr>
     </w:p>
     <w:tbl>
       <w:tblPr>
@@ -2682,10 +2703,7 @@
         <w:pStyle w:val="Heading3"/>
       </w:pPr>
       <w:r>
-        <w:t>Confidence Stat</w:t>
-      </w:r>
-      <w:r>
-        <w:t>istics</w:t>
+        <w:t>Confidence Statistics</w:t>
       </w:r>
     </w:p>
     <w:p>
@@ -2727,17 +2745,24 @@
                 <w:bCs/>
                 <w:lang w:val="en-GB"/>
               </w:rPr>
-              <w:t>Confidence</w:t>
-            </w:r>
-          </w:p>
-          <w:p>
-            <w:pPr>
+              <w:t xml:space="preserve">Answer </w:t>
+            </w:r>
+            <w:r>
               <w:rPr>
                 <w:b/>
                 <w:bCs/>
                 <w:lang w:val="en-GB"/>
               </w:rPr>
-            </w:pPr>
+              <w:t>Confidence</w:t>
+            </w:r>
+            <w:r>
+              <w:rPr>
+                <w:b/>
+                <w:bCs/>
+                <w:lang w:val="en-GB"/>
+              </w:rPr>
+              <w:t xml:space="preserve"> </w:t>
+            </w:r>
             <w:r>
               <w:rPr>
                 <w:b/>
@@ -3524,12 +3549,20 @@
     </w:p>
     <w:p>
       <w:pPr>
+        <w:rPr>
+          <w:lang w:val="en-GB"/>
+        </w:rPr>
+      </w:pPr>
+    </w:p>
+    <w:p>
+      <w:pPr>
         <w:pStyle w:val="Heading2"/>
         <w:rPr>
           <w:highlight w:val="lightGray"/>
         </w:rPr>
       </w:pPr>
       <w:r>
+        <w:lastRenderedPageBreak/>
         <w:t>MCQ Evaluation Summary</w:t>
       </w:r>
     </w:p>
@@ -3880,7 +3913,6 @@
                 <w:bCs w:val="0"/>
                 <w:lang w:val="en-GB"/>
               </w:rPr>
-              <w:lastRenderedPageBreak/>
               <w:t>zh</w:t>
             </w:r>
             <w:proofErr w:type="spellEnd"/>
@@ -4404,6 +4436,14 @@
                 <w:bCs/>
                 <w:lang w:val="en-GB"/>
               </w:rPr>
+              <w:t xml:space="preserve">Answer </w:t>
+            </w:r>
+            <w:r>
+              <w:rPr>
+                <w:b/>
+                <w:bCs/>
+                <w:lang w:val="en-GB"/>
+              </w:rPr>
               <w:t>Confidence Averages</w:t>
             </w:r>
           </w:p>
@@ -5171,6 +5211,971 @@
       <w:r>
         <w:t>Failure examples (10 - 12)</w:t>
       </w:r>
+    </w:p>
+    <w:p>
+      <w:pPr>
+        <w:pStyle w:val="Heading3"/>
+      </w:pPr>
+      <w:r>
+        <w:t>SAQ Sample Failures</w:t>
+      </w:r>
+    </w:p>
+    <w:p>
+      <w:pPr>
+        <w:pStyle w:val="Heading4"/>
+        <w:rPr>
+          <w:lang w:val="en-US"/>
+        </w:rPr>
+      </w:pPr>
+      <w:proofErr w:type="spellStart"/>
+      <w:r>
+        <w:rPr>
+          <w:lang w:val="en-US"/>
+        </w:rPr>
+        <w:t>en</w:t>
+      </w:r>
+      <w:proofErr w:type="spellEnd"/>
+      <w:r>
+        <w:rPr>
+          <w:lang w:val="en-US"/>
+        </w:rPr>
+        <w:t>-US</w:t>
+      </w:r>
+    </w:p>
+    <w:p>
+      <w:pPr>
+        <w:rPr>
+          <w:lang w:val="en-US"/>
+        </w:rPr>
+      </w:pPr>
+      <w:r>
+        <w:rPr>
+          <w:lang w:val="en-US"/>
+        </w:rPr>
+        <w:t xml:space="preserve">Here is a typical failing question from </w:t>
+      </w:r>
+      <w:proofErr w:type="spellStart"/>
+      <w:r>
+        <w:rPr>
+          <w:lang w:val="en-US"/>
+        </w:rPr>
+        <w:t>en</w:t>
+      </w:r>
+      <w:proofErr w:type="spellEnd"/>
+      <w:r>
+        <w:rPr>
+          <w:lang w:val="en-US"/>
+        </w:rPr>
+        <w:t>-US</w:t>
+      </w:r>
+    </w:p>
+    <w:p>
+      <w:pPr>
+        <w:rPr>
+          <w:lang w:val="en-US"/>
+        </w:rPr>
+      </w:pPr>
+      <w:r>
+        <w:rPr>
+          <w:lang w:val="en-US"/>
+        </w:rPr>
+        <w:t>“</w:t>
+      </w:r>
+      <w:r>
+        <w:rPr>
+          <w:lang w:val="en-US"/>
+        </w:rPr>
+        <w:t>14. ID: Ji-ko-40</w:t>
+      </w:r>
+    </w:p>
+    <w:p>
+      <w:pPr>
+        <w:rPr>
+          <w:lang w:val="en-US"/>
+        </w:rPr>
+      </w:pPr>
+      <w:r>
+        <w:rPr>
+          <w:lang w:val="en-US"/>
+        </w:rPr>
+        <w:t xml:space="preserve">   Question: What do high school students typically do during break time in schools in the US?</w:t>
+      </w:r>
+    </w:p>
+    <w:p>
+      <w:pPr>
+        <w:rPr>
+          <w:lang w:val="en-US"/>
+        </w:rPr>
+      </w:pPr>
+      <w:r>
+        <w:rPr>
+          <w:lang w:val="en-US"/>
+        </w:rPr>
+        <w:t xml:space="preserve">   Generated: they socialize study or participate in school activity</w:t>
+      </w:r>
+    </w:p>
+    <w:p>
+      <w:pPr>
+        <w:rPr>
+          <w:lang w:val="en-US"/>
+        </w:rPr>
+      </w:pPr>
+      <w:r>
+        <w:rPr>
+          <w:lang w:val="en-US"/>
+        </w:rPr>
+        <w:t xml:space="preserve">   Expected: eat lunch, check </w:t>
+      </w:r>
+      <w:proofErr w:type="spellStart"/>
+      <w:r>
+        <w:rPr>
+          <w:lang w:val="en-US"/>
+        </w:rPr>
+        <w:t>facebook</w:t>
+      </w:r>
+      <w:proofErr w:type="spellEnd"/>
+      <w:r>
+        <w:rPr>
+          <w:lang w:val="en-US"/>
+        </w:rPr>
+        <w:t>, play on phones</w:t>
+      </w:r>
+    </w:p>
+    <w:p>
+      <w:pPr>
+        <w:rPr>
+          <w:lang w:val="en-US"/>
+        </w:rPr>
+      </w:pPr>
+      <w:proofErr w:type="gramStart"/>
+      <w:r>
+        <w:rPr>
+          <w:lang w:val="en-US"/>
+        </w:rPr>
+        <w:t>So</w:t>
+      </w:r>
+      <w:proofErr w:type="gramEnd"/>
+      <w:r>
+        <w:rPr>
+          <w:lang w:val="en-US"/>
+        </w:rPr>
+        <w:t xml:space="preserve"> this is a nuanced failure. It would be easy to rank the generated answer as correct, in certain circumstances</w:t>
+      </w:r>
+    </w:p>
+    <w:p>
+      <w:pPr>
+        <w:pStyle w:val="Heading4"/>
+        <w:rPr>
+          <w:lang w:val="en-US"/>
+        </w:rPr>
+      </w:pPr>
+      <w:proofErr w:type="spellStart"/>
+      <w:r>
+        <w:rPr>
+          <w:lang w:val="en-US"/>
+        </w:rPr>
+        <w:t>en</w:t>
+      </w:r>
+      <w:proofErr w:type="spellEnd"/>
+      <w:r>
+        <w:rPr>
+          <w:lang w:val="en-US"/>
+        </w:rPr>
+        <w:t>-GB</w:t>
+      </w:r>
+    </w:p>
+    <w:p>
+      <w:pPr>
+        <w:rPr>
+          <w:lang w:val="en-US"/>
+        </w:rPr>
+      </w:pPr>
+      <w:r>
+        <w:rPr>
+          <w:lang w:val="en-US"/>
+        </w:rPr>
+        <w:t>“</w:t>
+      </w:r>
+      <w:r>
+        <w:rPr>
+          <w:lang w:val="en-US"/>
+        </w:rPr>
+        <w:t>15. ID: Ji-ko-40</w:t>
+      </w:r>
+    </w:p>
+    <w:p>
+      <w:pPr>
+        <w:rPr>
+          <w:lang w:val="en-US"/>
+        </w:rPr>
+      </w:pPr>
+      <w:r>
+        <w:rPr>
+          <w:lang w:val="en-US"/>
+        </w:rPr>
+        <w:t xml:space="preserve">   Question: What do secondary school students typically do during break time in schools in the UK?</w:t>
+      </w:r>
+    </w:p>
+    <w:p>
+      <w:pPr>
+        <w:rPr>
+          <w:lang w:val="en-US"/>
+        </w:rPr>
+      </w:pPr>
+      <w:r>
+        <w:rPr>
+          <w:lang w:val="en-US"/>
+        </w:rPr>
+        <w:t xml:space="preserve">   Generated: eat socialize or play sport</w:t>
+      </w:r>
+    </w:p>
+    <w:p>
+      <w:pPr>
+        <w:rPr>
+          <w:lang w:val="en-US"/>
+        </w:rPr>
+      </w:pPr>
+      <w:r>
+        <w:rPr>
+          <w:lang w:val="en-US"/>
+        </w:rPr>
+        <w:t xml:space="preserve">   Expected: eat lunch, work part-time, go outside</w:t>
+      </w:r>
+      <w:r>
+        <w:rPr>
+          <w:lang w:val="en-US"/>
+        </w:rPr>
+        <w:t>”</w:t>
+      </w:r>
+    </w:p>
+    <w:p>
+      <w:pPr>
+        <w:rPr>
+          <w:lang w:val="en-US"/>
+        </w:rPr>
+      </w:pPr>
+      <w:r>
+        <w:rPr>
+          <w:lang w:val="en-US"/>
+        </w:rPr>
+        <w:br/>
+        <w:t>Again, this is a nuanced failure which could easily be considered correct, given the appropriate circumstances.</w:t>
+      </w:r>
+    </w:p>
+    <w:p>
+      <w:pPr>
+        <w:rPr>
+          <w:lang w:val="en-US"/>
+        </w:rPr>
+      </w:pPr>
+    </w:p>
+    <w:p>
+      <w:pPr>
+        <w:pStyle w:val="Heading4"/>
+        <w:rPr>
+          <w:lang w:val="en-US"/>
+        </w:rPr>
+      </w:pPr>
+      <w:proofErr w:type="spellStart"/>
+      <w:r>
+        <w:rPr>
+          <w:lang w:val="en-US"/>
+        </w:rPr>
+        <w:t>zh</w:t>
+      </w:r>
+      <w:proofErr w:type="spellEnd"/>
+      <w:r>
+        <w:rPr>
+          <w:lang w:val="en-US"/>
+        </w:rPr>
+        <w:t>-CN</w:t>
+      </w:r>
+    </w:p>
+    <w:p>
+      <w:pPr>
+        <w:rPr>
+          <w:lang w:val="en-US"/>
+        </w:rPr>
+      </w:pPr>
+    </w:p>
+    <w:p>
+      <w:pPr>
+        <w:rPr>
+          <w:lang w:val="en-US"/>
+        </w:rPr>
+      </w:pPr>
+      <w:r>
+        <w:rPr>
+          <w:lang w:val="en-US"/>
+        </w:rPr>
+        <w:t>TODO</w:t>
+      </w:r>
+    </w:p>
+    <w:p>
+      <w:pPr>
+        <w:rPr>
+          <w:lang w:val="en-US"/>
+        </w:rPr>
+      </w:pPr>
+    </w:p>
+    <w:p>
+      <w:pPr>
+        <w:pStyle w:val="Heading4"/>
+        <w:rPr>
+          <w:lang w:val="en-US"/>
+        </w:rPr>
+      </w:pPr>
+      <w:r>
+        <w:rPr>
+          <w:lang w:val="en-US"/>
+        </w:rPr>
+        <w:t>am-ET</w:t>
+      </w:r>
+    </w:p>
+    <w:p>
+      <w:pPr>
+        <w:rPr>
+          <w:lang w:val="en-US"/>
+        </w:rPr>
+      </w:pPr>
+      <w:r>
+        <w:rPr>
+          <w:lang w:val="en-US"/>
+        </w:rPr>
+        <w:t>“</w:t>
+      </w:r>
+      <w:r>
+        <w:rPr>
+          <w:lang w:val="en-US"/>
+        </w:rPr>
+        <w:t>81. ID: Ji-ko-40</w:t>
+      </w:r>
+    </w:p>
+    <w:p>
+      <w:pPr>
+        <w:rPr>
+          <w:lang w:val="en-US"/>
+        </w:rPr>
+      </w:pPr>
+      <w:r>
+        <w:rPr>
+          <w:lang w:val="en-US"/>
+        </w:rPr>
+        <w:t xml:space="preserve">   Question: </w:t>
+      </w:r>
+      <w:proofErr w:type="spellStart"/>
+      <w:r>
+        <w:rPr>
+          <w:rFonts w:ascii="Nyala" w:hAnsi="Nyala" w:cs="Nyala"/>
+          <w:lang w:val="en-US"/>
+        </w:rPr>
+        <w:t>በኢትዮጵያ</w:t>
+      </w:r>
+      <w:proofErr w:type="spellEnd"/>
+      <w:r>
+        <w:rPr>
+          <w:lang w:val="en-US"/>
+        </w:rPr>
+        <w:t xml:space="preserve"> </w:t>
+      </w:r>
+      <w:proofErr w:type="spellStart"/>
+      <w:r>
+        <w:rPr>
+          <w:rFonts w:ascii="Nyala" w:hAnsi="Nyala" w:cs="Nyala"/>
+          <w:lang w:val="en-US"/>
+        </w:rPr>
+        <w:t>ሁለተኛ</w:t>
+      </w:r>
+      <w:proofErr w:type="spellEnd"/>
+      <w:r>
+        <w:rPr>
+          <w:lang w:val="en-US"/>
+        </w:rPr>
+        <w:t xml:space="preserve"> </w:t>
+      </w:r>
+      <w:proofErr w:type="spellStart"/>
+      <w:r>
+        <w:rPr>
+          <w:rFonts w:ascii="Nyala" w:hAnsi="Nyala" w:cs="Nyala"/>
+          <w:lang w:val="en-US"/>
+        </w:rPr>
+        <w:t>ደረጃ</w:t>
+      </w:r>
+      <w:proofErr w:type="spellEnd"/>
+      <w:r>
+        <w:rPr>
+          <w:lang w:val="en-US"/>
+        </w:rPr>
+        <w:t xml:space="preserve"> </w:t>
+      </w:r>
+      <w:proofErr w:type="spellStart"/>
+      <w:r>
+        <w:rPr>
+          <w:rFonts w:ascii="Nyala" w:hAnsi="Nyala" w:cs="Nyala"/>
+          <w:lang w:val="en-US"/>
+        </w:rPr>
+        <w:t>በትምህርት</w:t>
+      </w:r>
+      <w:proofErr w:type="spellEnd"/>
+      <w:r>
+        <w:rPr>
+          <w:lang w:val="en-US"/>
+        </w:rPr>
+        <w:t xml:space="preserve"> </w:t>
+      </w:r>
+      <w:proofErr w:type="spellStart"/>
+      <w:r>
+        <w:rPr>
+          <w:rFonts w:ascii="Nyala" w:hAnsi="Nyala" w:cs="Nyala"/>
+          <w:lang w:val="en-US"/>
+        </w:rPr>
+        <w:t>ቤቶች</w:t>
+      </w:r>
+      <w:proofErr w:type="spellEnd"/>
+      <w:r>
+        <w:rPr>
+          <w:lang w:val="en-US"/>
+        </w:rPr>
+        <w:t xml:space="preserve"> </w:t>
+      </w:r>
+      <w:proofErr w:type="spellStart"/>
+      <w:r>
+        <w:rPr>
+          <w:rFonts w:ascii="Nyala" w:hAnsi="Nyala" w:cs="Nyala"/>
+          <w:lang w:val="en-US"/>
+        </w:rPr>
+        <w:t>ውስጥ</w:t>
+      </w:r>
+      <w:proofErr w:type="spellEnd"/>
+      <w:r>
+        <w:rPr>
+          <w:lang w:val="en-US"/>
+        </w:rPr>
+        <w:t xml:space="preserve"> </w:t>
+      </w:r>
+      <w:proofErr w:type="spellStart"/>
+      <w:r>
+        <w:rPr>
+          <w:rFonts w:ascii="Nyala" w:hAnsi="Nyala" w:cs="Nyala"/>
+          <w:lang w:val="en-US"/>
+        </w:rPr>
+        <w:t>በእረፍት</w:t>
+      </w:r>
+      <w:proofErr w:type="spellEnd"/>
+      <w:r>
+        <w:rPr>
+          <w:lang w:val="en-US"/>
+        </w:rPr>
+        <w:t xml:space="preserve"> </w:t>
+      </w:r>
+      <w:proofErr w:type="spellStart"/>
+      <w:r>
+        <w:rPr>
+          <w:rFonts w:ascii="Nyala" w:hAnsi="Nyala" w:cs="Nyala"/>
+          <w:lang w:val="en-US"/>
+        </w:rPr>
+        <w:t>ጊዜ</w:t>
+      </w:r>
+      <w:proofErr w:type="spellEnd"/>
+      <w:r>
+        <w:rPr>
+          <w:lang w:val="en-US"/>
+        </w:rPr>
+        <w:t xml:space="preserve"> </w:t>
+      </w:r>
+      <w:proofErr w:type="spellStart"/>
+      <w:r>
+        <w:rPr>
+          <w:rFonts w:ascii="Nyala" w:hAnsi="Nyala" w:cs="Nyala"/>
+          <w:lang w:val="en-US"/>
+        </w:rPr>
+        <w:t>ተማሪዎች</w:t>
+      </w:r>
+      <w:proofErr w:type="spellEnd"/>
+      <w:r>
+        <w:rPr>
+          <w:lang w:val="en-US"/>
+        </w:rPr>
+        <w:t xml:space="preserve"> </w:t>
+      </w:r>
+      <w:proofErr w:type="spellStart"/>
+      <w:r>
+        <w:rPr>
+          <w:rFonts w:ascii="Nyala" w:hAnsi="Nyala" w:cs="Nyala"/>
+          <w:lang w:val="en-US"/>
+        </w:rPr>
+        <w:t>ምን</w:t>
+      </w:r>
+      <w:proofErr w:type="spellEnd"/>
+      <w:r>
+        <w:rPr>
+          <w:lang w:val="en-US"/>
+        </w:rPr>
+        <w:t xml:space="preserve"> </w:t>
+      </w:r>
+      <w:proofErr w:type="spellStart"/>
+      <w:r>
+        <w:rPr>
+          <w:rFonts w:ascii="Nyala" w:hAnsi="Nyala" w:cs="Nyala"/>
+          <w:lang w:val="en-US"/>
+        </w:rPr>
+        <w:t>ያደርጋሉ</w:t>
+      </w:r>
+      <w:proofErr w:type="spellEnd"/>
+      <w:r>
+        <w:rPr>
+          <w:lang w:val="en-US"/>
+        </w:rPr>
+        <w:t>?</w:t>
+      </w:r>
+    </w:p>
+    <w:p>
+      <w:pPr>
+        <w:rPr>
+          <w:lang w:val="en-US"/>
+        </w:rPr>
+      </w:pPr>
+      <w:r>
+        <w:rPr>
+          <w:lang w:val="en-US"/>
+        </w:rPr>
+        <w:t xml:space="preserve">   Generated: </w:t>
+      </w:r>
+      <w:proofErr w:type="spellStart"/>
+      <w:r>
+        <w:rPr>
+          <w:rFonts w:ascii="Nyala" w:hAnsi="Nyala" w:cs="Nyala"/>
+          <w:lang w:val="en-US"/>
+        </w:rPr>
+        <w:t>በኢትዮጵያ</w:t>
+      </w:r>
+      <w:proofErr w:type="spellEnd"/>
+      <w:r>
+        <w:rPr>
+          <w:lang w:val="en-US"/>
+        </w:rPr>
+        <w:t xml:space="preserve"> </w:t>
+      </w:r>
+      <w:proofErr w:type="spellStart"/>
+      <w:r>
+        <w:rPr>
+          <w:rFonts w:ascii="Nyala" w:hAnsi="Nyala" w:cs="Nyala"/>
+          <w:lang w:val="en-US"/>
+        </w:rPr>
+        <w:t>ሁለተኛ</w:t>
+      </w:r>
+      <w:proofErr w:type="spellEnd"/>
+      <w:r>
+        <w:rPr>
+          <w:lang w:val="en-US"/>
+        </w:rPr>
+        <w:t xml:space="preserve"> </w:t>
+      </w:r>
+      <w:proofErr w:type="spellStart"/>
+      <w:r>
+        <w:rPr>
+          <w:rFonts w:ascii="Nyala" w:hAnsi="Nyala" w:cs="Nyala"/>
+          <w:lang w:val="en-US"/>
+        </w:rPr>
+        <w:t>ደረጃ</w:t>
+      </w:r>
+      <w:proofErr w:type="spellEnd"/>
+      <w:r>
+        <w:rPr>
+          <w:lang w:val="en-US"/>
+        </w:rPr>
+        <w:t xml:space="preserve"> </w:t>
+      </w:r>
+      <w:proofErr w:type="spellStart"/>
+      <w:r>
+        <w:rPr>
+          <w:rFonts w:ascii="Nyala" w:hAnsi="Nyala" w:cs="Nyala"/>
+          <w:lang w:val="en-US"/>
+        </w:rPr>
+        <w:t>በትምህርት</w:t>
+      </w:r>
+      <w:proofErr w:type="spellEnd"/>
+      <w:r>
+        <w:rPr>
+          <w:lang w:val="en-US"/>
+        </w:rPr>
+        <w:t xml:space="preserve"> </w:t>
+      </w:r>
+      <w:proofErr w:type="spellStart"/>
+      <w:r>
+        <w:rPr>
+          <w:rFonts w:ascii="Nyala" w:hAnsi="Nyala" w:cs="Nyala"/>
+          <w:lang w:val="en-US"/>
+        </w:rPr>
+        <w:t>ቤቶች</w:t>
+      </w:r>
+      <w:proofErr w:type="spellEnd"/>
+      <w:r>
+        <w:rPr>
+          <w:lang w:val="en-US"/>
+        </w:rPr>
+        <w:t xml:space="preserve"> </w:t>
+      </w:r>
+      <w:proofErr w:type="spellStart"/>
+      <w:r>
+        <w:rPr>
+          <w:rFonts w:ascii="Nyala" w:hAnsi="Nyala" w:cs="Nyala"/>
+          <w:lang w:val="en-US"/>
+        </w:rPr>
+        <w:t>ውስጥ</w:t>
+      </w:r>
+      <w:proofErr w:type="spellEnd"/>
+      <w:r>
+        <w:rPr>
+          <w:lang w:val="en-US"/>
+        </w:rPr>
+        <w:t xml:space="preserve"> </w:t>
+      </w:r>
+      <w:proofErr w:type="spellStart"/>
+      <w:r>
+        <w:rPr>
+          <w:rFonts w:ascii="Nyala" w:hAnsi="Nyala" w:cs="Nyala"/>
+          <w:lang w:val="en-US"/>
+        </w:rPr>
+        <w:t>በእረፍት</w:t>
+      </w:r>
+      <w:proofErr w:type="spellEnd"/>
+      <w:r>
+        <w:rPr>
+          <w:lang w:val="en-US"/>
+        </w:rPr>
+        <w:t xml:space="preserve"> </w:t>
+      </w:r>
+      <w:proofErr w:type="spellStart"/>
+      <w:r>
+        <w:rPr>
+          <w:rFonts w:ascii="Nyala" w:hAnsi="Nyala" w:cs="Nyala"/>
+          <w:lang w:val="en-US"/>
+        </w:rPr>
+        <w:t>ጊዜ</w:t>
+      </w:r>
+      <w:proofErr w:type="spellEnd"/>
+    </w:p>
+    <w:p>
+      <w:pPr>
+        <w:rPr>
+          <w:rFonts w:ascii="Nyala" w:hAnsi="Nyala" w:cs="Nyala"/>
+          <w:lang w:val="en-US"/>
+        </w:rPr>
+      </w:pPr>
+      <w:r>
+        <w:rPr>
+          <w:lang w:val="en-US"/>
+        </w:rPr>
+        <w:t xml:space="preserve">   Expected: </w:t>
+      </w:r>
+      <w:proofErr w:type="spellStart"/>
+      <w:r>
+        <w:rPr>
+          <w:rFonts w:ascii="Nyala" w:hAnsi="Nyala" w:cs="Nyala"/>
+          <w:lang w:val="en-US"/>
+        </w:rPr>
+        <w:t>ኳስ</w:t>
+      </w:r>
+      <w:proofErr w:type="spellEnd"/>
+      <w:r>
+        <w:rPr>
+          <w:lang w:val="en-US"/>
+        </w:rPr>
+        <w:t xml:space="preserve"> </w:t>
+      </w:r>
+      <w:proofErr w:type="spellStart"/>
+      <w:r>
+        <w:rPr>
+          <w:rFonts w:ascii="Nyala" w:hAnsi="Nyala" w:cs="Nyala"/>
+          <w:lang w:val="en-US"/>
+        </w:rPr>
+        <w:t>ይጫወታሉ</w:t>
+      </w:r>
+      <w:proofErr w:type="spellEnd"/>
+      <w:r>
+        <w:rPr>
+          <w:lang w:val="en-US"/>
+        </w:rPr>
+        <w:t xml:space="preserve">, </w:t>
+      </w:r>
+      <w:proofErr w:type="spellStart"/>
+      <w:r>
+        <w:rPr>
+          <w:rFonts w:ascii="Nyala" w:hAnsi="Nyala" w:cs="Nyala"/>
+          <w:lang w:val="en-US"/>
+        </w:rPr>
+        <w:t>ሻይ</w:t>
+      </w:r>
+      <w:proofErr w:type="spellEnd"/>
+      <w:r>
+        <w:rPr>
+          <w:lang w:val="en-US"/>
+        </w:rPr>
+        <w:t xml:space="preserve"> </w:t>
+      </w:r>
+      <w:proofErr w:type="spellStart"/>
+      <w:r>
+        <w:rPr>
+          <w:rFonts w:ascii="Nyala" w:hAnsi="Nyala" w:cs="Nyala"/>
+          <w:lang w:val="en-US"/>
+        </w:rPr>
+        <w:t>ይጠጣሉ</w:t>
+      </w:r>
+      <w:proofErr w:type="spellEnd"/>
+      <w:r>
+        <w:rPr>
+          <w:lang w:val="en-US"/>
+        </w:rPr>
+        <w:t xml:space="preserve">, </w:t>
+      </w:r>
+      <w:proofErr w:type="spellStart"/>
+      <w:r>
+        <w:rPr>
+          <w:rFonts w:ascii="Nyala" w:hAnsi="Nyala" w:cs="Nyala"/>
+          <w:lang w:val="en-US"/>
+        </w:rPr>
+        <w:t>ከጓደኛ</w:t>
+      </w:r>
+      <w:proofErr w:type="spellEnd"/>
+      <w:r>
+        <w:rPr>
+          <w:lang w:val="en-US"/>
+        </w:rPr>
+        <w:t xml:space="preserve"> </w:t>
+      </w:r>
+      <w:proofErr w:type="spellStart"/>
+      <w:r>
+        <w:rPr>
+          <w:rFonts w:ascii="Nyala" w:hAnsi="Nyala" w:cs="Nyala"/>
+          <w:lang w:val="en-US"/>
+        </w:rPr>
+        <w:t>ጋር</w:t>
+      </w:r>
+      <w:proofErr w:type="spellEnd"/>
+      <w:r>
+        <w:rPr>
+          <w:lang w:val="en-US"/>
+        </w:rPr>
+        <w:t xml:space="preserve"> </w:t>
+      </w:r>
+      <w:proofErr w:type="spellStart"/>
+      <w:r>
+        <w:rPr>
+          <w:rFonts w:ascii="Nyala" w:hAnsi="Nyala" w:cs="Nyala"/>
+          <w:lang w:val="en-US"/>
+        </w:rPr>
+        <w:t>ያወራሉ</w:t>
+      </w:r>
+      <w:proofErr w:type="spellEnd"/>
+      <w:r>
+        <w:rPr>
+          <w:rFonts w:ascii="Nyala" w:hAnsi="Nyala" w:cs="Nyala"/>
+          <w:lang w:val="en-US"/>
+        </w:rPr>
+        <w:t>”</w:t>
+      </w:r>
+    </w:p>
+    <w:p>
+      <w:pPr>
+        <w:rPr>
+          <w:lang w:val="en-GB"/>
+        </w:rPr>
+      </w:pPr>
+      <w:r>
+        <w:rPr>
+          <w:lang w:val="en-GB"/>
+        </w:rPr>
+        <w:t>Google translate gives me “</w:t>
+      </w:r>
+      <w:r>
+        <w:rPr>
+          <w:lang w:val="en-GB"/>
+        </w:rPr>
+        <w:t>What do students do during recess in secondary schools in Ethiopia?</w:t>
+      </w:r>
+    </w:p>
+    <w:p>
+      <w:pPr>
+        <w:rPr>
+          <w:lang w:val="en-GB"/>
+        </w:rPr>
+      </w:pPr>
+      <w:r>
+        <w:rPr>
+          <w:lang w:val="en-GB"/>
+        </w:rPr>
+        <w:t>Generated: During recess in secondary schools in Ethiopia</w:t>
+      </w:r>
+    </w:p>
+    <w:p>
+      <w:pPr>
+        <w:rPr>
+          <w:lang w:val="en-GB"/>
+        </w:rPr>
+      </w:pPr>
+      <w:r>
+        <w:rPr>
+          <w:lang w:val="en-GB"/>
+        </w:rPr>
+        <w:t>Expected: They play football, drink tea, talk to friends</w:t>
+      </w:r>
+      <w:r>
+        <w:rPr>
+          <w:lang w:val="en-GB"/>
+        </w:rPr>
+        <w:t>”</w:t>
+      </w:r>
+    </w:p>
+    <w:p>
+      <w:pPr>
+        <w:rPr>
+          <w:lang w:val="en-GB"/>
+        </w:rPr>
+      </w:pPr>
+      <w:r>
+        <w:rPr>
+          <w:lang w:val="en-GB"/>
+        </w:rPr>
+        <w:t xml:space="preserve">This might be a failure in the NLP processing library for the Amharic </w:t>
+      </w:r>
+      <w:proofErr w:type="gramStart"/>
+      <w:r>
+        <w:rPr>
+          <w:lang w:val="en-GB"/>
+        </w:rPr>
+        <w:t>script,</w:t>
+      </w:r>
+      <w:proofErr w:type="gramEnd"/>
+      <w:r>
+        <w:rPr>
+          <w:lang w:val="en-GB"/>
+        </w:rPr>
+        <w:t xml:space="preserve"> it could be a failure in the LLM returning a truncated sentence</w:t>
+      </w:r>
+      <w:r>
+        <w:rPr>
+          <w:lang w:val="en-GB"/>
+        </w:rPr>
+        <w:t xml:space="preserve"> or it could be a failure in my code to display the generated results. Perhaps 100 tokens </w:t>
+      </w:r>
+      <w:proofErr w:type="gramStart"/>
+      <w:r>
+        <w:rPr>
+          <w:lang w:val="en-GB"/>
+        </w:rPr>
+        <w:t>was</w:t>
+      </w:r>
+      <w:proofErr w:type="gramEnd"/>
+      <w:r>
+        <w:rPr>
+          <w:lang w:val="en-GB"/>
+        </w:rPr>
+        <w:t xml:space="preserve"> not enough to capture the Unicode for the generated Amharic script.</w:t>
+      </w:r>
+    </w:p>
+    <w:p>
+      <w:pPr>
+        <w:rPr>
+          <w:lang w:val="en-US"/>
+        </w:rPr>
+      </w:pPr>
+    </w:p>
+    <w:p>
+      <w:pPr>
+        <w:pStyle w:val="Heading3"/>
+      </w:pPr>
+      <w:r>
+        <w:lastRenderedPageBreak/>
+        <w:t>MCQ Sample Failures</w:t>
+      </w:r>
+    </w:p>
+    <w:p>
+      <w:pPr>
+        <w:pStyle w:val="Heading4"/>
+        <w:rPr>
+          <w:lang w:val="en-US"/>
+        </w:rPr>
+      </w:pPr>
+      <w:proofErr w:type="spellStart"/>
+      <w:r>
+        <w:rPr>
+          <w:lang w:val="en-US"/>
+        </w:rPr>
+        <w:t>en</w:t>
+      </w:r>
+      <w:proofErr w:type="spellEnd"/>
+      <w:r>
+        <w:rPr>
+          <w:lang w:val="en-US"/>
+        </w:rPr>
+        <w:t>-US</w:t>
+      </w:r>
+    </w:p>
+    <w:p>
+      <w:pPr>
+        <w:pStyle w:val="Heading4"/>
+        <w:rPr>
+          <w:lang w:val="en-US"/>
+        </w:rPr>
+      </w:pPr>
+      <w:proofErr w:type="spellStart"/>
+      <w:r>
+        <w:rPr>
+          <w:lang w:val="en-US"/>
+        </w:rPr>
+        <w:t>en</w:t>
+      </w:r>
+      <w:proofErr w:type="spellEnd"/>
+      <w:r>
+        <w:rPr>
+          <w:lang w:val="en-US"/>
+        </w:rPr>
+        <w:t>-GB</w:t>
+      </w:r>
+    </w:p>
+    <w:p>
+      <w:pPr>
+        <w:pStyle w:val="Heading4"/>
+        <w:rPr>
+          <w:lang w:val="en-US"/>
+        </w:rPr>
+      </w:pPr>
+      <w:proofErr w:type="spellStart"/>
+      <w:r>
+        <w:rPr>
+          <w:lang w:val="en-US"/>
+        </w:rPr>
+        <w:t>zh</w:t>
+      </w:r>
+      <w:proofErr w:type="spellEnd"/>
+      <w:r>
+        <w:rPr>
+          <w:lang w:val="en-US"/>
+        </w:rPr>
+        <w:t>-CN</w:t>
+      </w:r>
+    </w:p>
+    <w:p>
+      <w:pPr>
+        <w:pStyle w:val="Heading4"/>
+        <w:rPr>
+          <w:lang w:val="en-US"/>
+        </w:rPr>
+      </w:pPr>
+      <w:r>
+        <w:rPr>
+          <w:lang w:val="en-US"/>
+        </w:rPr>
+        <w:t>am-ET</w:t>
+      </w:r>
+    </w:p>
+    <w:p>
+      <w:pPr>
+        <w:rPr>
+          <w:lang w:val="en-US"/>
+        </w:rPr>
+      </w:pPr>
     </w:p>
     <w:p>
       <w:pPr>
@@ -9186,6 +10191,7 @@
   <w:style w:type="character" w:default="1" w:styleId="DefaultParagraphFont">
     <w:name w:val="Default Paragraph Font"/>
     <w:uiPriority w:val="1"/>
+    <w:semiHidden/>
     <w:unhideWhenUsed/>
   </w:style>
   <w:style w:type="table" w:default="1" w:styleId="TableNormal">
@@ -10142,6 +11148,10 @@
 </file>
 
 <file path=customXml/item1.xml><?xml version="1.0" encoding="utf-8"?>
+<b:Sources xmlns:b="http://schemas.openxmlformats.org/officeDocument/2006/bibliography" xmlns="http://schemas.openxmlformats.org/officeDocument/2006/bibliography" SelectedStyle="\APASixthEditionOfficeOnline.xsl" StyleName="APA" Version="6"/>
+</file>
+
+<file path=customXml/item2.xml><?xml version="1.0" encoding="utf-8"?>
 <ct:contentTypeSchema xmlns:ct="http://schemas.microsoft.com/office/2006/metadata/contentType" xmlns:ma="http://schemas.microsoft.com/office/2006/metadata/properties/metaAttributes" ct:_="" ma:_="" ma:contentTypeName="Document" ma:contentTypeID="0x01010078195E5A655B1F419BEA189A3A95C299" ma:contentTypeVersion="10" ma:contentTypeDescription="Crée un document." ma:contentTypeScope="" ma:versionID="2565b4d261c143ebfe75fd259b6bcd59">
   <xsd:schema xmlns:xsd="http://www.w3.org/2001/XMLSchema" xmlns:xs="http://www.w3.org/2001/XMLSchema" xmlns:p="http://schemas.microsoft.com/office/2006/metadata/properties" xmlns:ns2="62f7326d-23c9-4c29-8c57-4f24d8722e7e" xmlns:ns3="22c202fc-011b-4e26-8c44-f2cfa4c279bc" targetNamespace="http://schemas.microsoft.com/office/2006/metadata/properties" ma:root="true" ma:fieldsID="d72157d5b0c62b9f9755a627728cfd03" ns2:_="" ns3:_="">
     <xsd:import namespace="62f7326d-23c9-4c29-8c57-4f24d8722e7e"/>
@@ -10330,11 +11340,16 @@
 </ct:contentTypeSchema>
 </file>
 
-<file path=customXml/item2.xml><?xml version="1.0" encoding="utf-8"?>
-<b:Sources xmlns:b="http://schemas.openxmlformats.org/officeDocument/2006/bibliography" xmlns="http://schemas.openxmlformats.org/officeDocument/2006/bibliography" SelectedStyle="\APASixthEditionOfficeOnline.xsl" StyleName="APA" Version="6"/>
+<file path=customXml/item3.xml><?xml version="1.0" encoding="utf-8"?>
+<?mso-contentType ?>
+<FormTemplates xmlns="http://schemas.microsoft.com/sharepoint/v3/contenttype/forms">
+  <Display>DocumentLibraryForm</Display>
+  <Edit>DocumentLibraryForm</Edit>
+  <New>DocumentLibraryForm</New>
+</FormTemplates>
 </file>
 
-<file path=customXml/item3.xml><?xml version="1.0" encoding="utf-8"?>
+<file path=customXml/item4.xml><?xml version="1.0" encoding="utf-8"?>
 <p:properties xmlns:p="http://schemas.microsoft.com/office/2006/metadata/properties" xmlns:xsi="http://www.w3.org/2001/XMLSchema-instance" xmlns:pc="http://schemas.microsoft.com/office/infopath/2007/PartnerControls">
   <documentManagement>
     <TaxCatchAll xmlns="22c202fc-011b-4e26-8c44-f2cfa4c279bc" xsi:nil="true"/>
@@ -10345,16 +11360,15 @@
 </p:properties>
 </file>
 
-<file path=customXml/item4.xml><?xml version="1.0" encoding="utf-8"?>
-<?mso-contentType ?>
-<FormTemplates xmlns="http://schemas.microsoft.com/sharepoint/v3/contenttype/forms">
-  <Display>DocumentLibraryForm</Display>
-  <Edit>DocumentLibraryForm</Edit>
-  <New>DocumentLibraryForm</New>
-</FormTemplates>
+<file path=customXml/itemProps1.xml><?xml version="1.0" encoding="utf-8"?>
+<ds:datastoreItem xmlns:ds="http://schemas.openxmlformats.org/officeDocument/2006/customXml" ds:itemID="{55619DD0-44FF-45CC-A1AA-11DEFCB71573}">
+  <ds:schemaRefs>
+    <ds:schemaRef ds:uri="http://schemas.openxmlformats.org/officeDocument/2006/bibliography"/>
+  </ds:schemaRefs>
+</ds:datastoreItem>
 </file>
 
-<file path=customXml/itemProps1.xml><?xml version="1.0" encoding="utf-8"?>
+<file path=customXml/itemProps2.xml><?xml version="1.0" encoding="utf-8"?>
 <ds:datastoreItem xmlns:ds="http://schemas.openxmlformats.org/officeDocument/2006/customXml" ds:itemID="{CF2E338C-B3A7-4820-B3AF-6468A979A60E}">
   <ds:schemaRefs>
     <ds:schemaRef ds:uri="http://schemas.microsoft.com/office/2006/metadata/contentType"/>
@@ -10373,15 +11387,15 @@
 </ds:datastoreItem>
 </file>
 
-<file path=customXml/itemProps2.xml><?xml version="1.0" encoding="utf-8"?>
-<ds:datastoreItem xmlns:ds="http://schemas.openxmlformats.org/officeDocument/2006/customXml" ds:itemID="{55619DD0-44FF-45CC-A1AA-11DEFCB71573}">
+<file path=customXml/itemProps3.xml><?xml version="1.0" encoding="utf-8"?>
+<ds:datastoreItem xmlns:ds="http://schemas.openxmlformats.org/officeDocument/2006/customXml" ds:itemID="{534D3452-20BD-4AA2-9FDF-9A4B15CAE6F5}">
   <ds:schemaRefs>
-    <ds:schemaRef ds:uri="http://schemas.openxmlformats.org/officeDocument/2006/bibliography"/>
+    <ds:schemaRef ds:uri="http://schemas.microsoft.com/sharepoint/v3/contenttype/forms"/>
   </ds:schemaRefs>
 </ds:datastoreItem>
 </file>
 
-<file path=customXml/itemProps3.xml><?xml version="1.0" encoding="utf-8"?>
+<file path=customXml/itemProps4.xml><?xml version="1.0" encoding="utf-8"?>
 <ds:datastoreItem xmlns:ds="http://schemas.openxmlformats.org/officeDocument/2006/customXml" ds:itemID="{D9C12D68-2805-4693-88ED-D456E27B80A9}">
   <ds:schemaRefs>
     <ds:schemaRef ds:uri="http://schemas.microsoft.com/office/2006/metadata/properties"/>
@@ -10390,12 +11404,4 @@
     <ds:schemaRef ds:uri="62f7326d-23c9-4c29-8c57-4f24d8722e7e"/>
   </ds:schemaRefs>
 </ds:datastoreItem>
-</file>
-
-<file path=customXml/itemProps4.xml><?xml version="1.0" encoding="utf-8"?>
-<ds:datastoreItem xmlns:ds="http://schemas.openxmlformats.org/officeDocument/2006/customXml" ds:itemID="{534D3452-20BD-4AA2-9FDF-9A4B15CAE6F5}">
-  <ds:schemaRefs>
-    <ds:schemaRef ds:uri="http://schemas.microsoft.com/sharepoint/v3/contenttype/forms"/>
-  </ds:schemaRefs>
-</ds:datastoreItem>
 </file>
--- a/R00065426_(John)_Paul_Nagle_NLP_Assignment_1.docx
+++ b/R00065426_(John)_Paul_Nagle_NLP_Assignment_1.docx
@@ -9,6 +9,34 @@
           <w:rFonts w:cstheme="minorBidi"/>
           <w:sz w:val="20"/>
           <w:szCs w:val="22"/>
+        </w:rPr>
+      </w:pPr>
+      <w:r>
+        <w:t>R00065426 – N</w:t>
+      </w:r>
+      <w:r>
+        <w:t xml:space="preserve">atural </w:t>
+      </w:r>
+      <w:r>
+        <w:t>L</w:t>
+      </w:r>
+      <w:r>
+        <w:t xml:space="preserve">anguage </w:t>
+      </w:r>
+      <w:r>
+        <w:t>P</w:t>
+      </w:r>
+      <w:r>
+        <w:t>rocessing</w:t>
+      </w:r>
+      <w:r>
+        <w:t xml:space="preserve"> – Assignment 1</w:t>
+      </w:r>
+    </w:p>
+    <w:p>
+      <w:pPr>
+        <w:pStyle w:val="Authors"/>
+        <w:rPr>
           <w:lang w:val="en-GB"/>
         </w:rPr>
       </w:pPr>
@@ -16,125 +44,66 @@
         <w:rPr>
           <w:lang w:val="en-GB"/>
         </w:rPr>
-        <w:t>R00065426 – N</w:t>
+        <w:t xml:space="preserve">(John) </w:t>
       </w:r>
       <w:r>
         <w:rPr>
           <w:lang w:val="en-GB"/>
         </w:rPr>
-        <w:t xml:space="preserve">atural </w:t>
-      </w:r>
-      <w:r>
+        <w:t>Paul Nagle</w:t>
+      </w:r>
+    </w:p>
+    <w:p>
+      <w:pPr>
+        <w:pStyle w:val="Address"/>
         <w:rPr>
           <w:lang w:val="en-GB"/>
         </w:rPr>
-        <w:t>L</w:t>
-      </w:r>
+      </w:pPr>
       <w:r>
         <w:rPr>
           <w:lang w:val="en-GB"/>
         </w:rPr>
-        <w:t xml:space="preserve">anguage </w:t>
-      </w:r>
-      <w:r>
+        <w:t>John.P.Nagle@mymtu.ie</w:t>
+      </w:r>
+    </w:p>
+    <w:p>
+      <w:pPr>
+        <w:pStyle w:val="AbstractTitle"/>
         <w:rPr>
           <w:lang w:val="en-GB"/>
         </w:rPr>
-        <w:t>P</w:t>
-      </w:r>
+      </w:pPr>
       <w:r>
         <w:rPr>
           <w:lang w:val="en-GB"/>
         </w:rPr>
-        <w:t>rocessing</w:t>
-      </w:r>
-      <w:r>
+        <w:t>Abstract</w:t>
+      </w:r>
+    </w:p>
+    <w:p>
+      <w:pPr>
+        <w:pStyle w:val="Abstract"/>
         <w:rPr>
           <w:lang w:val="en-GB"/>
         </w:rPr>
-        <w:t xml:space="preserve"> – Assignment 1</w:t>
-      </w:r>
-    </w:p>
-    <w:p>
-      <w:pPr>
-        <w:pStyle w:val="Authors"/>
+      </w:pPr>
+      <w:r>
         <w:rPr>
           <w:lang w:val="en-GB"/>
         </w:rPr>
-      </w:pPr>
+        <w:t>This is my submission for assignment 1 in the Natural Language Processing module of the MSc. in AI</w:t>
+      </w:r>
       <w:r>
         <w:rPr>
           <w:lang w:val="en-GB"/>
         </w:rPr>
-        <w:t xml:space="preserve">(John) </w:t>
-      </w:r>
-      <w:r>
-        <w:rPr>
-          <w:lang w:val="en-GB"/>
-        </w:rPr>
-        <w:t>Paul Nagle</w:t>
-      </w:r>
-    </w:p>
-    <w:p>
-      <w:pPr>
-        <w:pStyle w:val="Address"/>
-        <w:rPr>
-          <w:lang w:val="en-GB"/>
-        </w:rPr>
-      </w:pPr>
-      <w:r>
-        <w:rPr>
-          <w:lang w:val="en-GB"/>
-        </w:rPr>
-        <w:t>John.P.Nagle@mymtu.ie</w:t>
-      </w:r>
-    </w:p>
-    <w:p>
-      <w:pPr>
-        <w:pStyle w:val="AbstractTitle"/>
-        <w:rPr>
-          <w:lang w:val="en-GB"/>
-        </w:rPr>
-      </w:pPr>
-      <w:r>
-        <w:rPr>
-          <w:lang w:val="en-GB"/>
-        </w:rPr>
-        <w:t>Abstract</w:t>
-      </w:r>
-    </w:p>
-    <w:p>
-      <w:pPr>
-        <w:pStyle w:val="Abstract"/>
-        <w:rPr>
-          <w:lang w:val="en-GB"/>
-        </w:rPr>
-      </w:pPr>
-      <w:r>
-        <w:rPr>
-          <w:lang w:val="en-GB"/>
-        </w:rPr>
-        <w:t>This is my submission for assignment 1 in the Natural Language Processing module of the MSc. in AI</w:t>
-      </w:r>
-      <w:r>
-        <w:rPr>
-          <w:lang w:val="en-GB"/>
-        </w:rPr>
         <w:t xml:space="preserve">. </w:t>
       </w:r>
     </w:p>
-    <w:p>
-      <w:pPr>
-        <w:rPr>
-          <w:lang w:val="en-GB"/>
-        </w:rPr>
-      </w:pPr>
-    </w:p>
-    <w:p>
-      <w:pPr>
-        <w:rPr>
-          <w:lang w:val="en-GB"/>
-        </w:rPr>
+    <w:p/>
+    <w:p>
+      <w:pPr>
         <w:sectPr>
           <w:type w:val="continuous"/>
           <w:pgSz w:w="11906" w:h="16838"/>
@@ -161,84 +130,84 @@
     <w:p>
       <w:pPr>
         <w:rPr>
-          <w:lang w:val="en-GB" w:eastAsia="fr-FR"/>
-        </w:rPr>
-      </w:pPr>
-      <w:r>
-        <w:rPr>
-          <w:lang w:val="en-GB" w:eastAsia="fr-FR"/>
+          <w:lang w:eastAsia="fr-FR"/>
+        </w:rPr>
+      </w:pPr>
+      <w:r>
+        <w:rPr>
+          <w:lang w:eastAsia="fr-FR"/>
         </w:rPr>
         <w:t xml:space="preserve">This assignment for the Natural Language Processing module seeks to uncover biases against regions and languages that are under-represented in the LLM data sets. Most of the data that these LLMs are built on is </w:t>
       </w:r>
       <w:r>
         <w:rPr>
-          <w:lang w:val="en-GB" w:eastAsia="fr-FR"/>
+          <w:lang w:eastAsia="fr-FR"/>
         </w:rPr>
         <w:t>from the Internet, and greater than 50% of all internet content is</w:t>
       </w:r>
       <w:r>
         <w:rPr>
-          <w:lang w:val="en-GB" w:eastAsia="fr-FR"/>
+          <w:lang w:eastAsia="fr-FR"/>
         </w:rPr>
         <w:t xml:space="preserve"> in the </w:t>
       </w:r>
       <w:r>
         <w:rPr>
-          <w:lang w:val="en-GB" w:eastAsia="fr-FR"/>
+          <w:lang w:eastAsia="fr-FR"/>
         </w:rPr>
         <w:t xml:space="preserve">English </w:t>
       </w:r>
       <w:r>
         <w:rPr>
-          <w:lang w:val="en-GB" w:eastAsia="fr-FR"/>
+          <w:lang w:eastAsia="fr-FR"/>
         </w:rPr>
         <w:t>language</w:t>
       </w:r>
       <w:r>
         <w:rPr>
-          <w:lang w:val="en-GB" w:eastAsia="fr-FR"/>
+          <w:lang w:eastAsia="fr-FR"/>
         </w:rPr>
         <w:t xml:space="preserve"> </w:t>
       </w:r>
       <w:r>
         <w:rPr>
-          <w:lang w:val="en-GB" w:eastAsia="fr-FR"/>
+          <w:lang w:eastAsia="fr-FR"/>
         </w:rPr>
         <w:t>[1]</w:t>
       </w:r>
       <w:r>
         <w:rPr>
-          <w:lang w:val="en-GB" w:eastAsia="fr-FR"/>
+          <w:lang w:eastAsia="fr-FR"/>
         </w:rPr>
         <w:t xml:space="preserve">. </w:t>
       </w:r>
       <w:r>
         <w:rPr>
-          <w:lang w:val="en-GB" w:eastAsia="fr-FR"/>
+          <w:lang w:eastAsia="fr-FR"/>
         </w:rPr>
         <w:t>Therefore,</w:t>
       </w:r>
       <w:r>
         <w:rPr>
-          <w:lang w:val="en-GB" w:eastAsia="fr-FR"/>
+          <w:lang w:eastAsia="fr-FR"/>
         </w:rPr>
         <w:t xml:space="preserve"> we should expect a bias towards information that was originally stored in English, and away from other </w:t>
       </w:r>
       <w:r>
         <w:rPr>
-          <w:lang w:val="en-GB" w:eastAsia="fr-FR"/>
+          <w:lang w:eastAsia="fr-FR"/>
         </w:rPr>
         <w:t>languages</w:t>
       </w:r>
       <w:r>
         <w:rPr>
-          <w:lang w:val="en-GB" w:eastAsia="fr-FR"/>
+          <w:lang w:eastAsia="fr-FR"/>
         </w:rPr>
         <w:t xml:space="preserve">. </w:t>
       </w:r>
       <w:r>
         <w:rPr>
-          <w:lang w:val="en-GB" w:eastAsia="fr-FR"/>
+          <w:lang w:eastAsia="fr-FR"/>
         </w:rPr>
         <w:t>Underrepresented languages should be a rich source of information about the culture that those languages emerged from, providing information about local/regional culture and traditions. What is uncertain is whether this culture specific cultural knowledge is available through interrogation of the LLMs that are bias against these underrepresented languages/cultures/traditions. This assignment seeks to quantify the extent to which these biases exist.</w:t>
       </w:r>
@@ -246,7 +215,7 @@
     <w:p>
       <w:pPr>
         <w:rPr>
-          <w:lang w:val="en-GB" w:eastAsia="fr-FR"/>
+          <w:lang w:eastAsia="fr-FR"/>
         </w:rPr>
       </w:pPr>
     </w:p>
@@ -268,12 +237,12 @@
     <w:p>
       <w:pPr>
         <w:rPr>
-          <w:lang w:val="en-GB" w:eastAsia="fr-FR"/>
-        </w:rPr>
-      </w:pPr>
-      <w:r>
-        <w:rPr>
-          <w:lang w:val="en-GB" w:eastAsia="fr-FR"/>
+          <w:lang w:eastAsia="fr-FR"/>
+        </w:rPr>
+      </w:pPr>
+      <w:r>
+        <w:rPr>
+          <w:lang w:eastAsia="fr-FR"/>
         </w:rPr>
         <w:t xml:space="preserve">I re-used some the datasets from </w:t>
       </w:r>
@@ -281,14 +250,14 @@
         <w:r>
           <w:rPr>
             <w:rStyle w:val="Hyperlink"/>
-            <w:lang w:val="en-GB" w:eastAsia="fr-FR"/>
+            <w:lang w:eastAsia="fr-FR"/>
           </w:rPr>
           <w:t>BLEnD (Benchmark for LLMs on Everyday Knowledge in Diverse Cultures and Languages)</w:t>
         </w:r>
       </w:hyperlink>
       <w:r>
         <w:rPr>
-          <w:lang w:val="en-GB" w:eastAsia="fr-FR"/>
+          <w:lang w:eastAsia="fr-FR"/>
         </w:rPr>
         <w:t xml:space="preserve"> which is what this current assignment was inspired by.</w:t>
       </w:r>
@@ -296,12 +265,12 @@
     <w:p>
       <w:pPr>
         <w:rPr>
-          <w:lang w:val="en-GB" w:eastAsia="fr-FR"/>
-        </w:rPr>
-      </w:pPr>
-      <w:r>
-        <w:rPr>
-          <w:lang w:val="en-GB" w:eastAsia="fr-FR"/>
+          <w:lang w:eastAsia="fr-FR"/>
+        </w:rPr>
+      </w:pPr>
+      <w:r>
+        <w:rPr>
+          <w:lang w:eastAsia="fr-FR"/>
         </w:rPr>
         <w:t>BLEnd [2] provided a curated list of both multiple choice and single answer questions for multiple locales, all with correct answers provided. I would not have been able to produce such a dataset independently.</w:t>
       </w:r>
@@ -309,36 +278,36 @@
     <w:p>
       <w:pPr>
         <w:rPr>
-          <w:lang w:val="en-GB" w:eastAsia="fr-FR"/>
-        </w:rPr>
-      </w:pPr>
-      <w:r>
-        <w:rPr>
-          <w:lang w:val="en-GB" w:eastAsia="fr-FR"/>
+          <w:lang w:eastAsia="fr-FR"/>
+        </w:rPr>
+      </w:pPr>
+      <w:r>
+        <w:rPr>
+          <w:lang w:eastAsia="fr-FR"/>
         </w:rPr>
         <w:t>The assignment required us to choose 4 locales including at least one non-</w:t>
       </w:r>
       <w:r>
         <w:rPr>
-          <w:lang w:val="en-GB" w:eastAsia="fr-FR"/>
+          <w:lang w:eastAsia="fr-FR"/>
         </w:rPr>
         <w:t>Latin</w:t>
       </w:r>
       <w:r>
         <w:rPr>
-          <w:lang w:val="en-GB" w:eastAsia="fr-FR"/>
+          <w:lang w:eastAsia="fr-FR"/>
         </w:rPr>
         <w:t xml:space="preserve"> script locale, and</w:t>
       </w:r>
       <w:r>
         <w:rPr>
-          <w:lang w:val="en-GB" w:eastAsia="fr-FR"/>
+          <w:lang w:eastAsia="fr-FR"/>
         </w:rPr>
         <w:t xml:space="preserve"> at</w:t>
       </w:r>
       <w:r>
         <w:rPr>
-          <w:lang w:val="en-GB" w:eastAsia="fr-FR"/>
+          <w:lang w:eastAsia="fr-FR"/>
         </w:rPr>
         <w:t xml:space="preserve"> least one low resource locale. The locales that I chose were</w:t>
       </w:r>
@@ -350,34 +319,21 @@
           <w:ilvl w:val="0"/>
           <w:numId w:val="32"/>
         </w:numPr>
-        <w:rPr>
-          <w:lang w:val="en-GB"/>
-        </w:rPr>
       </w:pPr>
       <w:r>
         <w:rPr>
           <w:b/>
           <w:bCs/>
-          <w:lang w:val="en-GB"/>
         </w:rPr>
         <w:t>en-US</w:t>
       </w:r>
       <w:r>
-        <w:rPr>
-          <w:lang w:val="en-GB"/>
-        </w:rPr>
         <w:t xml:space="preserve"> (English-US):</w:t>
       </w:r>
       <w:r>
-        <w:rPr>
-          <w:lang w:val="en-GB"/>
-        </w:rPr>
         <w:t xml:space="preserve"> </w:t>
       </w:r>
       <w:r>
-        <w:rPr>
-          <w:lang w:val="en-GB"/>
-        </w:rPr>
         <w:t>High-resource baseline</w:t>
       </w:r>
     </w:p>
@@ -388,22 +344,15 @@
           <w:ilvl w:val="0"/>
           <w:numId w:val="32"/>
         </w:numPr>
-        <w:rPr>
-          <w:lang w:val="en-GB"/>
-        </w:rPr>
       </w:pPr>
       <w:r>
         <w:rPr>
           <w:b/>
           <w:bCs/>
-          <w:lang w:val="en-GB"/>
         </w:rPr>
         <w:t>en-GB</w:t>
       </w:r>
       <w:r>
-        <w:rPr>
-          <w:lang w:val="en-GB"/>
-        </w:rPr>
         <w:t xml:space="preserve"> (English-UK): High-resource, European locale</w:t>
       </w:r>
     </w:p>
@@ -414,22 +363,15 @@
           <w:ilvl w:val="0"/>
           <w:numId w:val="32"/>
         </w:numPr>
-        <w:rPr>
-          <w:lang w:val="en-GB"/>
-        </w:rPr>
       </w:pPr>
       <w:r>
         <w:rPr>
           <w:b/>
           <w:bCs/>
-          <w:lang w:val="en-GB"/>
         </w:rPr>
         <w:t>zh-CN</w:t>
       </w:r>
       <w:r>
-        <w:rPr>
-          <w:lang w:val="en-GB"/>
-        </w:rPr>
         <w:t xml:space="preserve"> (Chinese-China): Non-Latin script, major language</w:t>
       </w:r>
     </w:p>
@@ -440,27 +382,62 @@
           <w:ilvl w:val="0"/>
           <w:numId w:val="32"/>
         </w:numPr>
-        <w:rPr>
-          <w:lang w:val="en-GB"/>
-        </w:rPr>
       </w:pPr>
       <w:r>
         <w:rPr>
           <w:b/>
           <w:bCs/>
+        </w:rPr>
+        <w:t>am-ET</w:t>
+      </w:r>
+      <w:r>
+        <w:t xml:space="preserve"> (Amharic-Ethiopia): Low-resource, under-represented locale</w:t>
+      </w:r>
+    </w:p>
+    <w:p>
+      <w:r>
+        <w:t>The model that I chose to use was mistralai</w:t>
+      </w:r>
+      <w:r>
+        <w:t xml:space="preserve"> </w:t>
+      </w:r>
+      <w:r>
+        <w:t>/</w:t>
+      </w:r>
+      <w:r>
+        <w:t xml:space="preserve"> </w:t>
+      </w:r>
+      <w:r>
+        <w:t xml:space="preserve">Mistral-7B-Instruct-v0.3 [3] from huggingface which is an is an instruct fine-tuned version of the </w:t>
+      </w:r>
+      <w:r>
+        <w:t xml:space="preserve">Mistral-7B-v0.3 [4] suitable for </w:t>
+      </w:r>
+      <w:r>
+        <w:t>question-and-answer</w:t>
+      </w:r>
+      <w:r>
+        <w:t xml:space="preserve"> scenarios.</w:t>
+      </w:r>
+    </w:p>
+    <w:p/>
+    <w:p>
+      <w:pPr>
+        <w:pStyle w:val="Heading1"/>
+        <w:rPr>
           <w:lang w:val="en-GB"/>
         </w:rPr>
-        <w:t>am-ET</w:t>
-      </w:r>
+      </w:pPr>
       <w:r>
         <w:rPr>
           <w:lang w:val="en-GB"/>
         </w:rPr>
-        <w:t xml:space="preserve"> (Amharic-Ethiopia): Low-resource, under-represented locale</w:t>
-      </w:r>
-    </w:p>
-    <w:p>
-      <w:pPr>
+        <w:t>Methodology</w:t>
+      </w:r>
+    </w:p>
+    <w:p>
+      <w:pPr>
+        <w:pStyle w:val="Heading2"/>
         <w:rPr>
           <w:lang w:val="en-GB"/>
         </w:rPr>
@@ -469,291 +446,108 @@
         <w:rPr>
           <w:lang w:val="en-GB"/>
         </w:rPr>
-        <w:t>The model that I chose to use was mistralai</w:t>
-      </w:r>
-      <w:r>
+        <w:t>Baseline</w:t>
+      </w:r>
+    </w:p>
+    <w:p>
+      <w:r>
+        <w:t xml:space="preserve">I implemented a baseline system for both Track </w:t>
+      </w:r>
+      <w:proofErr w:type="gramStart"/>
+      <w:r>
+        <w:t>A</w:t>
+      </w:r>
+      <w:proofErr w:type="gramEnd"/>
+      <w:r>
+        <w:t xml:space="preserve"> Short Answer Questions (SAQ) and Track B (MCQ).  Both tracks implement a direct prompt-to-model inference pipeline, with results compared to the dataset given answers, after appropriate normalisation</w:t>
+      </w:r>
+      <w:r>
+        <w:t xml:space="preserve"> and lemmatization</w:t>
+      </w:r>
+      <w:r>
+        <w:t>.</w:t>
+      </w:r>
+    </w:p>
+    <w:p>
+      <w:pPr>
+        <w:pStyle w:val="Heading3"/>
         <w:rPr>
           <w:lang w:val="en-GB"/>
         </w:rPr>
-        <w:t xml:space="preserve"> </w:t>
-      </w:r>
+      </w:pPr>
       <w:r>
         <w:rPr>
           <w:lang w:val="en-GB"/>
         </w:rPr>
-        <w:t>/</w:t>
-      </w:r>
-      <w:r>
-        <w:rPr>
-          <w:lang w:val="en-GB"/>
-        </w:rPr>
-        <w:t xml:space="preserve"> </w:t>
-      </w:r>
-      <w:r>
-        <w:rPr>
-          <w:lang w:val="en-GB"/>
-        </w:rPr>
-        <w:t xml:space="preserve">Mistral-7B-Instruct-v0.3 [3] from huggingface which is an is an instruct fine-tuned version of the </w:t>
-      </w:r>
-      <w:r>
-        <w:rPr>
-          <w:lang w:val="en-GB"/>
-        </w:rPr>
-        <w:t xml:space="preserve">Mistral-7B-v0.3 [4] suitable for </w:t>
-      </w:r>
-      <w:r>
-        <w:rPr>
-          <w:lang w:val="en-GB"/>
-        </w:rPr>
-        <w:t>question-and-answer</w:t>
-      </w:r>
-      <w:r>
-        <w:rPr>
-          <w:lang w:val="en-GB"/>
-        </w:rPr>
-        <w:t xml:space="preserve"> scenarios.</w:t>
-      </w:r>
-    </w:p>
-    <w:p>
-      <w:pPr>
-        <w:rPr>
-          <w:lang w:val="en-GB"/>
-        </w:rPr>
-      </w:pPr>
-    </w:p>
-    <w:p>
-      <w:pPr>
-        <w:pStyle w:val="Heading1"/>
-        <w:rPr>
-          <w:lang w:val="en-GB"/>
-        </w:rPr>
-      </w:pPr>
-      <w:r>
-        <w:rPr>
-          <w:lang w:val="en-GB"/>
-        </w:rPr>
-        <w:t>Methodology</w:t>
-      </w:r>
-    </w:p>
-    <w:p>
-      <w:pPr>
-        <w:pStyle w:val="Heading2"/>
-        <w:rPr>
-          <w:lang w:val="en-GB"/>
-        </w:rPr>
-      </w:pPr>
-      <w:r>
-        <w:rPr>
-          <w:lang w:val="en-GB"/>
-        </w:rPr>
-        <w:t>Baseline</w:t>
-      </w:r>
-    </w:p>
-    <w:p>
-      <w:pPr>
-        <w:rPr>
-          <w:lang w:val="en-GB"/>
-        </w:rPr>
-      </w:pPr>
-      <w:r>
-        <w:rPr>
-          <w:lang w:val="en-GB"/>
-        </w:rPr>
-        <w:t xml:space="preserve">I implemented a baseline system for both Track </w:t>
-      </w:r>
-      <w:proofErr w:type="gramStart"/>
-      <w:r>
-        <w:rPr>
-          <w:lang w:val="en-GB"/>
-        </w:rPr>
-        <w:t>A</w:t>
-      </w:r>
-      <w:proofErr w:type="gramEnd"/>
-      <w:r>
-        <w:rPr>
-          <w:lang w:val="en-GB"/>
-        </w:rPr>
-        <w:t xml:space="preserve"> Short Answer Questions (SAQ) and Track B (MCQ).  Both tracks implement a direct prompt-to-model inference pipeline, with results compared to the dataset given answers, after appropriate normalisation</w:t>
-      </w:r>
-      <w:r>
-        <w:rPr>
-          <w:lang w:val="en-GB"/>
-        </w:rPr>
-        <w:t xml:space="preserve"> and lemmatization</w:t>
-      </w:r>
-      <w:r>
-        <w:rPr>
-          <w:lang w:val="en-GB"/>
-        </w:rPr>
-        <w:t>.</w:t>
-      </w:r>
-    </w:p>
-    <w:p>
-      <w:pPr>
-        <w:pStyle w:val="Heading3"/>
-        <w:rPr>
-          <w:lang w:val="en-GB"/>
-        </w:rPr>
-      </w:pPr>
-      <w:r>
-        <w:rPr>
-          <w:lang w:val="en-GB"/>
-        </w:rPr>
         <w:t>Short Answer Question methodology</w:t>
       </w:r>
     </w:p>
     <w:p>
-      <w:pPr>
-        <w:rPr>
-          <w:lang w:val="en-GB"/>
-        </w:rPr>
-      </w:pPr>
-      <w:r>
-        <w:rPr>
-          <w:lang w:val="en-GB"/>
-        </w:rPr>
+      <w:r>
         <w:t>Questions and answered were loaded from datafiles that I borrowed from the BLEnD p</w:t>
       </w:r>
       <w:r>
-        <w:rPr>
-          <w:lang w:val="en-GB"/>
-        </w:rPr>
         <w:t>r</w:t>
       </w:r>
       <w:r>
-        <w:rPr>
-          <w:lang w:val="en-GB"/>
-        </w:rPr>
         <w:t xml:space="preserve">oject that the assignment was based on. I used a sample size of 500 questions per locale.  </w:t>
       </w:r>
     </w:p>
     <w:p>
-      <w:pPr>
-        <w:rPr>
-          <w:lang w:val="en-GB"/>
-        </w:rPr>
-      </w:pPr>
-      <w:r>
-        <w:rPr>
-          <w:lang w:val="en-GB"/>
-        </w:rPr>
+      <w:r>
         <w:t xml:space="preserve">I used </w:t>
       </w:r>
       <w:r>
-        <w:rPr>
-          <w:lang w:val="en-GB"/>
-        </w:rPr>
         <w:t>persona-based</w:t>
       </w:r>
       <w:r>
-        <w:rPr>
-          <w:lang w:val="en-GB"/>
-        </w:rPr>
         <w:t xml:space="preserve"> prompts to ask the questions i.e. “You are an American cultural expert with deep knowledge of US everyday life, food, traditions, and customs".  </w:t>
       </w:r>
     </w:p>
     <w:p>
-      <w:pPr>
-        <w:rPr>
-          <w:lang w:val="en-GB"/>
-        </w:rPr>
-      </w:pPr>
-      <w:r>
-        <w:rPr>
-          <w:lang w:val="en-GB"/>
-        </w:rPr>
+      <w:r>
         <w:t xml:space="preserve">The questions were also sent to the LLM with instructions to use a maximum of 100 tokens in the answer. This influenced the LLM to be brief in </w:t>
       </w:r>
       <w:proofErr w:type="spellStart"/>
       <w:proofErr w:type="gramStart"/>
       <w:r>
-        <w:rPr>
-          <w:lang w:val="en-GB"/>
-        </w:rPr>
         <w:t>it’s</w:t>
       </w:r>
       <w:proofErr w:type="spellEnd"/>
       <w:proofErr w:type="gramEnd"/>
       <w:r>
-        <w:rPr>
-          <w:lang w:val="en-GB"/>
-        </w:rPr>
         <w:t xml:space="preserve"> responses.</w:t>
       </w:r>
     </w:p>
     <w:p>
-      <w:pPr>
-        <w:rPr>
-          <w:lang w:val="en-GB"/>
-        </w:rPr>
-      </w:pPr>
-      <w:r>
-        <w:rPr>
-          <w:lang w:val="en-GB"/>
-        </w:rPr>
+      <w:r>
         <w:t xml:space="preserve">The answers were normalised with locale specific </w:t>
       </w:r>
       <w:r>
-        <w:rPr>
-          <w:lang w:val="en-GB"/>
-        </w:rPr>
         <w:t>operations, including a specialised python library (</w:t>
       </w:r>
       <w:r>
         <w:t>AmharicNLP</w:t>
       </w:r>
       <w:r>
-        <w:t xml:space="preserve"> [5]) </w:t>
-      </w:r>
-      <w:r>
-        <w:rPr>
-          <w:lang w:val="en-GB"/>
-        </w:rPr>
-        <w:t>for the Ethiopian Amharic script.</w:t>
-      </w:r>
-    </w:p>
-    <w:p>
-      <w:pPr>
-        <w:rPr>
-          <w:lang w:val="en-GB"/>
-        </w:rPr>
-      </w:pPr>
-      <w:r>
-        <w:rPr>
-          <w:lang w:val="en-GB"/>
-        </w:rPr>
+        <w:t xml:space="preserve"> [5]) for the Ethiopian Amharic script.</w:t>
+      </w:r>
+    </w:p>
+    <w:p>
+      <w:r>
         <w:t>Answers were generated with Temperature set to 0 for reproducibility, and all answers returned a token probability from the LLM which was used to calculate an overall confidence score for the questions. An abstention method was implemented which would discard any answer with a confidence score lower than 0.3, but none were encountered. Confidence scores were values i.e. between 0.0 and 1.0</w:t>
       </w:r>
     </w:p>
     <w:p>
-      <w:pPr>
-        <w:rPr>
-          <w:lang w:val="en-GB"/>
-        </w:rPr>
-      </w:pPr>
-      <w:r>
-        <w:rPr>
-          <w:lang w:val="en-GB"/>
-        </w:rPr>
+      <w:r>
         <w:t>The answers were evaluated to be correct based on some basic string searches after normalisation. Exact matches or substring matches were accepted.</w:t>
       </w:r>
     </w:p>
     <w:p>
-      <w:pPr>
-        <w:rPr>
-          <w:lang w:val="en-GB"/>
-        </w:rPr>
-      </w:pPr>
-      <w:r>
-        <w:rPr>
-          <w:lang w:val="en-GB"/>
-        </w:rPr>
+      <w:r>
         <w:t>I then calculated some metrics, accuracy, confidence analysis i.e. confidence gap between correct and incorrect answers</w:t>
       </w:r>
       <w:r>
-        <w:rPr>
-          <w:lang w:val="en-GB"/>
-        </w:rPr>
         <w:t>.</w:t>
       </w:r>
     </w:p>
@@ -773,164 +567,77 @@
       </w:r>
     </w:p>
     <w:p>
-      <w:pPr>
-        <w:rPr>
-          <w:lang w:val="en-GB"/>
-        </w:rPr>
-      </w:pPr>
-      <w:r>
-        <w:rPr>
-          <w:lang w:val="en-GB"/>
-        </w:rPr>
+      <w:r>
         <w:t xml:space="preserve">For the multiple-choice question evaluations, the date was again borrowed from the BLEnD project. I took a sample set of 43,000 questions in total, distributed across the locales. Lacking the regional information and language skills, I would not have been able to generate these datasets myself. </w:t>
       </w:r>
     </w:p>
     <w:p>
-      <w:pPr>
-        <w:rPr>
-          <w:lang w:val="en-GB"/>
-        </w:rPr>
-      </w:pPr>
-      <w:r>
-        <w:rPr>
-          <w:lang w:val="en-GB"/>
-        </w:rPr>
+      <w:r>
         <w:t xml:space="preserve">Each question from the dataset included a prompt (with </w:t>
       </w:r>
       <w:proofErr w:type="spellStart"/>
       <w:r>
-        <w:rPr>
-          <w:lang w:val="en-GB"/>
-        </w:rPr>
         <w:t>json</w:t>
       </w:r>
       <w:proofErr w:type="spellEnd"/>
       <w:r>
-        <w:rPr>
-          <w:lang w:val="en-GB"/>
-        </w:rPr>
         <w:t xml:space="preserve"> response requirement), 4 answer choices (A, B, C, D), the correct answer and country associations for each choice.</w:t>
       </w:r>
     </w:p>
     <w:p>
-      <w:pPr>
-        <w:rPr>
-          <w:lang w:val="en-GB"/>
-        </w:rPr>
-      </w:pPr>
-      <w:r>
-        <w:rPr>
-          <w:lang w:val="en-GB"/>
-        </w:rPr>
+      <w:r>
         <w:t>The prompts being sent to the LLM included the prompt from the dataset, and extra locale-persona based prompt details.</w:t>
       </w:r>
     </w:p>
     <w:p>
-      <w:pPr>
-        <w:rPr>
-          <w:lang w:val="en-GB"/>
-        </w:rPr>
-      </w:pPr>
-      <w:r>
-        <w:rPr>
-          <w:lang w:val="en-GB"/>
-        </w:rPr>
+      <w:r>
         <w:t>The prompts were also sent with max tokens set to 50. This influenced the LLM to respond in the brief format required.</w:t>
       </w:r>
     </w:p>
     <w:p>
-      <w:pPr>
-        <w:rPr>
-          <w:lang w:val="en-GB"/>
-        </w:rPr>
-      </w:pPr>
-      <w:r>
-        <w:rPr>
-          <w:lang w:val="en-GB"/>
-        </w:rPr>
+      <w:r>
         <w:t xml:space="preserve">To extract the answer details from the LLM response, I used </w:t>
       </w:r>
       <w:proofErr w:type="spellStart"/>
       <w:r>
-        <w:rPr>
-          <w:lang w:val="en-GB"/>
-        </w:rPr>
         <w:t>json</w:t>
       </w:r>
       <w:proofErr w:type="spellEnd"/>
       <w:r>
-        <w:rPr>
-          <w:lang w:val="en-GB"/>
-        </w:rPr>
         <w:t xml:space="preserve"> to parse the re</w:t>
       </w:r>
       <w:r>
-        <w:rPr>
-          <w:lang w:val="en-GB"/>
-        </w:rPr>
         <w:t>s</w:t>
       </w:r>
       <w:r>
-        <w:rPr>
-          <w:lang w:val="en-GB"/>
-        </w:rPr>
         <w:t xml:space="preserve">ponse (responses were required to be of the format: </w:t>
       </w:r>
       <w:r>
-        <w:rPr>
-          <w:lang w:val="en-GB"/>
-        </w:rPr>
         <w:t>{"</w:t>
       </w:r>
       <w:proofErr w:type="spellStart"/>
       <w:r>
-        <w:rPr>
-          <w:lang w:val="en-GB"/>
-        </w:rPr>
         <w:t>answer_choice":"A</w:t>
       </w:r>
       <w:proofErr w:type="spellEnd"/>
       <w:r>
-        <w:rPr>
-          <w:lang w:val="en-GB"/>
-        </w:rPr>
         <w:t>"}</w:t>
       </w:r>
       <w:r>
-        <w:rPr>
-          <w:lang w:val="en-GB"/>
-        </w:rPr>
         <w:t>. The LLM did not always obey the strict requirement for the answer format, so I added fallback of regex searches for A/B/C/D</w:t>
       </w:r>
       <w:r>
-        <w:rPr>
-          <w:lang w:val="en-GB"/>
-        </w:rPr>
         <w:t>.</w:t>
       </w:r>
     </w:p>
     <w:p>
-      <w:pPr>
-        <w:rPr>
-          <w:lang w:val="en-GB"/>
-        </w:rPr>
-      </w:pPr>
-      <w:r>
-        <w:rPr>
-          <w:lang w:val="en-GB"/>
-        </w:rPr>
+      <w:r>
         <w:t xml:space="preserve">Evaluating the answers was easier than for the SAQ dataset. The LLM for the most part stuck to the response format requested, and parsing the answers was </w:t>
       </w:r>
       <w:r>
-        <w:rPr>
-          <w:lang w:val="en-GB"/>
-        </w:rPr>
         <w:t>performant</w:t>
       </w:r>
       <w:r>
-        <w:rPr>
-          <w:lang w:val="en-GB"/>
-        </w:rPr>
         <w:t>.</w:t>
       </w:r>
     </w:p>
@@ -1229,165 +936,234 @@
           <w:rFonts w:cs="Arial"/>
           <w:color w:val="222222"/>
           <w:shd w:val="clear" w:color="auto" w:fill="FFFFFF"/>
+        </w:rPr>
+        <w:t>[5]</w:t>
+      </w:r>
+      <w:r>
+        <w:rPr>
+          <w:lang w:val="en-US"/>
+        </w:rPr>
+        <w:t xml:space="preserve">. Ethiopian script is called Amharic and is a low resource language, even though there are close to 60 million native speakers. I ran the methods provided by the library to standardize the characters, clean </w:t>
+      </w:r>
+      <w:r>
+        <w:rPr>
+          <w:lang w:val="en-US"/>
+        </w:rPr>
+        <w:t>punctuation spacing (Amharic uses unique punctuation marks</w:t>
+      </w:r>
+      <w:r>
+        <w:rPr>
+          <w:lang w:val="en-US"/>
+        </w:rPr>
+        <w:t xml:space="preserve"> like </w:t>
+      </w:r>
+      <w:r>
+        <w:rPr>
+          <w:lang w:val="en-US"/>
+        </w:rPr>
+        <w:t>'</w:t>
+      </w:r>
+      <w:r>
+        <w:rPr>
+          <w:rFonts w:ascii="Nyala" w:hAnsi="Nyala" w:cs="Nyala"/>
+          <w:lang w:val="en-US"/>
+        </w:rPr>
+        <w:t>።</w:t>
+      </w:r>
+      <w:r>
+        <w:rPr>
+          <w:lang w:val="en-US"/>
+        </w:rPr>
+        <w:t>', '</w:t>
+      </w:r>
+      <w:r>
+        <w:rPr>
+          <w:rFonts w:ascii="Nyala" w:hAnsi="Nyala" w:cs="Nyala"/>
+          <w:lang w:val="en-US"/>
+        </w:rPr>
+        <w:t>፣</w:t>
+      </w:r>
+      <w:r>
+        <w:rPr>
+          <w:lang w:val="en-US"/>
+        </w:rPr>
+        <w:t>', '</w:t>
+      </w:r>
+      <w:r>
+        <w:rPr>
+          <w:rFonts w:ascii="Nyala" w:hAnsi="Nyala" w:cs="Nyala"/>
+          <w:lang w:val="en-US"/>
+        </w:rPr>
+        <w:t>፤</w:t>
+      </w:r>
+      <w:r>
+        <w:rPr>
+          <w:lang w:val="en-US"/>
+        </w:rPr>
+        <w:t>', '</w:t>
+      </w:r>
+      <w:r>
+        <w:rPr>
+          <w:rFonts w:ascii="Nyala" w:hAnsi="Nyala" w:cs="Nyala"/>
+          <w:lang w:val="en-US"/>
+        </w:rPr>
+        <w:t>፥</w:t>
+      </w:r>
+      <w:r>
+        <w:rPr>
+          <w:lang w:val="en-US"/>
+        </w:rPr>
+        <w:t>', '</w:t>
+      </w:r>
+      <w:r>
+        <w:rPr>
+          <w:rFonts w:ascii="Nyala" w:hAnsi="Nyala" w:cs="Nyala"/>
+          <w:lang w:val="en-US"/>
+        </w:rPr>
+        <w:t>፦</w:t>
+      </w:r>
+      <w:r>
+        <w:rPr>
+          <w:lang w:val="en-US"/>
+        </w:rPr>
+        <w:t>', '</w:t>
+      </w:r>
+      <w:r>
+        <w:rPr>
+          <w:rFonts w:ascii="Nyala" w:hAnsi="Nyala" w:cs="Nyala"/>
+          <w:lang w:val="en-US"/>
+        </w:rPr>
+        <w:t>፡</w:t>
+      </w:r>
+      <w:r>
+        <w:rPr>
+          <w:lang w:val="en-US"/>
+        </w:rPr>
+        <w:t>'</w:t>
+      </w:r>
+      <w:r>
+        <w:rPr>
+          <w:lang w:val="en-US"/>
+        </w:rPr>
+        <w:t xml:space="preserve">), </w:t>
+      </w:r>
+      <w:r>
+        <w:rPr>
+          <w:lang w:val="en-US"/>
+        </w:rPr>
+        <w:t xml:space="preserve">to </w:t>
+      </w:r>
+      <w:r>
+        <w:rPr>
+          <w:lang w:val="en-US"/>
+        </w:rPr>
+        <w:t>remove high frequency stop</w:t>
+      </w:r>
+      <w:r>
+        <w:rPr>
+          <w:lang w:val="en-US"/>
+        </w:rPr>
+        <w:t>/</w:t>
+      </w:r>
+      <w:r>
+        <w:rPr>
+          <w:lang w:val="en-US"/>
+        </w:rPr>
+        <w:t xml:space="preserve">filler words and to convert each word to </w:t>
+      </w:r>
+      <w:r>
+        <w:rPr>
+          <w:lang w:val="en-US"/>
+        </w:rPr>
+        <w:t>its</w:t>
+      </w:r>
+      <w:r>
+        <w:rPr>
+          <w:lang w:val="en-US"/>
+        </w:rPr>
+        <w:t xml:space="preserve"> canonical dictionary form.  </w:t>
+      </w:r>
+    </w:p>
+    <w:p>
+      <w:pPr>
+        <w:pStyle w:val="Heading3"/>
+      </w:pPr>
+      <w:r>
+        <w:t>Experimental setup</w:t>
+      </w:r>
+    </w:p>
+    <w:p>
+      <w:r>
+        <w:t>The python notebook was run in Google colab using a H100 GPU&gt; I implemented a fal</w:t>
+      </w:r>
+      <w:r>
+        <w:t>l</w:t>
+      </w:r>
+      <w:r>
+        <w:t xml:space="preserve">back </w:t>
+      </w:r>
+      <w:r>
+        <w:t>mode</w:t>
+      </w:r>
+      <w:r>
+        <w:t xml:space="preserve"> on the </w:t>
+      </w:r>
+      <w:r>
+        <w:t>local development</w:t>
+      </w:r>
+      <w:r>
+        <w:t xml:space="preserve">, so that the </w:t>
+      </w:r>
+      <w:r>
+        <w:t xml:space="preserve">code could still be tested and debugged on a computer that </w:t>
+      </w:r>
+      <w:proofErr w:type="gramStart"/>
+      <w:r>
+        <w:t>wasn’t capable of running</w:t>
+      </w:r>
+      <w:proofErr w:type="gramEnd"/>
+      <w:r>
+        <w:t xml:space="preserve"> the larger 7B models.</w:t>
+      </w:r>
+    </w:p>
+    <w:p>
+      <w:r>
+        <w:t xml:space="preserve">I configured </w:t>
+      </w:r>
+      <w:r>
+        <w:t>4-bit quantization for</w:t>
+      </w:r>
+      <w:r>
+        <w:t xml:space="preserve"> the </w:t>
+      </w:r>
+      <w:r>
+        <w:t>Mistral-7B</w:t>
+      </w:r>
+      <w:r>
+        <w:t xml:space="preserve"> LLM, </w:t>
+      </w:r>
+      <w:r>
+        <w:t>to reduce the amount of memory required and hopefully to improve the efficiency of the inference (with lower memory bandwidth required). I would have liked to experiment more with different quantisation settings, but due to time constraints I was unable to.</w:t>
+      </w:r>
+    </w:p>
+    <w:p/>
+    <w:p>
+      <w:pPr>
+        <w:pStyle w:val="Heading2"/>
+        <w:rPr>
           <w:lang w:val="en-GB"/>
         </w:rPr>
-        <w:t>[5]</w:t>
-      </w:r>
-      <w:r>
-        <w:rPr>
-          <w:lang w:val="en-US"/>
-        </w:rPr>
-        <w:t xml:space="preserve">. Ethiopian script is called Amharic and is a low resource language, even though there are close to 60 million native speakers. I ran the methods provided by the library to standardize the characters, clean </w:t>
-      </w:r>
-      <w:r>
-        <w:rPr>
-          <w:lang w:val="en-US"/>
-        </w:rPr>
-        <w:t>punctuation spacing (Amharic uses unique punctuation marks</w:t>
-      </w:r>
-      <w:r>
-        <w:rPr>
-          <w:lang w:val="en-US"/>
-        </w:rPr>
-        <w:t xml:space="preserve"> like </w:t>
-      </w:r>
-      <w:r>
-        <w:rPr>
-          <w:lang w:val="en-US"/>
-        </w:rPr>
-        <w:t>'</w:t>
-      </w:r>
-      <w:r>
-        <w:rPr>
-          <w:rFonts w:ascii="Nyala" w:hAnsi="Nyala" w:cs="Nyala"/>
-          <w:lang w:val="en-US"/>
-        </w:rPr>
-        <w:t>።</w:t>
-      </w:r>
-      <w:r>
-        <w:rPr>
-          <w:lang w:val="en-US"/>
-        </w:rPr>
-        <w:t>', '</w:t>
-      </w:r>
-      <w:r>
-        <w:rPr>
-          <w:rFonts w:ascii="Nyala" w:hAnsi="Nyala" w:cs="Nyala"/>
-          <w:lang w:val="en-US"/>
-        </w:rPr>
-        <w:t>፣</w:t>
-      </w:r>
-      <w:r>
-        <w:rPr>
-          <w:lang w:val="en-US"/>
-        </w:rPr>
-        <w:t>', '</w:t>
-      </w:r>
-      <w:r>
-        <w:rPr>
-          <w:rFonts w:ascii="Nyala" w:hAnsi="Nyala" w:cs="Nyala"/>
-          <w:lang w:val="en-US"/>
-        </w:rPr>
-        <w:t>፤</w:t>
-      </w:r>
-      <w:r>
-        <w:rPr>
-          <w:lang w:val="en-US"/>
-        </w:rPr>
-        <w:t>', '</w:t>
-      </w:r>
-      <w:r>
-        <w:rPr>
-          <w:rFonts w:ascii="Nyala" w:hAnsi="Nyala" w:cs="Nyala"/>
-          <w:lang w:val="en-US"/>
-        </w:rPr>
-        <w:t>፥</w:t>
-      </w:r>
-      <w:r>
-        <w:rPr>
-          <w:lang w:val="en-US"/>
-        </w:rPr>
-        <w:t>', '</w:t>
-      </w:r>
-      <w:r>
-        <w:rPr>
-          <w:rFonts w:ascii="Nyala" w:hAnsi="Nyala" w:cs="Nyala"/>
-          <w:lang w:val="en-US"/>
-        </w:rPr>
-        <w:t>፦</w:t>
-      </w:r>
-      <w:r>
-        <w:rPr>
-          <w:lang w:val="en-US"/>
-        </w:rPr>
-        <w:t>', '</w:t>
-      </w:r>
-      <w:r>
-        <w:rPr>
-          <w:rFonts w:ascii="Nyala" w:hAnsi="Nyala" w:cs="Nyala"/>
-          <w:lang w:val="en-US"/>
-        </w:rPr>
-        <w:t>፡</w:t>
-      </w:r>
-      <w:r>
-        <w:rPr>
-          <w:lang w:val="en-US"/>
-        </w:rPr>
-        <w:t>'</w:t>
-      </w:r>
-      <w:r>
-        <w:rPr>
-          <w:lang w:val="en-US"/>
-        </w:rPr>
-        <w:t xml:space="preserve">), </w:t>
-      </w:r>
-      <w:r>
-        <w:rPr>
-          <w:lang w:val="en-US"/>
-        </w:rPr>
-        <w:t xml:space="preserve">to </w:t>
-      </w:r>
-      <w:r>
-        <w:rPr>
-          <w:lang w:val="en-US"/>
-        </w:rPr>
-        <w:t>remove high frequency stop</w:t>
-      </w:r>
-      <w:r>
-        <w:rPr>
-          <w:lang w:val="en-US"/>
-        </w:rPr>
-        <w:t>/</w:t>
-      </w:r>
-      <w:r>
-        <w:rPr>
-          <w:lang w:val="en-US"/>
-        </w:rPr>
-        <w:t xml:space="preserve">filler words and to convert each word to </w:t>
-      </w:r>
-      <w:r>
-        <w:rPr>
-          <w:lang w:val="en-US"/>
-        </w:rPr>
-        <w:t>its</w:t>
-      </w:r>
-      <w:r>
-        <w:rPr>
-          <w:lang w:val="en-US"/>
-        </w:rPr>
-        <w:t xml:space="preserve"> canonical dictionary form.  </w:t>
+      </w:pPr>
+      <w:r>
+        <w:rPr>
+          <w:lang w:val="en-GB"/>
+        </w:rPr>
+        <w:t>Improvements</w:t>
       </w:r>
     </w:p>
     <w:p>
       <w:pPr>
         <w:pStyle w:val="Heading3"/>
-      </w:pPr>
-      <w:r>
-        <w:t>Experimental setup</w:t>
-      </w:r>
-    </w:p>
-    <w:p>
-      <w:pPr>
         <w:rPr>
           <w:lang w:val="en-GB"/>
         </w:rPr>
@@ -1396,709 +1172,397 @@
         <w:rPr>
           <w:lang w:val="en-GB"/>
         </w:rPr>
-        <w:t>The python notebook was run in Google colab using a H100 GPU&gt; I implemented a fal</w:t>
-      </w:r>
-      <w:r>
+        <w:t>Persona based prompting</w:t>
+      </w:r>
+    </w:p>
+    <w:p>
+      <w:r>
+        <w:t xml:space="preserve">For both the SAQ and MCQ tracks I implemented an extra level of persona-based prompting. This was as basic as adding some text in English to the prompts that were used. The prompts instructed the LLM to respond as a person who was an expert in the local traditions </w:t>
+      </w:r>
+      <w:r>
+        <w:t xml:space="preserve">i.e. “You are an American cultural expert with deep knowledge of US everyday life, food, traditions, and customs".  </w:t>
+      </w:r>
+    </w:p>
+    <w:p>
+      <w:r>
+        <w:t>The exact text of this prompt was just a free form guess at the best way to influence the LLM in natural language form. It is unclear to me how much of a difference that these persona-based prompts made to the response that I got from the LLM. If given more time, this would be an interesting area to explore. Perhaps there is a better way to define a persona from which an LLM should generate an answer.</w:t>
+      </w:r>
+    </w:p>
+    <w:p>
+      <w:pPr>
+        <w:pStyle w:val="Heading3"/>
         <w:rPr>
           <w:lang w:val="en-GB"/>
         </w:rPr>
-        <w:t>l</w:t>
-      </w:r>
+      </w:pPr>
       <w:r>
         <w:rPr>
           <w:lang w:val="en-GB"/>
         </w:rPr>
-        <w:t xml:space="preserve">back </w:t>
-      </w:r>
-      <w:r>
-        <w:rPr>
-          <w:lang w:val="en-GB"/>
-        </w:rPr>
-        <w:t>mode</w:t>
-      </w:r>
-      <w:r>
-        <w:rPr>
-          <w:lang w:val="en-GB"/>
-        </w:rPr>
-        <w:t xml:space="preserve"> on the </w:t>
-      </w:r>
-      <w:r>
-        <w:rPr>
-          <w:lang w:val="en-GB"/>
-        </w:rPr>
-        <w:t>local development</w:t>
-      </w:r>
-      <w:r>
-        <w:rPr>
-          <w:lang w:val="en-GB"/>
-        </w:rPr>
-        <w:t xml:space="preserve">, so that the </w:t>
-      </w:r>
-      <w:r>
-        <w:rPr>
-          <w:lang w:val="en-GB"/>
-        </w:rPr>
-        <w:t xml:space="preserve">code could still be tested and debugged on a computer that </w:t>
-      </w:r>
-      <w:proofErr w:type="gramStart"/>
-      <w:r>
-        <w:rPr>
-          <w:lang w:val="en-GB"/>
-        </w:rPr>
-        <w:t>wasn’t capable of running</w:t>
-      </w:r>
-      <w:proofErr w:type="gramEnd"/>
-      <w:r>
-        <w:rPr>
-          <w:lang w:val="en-GB"/>
-        </w:rPr>
-        <w:t xml:space="preserve"> the larger 7B models.</w:t>
-      </w:r>
-    </w:p>
-    <w:p>
-      <w:pPr>
-        <w:rPr>
-          <w:lang w:val="en-GB"/>
-        </w:rPr>
-      </w:pPr>
-      <w:r>
-        <w:rPr>
-          <w:lang w:val="en-GB"/>
-        </w:rPr>
-        <w:t xml:space="preserve">I configured </w:t>
-      </w:r>
-      <w:r>
-        <w:rPr>
-          <w:lang w:val="en-GB"/>
-        </w:rPr>
-        <w:t>4-bit quantization for</w:t>
-      </w:r>
-      <w:r>
-        <w:rPr>
-          <w:lang w:val="en-GB"/>
-        </w:rPr>
-        <w:t xml:space="preserve"> the </w:t>
-      </w:r>
-      <w:r>
-        <w:rPr>
-          <w:lang w:val="en-GB"/>
-        </w:rPr>
-        <w:t>Mistral-7B</w:t>
-      </w:r>
-      <w:r>
-        <w:rPr>
-          <w:lang w:val="en-GB"/>
-        </w:rPr>
-        <w:t xml:space="preserve"> LLM, </w:t>
-      </w:r>
-      <w:r>
-        <w:rPr>
-          <w:lang w:val="en-GB"/>
-        </w:rPr>
-        <w:t>to reduce the amount of memory required and hopefully to improve the efficiency of the inference (with lower memory bandwidth required). I would have liked to experiment more with different quantisation settings, but due to time constraints I was unable to.</w:t>
-      </w:r>
-    </w:p>
-    <w:p>
-      <w:pPr>
-        <w:rPr>
-          <w:lang w:val="en-GB"/>
-        </w:rPr>
-      </w:pPr>
-    </w:p>
-    <w:p>
-      <w:pPr>
-        <w:pStyle w:val="Heading2"/>
-        <w:rPr>
-          <w:lang w:val="en-GB"/>
-        </w:rPr>
-      </w:pPr>
-      <w:r>
-        <w:rPr>
-          <w:lang w:val="en-GB"/>
-        </w:rPr>
-        <w:t>Improvements</w:t>
-      </w:r>
-    </w:p>
-    <w:p>
-      <w:pPr>
-        <w:pStyle w:val="Heading3"/>
-        <w:rPr>
-          <w:lang w:val="en-GB"/>
-        </w:rPr>
-      </w:pPr>
-      <w:r>
-        <w:rPr>
-          <w:lang w:val="en-GB"/>
-        </w:rPr>
-        <w:t>Persona based prompting</w:t>
-      </w:r>
-    </w:p>
-    <w:p>
-      <w:pPr>
-        <w:rPr>
-          <w:lang w:val="en-GB"/>
-        </w:rPr>
-      </w:pPr>
-      <w:r>
-        <w:rPr>
-          <w:lang w:val="en-GB"/>
-        </w:rPr>
-        <w:t xml:space="preserve">For both the SAQ and MCQ tracks I implemented an extra level of persona-based prompting. This was as basic as adding some text in English to the prompts that were used. The prompts instructed the LLM to respond as a person who was an expert in the local traditions </w:t>
-      </w:r>
-      <w:r>
-        <w:rPr>
-          <w:lang w:val="en-GB"/>
-        </w:rPr>
-        <w:t xml:space="preserve">i.e. “You are an American cultural expert with deep knowledge of US everyday life, food, traditions, and customs".  </w:t>
-      </w:r>
-    </w:p>
-    <w:p>
-      <w:pPr>
-        <w:rPr>
-          <w:lang w:val="en-GB"/>
-        </w:rPr>
-      </w:pPr>
-      <w:r>
-        <w:rPr>
-          <w:lang w:val="en-GB"/>
-        </w:rPr>
-        <w:t>The exact text of this prompt was just a free form guess at the best way to influence the LLM in natural language form. It is unclear to me how much of a difference that these persona-based prompts made to the response that I got from the LLM. If given more time, this would be an interesting area to explore. Perhaps there is a better way to define a persona from which an LLM should generate an answer.</w:t>
-      </w:r>
-    </w:p>
-    <w:p>
-      <w:pPr>
-        <w:pStyle w:val="Heading3"/>
-        <w:rPr>
-          <w:lang w:val="en-GB"/>
-        </w:rPr>
-      </w:pPr>
-      <w:r>
-        <w:rPr>
-          <w:lang w:val="en-GB"/>
-        </w:rPr>
         <w:t>Confidence estimation/abstention</w:t>
       </w:r>
     </w:p>
     <w:p>
-      <w:pPr>
-        <w:rPr>
-          <w:lang w:val="en-GB"/>
-        </w:rPr>
-      </w:pPr>
-      <w:r>
-        <w:rPr>
-          <w:lang w:val="en-GB"/>
-        </w:rPr>
+      <w:r>
         <w:t>The confidence estimation was calculated using a token level probability averaging approach. The generation requests to the LLM were sent with “</w:t>
       </w:r>
       <w:proofErr w:type="spellStart"/>
       <w:r>
-        <w:rPr>
-          <w:lang w:val="en-GB"/>
-        </w:rPr>
         <w:t>return_dict_in_generate</w:t>
       </w:r>
       <w:proofErr w:type="spellEnd"/>
       <w:r>
-        <w:rPr>
-          <w:lang w:val="en-GB"/>
-        </w:rPr>
         <w:t>=True</w:t>
       </w:r>
       <w:r>
-        <w:rPr>
-          <w:lang w:val="en-GB"/>
-        </w:rPr>
         <w:t xml:space="preserve">” which meant that we </w:t>
       </w:r>
       <w:r>
-        <w:rPr>
-          <w:lang w:val="en-GB"/>
-        </w:rPr>
         <w:t xml:space="preserve">receive </w:t>
       </w:r>
       <w:r>
-        <w:rPr>
-          <w:lang w:val="en-GB"/>
-        </w:rPr>
         <w:t xml:space="preserve">extra details in the response, such as the list of logits for each generation step. From this list I was able to use the torch library </w:t>
       </w:r>
       <w:proofErr w:type="spellStart"/>
       <w:r>
-        <w:rPr>
-          <w:lang w:val="en-GB"/>
-        </w:rPr>
         <w:t>softmax</w:t>
       </w:r>
       <w:proofErr w:type="spellEnd"/>
       <w:r>
-        <w:rPr>
-          <w:lang w:val="en-GB"/>
-        </w:rPr>
         <w:t xml:space="preserve"> functionality to obtain the selected token’s probability and I was able to average these to calculate the overall probability for each token. The final confidence score was then the arithmetic mean of </w:t>
       </w:r>
       <w:r>
-        <w:rPr>
-          <w:lang w:val="en-GB"/>
-        </w:rPr>
         <w:t>all</w:t>
       </w:r>
       <w:r>
-        <w:rPr>
-          <w:lang w:val="en-GB"/>
-        </w:rPr>
         <w:t xml:space="preserve"> the probabilities. [6]</w:t>
       </w:r>
     </w:p>
     <w:p>
-      <w:pPr>
-        <w:rPr>
-          <w:lang w:val="en-GB"/>
-        </w:rPr>
-      </w:pPr>
-      <w:r>
-        <w:rPr>
-          <w:lang w:val="en-GB"/>
-        </w:rPr>
+      <w:r>
         <w:t xml:space="preserve">I was then able to produce a variety of metrics that would </w:t>
       </w:r>
       <w:r>
-        <w:rPr>
-          <w:lang w:val="en-GB"/>
-        </w:rPr>
         <w:t>potentially be</w:t>
       </w:r>
       <w:r>
-        <w:rPr>
-          <w:lang w:val="en-GB"/>
-        </w:rPr>
         <w:t xml:space="preserve"> useful for analysis. i.e. </w:t>
       </w:r>
       <w:r>
-        <w:rPr>
-          <w:lang w:val="en-GB"/>
-        </w:rPr>
         <w:t>Average confidence (all), Average confidence (correct), Average confidence (incorrect), Confidence gap, Abstention rate, Coverage, Precision on answered</w:t>
       </w:r>
       <w:r>
-        <w:rPr>
-          <w:lang w:val="en-GB"/>
-        </w:rPr>
         <w:t>.</w:t>
       </w:r>
     </w:p>
     <w:p>
-      <w:pPr>
-        <w:rPr>
-          <w:lang w:val="en-GB"/>
-        </w:rPr>
-      </w:pPr>
-      <w:r>
-        <w:rPr>
-          <w:lang w:val="en-GB"/>
-        </w:rPr>
+      <w:r>
         <w:lastRenderedPageBreak/>
         <w:t>One thing to note here is that as the following setting</w:t>
       </w:r>
       <w:r>
+        <w:t>s</w:t>
+      </w:r>
+      <w:r>
+        <w:t xml:space="preserve"> were always applied: </w:t>
+      </w:r>
+    </w:p>
+    <w:p>
+      <w:r>
+        <w:t>"</w:t>
+      </w:r>
+      <w:r>
+        <w:t>temperature=0.0</w:t>
+      </w:r>
+      <w:r>
+        <w:t>"</w:t>
+      </w:r>
+      <w:r>
+        <w:t> and </w:t>
+      </w:r>
+      <w:r>
+        <w:t>"</w:t>
+      </w:r>
+      <w:proofErr w:type="spellStart"/>
+      <w:r>
+        <w:t>do_sample</w:t>
+      </w:r>
+      <w:proofErr w:type="spellEnd"/>
+      <w:r>
+        <w:t>=False</w:t>
+      </w:r>
+      <w:r>
+        <w:t>"</w:t>
+      </w:r>
+      <w:r>
+        <w:t>, then the highest probability token was always returned by the LLM (greedy decoding), which potentially inflated the confidence scores.</w:t>
+      </w:r>
+    </w:p>
+    <w:p>
+      <w:r>
+        <w:t xml:space="preserve">I also implemented an abstention </w:t>
+      </w:r>
+      <w:r>
+        <w:t>mechanism</w:t>
+      </w:r>
+      <w:r>
+        <w:t xml:space="preserve"> where answers with a confidence level of less than 0.3 would have been rejected. </w:t>
+      </w:r>
+    </w:p>
+    <w:p>
+      <w:r>
+        <w:t xml:space="preserve">In practice, the confidence levels returned were always quite high (possibly due to the greedy decoding) even with incorrect answers, so the utility of my confidence </w:t>
+      </w:r>
+      <w:r>
+        <w:t>estimation is questionable, and the abstention method was never triggered.</w:t>
+      </w:r>
+    </w:p>
+    <w:p/>
+    <w:p>
+      <w:pPr>
+        <w:pStyle w:val="Heading3"/>
+      </w:pPr>
+      <w:proofErr w:type="spellStart"/>
+      <w:r>
+        <w:t>Colab</w:t>
+      </w:r>
+      <w:proofErr w:type="spellEnd"/>
+      <w:r>
+        <w:t>/local dev setup</w:t>
+      </w:r>
+    </w:p>
+    <w:p>
+      <w:pPr>
+        <w:rPr>
+          <w:lang w:val="en-US"/>
+        </w:rPr>
+      </w:pPr>
+      <w:r>
+        <w:rPr>
+          <w:lang w:val="en-US"/>
+        </w:rPr>
+        <w:t xml:space="preserve">During the repetitive work of running and debugging </w:t>
+      </w:r>
+      <w:r>
+        <w:rPr>
+          <w:lang w:val="en-US"/>
+        </w:rPr>
+        <w:t>t</w:t>
+      </w:r>
+      <w:r>
+        <w:rPr>
+          <w:lang w:val="en-US"/>
+        </w:rPr>
+        <w:t xml:space="preserve">he notebook, and perhaps due to my lack of experience with Jupiter notebooks and Google </w:t>
+      </w:r>
+      <w:proofErr w:type="spellStart"/>
+      <w:r>
+        <w:rPr>
+          <w:lang w:val="en-US"/>
+        </w:rPr>
+        <w:t>colab</w:t>
+      </w:r>
+      <w:proofErr w:type="spellEnd"/>
+      <w:r>
+        <w:rPr>
+          <w:lang w:val="en-US"/>
+        </w:rPr>
+        <w:t xml:space="preserve">, it became apparent that I would not be able to work solely in </w:t>
+      </w:r>
+      <w:proofErr w:type="spellStart"/>
+      <w:r>
+        <w:rPr>
+          <w:lang w:val="en-US"/>
+        </w:rPr>
+        <w:t>colab</w:t>
+      </w:r>
+      <w:proofErr w:type="spellEnd"/>
+      <w:r>
+        <w:rPr>
+          <w:lang w:val="en-US"/>
+        </w:rPr>
+        <w:t xml:space="preserve"> and that I would have to split the work between my laptop and </w:t>
+      </w:r>
+      <w:proofErr w:type="spellStart"/>
+      <w:r>
+        <w:rPr>
+          <w:lang w:val="en-US"/>
+        </w:rPr>
+        <w:t>colab</w:t>
+      </w:r>
+      <w:proofErr w:type="spellEnd"/>
+      <w:r>
+        <w:rPr>
+          <w:lang w:val="en-US"/>
+        </w:rPr>
+        <w:t xml:space="preserve">. To this end I implemented code that allowed the </w:t>
+      </w:r>
+      <w:r>
+        <w:rPr>
+          <w:lang w:val="en-US"/>
+        </w:rPr>
+        <w:t>notebook</w:t>
+      </w:r>
+      <w:r>
+        <w:rPr>
+          <w:lang w:val="en-US"/>
+        </w:rPr>
+        <w:t xml:space="preserve"> to be run in both environments with no code changes. </w:t>
+      </w:r>
+    </w:p>
+    <w:p>
+      <w:pPr>
+        <w:rPr>
+          <w:lang w:val="en-US"/>
+        </w:rPr>
+      </w:pPr>
+      <w:r>
+        <w:rPr>
+          <w:lang w:val="en-US"/>
+        </w:rPr>
+        <w:t xml:space="preserve">If the notebook was being run on </w:t>
+      </w:r>
+      <w:proofErr w:type="spellStart"/>
+      <w:r>
+        <w:rPr>
+          <w:lang w:val="en-US"/>
+        </w:rPr>
+        <w:t>colab</w:t>
+      </w:r>
+      <w:proofErr w:type="spellEnd"/>
+      <w:r>
+        <w:rPr>
+          <w:lang w:val="en-US"/>
+        </w:rPr>
+        <w:t xml:space="preserve">, then I would mount my google drive with the data sets, and I would use the </w:t>
+      </w:r>
+      <w:proofErr w:type="spellStart"/>
+      <w:r>
+        <w:rPr>
+          <w:lang w:val="en-US"/>
+        </w:rPr>
+        <w:t>colab</w:t>
+      </w:r>
+      <w:proofErr w:type="spellEnd"/>
+      <w:r>
+        <w:rPr>
+          <w:lang w:val="en-US"/>
+        </w:rPr>
+        <w:t xml:space="preserve"> GPUs to run a large </w:t>
+      </w:r>
+      <w:r>
+        <w:rPr>
+          <w:lang w:val="en-US"/>
+        </w:rPr>
+        <w:t>7B</w:t>
+      </w:r>
+      <w:r>
+        <w:rPr>
+          <w:lang w:val="en-US"/>
+        </w:rPr>
+        <w:t xml:space="preserve"> model.</w:t>
+      </w:r>
+    </w:p>
+    <w:p>
+      <w:pPr>
+        <w:rPr>
+          <w:lang w:val="en-US"/>
+        </w:rPr>
+      </w:pPr>
+      <w:r>
+        <w:rPr>
+          <w:lang w:val="en-US"/>
+        </w:rPr>
+        <w:t xml:space="preserve">If I was running the notebook on my laptop, then I would use the datasets on the local filesystem, run a very small subset of tasks, and use a very small LLM that ran on the </w:t>
+      </w:r>
+      <w:r>
+        <w:rPr>
+          <w:lang w:val="en-US"/>
+        </w:rPr>
+        <w:t>CPU</w:t>
+      </w:r>
+      <w:r>
+        <w:rPr>
+          <w:lang w:val="en-US"/>
+        </w:rPr>
+        <w:t xml:space="preserve"> on my laptop</w:t>
+      </w:r>
+      <w:r>
+        <w:rPr>
+          <w:lang w:val="en-US"/>
+        </w:rPr>
+        <w:t xml:space="preserve"> (M2 MacBook Air 16gb ram)</w:t>
+      </w:r>
+      <w:r>
+        <w:rPr>
+          <w:lang w:val="en-US"/>
+        </w:rPr>
+        <w:t>.</w:t>
+      </w:r>
+    </w:p>
+    <w:p>
+      <w:pPr>
+        <w:rPr>
+          <w:lang w:val="en-US"/>
+        </w:rPr>
+      </w:pPr>
+    </w:p>
+    <w:p>
+      <w:pPr>
+        <w:pStyle w:val="Heading1"/>
         <w:rPr>
           <w:lang w:val="en-GB"/>
         </w:rPr>
-        <w:t>s</w:t>
-      </w:r>
+      </w:pPr>
       <w:r>
         <w:rPr>
           <w:lang w:val="en-GB"/>
         </w:rPr>
-        <w:t xml:space="preserve"> were always applied: </w:t>
-      </w:r>
-    </w:p>
-    <w:p>
-      <w:pPr>
+        <w:t>Evaluation</w:t>
+      </w:r>
+    </w:p>
+    <w:p>
+      <w:pPr>
+        <w:pStyle w:val="Heading2"/>
         <w:rPr>
           <w:lang w:val="en-GB"/>
         </w:rPr>
       </w:pPr>
       <w:r>
-        <w:t>"</w:t>
-      </w:r>
-      <w:proofErr w:type="spellStart"/>
-      <w:r>
-        <w:t>temperature</w:t>
-      </w:r>
-      <w:proofErr w:type="spellEnd"/>
-      <w:r>
-        <w:t>=0.0</w:t>
-      </w:r>
-      <w:r>
-        <w:t>"</w:t>
-      </w:r>
-      <w:r>
-        <w:t> and </w:t>
-      </w:r>
-      <w:r>
-        <w:t>"</w:t>
-      </w:r>
-      <w:proofErr w:type="spellStart"/>
-      <w:r>
-        <w:t>do_sample</w:t>
-      </w:r>
-      <w:proofErr w:type="spellEnd"/>
-      <w:r>
-        <w:t>=False</w:t>
-      </w:r>
-      <w:r>
-        <w:t>"</w:t>
-      </w:r>
-      <w:r>
         <w:rPr>
           <w:lang w:val="en-GB"/>
         </w:rPr>
-        <w:t>, then the highest probability token was always returned by the LLM (greedy decoding), which potentially inflated the confidence scores.</w:t>
-      </w:r>
-    </w:p>
-    <w:p>
-      <w:pPr>
+        <w:t>Overall</w:t>
+      </w:r>
+      <w:r>
         <w:rPr>
           <w:lang w:val="en-GB"/>
         </w:rPr>
-      </w:pPr>
-      <w:r>
-        <w:rPr>
-          <w:lang w:val="en-GB"/>
-        </w:rPr>
-        <w:t xml:space="preserve">I also implemented an abstention </w:t>
-      </w:r>
-      <w:r>
-        <w:rPr>
-          <w:lang w:val="en-GB"/>
-        </w:rPr>
-        <w:t>mechanism</w:t>
-      </w:r>
-      <w:r>
-        <w:rPr>
-          <w:lang w:val="en-GB"/>
-        </w:rPr>
-        <w:t xml:space="preserve"> where answers with a confidence level of less than 0.3 would have been rejected. </w:t>
-      </w:r>
-    </w:p>
-    <w:p>
-      <w:pPr>
-        <w:rPr>
-          <w:lang w:val="en-GB"/>
-        </w:rPr>
-      </w:pPr>
-      <w:r>
-        <w:rPr>
-          <w:lang w:val="en-GB"/>
-        </w:rPr>
-        <w:t xml:space="preserve">In practice, the confidence levels returned were always quite high (possibly due to the greedy decoding) even with incorrect answers, so the utility of my confidence </w:t>
-      </w:r>
-      <w:r>
-        <w:rPr>
-          <w:lang w:val="en-GB"/>
-        </w:rPr>
-        <w:t>estimation is questionable, and the abstention method was never triggered.</w:t>
-      </w:r>
-    </w:p>
-    <w:p>
-      <w:pPr>
-        <w:rPr>
-          <w:lang w:val="en-GB"/>
-        </w:rPr>
-      </w:pPr>
-    </w:p>
-    <w:p>
-      <w:pPr>
-        <w:pStyle w:val="Heading3"/>
-      </w:pPr>
-      <w:proofErr w:type="spellStart"/>
-      <w:r>
-        <w:t>Colab</w:t>
-      </w:r>
-      <w:proofErr w:type="spellEnd"/>
-      <w:r>
-        <w:t>/local dev setup</w:t>
-      </w:r>
-    </w:p>
-    <w:p>
-      <w:pPr>
-        <w:rPr>
-          <w:lang w:val="en-US"/>
-        </w:rPr>
-      </w:pPr>
-      <w:r>
-        <w:rPr>
-          <w:lang w:val="en-US"/>
-        </w:rPr>
-        <w:t xml:space="preserve">During the repetitive work of running and debugging </w:t>
-      </w:r>
-      <w:r>
-        <w:rPr>
-          <w:lang w:val="en-US"/>
-        </w:rPr>
-        <w:t>t</w:t>
-      </w:r>
-      <w:r>
-        <w:rPr>
-          <w:lang w:val="en-US"/>
-        </w:rPr>
-        <w:t xml:space="preserve">he notebook, and perhaps due to my lack of experience with Jupiter notebooks and Google </w:t>
-      </w:r>
-      <w:proofErr w:type="spellStart"/>
-      <w:r>
-        <w:rPr>
-          <w:lang w:val="en-US"/>
-        </w:rPr>
-        <w:t>colab</w:t>
-      </w:r>
-      <w:proofErr w:type="spellEnd"/>
-      <w:r>
-        <w:rPr>
-          <w:lang w:val="en-US"/>
-        </w:rPr>
-        <w:t xml:space="preserve">, it became apparent that I would not be able to work solely in </w:t>
-      </w:r>
-      <w:proofErr w:type="spellStart"/>
-      <w:r>
-        <w:rPr>
-          <w:lang w:val="en-US"/>
-        </w:rPr>
-        <w:t>colab</w:t>
-      </w:r>
-      <w:proofErr w:type="spellEnd"/>
-      <w:r>
-        <w:rPr>
-          <w:lang w:val="en-US"/>
-        </w:rPr>
-        <w:t xml:space="preserve"> and that I would have to split the work between my laptop and </w:t>
-      </w:r>
-      <w:proofErr w:type="spellStart"/>
-      <w:r>
-        <w:rPr>
-          <w:lang w:val="en-US"/>
-        </w:rPr>
-        <w:t>colab</w:t>
-      </w:r>
-      <w:proofErr w:type="spellEnd"/>
-      <w:r>
-        <w:rPr>
-          <w:lang w:val="en-US"/>
-        </w:rPr>
-        <w:t xml:space="preserve">. To this end I implemented code that allowed the </w:t>
-      </w:r>
-      <w:r>
-        <w:rPr>
-          <w:lang w:val="en-US"/>
-        </w:rPr>
-        <w:t>notebook</w:t>
-      </w:r>
-      <w:r>
-        <w:rPr>
-          <w:lang w:val="en-US"/>
-        </w:rPr>
-        <w:t xml:space="preserve"> to be run in both environments with no code changes. </w:t>
-      </w:r>
-    </w:p>
-    <w:p>
-      <w:pPr>
-        <w:rPr>
-          <w:lang w:val="en-US"/>
-        </w:rPr>
-      </w:pPr>
-      <w:r>
-        <w:rPr>
-          <w:lang w:val="en-US"/>
-        </w:rPr>
-        <w:t xml:space="preserve">If the notebook was being run on </w:t>
-      </w:r>
-      <w:proofErr w:type="spellStart"/>
-      <w:r>
-        <w:rPr>
-          <w:lang w:val="en-US"/>
-        </w:rPr>
-        <w:t>colab</w:t>
-      </w:r>
-      <w:proofErr w:type="spellEnd"/>
-      <w:r>
-        <w:rPr>
-          <w:lang w:val="en-US"/>
-        </w:rPr>
-        <w:t xml:space="preserve">, then I would mount my google drive with the data sets, and I would use the </w:t>
-      </w:r>
-      <w:proofErr w:type="spellStart"/>
-      <w:r>
-        <w:rPr>
-          <w:lang w:val="en-US"/>
-        </w:rPr>
-        <w:t>colab</w:t>
-      </w:r>
-      <w:proofErr w:type="spellEnd"/>
-      <w:r>
-        <w:rPr>
-          <w:lang w:val="en-US"/>
-        </w:rPr>
-        <w:t xml:space="preserve"> GPUs to run a large </w:t>
-      </w:r>
-      <w:r>
-        <w:rPr>
-          <w:lang w:val="en-US"/>
-        </w:rPr>
-        <w:t>7B</w:t>
-      </w:r>
-      <w:r>
-        <w:rPr>
-          <w:lang w:val="en-US"/>
-        </w:rPr>
-        <w:t xml:space="preserve"> model.</w:t>
-      </w:r>
-    </w:p>
-    <w:p>
-      <w:pPr>
-        <w:rPr>
-          <w:lang w:val="en-US"/>
-        </w:rPr>
-      </w:pPr>
-      <w:r>
-        <w:rPr>
-          <w:lang w:val="en-US"/>
-        </w:rPr>
-        <w:t xml:space="preserve">If I was running the notebook on my laptop, then I would use the datasets on the local filesystem, run a very small subset of tasks, and use a very small LLM that ran on the </w:t>
-      </w:r>
-      <w:r>
-        <w:rPr>
-          <w:lang w:val="en-US"/>
-        </w:rPr>
-        <w:t>CPU</w:t>
-      </w:r>
-      <w:r>
-        <w:rPr>
-          <w:lang w:val="en-US"/>
-        </w:rPr>
-        <w:t xml:space="preserve"> on my laptop</w:t>
-      </w:r>
-      <w:r>
-        <w:rPr>
-          <w:lang w:val="en-US"/>
-        </w:rPr>
-        <w:t xml:space="preserve"> (M2 MacBook Air 16gb ram)</w:t>
-      </w:r>
-      <w:r>
-        <w:rPr>
-          <w:lang w:val="en-US"/>
-        </w:rPr>
-        <w:t>.</w:t>
-      </w:r>
-    </w:p>
-    <w:p>
-      <w:pPr>
-        <w:rPr>
-          <w:lang w:val="en-US"/>
-        </w:rPr>
-      </w:pPr>
-    </w:p>
-    <w:p>
-      <w:pPr>
-        <w:pStyle w:val="Heading1"/>
-        <w:rPr>
-          <w:lang w:val="en-GB"/>
-        </w:rPr>
-      </w:pPr>
-      <w:r>
-        <w:rPr>
-          <w:lang w:val="en-GB"/>
-        </w:rPr>
-        <w:t>Evaluation</w:t>
-      </w:r>
-    </w:p>
-    <w:p>
-      <w:pPr>
-        <w:pStyle w:val="Heading2"/>
-        <w:rPr>
-          <w:lang w:val="en-GB"/>
-        </w:rPr>
-      </w:pPr>
-      <w:r>
-        <w:rPr>
-          <w:lang w:val="en-GB"/>
-        </w:rPr>
-        <w:t>Overall</w:t>
-      </w:r>
-      <w:r>
-        <w:rPr>
-          <w:lang w:val="en-GB"/>
-        </w:rPr>
         <w:t xml:space="preserve"> Performance</w:t>
       </w:r>
     </w:p>
     <w:p>
-      <w:pPr>
-        <w:rPr>
-          <w:lang w:val="en-GB"/>
-        </w:rPr>
-      </w:pPr>
-      <w:r>
-        <w:rPr>
-          <w:lang w:val="en-GB"/>
-        </w:rPr>
+      <w:r>
         <w:t xml:space="preserve">Overall, it can be seen from the results that the least represented language performed by far the worst of </w:t>
       </w:r>
       <w:proofErr w:type="gramStart"/>
       <w:r>
-        <w:rPr>
-          <w:lang w:val="en-GB"/>
-        </w:rPr>
         <w:t>all of</w:t>
       </w:r>
       <w:proofErr w:type="gramEnd"/>
       <w:r>
-        <w:rPr>
-          <w:lang w:val="en-GB"/>
-        </w:rPr>
         <w:t xml:space="preserve"> the languages tested. In comparison with the MCQ results (detailed later) on approximately the same topics, but asked in the native language, there is a huge difference. Questions asked about Ethiopian culture and traditions. are answered much better when they are asked in English.</w:t>
       </w:r>
     </w:p>
-    <w:p>
-      <w:pPr>
-        <w:rPr>
-          <w:lang w:val="en-GB"/>
-        </w:rPr>
-      </w:pPr>
-    </w:p>
-    <w:p>
-      <w:pPr>
-        <w:rPr>
-          <w:lang w:val="en-GB"/>
-        </w:rPr>
-      </w:pPr>
-      <w:r>
-        <w:rPr>
-          <w:lang w:val="en-GB"/>
-        </w:rPr>
+    <w:p/>
+    <w:p>
+      <w:r>
         <w:t>The evaluations of the SAQ and MCQ tracks are listed below</w:t>
       </w:r>
     </w:p>
-    <w:p>
-      <w:pPr>
-        <w:rPr>
-          <w:lang w:val="en-GB"/>
-        </w:rPr>
-      </w:pPr>
-    </w:p>
-    <w:p>
-      <w:pPr>
-        <w:rPr>
-          <w:lang w:val="en-GB"/>
-        </w:rPr>
-      </w:pPr>
-    </w:p>
-    <w:p>
-      <w:pPr>
-        <w:rPr>
-          <w:lang w:val="en-GB"/>
-        </w:rPr>
-      </w:pPr>
-    </w:p>
+    <w:p/>
+    <w:p/>
+    <w:p/>
     <w:p>
       <w:pPr>
         <w:pStyle w:val="Heading2"/>
@@ -2136,15 +1600,7 @@
             <w:tcW w:w="947" w:type="dxa"/>
           </w:tcPr>
           <w:p>
-            <w:pPr>
-              <w:rPr>
-                <w:lang w:val="en-GB"/>
-              </w:rPr>
-            </w:pPr>
-            <w:r>
-              <w:rPr>
-                <w:lang w:val="en-GB"/>
-              </w:rPr>
+            <w:r>
               <w:t>Locale</w:t>
             </w:r>
           </w:p>
@@ -2156,14 +1612,8 @@
           <w:p>
             <w:pPr>
               <w:cnfStyle w:val="100000000000" w:firstRow="1" w:lastRow="0" w:firstColumn="0" w:lastColumn="0" w:oddVBand="0" w:evenVBand="0" w:oddHBand="0" w:evenHBand="0" w:firstRowFirstColumn="0" w:firstRowLastColumn="0" w:lastRowFirstColumn="0" w:lastRowLastColumn="0"/>
-              <w:rPr>
-                <w:lang w:val="en-GB"/>
-              </w:rPr>
             </w:pPr>
             <w:r>
-              <w:rPr>
-                <w:lang w:val="en-GB"/>
-              </w:rPr>
               <w:t>Correct</w:t>
             </w:r>
           </w:p>
@@ -2175,14 +1625,8 @@
           <w:p>
             <w:pPr>
               <w:cnfStyle w:val="100000000000" w:firstRow="1" w:lastRow="0" w:firstColumn="0" w:lastColumn="0" w:oddVBand="0" w:evenVBand="0" w:oddHBand="0" w:evenHBand="0" w:firstRowFirstColumn="0" w:firstRowLastColumn="0" w:lastRowFirstColumn="0" w:lastRowLastColumn="0"/>
-              <w:rPr>
-                <w:lang w:val="en-GB"/>
-              </w:rPr>
             </w:pPr>
             <w:r>
-              <w:rPr>
-                <w:lang w:val="en-GB"/>
-              </w:rPr>
               <w:t>Total</w:t>
             </w:r>
           </w:p>
@@ -2194,14 +1638,8 @@
           <w:p>
             <w:pPr>
               <w:cnfStyle w:val="100000000000" w:firstRow="1" w:lastRow="0" w:firstColumn="0" w:lastColumn="0" w:oddVBand="0" w:evenVBand="0" w:oddHBand="0" w:evenHBand="0" w:firstRowFirstColumn="0" w:firstRowLastColumn="0" w:lastRowFirstColumn="0" w:lastRowLastColumn="0"/>
-              <w:rPr>
-                <w:lang w:val="en-GB"/>
-              </w:rPr>
             </w:pPr>
             <w:r>
-              <w:rPr>
-                <w:lang w:val="en-GB"/>
-              </w:rPr>
               <w:t>Accuracy</w:t>
             </w:r>
           </w:p>
@@ -2218,7 +1656,6 @@
               <w:rPr>
                 <w:b w:val="0"/>
                 <w:bCs w:val="0"/>
-                <w:lang w:val="en-GB"/>
               </w:rPr>
             </w:pPr>
             <w:proofErr w:type="spellStart"/>
@@ -2226,7 +1663,6 @@
               <w:rPr>
                 <w:b w:val="0"/>
                 <w:bCs w:val="0"/>
-                <w:lang w:val="en-GB"/>
               </w:rPr>
               <w:t>en</w:t>
             </w:r>
@@ -2235,7 +1671,6 @@
               <w:rPr>
                 <w:b w:val="0"/>
                 <w:bCs w:val="0"/>
-                <w:lang w:val="en-GB"/>
               </w:rPr>
               <w:t>-US</w:t>
             </w:r>
@@ -2249,14 +1684,8 @@
             <w:pPr>
               <w:jc w:val="right"/>
               <w:cnfStyle w:val="000000000000" w:firstRow="0" w:lastRow="0" w:firstColumn="0" w:lastColumn="0" w:oddVBand="0" w:evenVBand="0" w:oddHBand="0" w:evenHBand="0" w:firstRowFirstColumn="0" w:firstRowLastColumn="0" w:lastRowFirstColumn="0" w:lastRowLastColumn="0"/>
-              <w:rPr>
-                <w:lang w:val="en-GB"/>
-              </w:rPr>
             </w:pPr>
             <w:r>
-              <w:rPr>
-                <w:lang w:val="en-GB"/>
-              </w:rPr>
               <w:t>392</w:t>
             </w:r>
           </w:p>
@@ -2269,14 +1698,8 @@
             <w:pPr>
               <w:jc w:val="right"/>
               <w:cnfStyle w:val="000000000000" w:firstRow="0" w:lastRow="0" w:firstColumn="0" w:lastColumn="0" w:oddVBand="0" w:evenVBand="0" w:oddHBand="0" w:evenHBand="0" w:firstRowFirstColumn="0" w:firstRowLastColumn="0" w:lastRowFirstColumn="0" w:lastRowLastColumn="0"/>
-              <w:rPr>
-                <w:lang w:val="en-GB"/>
-              </w:rPr>
             </w:pPr>
             <w:r>
-              <w:rPr>
-                <w:lang w:val="en-GB"/>
-              </w:rPr>
               <w:t>500</w:t>
             </w:r>
           </w:p>
@@ -2289,14 +1712,8 @@
             <w:pPr>
               <w:jc w:val="right"/>
               <w:cnfStyle w:val="000000000000" w:firstRow="0" w:lastRow="0" w:firstColumn="0" w:lastColumn="0" w:oddVBand="0" w:evenVBand="0" w:oddHBand="0" w:evenHBand="0" w:firstRowFirstColumn="0" w:firstRowLastColumn="0" w:lastRowFirstColumn="0" w:lastRowLastColumn="0"/>
-              <w:rPr>
-                <w:lang w:val="en-GB"/>
-              </w:rPr>
             </w:pPr>
             <w:r>
-              <w:rPr>
-                <w:lang w:val="en-GB"/>
-              </w:rPr>
               <w:t>78.4%</w:t>
             </w:r>
           </w:p>
@@ -2313,7 +1730,6 @@
               <w:rPr>
                 <w:b w:val="0"/>
                 <w:bCs w:val="0"/>
-                <w:lang w:val="en-GB"/>
               </w:rPr>
             </w:pPr>
             <w:proofErr w:type="spellStart"/>
@@ -2321,7 +1737,6 @@
               <w:rPr>
                 <w:b w:val="0"/>
                 <w:bCs w:val="0"/>
-                <w:lang w:val="en-GB"/>
               </w:rPr>
               <w:t>en</w:t>
             </w:r>
@@ -2330,7 +1745,6 @@
               <w:rPr>
                 <w:b w:val="0"/>
                 <w:bCs w:val="0"/>
-                <w:lang w:val="en-GB"/>
               </w:rPr>
               <w:t>-GB</w:t>
             </w:r>
@@ -2344,14 +1758,8 @@
             <w:pPr>
               <w:jc w:val="right"/>
               <w:cnfStyle w:val="000000000000" w:firstRow="0" w:lastRow="0" w:firstColumn="0" w:lastColumn="0" w:oddVBand="0" w:evenVBand="0" w:oddHBand="0" w:evenHBand="0" w:firstRowFirstColumn="0" w:firstRowLastColumn="0" w:lastRowFirstColumn="0" w:lastRowLastColumn="0"/>
-              <w:rPr>
-                <w:lang w:val="en-GB"/>
-              </w:rPr>
             </w:pPr>
             <w:r>
-              <w:rPr>
-                <w:lang w:val="en-GB"/>
-              </w:rPr>
               <w:t>375</w:t>
             </w:r>
           </w:p>
@@ -2364,14 +1772,8 @@
             <w:pPr>
               <w:jc w:val="right"/>
               <w:cnfStyle w:val="000000000000" w:firstRow="0" w:lastRow="0" w:firstColumn="0" w:lastColumn="0" w:oddVBand="0" w:evenVBand="0" w:oddHBand="0" w:evenHBand="0" w:firstRowFirstColumn="0" w:firstRowLastColumn="0" w:lastRowFirstColumn="0" w:lastRowLastColumn="0"/>
-              <w:rPr>
-                <w:lang w:val="en-GB"/>
-              </w:rPr>
             </w:pPr>
             <w:r>
-              <w:rPr>
-                <w:lang w:val="en-GB"/>
-              </w:rPr>
               <w:t>500</w:t>
             </w:r>
           </w:p>
@@ -2384,14 +1786,8 @@
             <w:pPr>
               <w:jc w:val="right"/>
               <w:cnfStyle w:val="000000000000" w:firstRow="0" w:lastRow="0" w:firstColumn="0" w:lastColumn="0" w:oddVBand="0" w:evenVBand="0" w:oddHBand="0" w:evenHBand="0" w:firstRowFirstColumn="0" w:firstRowLastColumn="0" w:lastRowFirstColumn="0" w:lastRowLastColumn="0"/>
-              <w:rPr>
-                <w:lang w:val="en-GB"/>
-              </w:rPr>
             </w:pPr>
             <w:r>
-              <w:rPr>
-                <w:lang w:val="en-GB"/>
-              </w:rPr>
               <w:t>75.0%</w:t>
             </w:r>
           </w:p>
@@ -2408,7 +1804,6 @@
               <w:rPr>
                 <w:b w:val="0"/>
                 <w:bCs w:val="0"/>
-                <w:lang w:val="en-GB"/>
               </w:rPr>
             </w:pPr>
             <w:proofErr w:type="spellStart"/>
@@ -2416,7 +1811,6 @@
               <w:rPr>
                 <w:b w:val="0"/>
                 <w:bCs w:val="0"/>
-                <w:lang w:val="en-GB"/>
               </w:rPr>
               <w:t>zh</w:t>
             </w:r>
@@ -2425,7 +1819,6 @@
               <w:rPr>
                 <w:b w:val="0"/>
                 <w:bCs w:val="0"/>
-                <w:lang w:val="en-GB"/>
               </w:rPr>
               <w:t>-CN</w:t>
             </w:r>
@@ -2439,14 +1832,8 @@
             <w:pPr>
               <w:jc w:val="right"/>
               <w:cnfStyle w:val="000000000000" w:firstRow="0" w:lastRow="0" w:firstColumn="0" w:lastColumn="0" w:oddVBand="0" w:evenVBand="0" w:oddHBand="0" w:evenHBand="0" w:firstRowFirstColumn="0" w:firstRowLastColumn="0" w:lastRowFirstColumn="0" w:lastRowLastColumn="0"/>
-              <w:rPr>
-                <w:lang w:val="en-GB"/>
-              </w:rPr>
             </w:pPr>
             <w:r>
-              <w:rPr>
-                <w:lang w:val="en-GB"/>
-              </w:rPr>
               <w:t>241</w:t>
             </w:r>
           </w:p>
@@ -2459,14 +1846,8 @@
             <w:pPr>
               <w:jc w:val="right"/>
               <w:cnfStyle w:val="000000000000" w:firstRow="0" w:lastRow="0" w:firstColumn="0" w:lastColumn="0" w:oddVBand="0" w:evenVBand="0" w:oddHBand="0" w:evenHBand="0" w:firstRowFirstColumn="0" w:firstRowLastColumn="0" w:lastRowFirstColumn="0" w:lastRowLastColumn="0"/>
-              <w:rPr>
-                <w:lang w:val="en-GB"/>
-              </w:rPr>
             </w:pPr>
             <w:r>
-              <w:rPr>
-                <w:lang w:val="en-GB"/>
-              </w:rPr>
               <w:t>500</w:t>
             </w:r>
           </w:p>
@@ -2479,14 +1860,8 @@
             <w:pPr>
               <w:jc w:val="right"/>
               <w:cnfStyle w:val="000000000000" w:firstRow="0" w:lastRow="0" w:firstColumn="0" w:lastColumn="0" w:oddVBand="0" w:evenVBand="0" w:oddHBand="0" w:evenHBand="0" w:firstRowFirstColumn="0" w:firstRowLastColumn="0" w:lastRowFirstColumn="0" w:lastRowLastColumn="0"/>
-              <w:rPr>
-                <w:lang w:val="en-GB"/>
-              </w:rPr>
             </w:pPr>
             <w:r>
-              <w:rPr>
-                <w:lang w:val="en-GB"/>
-              </w:rPr>
               <w:t>48.2%</w:t>
             </w:r>
           </w:p>
@@ -2503,14 +1878,12 @@
               <w:rPr>
                 <w:b w:val="0"/>
                 <w:bCs w:val="0"/>
-                <w:lang w:val="en-GB"/>
               </w:rPr>
             </w:pPr>
             <w:r>
               <w:rPr>
                 <w:b w:val="0"/>
                 <w:bCs w:val="0"/>
-                <w:lang w:val="en-GB"/>
               </w:rPr>
               <w:t>am-ET</w:t>
             </w:r>
@@ -2524,14 +1897,8 @@
             <w:pPr>
               <w:jc w:val="right"/>
               <w:cnfStyle w:val="000000000000" w:firstRow="0" w:lastRow="0" w:firstColumn="0" w:lastColumn="0" w:oddVBand="0" w:evenVBand="0" w:oddHBand="0" w:evenHBand="0" w:firstRowFirstColumn="0" w:firstRowLastColumn="0" w:lastRowFirstColumn="0" w:lastRowLastColumn="0"/>
-              <w:rPr>
-                <w:lang w:val="en-GB"/>
-              </w:rPr>
             </w:pPr>
             <w:r>
-              <w:rPr>
-                <w:lang w:val="en-GB"/>
-              </w:rPr>
               <w:t>12</w:t>
             </w:r>
           </w:p>
@@ -2544,14 +1911,8 @@
             <w:pPr>
               <w:jc w:val="right"/>
               <w:cnfStyle w:val="000000000000" w:firstRow="0" w:lastRow="0" w:firstColumn="0" w:lastColumn="0" w:oddVBand="0" w:evenVBand="0" w:oddHBand="0" w:evenHBand="0" w:firstRowFirstColumn="0" w:firstRowLastColumn="0" w:lastRowFirstColumn="0" w:lastRowLastColumn="0"/>
-              <w:rPr>
-                <w:lang w:val="en-GB"/>
-              </w:rPr>
             </w:pPr>
             <w:r>
-              <w:rPr>
-                <w:lang w:val="en-GB"/>
-              </w:rPr>
               <w:t>500</w:t>
             </w:r>
           </w:p>
@@ -2564,14 +1925,8 @@
             <w:pPr>
               <w:jc w:val="right"/>
               <w:cnfStyle w:val="000000000000" w:firstRow="0" w:lastRow="0" w:firstColumn="0" w:lastColumn="0" w:oddVBand="0" w:evenVBand="0" w:oddHBand="0" w:evenHBand="0" w:firstRowFirstColumn="0" w:firstRowLastColumn="0" w:lastRowFirstColumn="0" w:lastRowLastColumn="0"/>
-              <w:rPr>
-                <w:lang w:val="en-GB"/>
-              </w:rPr>
             </w:pPr>
             <w:r>
-              <w:rPr>
-                <w:lang w:val="en-GB"/>
-              </w:rPr>
               <w:t>2.6%</w:t>
             </w:r>
           </w:p>
@@ -2584,15 +1939,7 @@
             <w:tcW w:w="947" w:type="dxa"/>
           </w:tcPr>
           <w:p>
-            <w:pPr>
-              <w:rPr>
-                <w:lang w:val="en-GB"/>
-              </w:rPr>
-            </w:pPr>
-            <w:r>
-              <w:rPr>
-                <w:lang w:val="en-GB"/>
-              </w:rPr>
+            <w:r>
               <w:t>Overall</w:t>
             </w:r>
           </w:p>
@@ -2608,14 +1955,12 @@
               <w:rPr>
                 <w:b/>
                 <w:bCs/>
-                <w:lang w:val="en-GB"/>
               </w:rPr>
             </w:pPr>
             <w:r>
               <w:rPr>
                 <w:b/>
                 <w:bCs/>
-                <w:lang w:val="en-GB"/>
               </w:rPr>
               <w:t>1021</w:t>
             </w:r>
@@ -2632,14 +1977,12 @@
               <w:rPr>
                 <w:b/>
                 <w:bCs/>
-                <w:lang w:val="en-GB"/>
               </w:rPr>
             </w:pPr>
             <w:r>
               <w:rPr>
                 <w:b/>
                 <w:bCs/>
-                <w:lang w:val="en-GB"/>
               </w:rPr>
               <w:t>2000</w:t>
             </w:r>
@@ -2656,14 +1999,12 @@
               <w:rPr>
                 <w:b/>
                 <w:bCs/>
-                <w:lang w:val="en-GB"/>
               </w:rPr>
             </w:pPr>
             <w:r>
               <w:rPr>
                 <w:b/>
                 <w:bCs/>
-                <w:lang w:val="en-GB"/>
               </w:rPr>
               <w:t>51.0%</w:t>
             </w:r>
@@ -2671,33 +2012,13 @@
         </w:tc>
       </w:tr>
     </w:tbl>
-    <w:p>
-      <w:pPr>
-        <w:rPr>
-          <w:lang w:val="en-GB"/>
-        </w:rPr>
-      </w:pPr>
-    </w:p>
-    <w:p>
-      <w:pPr>
-        <w:rPr>
-          <w:lang w:val="en-GB"/>
-        </w:rPr>
-      </w:pPr>
-      <w:r>
-        <w:rPr>
-          <w:lang w:val="en-GB"/>
-        </w:rPr>
+    <w:p/>
+    <w:p>
+      <w:r>
         <w:t xml:space="preserve">These SAQ questions were all asked in the script of the country. The most striking result is the 2.6% accuracy rate for the questions that were asked in the Amharic script. </w:t>
       </w:r>
     </w:p>
-    <w:p>
-      <w:pPr>
-        <w:rPr>
-          <w:lang w:val="en-GB"/>
-        </w:rPr>
-      </w:pPr>
-    </w:p>
+    <w:p/>
     <w:p>
       <w:pPr>
         <w:pStyle w:val="Heading3"/>
@@ -2706,13 +2027,7 @@
         <w:t>Confidence Statistics</w:t>
       </w:r>
     </w:p>
-    <w:p>
-      <w:pPr>
-        <w:rPr>
-          <w:lang w:val="en-GB"/>
-        </w:rPr>
-      </w:pPr>
-    </w:p>
+    <w:p/>
     <w:tbl>
       <w:tblPr>
         <w:tblStyle w:val="TableGrid"/>
@@ -2736,14 +2051,12 @@
               <w:rPr>
                 <w:b/>
                 <w:bCs/>
-                <w:lang w:val="en-GB"/>
               </w:rPr>
             </w:pPr>
             <w:r>
               <w:rPr>
                 <w:b/>
                 <w:bCs/>
-                <w:lang w:val="en-GB"/>
               </w:rPr>
               <w:t xml:space="preserve">Answer </w:t>
             </w:r>
@@ -2751,7 +2064,6 @@
               <w:rPr>
                 <w:b/>
                 <w:bCs/>
-                <w:lang w:val="en-GB"/>
               </w:rPr>
               <w:t>Confidence</w:t>
             </w:r>
@@ -2759,7 +2071,6 @@
               <w:rPr>
                 <w:b/>
                 <w:bCs/>
-                <w:lang w:val="en-GB"/>
               </w:rPr>
               <w:t xml:space="preserve"> </w:t>
             </w:r>
@@ -2767,7 +2078,6 @@
               <w:rPr>
                 <w:b/>
                 <w:bCs/>
-                <w:lang w:val="en-GB"/>
               </w:rPr>
               <w:t>Averages</w:t>
             </w:r>
@@ -2782,7 +2092,6 @@
               <w:rPr>
                 <w:b/>
                 <w:bCs/>
-                <w:lang w:val="en-GB"/>
               </w:rPr>
             </w:pPr>
             <w:proofErr w:type="spellStart"/>
@@ -2790,7 +2099,6 @@
               <w:rPr>
                 <w:b/>
                 <w:bCs/>
-                <w:lang w:val="en-GB"/>
               </w:rPr>
               <w:t>en</w:t>
             </w:r>
@@ -2799,7 +2107,6 @@
               <w:rPr>
                 <w:b/>
                 <w:bCs/>
-                <w:lang w:val="en-GB"/>
               </w:rPr>
               <w:t>-</w:t>
             </w:r>
@@ -2807,7 +2114,6 @@
               <w:rPr>
                 <w:b/>
                 <w:bCs/>
-                <w:lang w:val="en-GB"/>
               </w:rPr>
               <w:t>US</w:t>
             </w:r>
@@ -2822,7 +2128,6 @@
               <w:rPr>
                 <w:b/>
                 <w:bCs/>
-                <w:lang w:val="en-GB"/>
               </w:rPr>
             </w:pPr>
             <w:proofErr w:type="spellStart"/>
@@ -2830,7 +2135,6 @@
               <w:rPr>
                 <w:b/>
                 <w:bCs/>
-                <w:lang w:val="en-GB"/>
               </w:rPr>
               <w:t>en</w:t>
             </w:r>
@@ -2839,7 +2143,6 @@
               <w:rPr>
                 <w:b/>
                 <w:bCs/>
-                <w:lang w:val="en-GB"/>
               </w:rPr>
               <w:t>-</w:t>
             </w:r>
@@ -2847,7 +2150,6 @@
               <w:rPr>
                 <w:b/>
                 <w:bCs/>
-                <w:lang w:val="en-GB"/>
               </w:rPr>
               <w:t>GB</w:t>
             </w:r>
@@ -2862,7 +2164,6 @@
               <w:rPr>
                 <w:b/>
                 <w:bCs/>
-                <w:lang w:val="en-GB"/>
               </w:rPr>
             </w:pPr>
             <w:proofErr w:type="spellStart"/>
@@ -2870,7 +2171,6 @@
               <w:rPr>
                 <w:b/>
                 <w:bCs/>
-                <w:lang w:val="en-GB"/>
               </w:rPr>
               <w:t>zh</w:t>
             </w:r>
@@ -2879,7 +2179,6 @@
               <w:rPr>
                 <w:b/>
                 <w:bCs/>
-                <w:lang w:val="en-GB"/>
               </w:rPr>
               <w:t>-CN</w:t>
             </w:r>
@@ -2894,14 +2193,12 @@
               <w:rPr>
                 <w:b/>
                 <w:bCs/>
-                <w:lang w:val="en-GB"/>
               </w:rPr>
             </w:pPr>
             <w:r>
               <w:rPr>
                 <w:b/>
                 <w:bCs/>
-                <w:lang w:val="en-GB"/>
               </w:rPr>
               <w:t>am</w:t>
             </w:r>
@@ -2909,7 +2206,6 @@
               <w:rPr>
                 <w:b/>
                 <w:bCs/>
-                <w:lang w:val="en-GB"/>
               </w:rPr>
               <w:t>-ET</w:t>
             </w:r>
@@ -2926,14 +2222,12 @@
               <w:rPr>
                 <w:b/>
                 <w:bCs/>
-                <w:lang w:val="en-GB"/>
               </w:rPr>
             </w:pPr>
             <w:r>
               <w:rPr>
                 <w:b/>
                 <w:bCs/>
-                <w:lang w:val="en-GB"/>
               </w:rPr>
               <w:t>All</w:t>
             </w:r>
@@ -2946,14 +2240,8 @@
           <w:p>
             <w:pPr>
               <w:jc w:val="left"/>
-              <w:rPr>
-                <w:lang w:val="en-GB"/>
-              </w:rPr>
             </w:pPr>
             <w:r>
-              <w:rPr>
-                <w:lang w:val="en-GB"/>
-              </w:rPr>
               <w:t>0.826</w:t>
             </w:r>
           </w:p>
@@ -2965,14 +2253,8 @@
           <w:p>
             <w:pPr>
               <w:jc w:val="left"/>
-              <w:rPr>
-                <w:lang w:val="en-GB"/>
-              </w:rPr>
             </w:pPr>
             <w:r>
-              <w:rPr>
-                <w:lang w:val="en-GB"/>
-              </w:rPr>
               <w:t>0.820</w:t>
             </w:r>
           </w:p>
@@ -2984,14 +2266,8 @@
           <w:p>
             <w:pPr>
               <w:jc w:val="left"/>
-              <w:rPr>
-                <w:lang w:val="en-GB"/>
-              </w:rPr>
             </w:pPr>
             <w:r>
-              <w:rPr>
-                <w:lang w:val="en-GB"/>
-              </w:rPr>
               <w:t>0.776</w:t>
             </w:r>
           </w:p>
@@ -3003,14 +2279,8 @@
           <w:p>
             <w:pPr>
               <w:jc w:val="left"/>
-              <w:rPr>
-                <w:lang w:val="en-GB"/>
-              </w:rPr>
             </w:pPr>
             <w:r>
-              <w:rPr>
-                <w:lang w:val="en-GB"/>
-              </w:rPr>
               <w:t>0.852</w:t>
             </w:r>
           </w:p>
@@ -3026,14 +2296,12 @@
               <w:rPr>
                 <w:b/>
                 <w:bCs/>
-                <w:lang w:val="en-GB"/>
               </w:rPr>
             </w:pPr>
             <w:r>
               <w:rPr>
                 <w:b/>
                 <w:bCs/>
-                <w:lang w:val="en-GB"/>
               </w:rPr>
               <w:t>Correct</w:t>
             </w:r>
@@ -3046,14 +2314,8 @@
           <w:p>
             <w:pPr>
               <w:jc w:val="left"/>
-              <w:rPr>
-                <w:lang w:val="en-GB"/>
-              </w:rPr>
             </w:pPr>
             <w:r>
-              <w:rPr>
-                <w:lang w:val="en-GB"/>
-              </w:rPr>
               <w:t>0.833</w:t>
             </w:r>
           </w:p>
@@ -3065,14 +2327,8 @@
           <w:p>
             <w:pPr>
               <w:jc w:val="left"/>
-              <w:rPr>
-                <w:lang w:val="en-GB"/>
-              </w:rPr>
             </w:pPr>
             <w:r>
-              <w:rPr>
-                <w:lang w:val="en-GB"/>
-              </w:rPr>
               <w:t>0.825</w:t>
             </w:r>
           </w:p>
@@ -3084,14 +2340,8 @@
           <w:p>
             <w:pPr>
               <w:jc w:val="left"/>
-              <w:rPr>
-                <w:lang w:val="en-GB"/>
-              </w:rPr>
             </w:pPr>
             <w:r>
-              <w:rPr>
-                <w:lang w:val="en-GB"/>
-              </w:rPr>
               <w:t>0.777</w:t>
             </w:r>
           </w:p>
@@ -3103,14 +2353,8 @@
           <w:p>
             <w:pPr>
               <w:jc w:val="left"/>
-              <w:rPr>
-                <w:lang w:val="en-GB"/>
-              </w:rPr>
             </w:pPr>
             <w:r>
-              <w:rPr>
-                <w:lang w:val="en-GB"/>
-              </w:rPr>
               <w:t>0.853</w:t>
             </w:r>
           </w:p>
@@ -3126,14 +2370,12 @@
               <w:rPr>
                 <w:b/>
                 <w:bCs/>
-                <w:lang w:val="en-GB"/>
               </w:rPr>
             </w:pPr>
             <w:r>
               <w:rPr>
                 <w:b/>
                 <w:bCs/>
-                <w:lang w:val="en-GB"/>
               </w:rPr>
               <w:t>Incorrect</w:t>
             </w:r>
@@ -3146,14 +2388,8 @@
           <w:p>
             <w:pPr>
               <w:jc w:val="left"/>
-              <w:rPr>
-                <w:lang w:val="en-GB"/>
-              </w:rPr>
             </w:pPr>
             <w:r>
-              <w:rPr>
-                <w:lang w:val="en-GB"/>
-              </w:rPr>
               <w:t>0.803</w:t>
             </w:r>
           </w:p>
@@ -3165,14 +2401,8 @@
           <w:p>
             <w:pPr>
               <w:jc w:val="left"/>
-              <w:rPr>
-                <w:lang w:val="en-GB"/>
-              </w:rPr>
             </w:pPr>
             <w:r>
-              <w:rPr>
-                <w:lang w:val="en-GB"/>
-              </w:rPr>
               <w:t>0.806</w:t>
             </w:r>
           </w:p>
@@ -3184,14 +2414,8 @@
           <w:p>
             <w:pPr>
               <w:jc w:val="left"/>
-              <w:rPr>
-                <w:lang w:val="en-GB"/>
-              </w:rPr>
             </w:pPr>
             <w:r>
-              <w:rPr>
-                <w:lang w:val="en-GB"/>
-              </w:rPr>
               <w:t>0.775</w:t>
             </w:r>
           </w:p>
@@ -3203,14 +2427,8 @@
           <w:p>
             <w:pPr>
               <w:jc w:val="left"/>
-              <w:rPr>
-                <w:lang w:val="en-GB"/>
-              </w:rPr>
             </w:pPr>
             <w:r>
-              <w:rPr>
-                <w:lang w:val="en-GB"/>
-              </w:rPr>
               <w:t>0.852</w:t>
             </w:r>
           </w:p>
@@ -3226,14 +2444,12 @@
               <w:rPr>
                 <w:b/>
                 <w:bCs/>
-                <w:lang w:val="en-GB"/>
               </w:rPr>
             </w:pPr>
             <w:r>
               <w:rPr>
                 <w:b/>
                 <w:bCs/>
-                <w:lang w:val="en-GB"/>
               </w:rPr>
               <w:t>Gap</w:t>
             </w:r>
@@ -3246,14 +2462,8 @@
           <w:p>
             <w:pPr>
               <w:jc w:val="left"/>
-              <w:rPr>
-                <w:lang w:val="en-GB"/>
-              </w:rPr>
             </w:pPr>
             <w:r>
-              <w:rPr>
-                <w:lang w:val="en-GB"/>
-              </w:rPr>
               <w:t>0.020</w:t>
             </w:r>
           </w:p>
@@ -3265,14 +2475,8 @@
           <w:p>
             <w:pPr>
               <w:jc w:val="left"/>
-              <w:rPr>
-                <w:lang w:val="en-GB"/>
-              </w:rPr>
             </w:pPr>
             <w:r>
-              <w:rPr>
-                <w:lang w:val="en-GB"/>
-              </w:rPr>
               <w:t>0.019</w:t>
             </w:r>
           </w:p>
@@ -3284,14 +2488,8 @@
           <w:p>
             <w:pPr>
               <w:jc w:val="left"/>
-              <w:rPr>
-                <w:lang w:val="en-GB"/>
-              </w:rPr>
             </w:pPr>
             <w:r>
-              <w:rPr>
-                <w:lang w:val="en-GB"/>
-              </w:rPr>
               <w:t>0.002</w:t>
             </w:r>
           </w:p>
@@ -3303,14 +2501,8 @@
           <w:p>
             <w:pPr>
               <w:jc w:val="left"/>
-              <w:rPr>
-                <w:lang w:val="en-GB"/>
-              </w:rPr>
             </w:pPr>
             <w:r>
-              <w:rPr>
-                <w:lang w:val="en-GB"/>
-              </w:rPr>
               <w:t>0.001</w:t>
             </w:r>
           </w:p>
@@ -3326,14 +2518,12 @@
               <w:rPr>
                 <w:b/>
                 <w:bCs/>
-                <w:lang w:val="en-GB"/>
               </w:rPr>
             </w:pPr>
             <w:r>
               <w:rPr>
                 <w:b/>
                 <w:bCs/>
-                <w:lang w:val="en-GB"/>
               </w:rPr>
               <w:t>Abstained</w:t>
             </w:r>
@@ -3346,14 +2536,8 @@
           <w:p>
             <w:pPr>
               <w:jc w:val="left"/>
-              <w:rPr>
-                <w:lang w:val="en-GB"/>
-              </w:rPr>
             </w:pPr>
             <w:r>
-              <w:rPr>
-                <w:lang w:val="en-GB"/>
-              </w:rPr>
               <w:t>0</w:t>
             </w:r>
           </w:p>
@@ -3365,14 +2549,8 @@
           <w:p>
             <w:pPr>
               <w:jc w:val="left"/>
-              <w:rPr>
-                <w:lang w:val="en-GB"/>
-              </w:rPr>
             </w:pPr>
             <w:r>
-              <w:rPr>
-                <w:lang w:val="en-GB"/>
-              </w:rPr>
               <w:t>0</w:t>
             </w:r>
           </w:p>
@@ -3384,14 +2562,8 @@
           <w:p>
             <w:pPr>
               <w:jc w:val="left"/>
-              <w:rPr>
-                <w:lang w:val="en-GB"/>
-              </w:rPr>
             </w:pPr>
             <w:r>
-              <w:rPr>
-                <w:lang w:val="en-GB"/>
-              </w:rPr>
               <w:t>0</w:t>
             </w:r>
           </w:p>
@@ -3403,14 +2575,8 @@
           <w:p>
             <w:pPr>
               <w:jc w:val="left"/>
-              <w:rPr>
-                <w:lang w:val="en-GB"/>
-              </w:rPr>
             </w:pPr>
             <w:r>
-              <w:rPr>
-                <w:lang w:val="en-GB"/>
-              </w:rPr>
               <w:t>0</w:t>
             </w:r>
           </w:p>
@@ -3418,15 +2584,7 @@
       </w:tr>
     </w:tbl>
     <w:p>
-      <w:pPr>
-        <w:rPr>
-          <w:lang w:val="en-GB"/>
-        </w:rPr>
-      </w:pPr>
-      <w:r>
-        <w:rPr>
-          <w:lang w:val="en-GB"/>
-        </w:rPr>
+      <w:r>
         <w:t xml:space="preserve"> </w:t>
       </w:r>
     </w:p>
@@ -3540,20 +2698,8 @@
         <w:t xml:space="preserve"> much so that the abstention level of 0.3 was never reached, even once. We could have set the abstention level much higher with the same result.</w:t>
       </w:r>
     </w:p>
-    <w:p>
-      <w:pPr>
-        <w:rPr>
-          <w:lang w:val="en-GB"/>
-        </w:rPr>
-      </w:pPr>
-    </w:p>
-    <w:p>
-      <w:pPr>
-        <w:rPr>
-          <w:lang w:val="en-GB"/>
-        </w:rPr>
-      </w:pPr>
-    </w:p>
+    <w:p/>
+    <w:p/>
     <w:p>
       <w:pPr>
         <w:pStyle w:val="Heading2"/>
@@ -3595,15 +2741,7 @@
             <w:tcW w:w="1803" w:type="dxa"/>
           </w:tcPr>
           <w:p>
-            <w:pPr>
-              <w:rPr>
-                <w:lang w:val="en-GB"/>
-              </w:rPr>
-            </w:pPr>
-            <w:r>
-              <w:rPr>
-                <w:lang w:val="en-GB"/>
-              </w:rPr>
+            <w:r>
               <w:t xml:space="preserve">Locale </w:t>
             </w:r>
           </w:p>
@@ -3615,14 +2753,8 @@
           <w:p>
             <w:pPr>
               <w:cnfStyle w:val="100000000000" w:firstRow="1" w:lastRow="0" w:firstColumn="0" w:lastColumn="0" w:oddVBand="0" w:evenVBand="0" w:oddHBand="0" w:evenHBand="0" w:firstRowFirstColumn="0" w:firstRowLastColumn="0" w:lastRowFirstColumn="0" w:lastRowLastColumn="0"/>
-              <w:rPr>
-                <w:lang w:val="en-GB"/>
-              </w:rPr>
             </w:pPr>
             <w:r>
-              <w:rPr>
-                <w:lang w:val="en-GB"/>
-              </w:rPr>
               <w:t>Correct</w:t>
             </w:r>
           </w:p>
@@ -3634,14 +2766,8 @@
           <w:p>
             <w:pPr>
               <w:cnfStyle w:val="100000000000" w:firstRow="1" w:lastRow="0" w:firstColumn="0" w:lastColumn="0" w:oddVBand="0" w:evenVBand="0" w:oddHBand="0" w:evenHBand="0" w:firstRowFirstColumn="0" w:firstRowLastColumn="0" w:lastRowFirstColumn="0" w:lastRowLastColumn="0"/>
-              <w:rPr>
-                <w:lang w:val="en-GB"/>
-              </w:rPr>
             </w:pPr>
             <w:r>
-              <w:rPr>
-                <w:lang w:val="en-GB"/>
-              </w:rPr>
               <w:t>Total</w:t>
             </w:r>
           </w:p>
@@ -3653,14 +2779,8 @@
           <w:p>
             <w:pPr>
               <w:cnfStyle w:val="100000000000" w:firstRow="1" w:lastRow="0" w:firstColumn="0" w:lastColumn="0" w:oddVBand="0" w:evenVBand="0" w:oddHBand="0" w:evenHBand="0" w:firstRowFirstColumn="0" w:firstRowLastColumn="0" w:lastRowFirstColumn="0" w:lastRowLastColumn="0"/>
-              <w:rPr>
-                <w:lang w:val="en-GB"/>
-              </w:rPr>
             </w:pPr>
             <w:r>
-              <w:rPr>
-                <w:lang w:val="en-GB"/>
-              </w:rPr>
               <w:t>Accuracy</w:t>
             </w:r>
           </w:p>
@@ -3677,7 +2797,6 @@
               <w:rPr>
                 <w:b w:val="0"/>
                 <w:bCs w:val="0"/>
-                <w:lang w:val="en-GB"/>
               </w:rPr>
             </w:pPr>
             <w:proofErr w:type="spellStart"/>
@@ -3685,7 +2804,6 @@
               <w:rPr>
                 <w:b w:val="0"/>
                 <w:bCs w:val="0"/>
-                <w:lang w:val="en-GB"/>
               </w:rPr>
               <w:t>en</w:t>
             </w:r>
@@ -3694,7 +2812,6 @@
               <w:rPr>
                 <w:b w:val="0"/>
                 <w:bCs w:val="0"/>
-                <w:lang w:val="en-GB"/>
               </w:rPr>
               <w:t>-US</w:t>
             </w:r>
@@ -3708,14 +2825,8 @@
             <w:pPr>
               <w:jc w:val="right"/>
               <w:cnfStyle w:val="000000000000" w:firstRow="0" w:lastRow="0" w:firstColumn="0" w:lastColumn="0" w:oddVBand="0" w:evenVBand="0" w:oddHBand="0" w:evenHBand="0" w:firstRowFirstColumn="0" w:firstRowLastColumn="0" w:lastRowFirstColumn="0" w:lastRowLastColumn="0"/>
-              <w:rPr>
-                <w:lang w:val="en-GB"/>
-              </w:rPr>
             </w:pPr>
             <w:r>
-              <w:rPr>
-                <w:lang w:val="en-GB"/>
-              </w:rPr>
               <w:t>8013</w:t>
             </w:r>
           </w:p>
@@ -3728,14 +2839,8 @@
             <w:pPr>
               <w:jc w:val="right"/>
               <w:cnfStyle w:val="000000000000" w:firstRow="0" w:lastRow="0" w:firstColumn="0" w:lastColumn="0" w:oddVBand="0" w:evenVBand="0" w:oddHBand="0" w:evenHBand="0" w:firstRowFirstColumn="0" w:firstRowLastColumn="0" w:lastRowFirstColumn="0" w:lastRowLastColumn="0"/>
-              <w:rPr>
-                <w:lang w:val="en-GB"/>
-              </w:rPr>
             </w:pPr>
             <w:r>
-              <w:rPr>
-                <w:lang w:val="en-GB"/>
-              </w:rPr>
               <w:t>9273</w:t>
             </w:r>
           </w:p>
@@ -3748,26 +2853,14 @@
             <w:pPr>
               <w:jc w:val="right"/>
               <w:cnfStyle w:val="000000000000" w:firstRow="0" w:lastRow="0" w:firstColumn="0" w:lastColumn="0" w:oddVBand="0" w:evenVBand="0" w:oddHBand="0" w:evenHBand="0" w:firstRowFirstColumn="0" w:firstRowLastColumn="0" w:lastRowFirstColumn="0" w:lastRowLastColumn="0"/>
-              <w:rPr>
-                <w:lang w:val="en-GB"/>
-              </w:rPr>
             </w:pPr>
             <w:r>
-              <w:rPr>
-                <w:lang w:val="en-GB"/>
-              </w:rPr>
               <w:t>86.</w:t>
             </w:r>
             <w:r>
-              <w:rPr>
-                <w:lang w:val="en-GB"/>
-              </w:rPr>
               <w:t>4</w:t>
             </w:r>
             <w:r>
-              <w:rPr>
-                <w:lang w:val="en-GB"/>
-              </w:rPr>
               <w:t>%</w:t>
             </w:r>
           </w:p>
@@ -3784,7 +2877,6 @@
               <w:rPr>
                 <w:b w:val="0"/>
                 <w:bCs w:val="0"/>
-                <w:lang w:val="en-GB"/>
               </w:rPr>
             </w:pPr>
             <w:proofErr w:type="spellStart"/>
@@ -3792,7 +2884,6 @@
               <w:rPr>
                 <w:b w:val="0"/>
                 <w:bCs w:val="0"/>
-                <w:lang w:val="en-GB"/>
               </w:rPr>
               <w:t>en</w:t>
             </w:r>
@@ -3801,7 +2892,6 @@
               <w:rPr>
                 <w:b w:val="0"/>
                 <w:bCs w:val="0"/>
-                <w:lang w:val="en-GB"/>
               </w:rPr>
               <w:t>-GB</w:t>
             </w:r>
@@ -3815,14 +2905,8 @@
             <w:pPr>
               <w:jc w:val="right"/>
               <w:cnfStyle w:val="000000000000" w:firstRow="0" w:lastRow="0" w:firstColumn="0" w:lastColumn="0" w:oddVBand="0" w:evenVBand="0" w:oddHBand="0" w:evenHBand="0" w:firstRowFirstColumn="0" w:firstRowLastColumn="0" w:lastRowFirstColumn="0" w:lastRowLastColumn="0"/>
-              <w:rPr>
-                <w:lang w:val="en-GB"/>
-              </w:rPr>
             </w:pPr>
             <w:r>
-              <w:rPr>
-                <w:lang w:val="en-GB"/>
-              </w:rPr>
               <w:t>9330</w:t>
             </w:r>
           </w:p>
@@ -3835,14 +2919,8 @@
             <w:pPr>
               <w:jc w:val="right"/>
               <w:cnfStyle w:val="000000000000" w:firstRow="0" w:lastRow="0" w:firstColumn="0" w:lastColumn="0" w:oddVBand="0" w:evenVBand="0" w:oddHBand="0" w:evenHBand="0" w:firstRowFirstColumn="0" w:firstRowLastColumn="0" w:lastRowFirstColumn="0" w:lastRowLastColumn="0"/>
-              <w:rPr>
-                <w:lang w:val="en-GB"/>
-              </w:rPr>
             </w:pPr>
             <w:r>
-              <w:rPr>
-                <w:lang w:val="en-GB"/>
-              </w:rPr>
               <w:t>10750</w:t>
             </w:r>
           </w:p>
@@ -3855,38 +2933,20 @@
             <w:pPr>
               <w:jc w:val="right"/>
               <w:cnfStyle w:val="000000000000" w:firstRow="0" w:lastRow="0" w:firstColumn="0" w:lastColumn="0" w:oddVBand="0" w:evenVBand="0" w:oddHBand="0" w:evenHBand="0" w:firstRowFirstColumn="0" w:firstRowLastColumn="0" w:lastRowFirstColumn="0" w:lastRowLastColumn="0"/>
-              <w:rPr>
-                <w:lang w:val="en-GB"/>
-              </w:rPr>
             </w:pPr>
             <w:r>
-              <w:rPr>
-                <w:lang w:val="en-GB"/>
-              </w:rPr>
               <w:t>8</w:t>
             </w:r>
             <w:r>
-              <w:rPr>
-                <w:lang w:val="en-GB"/>
-              </w:rPr>
               <w:t>6</w:t>
             </w:r>
             <w:r>
-              <w:rPr>
-                <w:lang w:val="en-GB"/>
-              </w:rPr>
               <w:t>.</w:t>
             </w:r>
             <w:r>
-              <w:rPr>
-                <w:lang w:val="en-GB"/>
-              </w:rPr>
               <w:t>8</w:t>
             </w:r>
             <w:r>
-              <w:rPr>
-                <w:lang w:val="en-GB"/>
-              </w:rPr>
               <w:t>%</w:t>
             </w:r>
           </w:p>
@@ -3903,7 +2963,6 @@
               <w:rPr>
                 <w:b w:val="0"/>
                 <w:bCs w:val="0"/>
-                <w:lang w:val="en-GB"/>
               </w:rPr>
             </w:pPr>
             <w:proofErr w:type="spellStart"/>
@@ -3911,7 +2970,6 @@
               <w:rPr>
                 <w:b w:val="0"/>
                 <w:bCs w:val="0"/>
-                <w:lang w:val="en-GB"/>
               </w:rPr>
               <w:t>zh</w:t>
             </w:r>
@@ -3920,7 +2978,6 @@
               <w:rPr>
                 <w:b w:val="0"/>
                 <w:bCs w:val="0"/>
-                <w:lang w:val="en-GB"/>
               </w:rPr>
               <w:t>-CN</w:t>
             </w:r>
@@ -3934,14 +2991,8 @@
             <w:pPr>
               <w:jc w:val="right"/>
               <w:cnfStyle w:val="000000000000" w:firstRow="0" w:lastRow="0" w:firstColumn="0" w:lastColumn="0" w:oddVBand="0" w:evenVBand="0" w:oddHBand="0" w:evenHBand="0" w:firstRowFirstColumn="0" w:firstRowLastColumn="0" w:lastRowFirstColumn="0" w:lastRowLastColumn="0"/>
-              <w:rPr>
-                <w:lang w:val="en-GB"/>
-              </w:rPr>
             </w:pPr>
             <w:r>
-              <w:rPr>
-                <w:lang w:val="en-GB"/>
-              </w:rPr>
               <w:t>8947</w:t>
             </w:r>
           </w:p>
@@ -3954,14 +3005,8 @@
             <w:pPr>
               <w:jc w:val="right"/>
               <w:cnfStyle w:val="000000000000" w:firstRow="0" w:lastRow="0" w:firstColumn="0" w:lastColumn="0" w:oddVBand="0" w:evenVBand="0" w:oddHBand="0" w:evenHBand="0" w:firstRowFirstColumn="0" w:firstRowLastColumn="0" w:lastRowFirstColumn="0" w:lastRowLastColumn="0"/>
-              <w:rPr>
-                <w:lang w:val="en-GB"/>
-              </w:rPr>
             </w:pPr>
             <w:r>
-              <w:rPr>
-                <w:lang w:val="en-GB"/>
-              </w:rPr>
               <w:t>10625</w:t>
             </w:r>
           </w:p>
@@ -3974,32 +3019,17 @@
             <w:pPr>
               <w:jc w:val="right"/>
               <w:cnfStyle w:val="000000000000" w:firstRow="0" w:lastRow="0" w:firstColumn="0" w:lastColumn="0" w:oddVBand="0" w:evenVBand="0" w:oddHBand="0" w:evenHBand="0" w:firstRowFirstColumn="0" w:firstRowLastColumn="0" w:lastRowFirstColumn="0" w:lastRowLastColumn="0"/>
-              <w:rPr>
-                <w:lang w:val="en-GB"/>
-              </w:rPr>
             </w:pPr>
             <w:r>
-              <w:rPr>
-                <w:lang w:val="en-GB"/>
-              </w:rPr>
               <w:t>84</w:t>
             </w:r>
             <w:r>
-              <w:rPr>
-                <w:lang w:val="en-GB"/>
-              </w:rPr>
               <w:t>.</w:t>
             </w:r>
             <w:r>
-              <w:rPr>
-                <w:lang w:val="en-GB"/>
-              </w:rPr>
               <w:t>2</w:t>
             </w:r>
             <w:r>
-              <w:rPr>
-                <w:lang w:val="en-GB"/>
-              </w:rPr>
               <w:t>%</w:t>
             </w:r>
           </w:p>
@@ -4016,14 +3046,12 @@
               <w:rPr>
                 <w:b w:val="0"/>
                 <w:bCs w:val="0"/>
-                <w:lang w:val="en-GB"/>
               </w:rPr>
             </w:pPr>
             <w:r>
               <w:rPr>
                 <w:b w:val="0"/>
                 <w:bCs w:val="0"/>
-                <w:lang w:val="en-GB"/>
               </w:rPr>
               <w:t>am-ET</w:t>
             </w:r>
@@ -4037,14 +3065,8 @@
             <w:pPr>
               <w:jc w:val="right"/>
               <w:cnfStyle w:val="000000000000" w:firstRow="0" w:lastRow="0" w:firstColumn="0" w:lastColumn="0" w:oddVBand="0" w:evenVBand="0" w:oddHBand="0" w:evenHBand="0" w:firstRowFirstColumn="0" w:firstRowLastColumn="0" w:lastRowFirstColumn="0" w:lastRowLastColumn="0"/>
-              <w:rPr>
-                <w:lang w:val="en-GB"/>
-              </w:rPr>
             </w:pPr>
             <w:r>
-              <w:rPr>
-                <w:lang w:val="en-GB"/>
-              </w:rPr>
               <w:t>7497</w:t>
             </w:r>
           </w:p>
@@ -4057,14 +3079,8 @@
             <w:pPr>
               <w:jc w:val="right"/>
               <w:cnfStyle w:val="000000000000" w:firstRow="0" w:lastRow="0" w:firstColumn="0" w:lastColumn="0" w:oddVBand="0" w:evenVBand="0" w:oddHBand="0" w:evenHBand="0" w:firstRowFirstColumn="0" w:firstRowLastColumn="0" w:lastRowFirstColumn="0" w:lastRowLastColumn="0"/>
-              <w:rPr>
-                <w:lang w:val="en-GB"/>
-              </w:rPr>
             </w:pPr>
             <w:r>
-              <w:rPr>
-                <w:lang w:val="en-GB"/>
-              </w:rPr>
               <w:t>10750</w:t>
             </w:r>
           </w:p>
@@ -4077,32 +3093,17 @@
             <w:pPr>
               <w:jc w:val="right"/>
               <w:cnfStyle w:val="000000000000" w:firstRow="0" w:lastRow="0" w:firstColumn="0" w:lastColumn="0" w:oddVBand="0" w:evenVBand="0" w:oddHBand="0" w:evenHBand="0" w:firstRowFirstColumn="0" w:firstRowLastColumn="0" w:lastRowFirstColumn="0" w:lastRowLastColumn="0"/>
-              <w:rPr>
-                <w:lang w:val="en-GB"/>
-              </w:rPr>
             </w:pPr>
             <w:r>
-              <w:rPr>
-                <w:lang w:val="en-GB"/>
-              </w:rPr>
               <w:t>69</w:t>
             </w:r>
             <w:r>
-              <w:rPr>
-                <w:lang w:val="en-GB"/>
-              </w:rPr>
               <w:t>.</w:t>
             </w:r>
             <w:r>
-              <w:rPr>
-                <w:lang w:val="en-GB"/>
-              </w:rPr>
               <w:t>7</w:t>
             </w:r>
             <w:r>
-              <w:rPr>
-                <w:lang w:val="en-GB"/>
-              </w:rPr>
               <w:t>%</w:t>
             </w:r>
           </w:p>
@@ -4115,15 +3116,7 @@
             <w:tcW w:w="1803" w:type="dxa"/>
           </w:tcPr>
           <w:p>
-            <w:pPr>
-              <w:rPr>
-                <w:lang w:val="en-GB"/>
-              </w:rPr>
-            </w:pPr>
-            <w:r>
-              <w:rPr>
-                <w:lang w:val="en-GB"/>
-              </w:rPr>
+            <w:r>
               <w:t>Overall</w:t>
             </w:r>
           </w:p>
@@ -4139,14 +3132,12 @@
               <w:rPr>
                 <w:b/>
                 <w:bCs/>
-                <w:lang w:val="en-GB"/>
               </w:rPr>
             </w:pPr>
             <w:r>
               <w:rPr>
                 <w:b/>
                 <w:bCs/>
-                <w:lang w:val="en-GB"/>
               </w:rPr>
               <w:t>33787</w:t>
             </w:r>
@@ -4163,14 +3154,12 @@
               <w:rPr>
                 <w:b/>
                 <w:bCs/>
-                <w:lang w:val="en-GB"/>
               </w:rPr>
             </w:pPr>
             <w:r>
               <w:rPr>
                 <w:b/>
                 <w:bCs/>
-                <w:lang w:val="en-GB"/>
               </w:rPr>
               <w:t>41398</w:t>
             </w:r>
@@ -4187,14 +3176,12 @@
               <w:rPr>
                 <w:b/>
                 <w:bCs/>
-                <w:lang w:val="en-GB"/>
               </w:rPr>
             </w:pPr>
             <w:r>
               <w:rPr>
                 <w:b/>
                 <w:bCs/>
-                <w:lang w:val="en-GB"/>
               </w:rPr>
               <w:t>8</w:t>
             </w:r>
@@ -4202,7 +3189,6 @@
               <w:rPr>
                 <w:b/>
                 <w:bCs/>
-                <w:lang w:val="en-GB"/>
               </w:rPr>
               <w:t>1.</w:t>
             </w:r>
@@ -4210,7 +3196,6 @@
               <w:rPr>
                 <w:b/>
                 <w:bCs/>
-                <w:lang w:val="en-GB"/>
               </w:rPr>
               <w:t>6</w:t>
             </w:r>
@@ -4218,7 +3203,6 @@
               <w:rPr>
                 <w:b/>
                 <w:bCs/>
-                <w:lang w:val="en-GB"/>
               </w:rPr>
               <w:t>%</w:t>
             </w:r>
@@ -4427,14 +3411,12 @@
               <w:rPr>
                 <w:b/>
                 <w:bCs/>
-                <w:lang w:val="en-GB"/>
               </w:rPr>
             </w:pPr>
             <w:r>
               <w:rPr>
                 <w:b/>
                 <w:bCs/>
-                <w:lang w:val="en-GB"/>
               </w:rPr>
               <w:t xml:space="preserve">Answer </w:t>
             </w:r>
@@ -4442,7 +3424,6 @@
               <w:rPr>
                 <w:b/>
                 <w:bCs/>
-                <w:lang w:val="en-GB"/>
               </w:rPr>
               <w:t>Confidence Averages</w:t>
             </w:r>
@@ -4457,7 +3438,6 @@
               <w:rPr>
                 <w:b/>
                 <w:bCs/>
-                <w:lang w:val="en-GB"/>
               </w:rPr>
             </w:pPr>
             <w:proofErr w:type="spellStart"/>
@@ -4465,7 +3445,6 @@
               <w:rPr>
                 <w:b/>
                 <w:bCs/>
-                <w:lang w:val="en-GB"/>
               </w:rPr>
               <w:t>en</w:t>
             </w:r>
@@ -4474,7 +3453,6 @@
               <w:rPr>
                 <w:b/>
                 <w:bCs/>
-                <w:lang w:val="en-GB"/>
               </w:rPr>
               <w:t>-US</w:t>
             </w:r>
@@ -4489,7 +3467,6 @@
               <w:rPr>
                 <w:b/>
                 <w:bCs/>
-                <w:lang w:val="en-GB"/>
               </w:rPr>
             </w:pPr>
             <w:proofErr w:type="spellStart"/>
@@ -4497,7 +3474,6 @@
               <w:rPr>
                 <w:b/>
                 <w:bCs/>
-                <w:lang w:val="en-GB"/>
               </w:rPr>
               <w:t>en</w:t>
             </w:r>
@@ -4506,7 +3482,6 @@
               <w:rPr>
                 <w:b/>
                 <w:bCs/>
-                <w:lang w:val="en-GB"/>
               </w:rPr>
               <w:t>-GB</w:t>
             </w:r>
@@ -4521,7 +3496,6 @@
               <w:rPr>
                 <w:b/>
                 <w:bCs/>
-                <w:lang w:val="en-GB"/>
               </w:rPr>
             </w:pPr>
             <w:proofErr w:type="spellStart"/>
@@ -4529,7 +3503,6 @@
               <w:rPr>
                 <w:b/>
                 <w:bCs/>
-                <w:lang w:val="en-GB"/>
               </w:rPr>
               <w:t>zh</w:t>
             </w:r>
@@ -4538,7 +3511,6 @@
               <w:rPr>
                 <w:b/>
                 <w:bCs/>
-                <w:lang w:val="en-GB"/>
               </w:rPr>
               <w:t>-CN</w:t>
             </w:r>
@@ -4553,14 +3525,12 @@
               <w:rPr>
                 <w:b/>
                 <w:bCs/>
-                <w:lang w:val="en-GB"/>
               </w:rPr>
             </w:pPr>
             <w:r>
               <w:rPr>
                 <w:b/>
                 <w:bCs/>
-                <w:lang w:val="en-GB"/>
               </w:rPr>
               <w:t>am-ET</w:t>
             </w:r>
@@ -4577,14 +3547,12 @@
               <w:rPr>
                 <w:b/>
                 <w:bCs/>
-                <w:lang w:val="en-GB"/>
               </w:rPr>
             </w:pPr>
             <w:r>
               <w:rPr>
                 <w:b/>
                 <w:bCs/>
-                <w:lang w:val="en-GB"/>
               </w:rPr>
               <w:t>All</w:t>
             </w:r>
@@ -4597,14 +3565,8 @@
           <w:p>
             <w:pPr>
               <w:jc w:val="left"/>
-              <w:rPr>
-                <w:lang w:val="en-GB"/>
-              </w:rPr>
             </w:pPr>
             <w:r>
-              <w:rPr>
-                <w:lang w:val="en-GB"/>
-              </w:rPr>
               <w:t>0.943</w:t>
             </w:r>
           </w:p>
@@ -4616,14 +3578,8 @@
           <w:p>
             <w:pPr>
               <w:jc w:val="left"/>
-              <w:rPr>
-                <w:lang w:val="en-GB"/>
-              </w:rPr>
             </w:pPr>
             <w:r>
-              <w:rPr>
-                <w:lang w:val="en-GB"/>
-              </w:rPr>
               <w:t>0.949</w:t>
             </w:r>
           </w:p>
@@ -4635,14 +3591,8 @@
           <w:p>
             <w:pPr>
               <w:jc w:val="left"/>
-              <w:rPr>
-                <w:lang w:val="en-GB"/>
-              </w:rPr>
             </w:pPr>
             <w:r>
-              <w:rPr>
-                <w:lang w:val="en-GB"/>
-              </w:rPr>
               <w:t>0.951</w:t>
             </w:r>
           </w:p>
@@ -4654,14 +3604,8 @@
           <w:p>
             <w:pPr>
               <w:jc w:val="left"/>
-              <w:rPr>
-                <w:lang w:val="en-GB"/>
-              </w:rPr>
             </w:pPr>
             <w:r>
-              <w:rPr>
-                <w:lang w:val="en-GB"/>
-              </w:rPr>
               <w:t>0.955</w:t>
             </w:r>
           </w:p>
@@ -4677,14 +3621,12 @@
               <w:rPr>
                 <w:b/>
                 <w:bCs/>
-                <w:lang w:val="en-GB"/>
               </w:rPr>
             </w:pPr>
             <w:r>
               <w:rPr>
                 <w:b/>
                 <w:bCs/>
-                <w:lang w:val="en-GB"/>
               </w:rPr>
               <w:t>Correct</w:t>
             </w:r>
@@ -4697,14 +3639,8 @@
           <w:p>
             <w:pPr>
               <w:jc w:val="left"/>
-              <w:rPr>
-                <w:lang w:val="en-GB"/>
-              </w:rPr>
             </w:pPr>
             <w:r>
-              <w:rPr>
-                <w:lang w:val="en-GB"/>
-              </w:rPr>
               <w:t>0.946</w:t>
             </w:r>
           </w:p>
@@ -4716,14 +3652,8 @@
           <w:p>
             <w:pPr>
               <w:jc w:val="left"/>
-              <w:rPr>
-                <w:lang w:val="en-GB"/>
-              </w:rPr>
             </w:pPr>
             <w:r>
-              <w:rPr>
-                <w:lang w:val="en-GB"/>
-              </w:rPr>
               <w:t>0.950</w:t>
             </w:r>
           </w:p>
@@ -4735,14 +3665,8 @@
           <w:p>
             <w:pPr>
               <w:jc w:val="left"/>
-              <w:rPr>
-                <w:lang w:val="en-GB"/>
-              </w:rPr>
             </w:pPr>
             <w:r>
-              <w:rPr>
-                <w:lang w:val="en-GB"/>
-              </w:rPr>
               <w:t>0.953</w:t>
             </w:r>
           </w:p>
@@ -4754,14 +3678,8 @@
           <w:p>
             <w:pPr>
               <w:jc w:val="left"/>
-              <w:rPr>
-                <w:lang w:val="en-GB"/>
-              </w:rPr>
             </w:pPr>
             <w:r>
-              <w:rPr>
-                <w:lang w:val="en-GB"/>
-              </w:rPr>
               <w:t>0.958</w:t>
             </w:r>
           </w:p>
@@ -4777,14 +3695,12 @@
               <w:rPr>
                 <w:b/>
                 <w:bCs/>
-                <w:lang w:val="en-GB"/>
               </w:rPr>
             </w:pPr>
             <w:r>
               <w:rPr>
                 <w:b/>
                 <w:bCs/>
-                <w:lang w:val="en-GB"/>
               </w:rPr>
               <w:t>Incorrect</w:t>
             </w:r>
@@ -4797,14 +3713,8 @@
           <w:p>
             <w:pPr>
               <w:jc w:val="left"/>
-              <w:rPr>
-                <w:lang w:val="en-GB"/>
-              </w:rPr>
             </w:pPr>
             <w:r>
-              <w:rPr>
-                <w:lang w:val="en-GB"/>
-              </w:rPr>
               <w:t>0.923</w:t>
             </w:r>
           </w:p>
@@ -4816,14 +3726,8 @@
           <w:p>
             <w:pPr>
               <w:jc w:val="left"/>
-              <w:rPr>
-                <w:lang w:val="en-GB"/>
-              </w:rPr>
             </w:pPr>
             <w:r>
-              <w:rPr>
-                <w:lang w:val="en-GB"/>
-              </w:rPr>
               <w:t>0.938</w:t>
             </w:r>
           </w:p>
@@ -4835,14 +3739,8 @@
           <w:p>
             <w:pPr>
               <w:jc w:val="left"/>
-              <w:rPr>
-                <w:lang w:val="en-GB"/>
-              </w:rPr>
             </w:pPr>
             <w:r>
-              <w:rPr>
-                <w:lang w:val="en-GB"/>
-              </w:rPr>
               <w:t>0.941</w:t>
             </w:r>
           </w:p>
@@ -4854,14 +3752,8 @@
           <w:p>
             <w:pPr>
               <w:jc w:val="left"/>
-              <w:rPr>
-                <w:lang w:val="en-GB"/>
-              </w:rPr>
             </w:pPr>
             <w:r>
-              <w:rPr>
-                <w:lang w:val="en-GB"/>
-              </w:rPr>
               <w:t>0.946</w:t>
             </w:r>
           </w:p>
@@ -4877,14 +3769,12 @@
               <w:rPr>
                 <w:b/>
                 <w:bCs/>
-                <w:lang w:val="en-GB"/>
               </w:rPr>
             </w:pPr>
             <w:r>
               <w:rPr>
                 <w:b/>
                 <w:bCs/>
-                <w:lang w:val="en-GB"/>
               </w:rPr>
               <w:t>Gap</w:t>
             </w:r>
@@ -4897,14 +3787,8 @@
           <w:p>
             <w:pPr>
               <w:jc w:val="left"/>
-              <w:rPr>
-                <w:lang w:val="en-GB"/>
-              </w:rPr>
             </w:pPr>
             <w:r>
-              <w:rPr>
-                <w:lang w:val="en-GB"/>
-              </w:rPr>
               <w:t>0.023</w:t>
             </w:r>
           </w:p>
@@ -4916,14 +3800,8 @@
           <w:p>
             <w:pPr>
               <w:jc w:val="left"/>
-              <w:rPr>
-                <w:lang w:val="en-GB"/>
-              </w:rPr>
             </w:pPr>
             <w:r>
-              <w:rPr>
-                <w:lang w:val="en-GB"/>
-              </w:rPr>
               <w:t>0.013</w:t>
             </w:r>
           </w:p>
@@ -4935,14 +3813,8 @@
           <w:p>
             <w:pPr>
               <w:jc w:val="left"/>
-              <w:rPr>
-                <w:lang w:val="en-GB"/>
-              </w:rPr>
             </w:pPr>
             <w:r>
-              <w:rPr>
-                <w:lang w:val="en-GB"/>
-              </w:rPr>
               <w:t>0.012</w:t>
             </w:r>
           </w:p>
@@ -4954,14 +3826,8 @@
           <w:p>
             <w:pPr>
               <w:jc w:val="left"/>
-              <w:rPr>
-                <w:lang w:val="en-GB"/>
-              </w:rPr>
             </w:pPr>
             <w:r>
-              <w:rPr>
-                <w:lang w:val="en-GB"/>
-              </w:rPr>
               <w:t>0.012</w:t>
             </w:r>
           </w:p>
@@ -4977,14 +3843,12 @@
               <w:rPr>
                 <w:b/>
                 <w:bCs/>
-                <w:lang w:val="en-GB"/>
               </w:rPr>
             </w:pPr>
             <w:r>
               <w:rPr>
                 <w:b/>
                 <w:bCs/>
-                <w:lang w:val="en-GB"/>
               </w:rPr>
               <w:t>Abstained</w:t>
             </w:r>
@@ -4997,14 +3861,8 @@
           <w:p>
             <w:pPr>
               <w:jc w:val="left"/>
-              <w:rPr>
-                <w:lang w:val="en-GB"/>
-              </w:rPr>
             </w:pPr>
             <w:r>
-              <w:rPr>
-                <w:lang w:val="en-GB"/>
-              </w:rPr>
               <w:t>0</w:t>
             </w:r>
           </w:p>
@@ -5016,14 +3874,8 @@
           <w:p>
             <w:pPr>
               <w:jc w:val="left"/>
-              <w:rPr>
-                <w:lang w:val="en-GB"/>
-              </w:rPr>
             </w:pPr>
             <w:r>
-              <w:rPr>
-                <w:lang w:val="en-GB"/>
-              </w:rPr>
               <w:t>0</w:t>
             </w:r>
           </w:p>
@@ -5035,14 +3887,8 @@
           <w:p>
             <w:pPr>
               <w:jc w:val="left"/>
-              <w:rPr>
-                <w:lang w:val="en-GB"/>
-              </w:rPr>
             </w:pPr>
             <w:r>
-              <w:rPr>
-                <w:lang w:val="en-GB"/>
-              </w:rPr>
               <w:t>0</w:t>
             </w:r>
           </w:p>
@@ -5054,14 +3900,8 @@
           <w:p>
             <w:pPr>
               <w:jc w:val="left"/>
-              <w:rPr>
-                <w:lang w:val="en-GB"/>
-              </w:rPr>
             </w:pPr>
             <w:r>
-              <w:rPr>
-                <w:lang w:val="en-GB"/>
-              </w:rPr>
               <w:t>0</w:t>
             </w:r>
           </w:p>
@@ -5159,27 +3999,13 @@
       </w:pPr>
     </w:p>
     <w:p>
-      <w:pPr>
-        <w:rPr>
-          <w:lang w:val="en-GB"/>
-        </w:rPr>
-      </w:pPr>
-      <w:r>
-        <w:rPr>
-          <w:lang w:val="en-GB"/>
-        </w:rPr>
+      <w:r>
         <w:t xml:space="preserve">Interestingly, we can see that the lower resourced locale achieved much better results when the questions were asked in English. This raises some concerns that I will examine in the Responsible AI </w:t>
       </w:r>
       <w:r>
-        <w:rPr>
-          <w:lang w:val="en-GB"/>
-        </w:rPr>
         <w:t>R</w:t>
       </w:r>
       <w:r>
-        <w:rPr>
-          <w:lang w:val="en-GB"/>
-        </w:rPr>
         <w:t>eflection section below.</w:t>
       </w:r>
     </w:p>
@@ -5508,7 +4334,328 @@
         <w:rPr>
           <w:lang w:val="en-US"/>
         </w:rPr>
-        <w:t>TODO</w:t>
+        <w:t>“</w:t>
+      </w:r>
+      <w:r>
+        <w:rPr>
+          <w:lang w:val="en-US"/>
+        </w:rPr>
+        <w:t>12. ID: Al-en-43</w:t>
+      </w:r>
+    </w:p>
+    <w:p>
+      <w:pPr>
+        <w:rPr>
+          <w:lang w:val="en-US"/>
+        </w:rPr>
+      </w:pPr>
+      <w:r>
+        <w:rPr>
+          <w:lang w:val="en-US"/>
+        </w:rPr>
+        <w:t xml:space="preserve">   Question: </w:t>
+      </w:r>
+      <w:proofErr w:type="spellStart"/>
+      <w:r>
+        <w:rPr>
+          <w:rFonts w:ascii="MS Gothic" w:eastAsia="MS Gothic" w:hAnsi="MS Gothic" w:cs="MS Gothic" w:hint="eastAsia"/>
+          <w:lang w:val="en-US"/>
+        </w:rPr>
+        <w:t>在中国，家庭中流行的室内活</w:t>
+      </w:r>
+      <w:r>
+        <w:rPr>
+          <w:rFonts w:ascii="Microsoft JhengHei" w:eastAsia="Microsoft JhengHei" w:hAnsi="Microsoft JhengHei" w:cs="Microsoft JhengHei" w:hint="eastAsia"/>
+          <w:lang w:val="en-US"/>
+        </w:rPr>
+        <w:t>动</w:t>
+      </w:r>
+      <w:r>
+        <w:rPr>
+          <w:rFonts w:ascii="MS Gothic" w:eastAsia="MS Gothic" w:hAnsi="MS Gothic" w:cs="MS Gothic" w:hint="eastAsia"/>
+          <w:lang w:val="en-US"/>
+        </w:rPr>
+        <w:t>是什么</w:t>
+      </w:r>
+      <w:proofErr w:type="spellEnd"/>
+      <w:r>
+        <w:rPr>
+          <w:rFonts w:ascii="MS Gothic" w:eastAsia="MS Gothic" w:hAnsi="MS Gothic" w:cs="MS Gothic" w:hint="eastAsia"/>
+          <w:lang w:val="en-US"/>
+        </w:rPr>
+        <w:t>？</w:t>
+      </w:r>
+    </w:p>
+    <w:p>
+      <w:pPr>
+        <w:rPr>
+          <w:lang w:val="en-US"/>
+        </w:rPr>
+      </w:pPr>
+      <w:r>
+        <w:rPr>
+          <w:lang w:val="en-US"/>
+        </w:rPr>
+        <w:t xml:space="preserve">   Generated: </w:t>
+      </w:r>
+      <w:proofErr w:type="spellStart"/>
+      <w:r>
+        <w:rPr>
+          <w:rFonts w:ascii="MS Gothic" w:eastAsia="MS Gothic" w:hAnsi="MS Gothic" w:cs="MS Gothic" w:hint="eastAsia"/>
+          <w:lang w:val="en-US"/>
+        </w:rPr>
+        <w:t>在中国家庭中流行的室内活</w:t>
+      </w:r>
+      <w:r>
+        <w:rPr>
+          <w:rFonts w:ascii="Microsoft JhengHei" w:eastAsia="Microsoft JhengHei" w:hAnsi="Microsoft JhengHei" w:cs="Microsoft JhengHei" w:hint="eastAsia"/>
+          <w:lang w:val="en-US"/>
+        </w:rPr>
+        <w:t>动</w:t>
+      </w:r>
+      <w:r>
+        <w:rPr>
+          <w:rFonts w:ascii="MS Gothic" w:eastAsia="MS Gothic" w:hAnsi="MS Gothic" w:cs="MS Gothic" w:hint="eastAsia"/>
+          <w:lang w:val="en-US"/>
+        </w:rPr>
+        <w:t>是吃</w:t>
+      </w:r>
+      <w:r>
+        <w:rPr>
+          <w:rFonts w:ascii="Microsoft JhengHei" w:eastAsia="Microsoft JhengHei" w:hAnsi="Microsoft JhengHei" w:cs="Microsoft JhengHei" w:hint="eastAsia"/>
+          <w:lang w:val="en-US"/>
+        </w:rPr>
+        <w:t>饭</w:t>
+      </w:r>
+      <w:r>
+        <w:rPr>
+          <w:rFonts w:ascii="MS Gothic" w:eastAsia="MS Gothic" w:hAnsi="MS Gothic" w:cs="MS Gothic" w:hint="eastAsia"/>
+          <w:lang w:val="en-US"/>
+        </w:rPr>
+        <w:t>看</w:t>
+      </w:r>
+      <w:r>
+        <w:rPr>
+          <w:rFonts w:ascii="Microsoft JhengHei" w:eastAsia="Microsoft JhengHei" w:hAnsi="Microsoft JhengHei" w:cs="Microsoft JhengHei" w:hint="eastAsia"/>
+          <w:lang w:val="en-US"/>
+        </w:rPr>
+        <w:t>电</w:t>
+      </w:r>
+      <w:r>
+        <w:rPr>
+          <w:rFonts w:ascii="MS Gothic" w:eastAsia="MS Gothic" w:hAnsi="MS Gothic" w:cs="MS Gothic" w:hint="eastAsia"/>
+          <w:lang w:val="en-US"/>
+        </w:rPr>
+        <w:t>影打牌</w:t>
+      </w:r>
+      <w:r>
+        <w:rPr>
+          <w:rFonts w:ascii="Microsoft JhengHei" w:eastAsia="Microsoft JhengHei" w:hAnsi="Microsoft JhengHei" w:cs="Microsoft JhengHei" w:hint="eastAsia"/>
+          <w:lang w:val="en-US"/>
+        </w:rPr>
+        <w:t>读书</w:t>
+      </w:r>
+      <w:r>
+        <w:rPr>
+          <w:rFonts w:ascii="MS Gothic" w:eastAsia="MS Gothic" w:hAnsi="MS Gothic" w:cs="MS Gothic" w:hint="eastAsia"/>
+          <w:lang w:val="en-US"/>
+        </w:rPr>
+        <w:t>唱歌</w:t>
+      </w:r>
+      <w:r>
+        <w:rPr>
+          <w:rFonts w:ascii="Microsoft JhengHei" w:eastAsia="Microsoft JhengHei" w:hAnsi="Microsoft JhengHei" w:cs="Microsoft JhengHei" w:hint="eastAsia"/>
+          <w:lang w:val="en-US"/>
+        </w:rPr>
+        <w:t>练习</w:t>
+      </w:r>
+      <w:r>
+        <w:rPr>
+          <w:rFonts w:ascii="MS Gothic" w:eastAsia="MS Gothic" w:hAnsi="MS Gothic" w:cs="MS Gothic" w:hint="eastAsia"/>
+          <w:lang w:val="en-US"/>
+        </w:rPr>
+        <w:t>舞蹈等</w:t>
+      </w:r>
+      <w:proofErr w:type="spellEnd"/>
+      <w:r>
+        <w:rPr>
+          <w:lang w:val="en-US"/>
+        </w:rPr>
+        <w:t xml:space="preserve"> </w:t>
+      </w:r>
+      <w:proofErr w:type="spellStart"/>
+      <w:r>
+        <w:rPr>
+          <w:rFonts w:ascii="MS Gothic" w:eastAsia="MS Gothic" w:hAnsi="MS Gothic" w:cs="MS Gothic" w:hint="eastAsia"/>
+          <w:lang w:val="en-US"/>
+        </w:rPr>
+        <w:t>在中国家庭中流行的室内活</w:t>
+      </w:r>
+      <w:r>
+        <w:rPr>
+          <w:rFonts w:ascii="Microsoft JhengHei" w:eastAsia="Microsoft JhengHei" w:hAnsi="Microsoft JhengHei" w:cs="Microsoft JhengHei" w:hint="eastAsia"/>
+          <w:lang w:val="en-US"/>
+        </w:rPr>
+        <w:t>动</w:t>
+      </w:r>
+      <w:r>
+        <w:rPr>
+          <w:rFonts w:ascii="MS Gothic" w:eastAsia="MS Gothic" w:hAnsi="MS Gothic" w:cs="MS Gothic" w:hint="eastAsia"/>
+          <w:lang w:val="en-US"/>
+        </w:rPr>
+        <w:t>是吃</w:t>
+      </w:r>
+      <w:r>
+        <w:rPr>
+          <w:rFonts w:ascii="Microsoft JhengHei" w:eastAsia="Microsoft JhengHei" w:hAnsi="Microsoft JhengHei" w:cs="Microsoft JhengHei" w:hint="eastAsia"/>
+          <w:lang w:val="en-US"/>
+        </w:rPr>
+        <w:t>饭电</w:t>
+      </w:r>
+      <w:r>
+        <w:rPr>
+          <w:rFonts w:ascii="MS Gothic" w:eastAsia="MS Gothic" w:hAnsi="MS Gothic" w:cs="MS Gothic" w:hint="eastAsia"/>
+          <w:lang w:val="en-US"/>
+        </w:rPr>
+        <w:t>影打牌</w:t>
+      </w:r>
+      <w:r>
+        <w:rPr>
+          <w:rFonts w:ascii="Microsoft JhengHei" w:eastAsia="Microsoft JhengHei" w:hAnsi="Microsoft JhengHei" w:cs="Microsoft JhengHei" w:hint="eastAsia"/>
+          <w:lang w:val="en-US"/>
+        </w:rPr>
+        <w:t>读书</w:t>
+      </w:r>
+      <w:r>
+        <w:rPr>
+          <w:rFonts w:ascii="MS Gothic" w:eastAsia="MS Gothic" w:hAnsi="MS Gothic" w:cs="MS Gothic" w:hint="eastAsia"/>
+          <w:lang w:val="en-US"/>
+        </w:rPr>
+        <w:t>唱歌舞蹈等</w:t>
+      </w:r>
+      <w:proofErr w:type="spellEnd"/>
+    </w:p>
+    <w:p>
+      <w:pPr>
+        <w:rPr>
+          <w:rFonts w:ascii="MS Gothic" w:eastAsia="MS Gothic" w:hAnsi="MS Gothic" w:cs="MS Gothic"/>
+          <w:lang w:val="en-US"/>
+        </w:rPr>
+      </w:pPr>
+      <w:r>
+        <w:rPr>
+          <w:lang w:val="en-US"/>
+        </w:rPr>
+        <w:t xml:space="preserve">   Expected: </w:t>
+      </w:r>
+      <w:proofErr w:type="spellStart"/>
+      <w:r>
+        <w:rPr>
+          <w:rFonts w:ascii="MS Gothic" w:eastAsia="MS Gothic" w:hAnsi="MS Gothic" w:cs="MS Gothic" w:hint="eastAsia"/>
+          <w:lang w:val="en-US"/>
+        </w:rPr>
+        <w:t>麻将</w:t>
+      </w:r>
+      <w:proofErr w:type="spellEnd"/>
+      <w:r>
+        <w:rPr>
+          <w:lang w:val="en-US"/>
+        </w:rPr>
+        <w:t xml:space="preserve">, </w:t>
+      </w:r>
+      <w:proofErr w:type="spellStart"/>
+      <w:r>
+        <w:rPr>
+          <w:rFonts w:ascii="MS Gothic" w:eastAsia="MS Gothic" w:hAnsi="MS Gothic" w:cs="MS Gothic" w:hint="eastAsia"/>
+          <w:lang w:val="en-US"/>
+        </w:rPr>
+        <w:t>看</w:t>
+      </w:r>
+      <w:r>
+        <w:rPr>
+          <w:rFonts w:ascii="Microsoft JhengHei" w:eastAsia="Microsoft JhengHei" w:hAnsi="Microsoft JhengHei" w:cs="Microsoft JhengHei" w:hint="eastAsia"/>
+          <w:lang w:val="en-US"/>
+        </w:rPr>
+        <w:t>电视</w:t>
+      </w:r>
+      <w:proofErr w:type="spellEnd"/>
+      <w:r>
+        <w:rPr>
+          <w:lang w:val="en-US"/>
+        </w:rPr>
+        <w:t xml:space="preserve">, </w:t>
+      </w:r>
+      <w:proofErr w:type="spellStart"/>
+      <w:r>
+        <w:rPr>
+          <w:rFonts w:ascii="MS Gothic" w:eastAsia="MS Gothic" w:hAnsi="MS Gothic" w:cs="MS Gothic" w:hint="eastAsia"/>
+          <w:lang w:val="en-US"/>
+        </w:rPr>
+        <w:t>斗地主</w:t>
+      </w:r>
+      <w:proofErr w:type="spellEnd"/>
+      <w:r>
+        <w:rPr>
+          <w:rFonts w:ascii="MS Gothic" w:eastAsia="MS Gothic" w:hAnsi="MS Gothic" w:cs="MS Gothic"/>
+          <w:lang w:val="en-US"/>
+        </w:rPr>
+        <w:t>”</w:t>
+      </w:r>
+    </w:p>
+    <w:p>
+      <w:r>
+        <w:t>Google translate offers this translation of the question and answer</w:t>
+      </w:r>
+    </w:p>
+    <w:p>
+      <w:r>
+        <w:t>"</w:t>
+      </w:r>
+      <w:r>
+        <w:t>Question: What are some popular indoor activities in Chinese families?</w:t>
+      </w:r>
+    </w:p>
+    <w:p>
+      <w:r>
+        <w:t>Generated: Popular indoor activities in Chinese families include eating, watching movies, playing cards, reading, singing, and dancing.</w:t>
+      </w:r>
+    </w:p>
+    <w:p>
+      <w:r>
+        <w:t xml:space="preserve">Expected: Mahjong, watching TV, Dou </w:t>
+      </w:r>
+      <w:proofErr w:type="spellStart"/>
+      <w:r>
+        <w:t>Dizhu</w:t>
+      </w:r>
+      <w:proofErr w:type="spellEnd"/>
+      <w:r>
+        <w:t xml:space="preserve"> (a popular Chinese card game).</w:t>
+      </w:r>
+      <w:r>
+        <w:t>"</w:t>
+      </w:r>
+    </w:p>
+    <w:p>
+      <w:r>
+        <w:t xml:space="preserve">Again, the difference between the generated answer here and the expected answer is nuanced. We have “watching movies” not matching with “watching tv”.  </w:t>
+      </w:r>
+    </w:p>
+    <w:p>
+      <w:r>
+        <w:t xml:space="preserve">Ironically, </w:t>
+      </w:r>
+      <w:r>
+        <w:t xml:space="preserve">probably </w:t>
+      </w:r>
+      <w:r>
+        <w:t xml:space="preserve">the best technology for comparing equivalence of these types of things </w:t>
+      </w:r>
+      <w:r>
+        <w:t xml:space="preserve">would be another </w:t>
+      </w:r>
+      <w:r>
+        <w:t>LLM. An alternative implementation of the answer checker would have been to use a separate model to test for approximate equivalence between the generated and expected answers.</w:t>
       </w:r>
     </w:p>
     <w:p>
@@ -5529,6 +4676,7 @@
         <w:rPr>
           <w:lang w:val="en-US"/>
         </w:rPr>
+        <w:lastRenderedPageBreak/>
         <w:t>am-ET</w:t>
       </w:r>
     </w:p>
@@ -5538,6 +4686,13 @@
           <w:lang w:val="en-US"/>
         </w:rPr>
       </w:pPr>
+    </w:p>
+    <w:p>
+      <w:pPr>
+        <w:rPr>
+          <w:lang w:val="en-US"/>
+        </w:rPr>
+      </w:pPr>
       <w:r>
         <w:rPr>
           <w:lang w:val="en-US"/>
@@ -5977,7 +5132,1573 @@
       </w:r>
     </w:p>
     <w:p>
-      <w:pPr>
+      <w:r>
+        <w:t>Google translate gives me “What do students do during recess in secondary schools in Ethiopia?</w:t>
+      </w:r>
+    </w:p>
+    <w:p>
+      <w:r>
+        <w:t>Generated: During recess in secondary schools in Ethiopia</w:t>
+      </w:r>
+    </w:p>
+    <w:p>
+      <w:r>
+        <w:t>Expected: They play football, drink tea, talk to friends”</w:t>
+      </w:r>
+    </w:p>
+    <w:p>
+      <w:r>
+        <w:t xml:space="preserve">This might be a failure in the NLP processing library for the Amharic </w:t>
+      </w:r>
+      <w:r>
+        <w:t>script;</w:t>
+      </w:r>
+      <w:r>
+        <w:t xml:space="preserve"> it could be a failure in the LLM returning a truncated sentence</w:t>
+      </w:r>
+      <w:r>
+        <w:t xml:space="preserve"> or it could be a failure in my code to display the generated results. Perhaps 100 tokens </w:t>
+      </w:r>
+      <w:r>
+        <w:t>were</w:t>
+      </w:r>
+      <w:r>
+        <w:t xml:space="preserve"> not enough to capture the Unicode for the generated Amharic script.</w:t>
+      </w:r>
+    </w:p>
+    <w:p>
+      <w:pPr>
+        <w:rPr>
+          <w:lang w:val="en-US"/>
+        </w:rPr>
+      </w:pPr>
+    </w:p>
+    <w:p>
+      <w:pPr>
+        <w:pStyle w:val="Heading3"/>
+      </w:pPr>
+      <w:r>
+        <w:t>MCQ Sample Failures</w:t>
+      </w:r>
+    </w:p>
+    <w:p>
+      <w:pPr>
+        <w:rPr>
+          <w:lang w:val="en-IE"/>
+        </w:rPr>
+      </w:pPr>
+      <w:r>
+        <w:rPr>
+          <w:lang w:val="en-US"/>
+        </w:rPr>
+        <w:t>The dataset of questions that I was using for these questions has some unusual characteristics that I was not fully able to understand. The same questions were asked multiple times, with different IDs. For example, the question</w:t>
+      </w:r>
+      <w:r>
+        <w:rPr>
+          <w:lang w:val="en-US"/>
+        </w:rPr>
+        <w:br/>
+        <w:t>“</w:t>
+      </w:r>
+      <w:r>
+        <w:rPr>
+          <w:lang w:val="en-IE"/>
+        </w:rPr>
+        <w:t>ID: Al-en-01_158</w:t>
+      </w:r>
+    </w:p>
+    <w:p>
+      <w:pPr>
+        <w:rPr>
+          <w:lang w:val="en-IE"/>
+        </w:rPr>
+      </w:pPr>
+      <w:r>
+        <w:rPr>
+          <w:lang w:val="en-IE"/>
+        </w:rPr>
+        <w:t xml:space="preserve">     Question: What is a common snack for preschool kids in the UK? Without any explanation, choose only one from the given alphabet choices(e.g., A, B, C). Provide as JSON format: {"</w:t>
+      </w:r>
+      <w:proofErr w:type="spellStart"/>
+      <w:r>
+        <w:rPr>
+          <w:lang w:val="en-IE"/>
+        </w:rPr>
+        <w:t>answer_choice</w:t>
+      </w:r>
+      <w:proofErr w:type="spellEnd"/>
+      <w:r>
+        <w:rPr>
+          <w:lang w:val="en-IE"/>
+        </w:rPr>
+        <w:t>":""}</w:t>
+      </w:r>
+      <w:r>
+        <w:rPr>
+          <w:lang w:val="en-IE"/>
+        </w:rPr>
+        <w:t>”</w:t>
+      </w:r>
+    </w:p>
+    <w:p>
+      <w:pPr>
+        <w:rPr>
+          <w:lang w:val="en-IE"/>
+        </w:rPr>
+      </w:pPr>
+      <w:r>
+        <w:rPr>
+          <w:lang w:val="en-IE"/>
+        </w:rPr>
+        <w:t>is asked multiple times, with slight variances in the answers provided i.e.</w:t>
+      </w:r>
+    </w:p>
+    <w:p>
+      <w:pPr>
+        <w:rPr>
+          <w:lang w:val="en-IE"/>
+        </w:rPr>
+      </w:pPr>
+      <w:r>
+        <w:rPr>
+          <w:lang w:val="en-IE"/>
+        </w:rPr>
+        <w:t>“</w:t>
+      </w:r>
+      <w:r>
+        <w:rPr>
+          <w:lang w:val="en-IE"/>
+        </w:rPr>
+        <w:t>A. apple</w:t>
+      </w:r>
+    </w:p>
+    <w:p>
+      <w:pPr>
+        <w:rPr>
+          <w:lang w:val="en-IE"/>
+        </w:rPr>
+      </w:pPr>
+      <w:r>
+        <w:rPr>
+          <w:lang w:val="en-IE"/>
+        </w:rPr>
+        <w:t>B. chocolate paste</w:t>
+      </w:r>
+    </w:p>
+    <w:p>
+      <w:pPr>
+        <w:rPr>
+          <w:lang w:val="en-IE"/>
+        </w:rPr>
+      </w:pPr>
+      <w:r>
+        <w:rPr>
+          <w:lang w:val="en-IE"/>
+        </w:rPr>
+        <w:t>C. jam sandwiches</w:t>
+      </w:r>
+    </w:p>
+    <w:p>
+      <w:pPr>
+        <w:rPr>
+          <w:lang w:val="en-IE"/>
+        </w:rPr>
+      </w:pPr>
+      <w:r>
+        <w:rPr>
+          <w:lang w:val="en-IE"/>
+        </w:rPr>
+        <w:t>D. semolina</w:t>
+      </w:r>
+      <w:r>
+        <w:rPr>
+          <w:lang w:val="en-IE"/>
+        </w:rPr>
+        <w:t>”</w:t>
+      </w:r>
+    </w:p>
+    <w:p>
+      <w:pPr>
+        <w:rPr>
+          <w:lang w:val="en-IE"/>
+        </w:rPr>
+      </w:pPr>
+      <w:r>
+        <w:rPr>
+          <w:lang w:val="en-IE"/>
+        </w:rPr>
+        <w:t>and</w:t>
+      </w:r>
+    </w:p>
+    <w:p>
+      <w:pPr>
+        <w:rPr>
+          <w:lang w:val="en-IE"/>
+        </w:rPr>
+      </w:pPr>
+      <w:r>
+        <w:rPr>
+          <w:lang w:val="en-IE"/>
+        </w:rPr>
+        <w:t>“</w:t>
+      </w:r>
+      <w:r>
+        <w:rPr>
+          <w:lang w:val="en-IE"/>
+        </w:rPr>
+        <w:t>A. apple</w:t>
+      </w:r>
+    </w:p>
+    <w:p>
+      <w:pPr>
+        <w:rPr>
+          <w:lang w:val="en-IE"/>
+        </w:rPr>
+      </w:pPr>
+      <w:r>
+        <w:rPr>
+          <w:lang w:val="en-IE"/>
+        </w:rPr>
+        <w:t>B. chocolate paste</w:t>
+      </w:r>
+    </w:p>
+    <w:p>
+      <w:pPr>
+        <w:rPr>
+          <w:lang w:val="en-IE"/>
+        </w:rPr>
+      </w:pPr>
+      <w:r>
+        <w:rPr>
+          <w:lang w:val="en-IE"/>
+        </w:rPr>
+        <w:t>C. jam sandwiches</w:t>
+      </w:r>
+    </w:p>
+    <w:p>
+      <w:pPr>
+        <w:rPr>
+          <w:lang w:val="en-IE"/>
+        </w:rPr>
+      </w:pPr>
+      <w:r>
+        <w:rPr>
+          <w:lang w:val="en-IE"/>
+        </w:rPr>
+        <w:t>D. potato fries</w:t>
+      </w:r>
+      <w:r>
+        <w:rPr>
+          <w:lang w:val="en-IE"/>
+        </w:rPr>
+        <w:t>”</w:t>
+      </w:r>
+    </w:p>
+    <w:p>
+      <w:pPr>
+        <w:rPr>
+          <w:lang w:val="en-IE"/>
+        </w:rPr>
+      </w:pPr>
+      <w:r>
+        <w:rPr>
+          <w:lang w:val="en-IE"/>
+        </w:rPr>
+        <w:t>and</w:t>
+      </w:r>
+    </w:p>
+    <w:p>
+      <w:pPr>
+        <w:rPr>
+          <w:lang w:val="en-IE"/>
+        </w:rPr>
+      </w:pPr>
+      <w:r>
+        <w:rPr>
+          <w:lang w:val="en-IE"/>
+        </w:rPr>
+        <w:t>“</w:t>
+      </w:r>
+      <w:r>
+        <w:rPr>
+          <w:lang w:val="en-IE"/>
+        </w:rPr>
+        <w:t>A. apple</w:t>
+      </w:r>
+    </w:p>
+    <w:p>
+      <w:pPr>
+        <w:rPr>
+          <w:lang w:val="en-IE"/>
+        </w:rPr>
+      </w:pPr>
+      <w:r>
+        <w:rPr>
+          <w:lang w:val="en-IE"/>
+        </w:rPr>
+        <w:t>B. chocolate paste</w:t>
+      </w:r>
+    </w:p>
+    <w:p>
+      <w:pPr>
+        <w:rPr>
+          <w:lang w:val="en-IE"/>
+        </w:rPr>
+      </w:pPr>
+      <w:r>
+        <w:rPr>
+          <w:lang w:val="en-IE"/>
+        </w:rPr>
+        <w:t>C. jam sandwiches</w:t>
+      </w:r>
+    </w:p>
+    <w:p>
+      <w:pPr>
+        <w:rPr>
+          <w:lang w:val="en-IE"/>
+        </w:rPr>
+      </w:pPr>
+      <w:r>
+        <w:rPr>
+          <w:lang w:val="en-IE"/>
+        </w:rPr>
+        <w:t>D. noodles</w:t>
+      </w:r>
+      <w:r>
+        <w:rPr>
+          <w:lang w:val="en-IE"/>
+        </w:rPr>
+        <w:t>”</w:t>
+      </w:r>
+    </w:p>
+    <w:p>
+      <w:pPr>
+        <w:rPr>
+          <w:lang w:val="en-IE"/>
+        </w:rPr>
+      </w:pPr>
+      <w:r>
+        <w:rPr>
+          <w:lang w:val="en-IE"/>
+        </w:rPr>
+        <w:t>It was unclear to me of the exact utility of this approach</w:t>
+      </w:r>
+      <w:r>
+        <w:rPr>
+          <w:lang w:val="en-IE"/>
+        </w:rPr>
+        <w:t>, but it was apparent that if the LLM got one of these questions wrong, then it was likely to get a larger batch of the same question wrong as well.</w:t>
+      </w:r>
+    </w:p>
+    <w:p>
+      <w:pPr>
+        <w:rPr>
+          <w:lang w:val="en-IE"/>
+        </w:rPr>
+      </w:pPr>
+      <w:proofErr w:type="gramStart"/>
+      <w:r>
+        <w:t>A number of</w:t>
+      </w:r>
+      <w:proofErr w:type="gramEnd"/>
+      <w:r>
+        <w:t xml:space="preserve"> the questi</w:t>
+      </w:r>
+      <w:r>
+        <w:t>o</w:t>
+      </w:r>
+      <w:r>
+        <w:t>ns also had the unus</w:t>
+      </w:r>
+      <w:r>
+        <w:t>u</w:t>
+      </w:r>
+      <w:r>
+        <w:t>al phrase “</w:t>
+      </w:r>
+      <w:r>
+        <w:rPr>
+          <w:lang w:val="en-IE"/>
+        </w:rPr>
+        <w:t>(Provide Arabic numerals (e.g., 20) only.)</w:t>
+      </w:r>
+      <w:r>
+        <w:rPr>
+          <w:lang w:val="en-IE"/>
+        </w:rPr>
+        <w:t>” in the text.</w:t>
+      </w:r>
+    </w:p>
+    <w:p>
+      <w:pPr>
+        <w:rPr>
+          <w:lang w:val="en-IE"/>
+        </w:rPr>
+      </w:pPr>
+    </w:p>
+    <w:p>
+      <w:pPr>
+        <w:pStyle w:val="Heading4"/>
+        <w:rPr>
+          <w:lang w:val="en-US"/>
+        </w:rPr>
+      </w:pPr>
+      <w:proofErr w:type="spellStart"/>
+      <w:r>
+        <w:rPr>
+          <w:lang w:val="en-US"/>
+        </w:rPr>
+        <w:t>en</w:t>
+      </w:r>
+      <w:proofErr w:type="spellEnd"/>
+      <w:r>
+        <w:rPr>
+          <w:lang w:val="en-US"/>
+        </w:rPr>
+        <w:t>-US</w:t>
+      </w:r>
+    </w:p>
+    <w:p>
+      <w:pPr>
+        <w:rPr>
+          <w:lang w:val="en-US"/>
+        </w:rPr>
+      </w:pPr>
+    </w:p>
+    <w:p>
+      <w:pPr>
+        <w:rPr>
+          <w:lang w:val="en-IE"/>
+        </w:rPr>
+      </w:pPr>
+      <w:proofErr w:type="gramStart"/>
+      <w:r>
+        <w:rPr>
+          <w:lang w:val="en-US"/>
+        </w:rPr>
+        <w:t>“</w:t>
+      </w:r>
+      <w:r>
+        <w:rPr>
+          <w:lang w:val="en-IE"/>
+        </w:rPr>
+        <w:t xml:space="preserve">  2</w:t>
+      </w:r>
+      <w:proofErr w:type="gramEnd"/>
+      <w:r>
+        <w:rPr>
+          <w:lang w:val="en-IE"/>
+        </w:rPr>
+        <w:t>. ID: Al-en-01_170</w:t>
+      </w:r>
+    </w:p>
+    <w:p>
+      <w:pPr>
+        <w:rPr>
+          <w:lang w:val="en-IE"/>
+        </w:rPr>
+      </w:pPr>
+      <w:r>
+        <w:rPr>
+          <w:lang w:val="en-IE"/>
+        </w:rPr>
+        <w:t xml:space="preserve">     Question: What is a common snack for preschool kids in the US? Without any explanation, choose only one from the given alphabet choices(e.g., A, B, C). Provide as JSON format: {"</w:t>
+      </w:r>
+      <w:proofErr w:type="spellStart"/>
+      <w:r>
+        <w:rPr>
+          <w:lang w:val="en-IE"/>
+        </w:rPr>
+        <w:t>answer_choice</w:t>
+      </w:r>
+      <w:proofErr w:type="spellEnd"/>
+      <w:r>
+        <w:rPr>
+          <w:lang w:val="en-IE"/>
+        </w:rPr>
+        <w:t>":""}</w:t>
+      </w:r>
+    </w:p>
+    <w:p>
+      <w:pPr>
+        <w:rPr>
+          <w:lang w:val="en-IE"/>
+        </w:rPr>
+      </w:pPr>
+      <w:r>
+        <w:rPr>
+          <w:lang w:val="en-IE"/>
+        </w:rPr>
+        <w:t>A. chocolate paste</w:t>
+      </w:r>
+    </w:p>
+    <w:p>
+      <w:pPr>
+        <w:rPr>
+          <w:lang w:val="en-IE"/>
+        </w:rPr>
+      </w:pPr>
+      <w:r>
+        <w:rPr>
+          <w:lang w:val="en-IE"/>
+        </w:rPr>
+        <w:t>B. cookie</w:t>
+      </w:r>
+    </w:p>
+    <w:p>
+      <w:pPr>
+        <w:rPr>
+          <w:lang w:val="en-IE"/>
+        </w:rPr>
+      </w:pPr>
+      <w:r>
+        <w:rPr>
+          <w:lang w:val="en-IE"/>
+        </w:rPr>
+        <w:t>C. egg</w:t>
+      </w:r>
+    </w:p>
+    <w:p>
+      <w:pPr>
+        <w:rPr>
+          <w:lang w:val="en-IE"/>
+        </w:rPr>
+      </w:pPr>
+      <w:r>
+        <w:rPr>
+          <w:lang w:val="en-IE"/>
+        </w:rPr>
+        <w:t>D. fruit</w:t>
+      </w:r>
+    </w:p>
+    <w:p>
+      <w:pPr>
+        <w:rPr>
+          <w:lang w:val="en-IE"/>
+        </w:rPr>
+      </w:pPr>
+      <w:r>
+        <w:rPr>
+          <w:lang w:val="en-IE"/>
+        </w:rPr>
+        <w:t>Answer:</w:t>
+      </w:r>
+    </w:p>
+    <w:p>
+      <w:pPr>
+        <w:rPr>
+          <w:lang w:val="en-IE"/>
+        </w:rPr>
+      </w:pPr>
+      <w:r>
+        <w:rPr>
+          <w:lang w:val="en-IE"/>
+        </w:rPr>
+        <w:t xml:space="preserve">     Predicted: B | Correct: D</w:t>
+      </w:r>
+    </w:p>
+    <w:p>
+      <w:pPr>
+        <w:rPr>
+          <w:lang w:val="en-IE"/>
+        </w:rPr>
+      </w:pPr>
+      <w:r>
+        <w:rPr>
+          <w:lang w:val="en-IE"/>
+        </w:rPr>
+        <w:t xml:space="preserve">     Confidence: 0.913</w:t>
+      </w:r>
+      <w:r>
+        <w:rPr>
+          <w:lang w:val="en-IE"/>
+        </w:rPr>
+        <w:t>”</w:t>
+      </w:r>
+    </w:p>
+    <w:p>
+      <w:pPr>
+        <w:rPr>
+          <w:lang w:val="en-US"/>
+        </w:rPr>
+      </w:pPr>
+      <w:r>
+        <w:rPr>
+          <w:lang w:val="en-US"/>
+        </w:rPr>
+        <w:t>Here we see an example of an incorrected answered MCQ question. The annotated answer to the question was “fruit’ but the model predicted that “cookie” would be the correct answer. This is a debatable failure, many schoolchildren in the US would presumably get a cookie for a snack during the day</w:t>
+      </w:r>
+      <w:r>
+        <w:rPr>
+          <w:lang w:val="en-US"/>
+        </w:rPr>
+        <w:t xml:space="preserve">, so it should not </w:t>
+      </w:r>
+      <w:proofErr w:type="gramStart"/>
+      <w:r>
+        <w:rPr>
+          <w:lang w:val="en-US"/>
+        </w:rPr>
+        <w:t>be considered to be</w:t>
+      </w:r>
+      <w:proofErr w:type="gramEnd"/>
+      <w:r>
+        <w:rPr>
+          <w:lang w:val="en-US"/>
+        </w:rPr>
+        <w:t xml:space="preserve"> 100% incorrect</w:t>
+      </w:r>
+      <w:r>
+        <w:rPr>
+          <w:lang w:val="en-US"/>
+        </w:rPr>
+        <w:t xml:space="preserve">. </w:t>
+      </w:r>
+    </w:p>
+    <w:p>
+      <w:pPr>
+        <w:rPr>
+          <w:lang w:val="en-US"/>
+        </w:rPr>
+      </w:pPr>
+      <w:r>
+        <w:rPr>
+          <w:lang w:val="en-US"/>
+        </w:rPr>
+        <w:t xml:space="preserve">There are many socio-economic influences that would potentially take effect here. Parents education levels, employment status, location, school type, income bracket </w:t>
+      </w:r>
+      <w:proofErr w:type="spellStart"/>
+      <w:r>
+        <w:rPr>
+          <w:lang w:val="en-US"/>
+        </w:rPr>
+        <w:t>etc</w:t>
+      </w:r>
+      <w:proofErr w:type="spellEnd"/>
+      <w:r>
+        <w:rPr>
+          <w:lang w:val="en-US"/>
+        </w:rPr>
+        <w:t xml:space="preserve"> etc. </w:t>
+      </w:r>
+    </w:p>
+    <w:p>
+      <w:pPr>
+        <w:rPr>
+          <w:lang w:val="en-US"/>
+        </w:rPr>
+      </w:pPr>
+      <w:r>
+        <w:rPr>
+          <w:lang w:val="en-US"/>
+        </w:rPr>
+        <w:t>Yet, the model returns a confidence level of 0.913 out of 1.0, so very high levels of confidence. The confidence calibration of the LLM seems to be set very high.</w:t>
+      </w:r>
+    </w:p>
+    <w:p>
+      <w:pPr>
+        <w:pStyle w:val="Heading4"/>
+        <w:rPr>
+          <w:lang w:val="en-US"/>
+        </w:rPr>
+      </w:pPr>
+      <w:proofErr w:type="spellStart"/>
+      <w:r>
+        <w:rPr>
+          <w:lang w:val="en-US"/>
+        </w:rPr>
+        <w:t>en</w:t>
+      </w:r>
+      <w:proofErr w:type="spellEnd"/>
+      <w:r>
+        <w:rPr>
+          <w:lang w:val="en-US"/>
+        </w:rPr>
+        <w:t>-GB</w:t>
+      </w:r>
+    </w:p>
+    <w:p>
+      <w:pPr>
+        <w:rPr>
+          <w:lang w:val="en-US"/>
+        </w:rPr>
+      </w:pPr>
+    </w:p>
+    <w:p>
+      <w:pPr>
+        <w:rPr>
+          <w:lang w:val="en-US"/>
+        </w:rPr>
+      </w:pPr>
+      <w:r>
+        <w:rPr>
+          <w:lang w:val="en-US"/>
+        </w:rPr>
+        <w:t xml:space="preserve">  </w:t>
+      </w:r>
+      <w:r>
+        <w:rPr>
+          <w:lang w:val="en-US"/>
+        </w:rPr>
+        <w:t>“</w:t>
+      </w:r>
+      <w:r>
+        <w:rPr>
+          <w:lang w:val="en-US"/>
+        </w:rPr>
+        <w:t>1. ID: Al-en-01_3</w:t>
+      </w:r>
+    </w:p>
+    <w:p>
+      <w:pPr>
+        <w:rPr>
+          <w:lang w:val="en-US"/>
+        </w:rPr>
+      </w:pPr>
+      <w:r>
+        <w:rPr>
+          <w:lang w:val="en-US"/>
+        </w:rPr>
+        <w:t xml:space="preserve">     Question: What is a common snack for preschool kids in the UK? Without any explanation, choose only one from the given alphabet </w:t>
+      </w:r>
+      <w:proofErr w:type="gramStart"/>
+      <w:r>
+        <w:rPr>
+          <w:lang w:val="en-US"/>
+        </w:rPr>
+        <w:t>choices(</w:t>
+      </w:r>
+      <w:proofErr w:type="gramEnd"/>
+      <w:r>
+        <w:rPr>
+          <w:lang w:val="en-US"/>
+        </w:rPr>
+        <w:t>e.g., A, B, C). Provide as JSON format: {"</w:t>
+      </w:r>
+      <w:proofErr w:type="spellStart"/>
+      <w:r>
+        <w:rPr>
+          <w:lang w:val="en-US"/>
+        </w:rPr>
+        <w:t>answer_choice</w:t>
+      </w:r>
+      <w:proofErr w:type="spellEnd"/>
+      <w:r>
+        <w:rPr>
+          <w:lang w:val="en-US"/>
+        </w:rPr>
+        <w:t>":""}</w:t>
+      </w:r>
+    </w:p>
+    <w:p>
+      <w:pPr>
+        <w:rPr>
+          <w:lang w:val="en-US"/>
+        </w:rPr>
+      </w:pPr>
+    </w:p>
+    <w:p>
+      <w:pPr>
+        <w:rPr>
+          <w:lang w:val="en-US"/>
+        </w:rPr>
+      </w:pPr>
+      <w:r>
+        <w:rPr>
+          <w:lang w:val="en-US"/>
+        </w:rPr>
+        <w:lastRenderedPageBreak/>
+        <w:t>A. chocolate paste</w:t>
+      </w:r>
+    </w:p>
+    <w:p>
+      <w:pPr>
+        <w:rPr>
+          <w:lang w:val="en-US"/>
+        </w:rPr>
+      </w:pPr>
+      <w:r>
+        <w:rPr>
+          <w:lang w:val="en-US"/>
+        </w:rPr>
+        <w:t>B. cookie</w:t>
+      </w:r>
+    </w:p>
+    <w:p>
+      <w:pPr>
+        <w:rPr>
+          <w:lang w:val="en-US"/>
+        </w:rPr>
+      </w:pPr>
+      <w:r>
+        <w:rPr>
+          <w:lang w:val="en-US"/>
+        </w:rPr>
+        <w:t>C. egg</w:t>
+      </w:r>
+    </w:p>
+    <w:p>
+      <w:pPr>
+        <w:rPr>
+          <w:lang w:val="en-US"/>
+        </w:rPr>
+      </w:pPr>
+      <w:r>
+        <w:rPr>
+          <w:lang w:val="en-US"/>
+        </w:rPr>
+        <w:t>D. fruit</w:t>
+      </w:r>
+    </w:p>
+    <w:p>
+      <w:pPr>
+        <w:rPr>
+          <w:lang w:val="en-US"/>
+        </w:rPr>
+      </w:pPr>
+    </w:p>
+    <w:p>
+      <w:pPr>
+        <w:rPr>
+          <w:lang w:val="en-US"/>
+        </w:rPr>
+      </w:pPr>
+      <w:r>
+        <w:rPr>
+          <w:lang w:val="en-US"/>
+        </w:rPr>
+        <w:t>Answer:</w:t>
+      </w:r>
+    </w:p>
+    <w:p>
+      <w:pPr>
+        <w:rPr>
+          <w:lang w:val="en-US"/>
+        </w:rPr>
+      </w:pPr>
+      <w:r>
+        <w:rPr>
+          <w:lang w:val="en-US"/>
+        </w:rPr>
+        <w:t xml:space="preserve">     Predicted: B | Correct: D</w:t>
+      </w:r>
+    </w:p>
+    <w:p>
+      <w:pPr>
+        <w:rPr>
+          <w:lang w:val="en-US"/>
+        </w:rPr>
+      </w:pPr>
+      <w:r>
+        <w:rPr>
+          <w:lang w:val="en-US"/>
+        </w:rPr>
+        <w:t xml:space="preserve">     Confidence: 0.934</w:t>
+      </w:r>
+      <w:r>
+        <w:rPr>
+          <w:lang w:val="en-US"/>
+        </w:rPr>
+        <w:t>”</w:t>
+      </w:r>
+    </w:p>
+    <w:p>
+      <w:pPr>
+        <w:rPr>
+          <w:lang w:val="en-US"/>
+        </w:rPr>
+      </w:pPr>
+      <w:r>
+        <w:rPr>
+          <w:lang w:val="en-US"/>
+        </w:rPr>
+        <w:t xml:space="preserve">The same questions again, but this time for the </w:t>
+      </w:r>
+      <w:proofErr w:type="spellStart"/>
+      <w:r>
+        <w:rPr>
+          <w:lang w:val="en-US"/>
+        </w:rPr>
+        <w:t>en</w:t>
+      </w:r>
+      <w:proofErr w:type="spellEnd"/>
+      <w:r>
+        <w:rPr>
+          <w:lang w:val="en-US"/>
+        </w:rPr>
+        <w:t xml:space="preserve">-GB locale and asked for UK children. The same results were returned. </w:t>
+      </w:r>
+      <w:r>
+        <w:rPr>
+          <w:lang w:val="en-US"/>
+        </w:rPr>
+        <w:t>The term cookie to my mind is an American phrase. UK residents would be more likely to use the term “biscuit”. But the LLM still predicted “cookie” with a very high confidence level, 0.934.</w:t>
+      </w:r>
+    </w:p>
+    <w:p>
+      <w:pPr>
+        <w:rPr>
+          <w:lang w:val="en-US"/>
+        </w:rPr>
+      </w:pPr>
+      <w:r>
+        <w:rPr>
+          <w:lang w:val="en-US"/>
+        </w:rPr>
+        <w:t xml:space="preserve">This could in some ways be considered an instance where the US cultural influence has overwhelmed what should be a UK centered question and answer. </w:t>
+      </w:r>
+      <w:proofErr w:type="gramStart"/>
+      <w:r>
+        <w:rPr>
+          <w:lang w:val="en-US"/>
+        </w:rPr>
+        <w:t>That being said, this</w:t>
+      </w:r>
+      <w:proofErr w:type="gramEnd"/>
+      <w:r>
+        <w:rPr>
+          <w:lang w:val="en-US"/>
+        </w:rPr>
+        <w:t xml:space="preserve"> is again nuanced, and the term “cookie” while maybe not as well used, is still well understood in the UK.</w:t>
+      </w:r>
+    </w:p>
+    <w:p>
+      <w:pPr>
+        <w:pStyle w:val="Heading4"/>
+        <w:rPr>
+          <w:lang w:val="en-US"/>
+        </w:rPr>
+      </w:pPr>
+      <w:proofErr w:type="spellStart"/>
+      <w:r>
+        <w:rPr>
+          <w:lang w:val="en-US"/>
+        </w:rPr>
+        <w:t>zh</w:t>
+      </w:r>
+      <w:proofErr w:type="spellEnd"/>
+      <w:r>
+        <w:rPr>
+          <w:lang w:val="en-US"/>
+        </w:rPr>
+        <w:t>-CN</w:t>
+      </w:r>
+    </w:p>
+    <w:p>
+      <w:pPr>
+        <w:rPr>
+          <w:lang w:val="en-US"/>
+        </w:rPr>
+      </w:pPr>
+    </w:p>
+    <w:p>
+      <w:pPr>
+        <w:rPr>
+          <w:lang w:val="en-US"/>
+        </w:rPr>
+      </w:pPr>
+      <w:r>
+        <w:rPr>
+          <w:lang w:val="en-US"/>
+        </w:rPr>
+        <w:t>“</w:t>
+      </w:r>
+      <w:r>
+        <w:rPr>
+          <w:lang w:val="en-US"/>
+        </w:rPr>
+        <w:t>ID: Al-en-09_390</w:t>
+      </w:r>
+    </w:p>
+    <w:p>
+      <w:pPr>
+        <w:rPr>
+          <w:lang w:val="en-US"/>
+        </w:rPr>
+      </w:pPr>
+      <w:r>
+        <w:rPr>
+          <w:lang w:val="en-US"/>
+        </w:rPr>
+        <w:t xml:space="preserve">     Question: What is a popular snack at an amusement park in China? Without any explanation, choose only one from the given alphabet </w:t>
+      </w:r>
+      <w:proofErr w:type="gramStart"/>
+      <w:r>
+        <w:rPr>
+          <w:lang w:val="en-US"/>
+        </w:rPr>
+        <w:t>choices(</w:t>
+      </w:r>
+      <w:proofErr w:type="gramEnd"/>
+      <w:r>
+        <w:rPr>
+          <w:lang w:val="en-US"/>
+        </w:rPr>
+        <w:t>e.g., A, B, C). Provide as JSON format: {"</w:t>
+      </w:r>
+      <w:proofErr w:type="spellStart"/>
+      <w:r>
+        <w:rPr>
+          <w:lang w:val="en-US"/>
+        </w:rPr>
+        <w:t>answer_choice</w:t>
+      </w:r>
+      <w:proofErr w:type="spellEnd"/>
+      <w:r>
+        <w:rPr>
+          <w:lang w:val="en-US"/>
+        </w:rPr>
+        <w:t>":""}</w:t>
+      </w:r>
+    </w:p>
+    <w:p>
+      <w:pPr>
+        <w:rPr>
+          <w:lang w:val="en-US"/>
+        </w:rPr>
+      </w:pPr>
+    </w:p>
+    <w:p>
+      <w:pPr>
+        <w:rPr>
+          <w:lang w:val="en-US"/>
+        </w:rPr>
+      </w:pPr>
+      <w:r>
+        <w:rPr>
+          <w:lang w:val="en-US"/>
+        </w:rPr>
+        <w:t>A. bombing the giant squid</w:t>
+      </w:r>
+    </w:p>
+    <w:p>
+      <w:pPr>
+        <w:rPr>
+          <w:lang w:val="en-US"/>
+        </w:rPr>
+      </w:pPr>
+      <w:r>
+        <w:rPr>
+          <w:lang w:val="en-US"/>
+        </w:rPr>
+        <w:t>B. cake</w:t>
+      </w:r>
+    </w:p>
+    <w:p>
+      <w:pPr>
+        <w:rPr>
+          <w:lang w:val="en-US"/>
+        </w:rPr>
+      </w:pPr>
+      <w:r>
+        <w:rPr>
+          <w:lang w:val="en-US"/>
+        </w:rPr>
+        <w:t>C. cotton candy</w:t>
+      </w:r>
+    </w:p>
+    <w:p>
+      <w:pPr>
+        <w:rPr>
+          <w:lang w:val="en-US"/>
+        </w:rPr>
+      </w:pPr>
+      <w:r>
+        <w:rPr>
+          <w:lang w:val="en-US"/>
+        </w:rPr>
+        <w:t>D. tea</w:t>
+      </w:r>
+    </w:p>
+    <w:p>
+      <w:pPr>
+        <w:rPr>
+          <w:lang w:val="en-US"/>
+        </w:rPr>
+      </w:pPr>
+    </w:p>
+    <w:p>
+      <w:pPr>
+        <w:rPr>
+          <w:lang w:val="en-US"/>
+        </w:rPr>
+      </w:pPr>
+      <w:r>
+        <w:rPr>
+          <w:lang w:val="en-US"/>
+        </w:rPr>
+        <w:t>Answer:</w:t>
+      </w:r>
+    </w:p>
+    <w:p>
+      <w:pPr>
+        <w:rPr>
+          <w:lang w:val="en-US"/>
+        </w:rPr>
+      </w:pPr>
+      <w:r>
+        <w:rPr>
+          <w:lang w:val="en-US"/>
+        </w:rPr>
+        <w:t xml:space="preserve">     Predicted: C | Correct: A</w:t>
+      </w:r>
+    </w:p>
+    <w:p>
+      <w:pPr>
+        <w:rPr>
+          <w:lang w:val="en-US"/>
+        </w:rPr>
+      </w:pPr>
+      <w:r>
+        <w:rPr>
+          <w:lang w:val="en-US"/>
+        </w:rPr>
+        <w:t xml:space="preserve">     Confidence: 0.937</w:t>
+      </w:r>
+      <w:r>
+        <w:rPr>
+          <w:lang w:val="en-US"/>
+        </w:rPr>
+        <w:t>”</w:t>
+      </w:r>
+    </w:p>
+    <w:p>
+      <w:pPr>
+        <w:rPr>
+          <w:lang w:val="en-US"/>
+        </w:rPr>
+      </w:pPr>
+    </w:p>
+    <w:p>
+      <w:pPr>
+        <w:rPr>
+          <w:lang w:val="en-US"/>
+        </w:rPr>
+      </w:pPr>
+      <w:r>
+        <w:rPr>
+          <w:lang w:val="en-US"/>
+        </w:rPr>
+        <w:t>The correct answer of “Bombing the giant squid” seems like a bizarre one to someone not familiar with Chinese culture, but this is in fact a popular street food vendor in China</w:t>
+      </w:r>
+    </w:p>
+    <w:p>
+      <w:pPr>
+        <w:pStyle w:val="Heading4"/>
+        <w:rPr>
+          <w:lang w:val="en-US"/>
+        </w:rPr>
+      </w:pPr>
+      <w:r>
+        <w:rPr>
+          <w:lang w:val="en-US"/>
+        </w:rPr>
+        <w:t>am-ET</w:t>
+      </w:r>
+    </w:p>
+    <w:p>
+      <w:pPr>
+        <w:rPr>
+          <w:lang w:val="en-US"/>
+        </w:rPr>
+      </w:pPr>
+    </w:p>
+    <w:p>
+      <w:pPr>
+        <w:rPr>
+          <w:rFonts w:cs="Arial"/>
+          <w:color w:val="001D35"/>
+          <w:shd w:val="clear" w:color="auto" w:fill="FFFFFF"/>
+        </w:rPr>
+      </w:pPr>
+      <w:r>
+        <w:rPr>
+          <w:lang w:val="en-US"/>
+        </w:rPr>
+        <w:t>Sticking with the same question</w:t>
+      </w:r>
+      <w:r>
+        <w:rPr>
+          <w:lang w:val="en-US"/>
+        </w:rPr>
+        <w:t>, I notice that “potato fries” is given as a correct answer in the annotated</w:t>
+      </w:r>
+      <w:r>
+        <w:rPr>
+          <w:lang w:val="en-US"/>
+        </w:rPr>
+        <w:t xml:space="preserve"> answer</w:t>
+      </w:r>
+      <w:r>
+        <w:rPr>
+          <w:lang w:val="en-US"/>
+        </w:rPr>
+        <w:t xml:space="preserve">. Doing some basic googling, I can see that while potato fries are not an ancient, </w:t>
+      </w:r>
+      <w:r>
+        <w:rPr>
+          <w:lang w:val="en-US"/>
+        </w:rPr>
+        <w:t xml:space="preserve">traditional dish in </w:t>
+      </w:r>
+      <w:r>
+        <w:rPr>
+          <w:lang w:val="en-US"/>
+        </w:rPr>
+        <w:t>Ethiopia</w:t>
+      </w:r>
+      <w:r>
+        <w:rPr>
+          <w:lang w:val="en-US"/>
+        </w:rPr>
+        <w:t>, it is a very popular modern dish that is often consumed</w:t>
+      </w:r>
+      <w:r>
+        <w:rPr>
+          <w:lang w:val="en-US"/>
+        </w:rPr>
+        <w:t xml:space="preserve"> [7], </w:t>
+      </w:r>
+      <w:r>
+        <w:rPr>
+          <w:rFonts w:cs="Arial"/>
+          <w:color w:val="001D35"/>
+          <w:shd w:val="clear" w:color="auto" w:fill="FFFFFF"/>
+        </w:rPr>
+        <w:t>  typically</w:t>
+      </w:r>
+      <w:r>
+        <w:rPr>
+          <w:rFonts w:cs="Arial"/>
+          <w:color w:val="001D35"/>
+          <w:shd w:val="clear" w:color="auto" w:fill="FFFFFF"/>
+        </w:rPr>
+        <w:t xml:space="preserve"> </w:t>
+      </w:r>
+      <w:r>
+        <w:rPr>
+          <w:rFonts w:cs="Arial"/>
+          <w:color w:val="001D35"/>
+          <w:shd w:val="clear" w:color="auto" w:fill="FFFFFF"/>
+        </w:rPr>
+        <w:t>tossed with spicy berbere seasoning, garlic, lemon juice, and herbs for a spicy, tangy twist</w:t>
+      </w:r>
+      <w:r>
+        <w:rPr>
+          <w:rFonts w:cs="Arial"/>
+          <w:color w:val="001D35"/>
+          <w:shd w:val="clear" w:color="auto" w:fill="FFFFFF"/>
+        </w:rPr>
+        <w:t>!</w:t>
+      </w:r>
+    </w:p>
+    <w:p>
+      <w:pPr>
+        <w:rPr>
+          <w:rFonts w:cs="Arial"/>
+          <w:color w:val="001D35"/>
+          <w:shd w:val="clear" w:color="auto" w:fill="FFFFFF"/>
+        </w:rPr>
+      </w:pPr>
+      <w:proofErr w:type="gramStart"/>
+      <w:r>
+        <w:rPr>
+          <w:rFonts w:cs="Arial"/>
+          <w:color w:val="001D35"/>
+          <w:shd w:val="clear" w:color="auto" w:fill="FFFFFF"/>
+        </w:rPr>
+        <w:t>“</w:t>
+      </w:r>
+      <w:r>
+        <w:rPr>
+          <w:rFonts w:cs="Arial"/>
+          <w:color w:val="001D35"/>
+          <w:shd w:val="clear" w:color="auto" w:fill="FFFFFF"/>
+        </w:rPr>
+        <w:t xml:space="preserve">  1</w:t>
+      </w:r>
+      <w:proofErr w:type="gramEnd"/>
+      <w:r>
+        <w:rPr>
+          <w:rFonts w:cs="Arial"/>
+          <w:color w:val="001D35"/>
+          <w:shd w:val="clear" w:color="auto" w:fill="FFFFFF"/>
+        </w:rPr>
+        <w:t>. ID: Al-en-01_957</w:t>
+      </w:r>
+    </w:p>
+    <w:p>
+      <w:pPr>
+        <w:rPr>
+          <w:rFonts w:cs="Arial"/>
+          <w:color w:val="001D35"/>
+          <w:shd w:val="clear" w:color="auto" w:fill="FFFFFF"/>
+        </w:rPr>
+      </w:pPr>
+      <w:r>
+        <w:rPr>
+          <w:rFonts w:cs="Arial"/>
+          <w:color w:val="001D35"/>
+          <w:shd w:val="clear" w:color="auto" w:fill="FFFFFF"/>
+        </w:rPr>
+        <w:t xml:space="preserve">     Question: What is a common snack for preschool kids in Ethiopia? Without any explanation, choose only one from the given alphabet </w:t>
+      </w:r>
+      <w:proofErr w:type="gramStart"/>
+      <w:r>
+        <w:rPr>
+          <w:rFonts w:cs="Arial"/>
+          <w:color w:val="001D35"/>
+          <w:shd w:val="clear" w:color="auto" w:fill="FFFFFF"/>
+        </w:rPr>
+        <w:t>choices(</w:t>
+      </w:r>
+      <w:proofErr w:type="gramEnd"/>
+      <w:r>
+        <w:rPr>
+          <w:rFonts w:cs="Arial"/>
+          <w:color w:val="001D35"/>
+          <w:shd w:val="clear" w:color="auto" w:fill="FFFFFF"/>
+        </w:rPr>
+        <w:t>e.g., A, B, C). Provide as JSON format: {"</w:t>
+      </w:r>
+      <w:proofErr w:type="spellStart"/>
+      <w:r>
+        <w:rPr>
+          <w:rFonts w:cs="Arial"/>
+          <w:color w:val="001D35"/>
+          <w:shd w:val="clear" w:color="auto" w:fill="FFFFFF"/>
+        </w:rPr>
+        <w:t>answer_choice</w:t>
+      </w:r>
+      <w:proofErr w:type="spellEnd"/>
+      <w:r>
+        <w:rPr>
+          <w:rFonts w:cs="Arial"/>
+          <w:color w:val="001D35"/>
+          <w:shd w:val="clear" w:color="auto" w:fill="FFFFFF"/>
+        </w:rPr>
+        <w:t>":""}</w:t>
+      </w:r>
+    </w:p>
+    <w:p>
+      <w:pPr>
+        <w:rPr>
+          <w:rFonts w:cs="Arial"/>
+          <w:color w:val="001D35"/>
+          <w:shd w:val="clear" w:color="auto" w:fill="FFFFFF"/>
+        </w:rPr>
+      </w:pPr>
+      <w:r>
+        <w:rPr>
+          <w:rFonts w:cs="Arial"/>
+          <w:color w:val="001D35"/>
+          <w:shd w:val="clear" w:color="auto" w:fill="FFFFFF"/>
+        </w:rPr>
+        <w:t>A. cookie</w:t>
+      </w:r>
+    </w:p>
+    <w:p>
+      <w:pPr>
+        <w:rPr>
+          <w:rFonts w:cs="Arial"/>
+          <w:color w:val="001D35"/>
+          <w:shd w:val="clear" w:color="auto" w:fill="FFFFFF"/>
+        </w:rPr>
+      </w:pPr>
+      <w:r>
+        <w:rPr>
+          <w:rFonts w:cs="Arial"/>
+          <w:color w:val="001D35"/>
+          <w:shd w:val="clear" w:color="auto" w:fill="FFFFFF"/>
+        </w:rPr>
+        <w:t>B. egg</w:t>
+      </w:r>
+    </w:p>
+    <w:p>
+      <w:pPr>
+        <w:rPr>
+          <w:rFonts w:cs="Arial"/>
+          <w:color w:val="001D35"/>
+          <w:shd w:val="clear" w:color="auto" w:fill="FFFFFF"/>
+        </w:rPr>
+      </w:pPr>
+      <w:r>
+        <w:rPr>
+          <w:rFonts w:cs="Arial"/>
+          <w:color w:val="001D35"/>
+          <w:shd w:val="clear" w:color="auto" w:fill="FFFFFF"/>
+        </w:rPr>
+        <w:t>C. fruit</w:t>
+      </w:r>
+    </w:p>
+    <w:p>
+      <w:pPr>
+        <w:rPr>
+          <w:rFonts w:cs="Arial"/>
+          <w:color w:val="001D35"/>
+          <w:shd w:val="clear" w:color="auto" w:fill="FFFFFF"/>
+        </w:rPr>
+      </w:pPr>
+      <w:r>
+        <w:rPr>
+          <w:rFonts w:cs="Arial"/>
+          <w:color w:val="001D35"/>
+          <w:shd w:val="clear" w:color="auto" w:fill="FFFFFF"/>
+        </w:rPr>
+        <w:t>D. potato fries</w:t>
+      </w:r>
+    </w:p>
+    <w:p>
+      <w:pPr>
+        <w:rPr>
+          <w:rFonts w:cs="Arial"/>
+          <w:color w:val="001D35"/>
+          <w:shd w:val="clear" w:color="auto" w:fill="FFFFFF"/>
+        </w:rPr>
+      </w:pPr>
+      <w:r>
+        <w:rPr>
+          <w:rFonts w:cs="Arial"/>
+          <w:color w:val="001D35"/>
+          <w:shd w:val="clear" w:color="auto" w:fill="FFFFFF"/>
+        </w:rPr>
+        <w:t>Answer:</w:t>
+      </w:r>
+    </w:p>
+    <w:p>
+      <w:pPr>
+        <w:rPr>
+          <w:rFonts w:cs="Arial"/>
+          <w:color w:val="001D35"/>
+          <w:shd w:val="clear" w:color="auto" w:fill="FFFFFF"/>
+        </w:rPr>
+      </w:pPr>
+      <w:r>
+        <w:rPr>
+          <w:rFonts w:cs="Arial"/>
+          <w:color w:val="001D35"/>
+          <w:shd w:val="clear" w:color="auto" w:fill="FFFFFF"/>
+        </w:rPr>
+        <w:t xml:space="preserve">     Predicted: C | Correct: D</w:t>
+      </w:r>
+    </w:p>
+    <w:p>
+      <w:pPr>
+        <w:rPr>
+          <w:rFonts w:cs="Arial"/>
+          <w:color w:val="001D35"/>
+          <w:shd w:val="clear" w:color="auto" w:fill="FFFFFF"/>
+        </w:rPr>
+      </w:pPr>
+      <w:r>
+        <w:rPr>
+          <w:rFonts w:cs="Arial"/>
+          <w:color w:val="001D35"/>
+          <w:shd w:val="clear" w:color="auto" w:fill="FFFFFF"/>
+        </w:rPr>
+        <w:t xml:space="preserve">     Confidence: 0.976</w:t>
+      </w:r>
+      <w:r>
+        <w:rPr>
+          <w:rFonts w:cs="Arial"/>
+          <w:color w:val="001D35"/>
+          <w:shd w:val="clear" w:color="auto" w:fill="FFFFFF"/>
+        </w:rPr>
+        <w:t>”</w:t>
+      </w:r>
+    </w:p>
+    <w:p>
+      <w:pPr>
+        <w:rPr>
+          <w:rFonts w:cs="Arial"/>
+          <w:color w:val="001D35"/>
+          <w:shd w:val="clear" w:color="auto" w:fill="FFFFFF"/>
+        </w:rPr>
+      </w:pPr>
+      <w:r>
+        <w:rPr>
+          <w:rFonts w:cs="Arial"/>
+          <w:color w:val="001D35"/>
+          <w:shd w:val="clear" w:color="auto" w:fill="FFFFFF"/>
+        </w:rPr>
+        <w:t xml:space="preserve">Potato fries are the annotated answer to this question, presumably answered by someone familiar with the area. The LLM has chosen “fruit” over “potato fries”. Fruit consumption is very low in </w:t>
+      </w:r>
+      <w:proofErr w:type="spellStart"/>
+      <w:r>
+        <w:rPr>
+          <w:rFonts w:cs="Arial"/>
+          <w:color w:val="001D35"/>
+          <w:shd w:val="clear" w:color="auto" w:fill="FFFFFF"/>
+        </w:rPr>
+        <w:t>Ethopia</w:t>
+      </w:r>
+      <w:proofErr w:type="spellEnd"/>
+      <w:r>
+        <w:rPr>
+          <w:rFonts w:cs="Arial"/>
+          <w:color w:val="001D35"/>
+          <w:shd w:val="clear" w:color="auto" w:fill="FFFFFF"/>
+        </w:rPr>
+        <w:t xml:space="preserve"> [8] due to affordability with households needing to spend 11% of income to meet daily requirements</w:t>
+      </w:r>
+      <w:r>
+        <w:rPr>
+          <w:rFonts w:cs="Arial"/>
+          <w:color w:val="001D35"/>
+          <w:shd w:val="clear" w:color="auto" w:fill="FFFFFF"/>
+        </w:rPr>
+        <w:t xml:space="preserve"> and weak dietary habits</w:t>
+      </w:r>
+      <w:r>
+        <w:rPr>
+          <w:rFonts w:cs="Arial"/>
+          <w:color w:val="001D35"/>
+          <w:shd w:val="clear" w:color="auto" w:fill="FFFFFF"/>
+        </w:rPr>
+        <w:t xml:space="preserve"> [9]</w:t>
+      </w:r>
+      <w:r>
+        <w:rPr>
+          <w:rFonts w:cs="Arial"/>
+          <w:color w:val="001D35"/>
+          <w:shd w:val="clear" w:color="auto" w:fill="FFFFFF"/>
+        </w:rPr>
+        <w:t>.</w:t>
+      </w:r>
+    </w:p>
+    <w:p>
+      <w:pPr>
+        <w:rPr>
+          <w:rFonts w:cs="Arial"/>
+          <w:color w:val="001D35"/>
+          <w:shd w:val="clear" w:color="auto" w:fill="FFFFFF"/>
+        </w:rPr>
+      </w:pPr>
+      <w:r>
+        <w:rPr>
+          <w:rFonts w:cs="Arial"/>
+          <w:color w:val="001D35"/>
+          <w:shd w:val="clear" w:color="auto" w:fill="FFFFFF"/>
+        </w:rPr>
+        <w:t>This is certainly an instance of a culturally incorrect answer. The LLM has seemed to blindly super-imposed Western/American ideals onto the answer, while still retaining a high internal confidence that it is giving the answer with the highest probability of being correct.</w:t>
+      </w:r>
+    </w:p>
+    <w:p>
+      <w:pPr>
+        <w:rPr>
+          <w:lang w:val="en-US"/>
+        </w:rPr>
+      </w:pPr>
+      <w:r>
+        <w:rPr>
+          <w:lang w:val="en-US"/>
+        </w:rPr>
+        <w:t xml:space="preserve"> </w:t>
+      </w:r>
+    </w:p>
+    <w:p>
+      <w:pPr>
+        <w:pStyle w:val="Heading1"/>
         <w:rPr>
           <w:lang w:val="en-GB"/>
         </w:rPr>
@@ -5986,335 +6707,60 @@
         <w:rPr>
           <w:lang w:val="en-GB"/>
         </w:rPr>
-        <w:t>Google translate gives me “</w:t>
-      </w:r>
-      <w:r>
+        <w:t>Responsible AI reflection</w:t>
+      </w:r>
+    </w:p>
+    <w:p>
+      <w:r>
+        <w:t>Blah, blah blah about responsible AI</w:t>
+      </w:r>
+    </w:p>
+    <w:p/>
+    <w:p>
+      <w:pPr>
+        <w:pStyle w:val="Heading1"/>
         <w:rPr>
           <w:lang w:val="en-GB"/>
         </w:rPr>
-        <w:t>What do students do during recess in secondary schools in Ethiopia?</w:t>
-      </w:r>
-    </w:p>
-    <w:p>
-      <w:pPr>
+      </w:pPr>
+      <w:r>
         <w:rPr>
           <w:lang w:val="en-GB"/>
         </w:rPr>
-      </w:pPr>
-      <w:r>
-        <w:rPr>
-          <w:lang w:val="en-GB"/>
-        </w:rPr>
-        <w:t>Generated: During recess in secondary schools in Ethiopia</w:t>
-      </w:r>
-    </w:p>
-    <w:p>
-      <w:pPr>
-        <w:rPr>
-          <w:lang w:val="en-GB"/>
-        </w:rPr>
-      </w:pPr>
-      <w:r>
-        <w:rPr>
-          <w:lang w:val="en-GB"/>
-        </w:rPr>
-        <w:t>Expected: They play football, drink tea, talk to friends</w:t>
-      </w:r>
-      <w:r>
-        <w:rPr>
-          <w:lang w:val="en-GB"/>
-        </w:rPr>
-        <w:t>”</w:t>
-      </w:r>
-    </w:p>
-    <w:p>
-      <w:pPr>
-        <w:rPr>
-          <w:lang w:val="en-GB"/>
-        </w:rPr>
-      </w:pPr>
-      <w:r>
-        <w:rPr>
-          <w:lang w:val="en-GB"/>
-        </w:rPr>
-        <w:t xml:space="preserve">This might be a failure in the NLP processing library for the Amharic </w:t>
-      </w:r>
-      <w:proofErr w:type="gramStart"/>
-      <w:r>
-        <w:rPr>
-          <w:lang w:val="en-GB"/>
-        </w:rPr>
-        <w:t>script,</w:t>
-      </w:r>
-      <w:proofErr w:type="gramEnd"/>
-      <w:r>
-        <w:rPr>
-          <w:lang w:val="en-GB"/>
-        </w:rPr>
-        <w:t xml:space="preserve"> it could be a failure in the LLM returning a truncated sentence</w:t>
-      </w:r>
-      <w:r>
-        <w:rPr>
-          <w:lang w:val="en-GB"/>
-        </w:rPr>
-        <w:t xml:space="preserve"> or it could be a failure in my code to display the generated results. Perhaps 100 tokens </w:t>
-      </w:r>
-      <w:proofErr w:type="gramStart"/>
-      <w:r>
-        <w:rPr>
-          <w:lang w:val="en-GB"/>
-        </w:rPr>
-        <w:t>was</w:t>
-      </w:r>
-      <w:proofErr w:type="gramEnd"/>
-      <w:r>
-        <w:rPr>
-          <w:lang w:val="en-GB"/>
-        </w:rPr>
-        <w:t xml:space="preserve"> not enough to capture the Unicode for the generated Amharic script.</w:t>
-      </w:r>
-    </w:p>
-    <w:p>
-      <w:pPr>
-        <w:rPr>
-          <w:lang w:val="en-US"/>
-        </w:rPr>
-      </w:pPr>
-    </w:p>
-    <w:p>
-      <w:pPr>
-        <w:pStyle w:val="Heading3"/>
-      </w:pPr>
-      <w:r>
-        <w:lastRenderedPageBreak/>
-        <w:t>MCQ Sample Failures</w:t>
-      </w:r>
-    </w:p>
-    <w:p>
-      <w:pPr>
-        <w:pStyle w:val="Heading4"/>
-        <w:rPr>
-          <w:lang w:val="en-US"/>
-        </w:rPr>
-      </w:pPr>
+        <w:t>Limitations and future work</w:t>
+      </w:r>
+    </w:p>
+    <w:p>
+      <w:r>
+        <w:t xml:space="preserve">This is the section for talking about limitations and </w:t>
+      </w:r>
+      <w:r>
+        <w:t>future</w:t>
+      </w:r>
+      <w:r>
+        <w:t xml:space="preserve"> work</w:t>
+      </w:r>
+    </w:p>
+    <w:p>
+      <w:r>
+        <w:t>Persona based prompting</w:t>
+      </w:r>
+    </w:p>
+    <w:p>
+      <w:r>
+        <w:t>Quantisation/</w:t>
+      </w:r>
       <w:proofErr w:type="spellStart"/>
       <w:r>
-        <w:rPr>
-          <w:lang w:val="en-US"/>
-        </w:rPr>
-        <w:t>en</w:t>
+        <w:t>gpu</w:t>
       </w:r>
       <w:proofErr w:type="spellEnd"/>
       <w:r>
-        <w:rPr>
-          <w:lang w:val="en-US"/>
-        </w:rPr>
-        <w:t>-US</w:t>
-      </w:r>
-    </w:p>
-    <w:p>
-      <w:pPr>
-        <w:pStyle w:val="Heading4"/>
-        <w:rPr>
-          <w:lang w:val="en-US"/>
-        </w:rPr>
-      </w:pPr>
-      <w:proofErr w:type="spellStart"/>
-      <w:r>
-        <w:rPr>
-          <w:lang w:val="en-US"/>
-        </w:rPr>
-        <w:t>en</w:t>
-      </w:r>
-      <w:proofErr w:type="spellEnd"/>
-      <w:r>
-        <w:rPr>
-          <w:lang w:val="en-US"/>
-        </w:rPr>
-        <w:t>-GB</w:t>
-      </w:r>
-    </w:p>
-    <w:p>
-      <w:pPr>
-        <w:pStyle w:val="Heading4"/>
-        <w:rPr>
-          <w:lang w:val="en-US"/>
-        </w:rPr>
-      </w:pPr>
-      <w:proofErr w:type="spellStart"/>
-      <w:r>
-        <w:rPr>
-          <w:lang w:val="en-US"/>
-        </w:rPr>
-        <w:t>zh</w:t>
-      </w:r>
-      <w:proofErr w:type="spellEnd"/>
-      <w:r>
-        <w:rPr>
-          <w:lang w:val="en-US"/>
-        </w:rPr>
-        <w:t>-CN</w:t>
-      </w:r>
-    </w:p>
-    <w:p>
-      <w:pPr>
-        <w:pStyle w:val="Heading4"/>
-        <w:rPr>
-          <w:lang w:val="en-US"/>
-        </w:rPr>
-      </w:pPr>
-      <w:r>
-        <w:rPr>
-          <w:lang w:val="en-US"/>
-        </w:rPr>
-        <w:t>am-ET</w:t>
-      </w:r>
-    </w:p>
-    <w:p>
-      <w:pPr>
-        <w:rPr>
-          <w:lang w:val="en-US"/>
-        </w:rPr>
-      </w:pPr>
-    </w:p>
-    <w:p>
-      <w:pPr>
-        <w:pStyle w:val="Heading2"/>
-      </w:pPr>
-      <w:r>
-        <w:t>Culturally incorrect example</w:t>
-      </w:r>
-    </w:p>
-    <w:p>
-      <w:pPr>
-        <w:rPr>
-          <w:lang w:val="en-GB"/>
-        </w:rPr>
-      </w:pPr>
-    </w:p>
-    <w:p>
-      <w:pPr>
-        <w:pStyle w:val="Heading1"/>
-        <w:rPr>
-          <w:lang w:val="en-GB"/>
-        </w:rPr>
-      </w:pPr>
-      <w:r>
-        <w:rPr>
-          <w:lang w:val="en-GB"/>
-        </w:rPr>
-        <w:t>Responsible AI reflection</w:t>
-      </w:r>
-    </w:p>
-    <w:p>
-      <w:pPr>
-        <w:rPr>
-          <w:lang w:val="en-GB"/>
-        </w:rPr>
-      </w:pPr>
-      <w:r>
-        <w:rPr>
-          <w:lang w:val="en-GB"/>
-        </w:rPr>
-        <w:t>Blah, blah blah about responsible AI</w:t>
-      </w:r>
-    </w:p>
-    <w:p>
-      <w:pPr>
-        <w:rPr>
-          <w:lang w:val="en-GB"/>
-        </w:rPr>
-      </w:pPr>
-    </w:p>
-    <w:p>
-      <w:pPr>
-        <w:pStyle w:val="Heading1"/>
-        <w:rPr>
-          <w:lang w:val="en-GB"/>
-        </w:rPr>
-      </w:pPr>
-      <w:r>
-        <w:rPr>
-          <w:lang w:val="en-GB"/>
-        </w:rPr>
-        <w:t>Limitations and future work</w:t>
-      </w:r>
-    </w:p>
-    <w:p>
-      <w:pPr>
-        <w:rPr>
-          <w:lang w:val="en-GB"/>
-        </w:rPr>
-      </w:pPr>
-      <w:r>
-        <w:rPr>
-          <w:lang w:val="en-GB"/>
-        </w:rPr>
-        <w:t xml:space="preserve">This is the section for talking about limitations and </w:t>
-      </w:r>
-      <w:r>
-        <w:rPr>
-          <w:lang w:val="en-GB"/>
-        </w:rPr>
-        <w:t>future</w:t>
-      </w:r>
-      <w:r>
-        <w:rPr>
-          <w:lang w:val="en-GB"/>
-        </w:rPr>
-        <w:t xml:space="preserve"> work</w:t>
-      </w:r>
-    </w:p>
-    <w:p>
-      <w:pPr>
-        <w:rPr>
-          <w:lang w:val="en-GB"/>
-        </w:rPr>
-      </w:pPr>
-      <w:r>
-        <w:rPr>
-          <w:lang w:val="en-GB"/>
-        </w:rPr>
-        <w:t>Persona based prompting</w:t>
-      </w:r>
-    </w:p>
-    <w:p>
-      <w:pPr>
-        <w:rPr>
-          <w:lang w:val="en-GB"/>
-        </w:rPr>
-      </w:pPr>
-      <w:r>
-        <w:rPr>
-          <w:lang w:val="en-GB"/>
-        </w:rPr>
-        <w:t>Quantisation/</w:t>
-      </w:r>
-      <w:proofErr w:type="spellStart"/>
-      <w:r>
-        <w:rPr>
-          <w:lang w:val="en-GB"/>
-        </w:rPr>
-        <w:t>gpu</w:t>
-      </w:r>
-      <w:proofErr w:type="spellEnd"/>
-      <w:r>
-        <w:rPr>
-          <w:lang w:val="en-GB"/>
-        </w:rPr>
         <w:t xml:space="preserve"> usage optimisation</w:t>
       </w:r>
     </w:p>
     <w:p>
-      <w:pPr>
-        <w:rPr>
-          <w:lang w:val="en-GB"/>
-        </w:rPr>
-      </w:pPr>
-      <w:r>
-        <w:rPr>
-          <w:lang w:val="en-GB"/>
-        </w:rPr>
+      <w:r>
         <w:t>Confidence estimation with temperature not equal to zero</w:t>
       </w:r>
     </w:p>
@@ -6402,7 +6848,17 @@
           <w:shd w:val="clear" w:color="auto" w:fill="FFFFFF"/>
           <w:lang w:val="en-GB"/>
         </w:rPr>
-        <w:t> 37 (2024): 78104-78146.</w:t>
+        <w:t xml:space="preserve"> 37 (2024): </w:t>
+      </w:r>
+      <w:r>
+        <w:rPr>
+          <w:rFonts w:cs="Arial"/>
+          <w:color w:val="222222"/>
+          <w:shd w:val="clear" w:color="auto" w:fill="FFFFFF"/>
+          <w:lang w:val="en-GB"/>
+        </w:rPr>
+        <w:lastRenderedPageBreak/>
+        <w:t>78104-78146.</w:t>
       </w:r>
     </w:p>
     <w:p>
@@ -6501,12 +6957,6 @@
     <w:p>
       <w:pPr>
         <w:pStyle w:val="LRECReferences"/>
-        <w:rPr>
-          <w:rFonts w:cs="Arial"/>
-          <w:color w:val="222222"/>
-          <w:shd w:val="clear" w:color="auto" w:fill="FFFFFF"/>
-          <w:lang w:val="en-GB"/>
-        </w:rPr>
       </w:pPr>
       <w:r>
         <w:rPr>
@@ -6532,6 +6982,64 @@
     <w:p>
       <w:pPr>
         <w:pStyle w:val="LRECReferences"/>
+      </w:pPr>
+      <w:r>
+        <w:t xml:space="preserve">[7] </w:t>
+      </w:r>
+      <w:hyperlink r:id="rId17" w:history="1">
+        <w:r>
+          <w:rPr>
+            <w:rStyle w:val="Hyperlink"/>
+          </w:rPr>
+          <w:t>https://www.google.com/search?q=ethopia+potato+fries</w:t>
+        </w:r>
+      </w:hyperlink>
+    </w:p>
+    <w:p>
+      <w:pPr>
+        <w:pStyle w:val="LRECReferences"/>
+      </w:pPr>
+      <w:r>
+        <w:t xml:space="preserve">[8] </w:t>
+      </w:r>
+      <w:hyperlink r:id="rId18" w:history="1">
+        <w:r>
+          <w:rPr>
+            <w:rStyle w:val="Hyperlink"/>
+          </w:rPr>
+          <w:t>https://www.researchgate.net/publication/366642330_Fruit_and_vegetable_consumption_in_Urban_and_rural_settings_in_Ethiopia</w:t>
+        </w:r>
+      </w:hyperlink>
+    </w:p>
+    <w:p>
+      <w:pPr>
+        <w:pStyle w:val="LRECReferences"/>
+      </w:pPr>
+      <w:r>
+        <w:t xml:space="preserve">[9] </w:t>
+      </w:r>
+      <w:hyperlink r:id="rId19" w:history="1">
+        <w:r>
+          <w:rPr>
+            <w:rStyle w:val="Hyperlink"/>
+          </w:rPr>
+          <w:t>https://apps.fas.usda.gov/newgainapi/api/report/downloadreportbyfilename?filename=Ethiopia%20Fresh%20Fruits%20Market%20Update%20Report%20_Addis%20Ababa_Ethiopia_9-21-2018.pdf</w:t>
+        </w:r>
+      </w:hyperlink>
+    </w:p>
+    <w:p>
+      <w:pPr>
+        <w:pStyle w:val="LRECReferences"/>
+      </w:pPr>
+    </w:p>
+    <w:p>
+      <w:pPr>
+        <w:pStyle w:val="LRECReferences"/>
+      </w:pPr>
+    </w:p>
+    <w:p>
+      <w:pPr>
+        <w:pStyle w:val="LRECReferences"/>
         <w:rPr>
           <w:rFonts w:cs="Arial"/>
           <w:color w:val="222222"/>
@@ -6566,6 +7074,9 @@
       <w:pPr>
         <w:pStyle w:val="LRECReferences"/>
         <w:rPr>
+          <w:rFonts w:cs="Arial"/>
+          <w:color w:val="222222"/>
+          <w:shd w:val="clear" w:color="auto" w:fill="FFFFFF"/>
           <w:lang w:val="en-GB"/>
         </w:rPr>
       </w:pPr>
@@ -6580,11 +7091,13 @@
     </w:p>
     <w:p>
       <w:pPr>
+        <w:pStyle w:val="LRECReferences"/>
         <w:rPr>
           <w:lang w:val="en-GB"/>
         </w:rPr>
       </w:pPr>
     </w:p>
+    <w:p/>
     <w:sectPr>
       <w:type w:val="continuous"/>
       <w:pgSz w:w="11906" w:h="16838"/>
@@ -9938,7 +10451,7 @@
   <w:style w:type="paragraph" w:default="1" w:styleId="Normal">
     <w:name w:val="Normal"/>
     <w:qFormat/>
-    <w:rsid w:val="00A355C1"/>
+    <w:rsid w:val="007A60D0"/>
     <w:pPr>
       <w:spacing w:after="120" w:line="220" w:lineRule="exact"/>
       <w:jc w:val="both"/>
@@ -9946,6 +10459,7 @@
     <w:rPr>
       <w:rFonts w:ascii="Arial" w:hAnsi="Arial"/>
       <w:sz w:val="20"/>
+      <w:lang w:val="en-GB"/>
     </w:rPr>
   </w:style>
   <w:style w:type="paragraph" w:styleId="Heading1">
@@ -10191,7 +10705,6 @@
   <w:style w:type="character" w:default="1" w:styleId="DefaultParagraphFont">
     <w:name w:val="Default Paragraph Font"/>
     <w:uiPriority w:val="1"/>
-    <w:semiHidden/>
     <w:unhideWhenUsed/>
   </w:style>
   <w:style w:type="table" w:default="1" w:styleId="TableNormal">
@@ -11148,10 +11661,6 @@
 </file>
 
 <file path=customXml/item1.xml><?xml version="1.0" encoding="utf-8"?>
-<b:Sources xmlns:b="http://schemas.openxmlformats.org/officeDocument/2006/bibliography" xmlns="http://schemas.openxmlformats.org/officeDocument/2006/bibliography" SelectedStyle="\APASixthEditionOfficeOnline.xsl" StyleName="APA" Version="6"/>
-</file>
-
-<file path=customXml/item2.xml><?xml version="1.0" encoding="utf-8"?>
 <ct:contentTypeSchema xmlns:ct="http://schemas.microsoft.com/office/2006/metadata/contentType" xmlns:ma="http://schemas.microsoft.com/office/2006/metadata/properties/metaAttributes" ct:_="" ma:_="" ma:contentTypeName="Document" ma:contentTypeID="0x01010078195E5A655B1F419BEA189A3A95C299" ma:contentTypeVersion="10" ma:contentTypeDescription="Crée un document." ma:contentTypeScope="" ma:versionID="2565b4d261c143ebfe75fd259b6bcd59">
   <xsd:schema xmlns:xsd="http://www.w3.org/2001/XMLSchema" xmlns:xs="http://www.w3.org/2001/XMLSchema" xmlns:p="http://schemas.microsoft.com/office/2006/metadata/properties" xmlns:ns2="62f7326d-23c9-4c29-8c57-4f24d8722e7e" xmlns:ns3="22c202fc-011b-4e26-8c44-f2cfa4c279bc" targetNamespace="http://schemas.microsoft.com/office/2006/metadata/properties" ma:root="true" ma:fieldsID="d72157d5b0c62b9f9755a627728cfd03" ns2:_="" ns3:_="">
     <xsd:import namespace="62f7326d-23c9-4c29-8c57-4f24d8722e7e"/>
@@ -11340,16 +11849,11 @@
 </ct:contentTypeSchema>
 </file>
 
-<file path=customXml/item3.xml><?xml version="1.0" encoding="utf-8"?>
-<?mso-contentType ?>
-<FormTemplates xmlns="http://schemas.microsoft.com/sharepoint/v3/contenttype/forms">
-  <Display>DocumentLibraryForm</Display>
-  <Edit>DocumentLibraryForm</Edit>
-  <New>DocumentLibraryForm</New>
-</FormTemplates>
+<file path=customXml/item2.xml><?xml version="1.0" encoding="utf-8"?>
+<b:Sources xmlns:b="http://schemas.openxmlformats.org/officeDocument/2006/bibliography" xmlns="http://schemas.openxmlformats.org/officeDocument/2006/bibliography" SelectedStyle="\APASixthEditionOfficeOnline.xsl" StyleName="APA" Version="6"/>
 </file>
 
-<file path=customXml/item4.xml><?xml version="1.0" encoding="utf-8"?>
+<file path=customXml/item3.xml><?xml version="1.0" encoding="utf-8"?>
 <p:properties xmlns:p="http://schemas.microsoft.com/office/2006/metadata/properties" xmlns:xsi="http://www.w3.org/2001/XMLSchema-instance" xmlns:pc="http://schemas.microsoft.com/office/infopath/2007/PartnerControls">
   <documentManagement>
     <TaxCatchAll xmlns="22c202fc-011b-4e26-8c44-f2cfa4c279bc" xsi:nil="true"/>
@@ -11360,15 +11864,16 @@
 </p:properties>
 </file>
 
-<file path=customXml/itemProps1.xml><?xml version="1.0" encoding="utf-8"?>
-<ds:datastoreItem xmlns:ds="http://schemas.openxmlformats.org/officeDocument/2006/customXml" ds:itemID="{55619DD0-44FF-45CC-A1AA-11DEFCB71573}">
-  <ds:schemaRefs>
-    <ds:schemaRef ds:uri="http://schemas.openxmlformats.org/officeDocument/2006/bibliography"/>
-  </ds:schemaRefs>
-</ds:datastoreItem>
+<file path=customXml/item4.xml><?xml version="1.0" encoding="utf-8"?>
+<?mso-contentType ?>
+<FormTemplates xmlns="http://schemas.microsoft.com/sharepoint/v3/contenttype/forms">
+  <Display>DocumentLibraryForm</Display>
+  <Edit>DocumentLibraryForm</Edit>
+  <New>DocumentLibraryForm</New>
+</FormTemplates>
 </file>
 
-<file path=customXml/itemProps2.xml><?xml version="1.0" encoding="utf-8"?>
+<file path=customXml/itemProps1.xml><?xml version="1.0" encoding="utf-8"?>
 <ds:datastoreItem xmlns:ds="http://schemas.openxmlformats.org/officeDocument/2006/customXml" ds:itemID="{CF2E338C-B3A7-4820-B3AF-6468A979A60E}">
   <ds:schemaRefs>
     <ds:schemaRef ds:uri="http://schemas.microsoft.com/office/2006/metadata/contentType"/>
@@ -11387,15 +11892,15 @@
 </ds:datastoreItem>
 </file>
 
-<file path=customXml/itemProps3.xml><?xml version="1.0" encoding="utf-8"?>
-<ds:datastoreItem xmlns:ds="http://schemas.openxmlformats.org/officeDocument/2006/customXml" ds:itemID="{534D3452-20BD-4AA2-9FDF-9A4B15CAE6F5}">
+<file path=customXml/itemProps2.xml><?xml version="1.0" encoding="utf-8"?>
+<ds:datastoreItem xmlns:ds="http://schemas.openxmlformats.org/officeDocument/2006/customXml" ds:itemID="{55619DD0-44FF-45CC-A1AA-11DEFCB71573}">
   <ds:schemaRefs>
-    <ds:schemaRef ds:uri="http://schemas.microsoft.com/sharepoint/v3/contenttype/forms"/>
+    <ds:schemaRef ds:uri="http://schemas.openxmlformats.org/officeDocument/2006/bibliography"/>
   </ds:schemaRefs>
 </ds:datastoreItem>
 </file>
 
-<file path=customXml/itemProps4.xml><?xml version="1.0" encoding="utf-8"?>
+<file path=customXml/itemProps3.xml><?xml version="1.0" encoding="utf-8"?>
 <ds:datastoreItem xmlns:ds="http://schemas.openxmlformats.org/officeDocument/2006/customXml" ds:itemID="{D9C12D68-2805-4693-88ED-D456E27B80A9}">
   <ds:schemaRefs>
     <ds:schemaRef ds:uri="http://schemas.microsoft.com/office/2006/metadata/properties"/>
@@ -11404,4 +11909,12 @@
     <ds:schemaRef ds:uri="62f7326d-23c9-4c29-8c57-4f24d8722e7e"/>
   </ds:schemaRefs>
 </ds:datastoreItem>
+</file>
+
+<file path=customXml/itemProps4.xml><?xml version="1.0" encoding="utf-8"?>
+<ds:datastoreItem xmlns:ds="http://schemas.openxmlformats.org/officeDocument/2006/customXml" ds:itemID="{534D3452-20BD-4AA2-9FDF-9A4B15CAE6F5}">
+  <ds:schemaRefs>
+    <ds:schemaRef ds:uri="http://schemas.microsoft.com/sharepoint/v3/contenttype/forms"/>
+  </ds:schemaRefs>
+</ds:datastoreItem>
 </file>
--- a/R00065426_(John)_Paul_Nagle_NLP_Assignment_1.docx
+++ b/R00065426_(John)_Paul_Nagle_NLP_Assignment_1.docx
@@ -4609,10 +4609,7 @@
     </w:p>
     <w:p>
       <w:r>
-        <w:t>"</w:t>
-      </w:r>
-      <w:r>
-        <w:t>Question: What are some popular indoor activities in Chinese families?</w:t>
+        <w:t>"Question: What are some popular indoor activities in Chinese families?</w:t>
       </w:r>
     </w:p>
     <w:p>
@@ -4630,10 +4627,7 @@
       </w:r>
       <w:proofErr w:type="spellEnd"/>
       <w:r>
-        <w:t xml:space="preserve"> (a popular Chinese card game).</w:t>
-      </w:r>
-      <w:r>
-        <w:t>"</w:t>
+        <w:t xml:space="preserve"> (a popular Chinese card game)."</w:t>
       </w:r>
     </w:p>
     <w:p>
@@ -6315,13 +6309,7 @@
         <w:rPr>
           <w:lang w:val="en-US"/>
         </w:rPr>
-        <w:t>Sticking with the same question</w:t>
-      </w:r>
-      <w:r>
-        <w:rPr>
-          <w:lang w:val="en-US"/>
-        </w:rPr>
-        <w:t>, I notice that “potato fries” is given as a correct answer in the annotated</w:t>
+        <w:t>Sticking with the same question, I notice that “potato fries” is given as a correct answer in the annotated</w:t>
       </w:r>
       <w:r>
         <w:rPr>
@@ -6365,7 +6353,7 @@
           <w:color w:val="001D35"/>
           <w:shd w:val="clear" w:color="auto" w:fill="FFFFFF"/>
         </w:rPr>
-        <w:t>  typically</w:t>
+        <w:t xml:space="preserve">  typically </w:t>
       </w:r>
       <w:r>
         <w:rPr>
@@ -6373,7 +6361,7 @@
           <w:color w:val="001D35"/>
           <w:shd w:val="clear" w:color="auto" w:fill="FFFFFF"/>
         </w:rPr>
-        <w:t xml:space="preserve"> </w:t>
+        <w:t>tossed with spicy berbere seasoning, garlic, lemon juice, and herbs for a spicy, tangy twist</w:t>
       </w:r>
       <w:r>
         <w:rPr>
@@ -6381,265 +6369,265 @@
           <w:color w:val="001D35"/>
           <w:shd w:val="clear" w:color="auto" w:fill="FFFFFF"/>
         </w:rPr>
-        <w:t>tossed with spicy berbere seasoning, garlic, lemon juice, and herbs for a spicy, tangy twist</w:t>
-      </w:r>
-      <w:r>
+        <w:t>!</w:t>
+      </w:r>
+    </w:p>
+    <w:p>
+      <w:pPr>
         <w:rPr>
           <w:rFonts w:cs="Arial"/>
           <w:color w:val="001D35"/>
           <w:shd w:val="clear" w:color="auto" w:fill="FFFFFF"/>
         </w:rPr>
-        <w:t>!</w:t>
-      </w:r>
-    </w:p>
-    <w:p>
-      <w:pPr>
+      </w:pPr>
+      <w:proofErr w:type="gramStart"/>
+      <w:r>
         <w:rPr>
           <w:rFonts w:cs="Arial"/>
           <w:color w:val="001D35"/>
           <w:shd w:val="clear" w:color="auto" w:fill="FFFFFF"/>
         </w:rPr>
-      </w:pPr>
-      <w:proofErr w:type="gramStart"/>
+        <w:t>“</w:t>
+      </w:r>
       <w:r>
         <w:rPr>
           <w:rFonts w:cs="Arial"/>
           <w:color w:val="001D35"/>
           <w:shd w:val="clear" w:color="auto" w:fill="FFFFFF"/>
         </w:rPr>
-        <w:t>“</w:t>
-      </w:r>
+        <w:t xml:space="preserve">  1</w:t>
+      </w:r>
+      <w:proofErr w:type="gramEnd"/>
       <w:r>
         <w:rPr>
           <w:rFonts w:cs="Arial"/>
           <w:color w:val="001D35"/>
           <w:shd w:val="clear" w:color="auto" w:fill="FFFFFF"/>
         </w:rPr>
-        <w:t xml:space="preserve">  1</w:t>
-      </w:r>
-      <w:proofErr w:type="gramEnd"/>
-      <w:r>
+        <w:t>. ID: Al-en-01_957</w:t>
+      </w:r>
+    </w:p>
+    <w:p>
+      <w:pPr>
         <w:rPr>
           <w:rFonts w:cs="Arial"/>
           <w:color w:val="001D35"/>
           <w:shd w:val="clear" w:color="auto" w:fill="FFFFFF"/>
         </w:rPr>
-        <w:t>. ID: Al-en-01_957</w:t>
-      </w:r>
-    </w:p>
-    <w:p>
-      <w:pPr>
+      </w:pPr>
+      <w:r>
         <w:rPr>
           <w:rFonts w:cs="Arial"/>
           <w:color w:val="001D35"/>
           <w:shd w:val="clear" w:color="auto" w:fill="FFFFFF"/>
         </w:rPr>
-      </w:pPr>
+        <w:t xml:space="preserve">     Question: What is a common snack for preschool kids in Ethiopia? Without any explanation, choose only one from the given alphabet </w:t>
+      </w:r>
+      <w:proofErr w:type="gramStart"/>
       <w:r>
         <w:rPr>
           <w:rFonts w:cs="Arial"/>
           <w:color w:val="001D35"/>
           <w:shd w:val="clear" w:color="auto" w:fill="FFFFFF"/>
         </w:rPr>
-        <w:t xml:space="preserve">     Question: What is a common snack for preschool kids in Ethiopia? Without any explanation, choose only one from the given alphabet </w:t>
-      </w:r>
-      <w:proofErr w:type="gramStart"/>
+        <w:t>choices(</w:t>
+      </w:r>
+      <w:proofErr w:type="gramEnd"/>
       <w:r>
         <w:rPr>
           <w:rFonts w:cs="Arial"/>
           <w:color w:val="001D35"/>
           <w:shd w:val="clear" w:color="auto" w:fill="FFFFFF"/>
         </w:rPr>
-        <w:t>choices(</w:t>
-      </w:r>
-      <w:proofErr w:type="gramEnd"/>
+        <w:t>e.g., A, B, C). Provide as JSON format: {"</w:t>
+      </w:r>
+      <w:proofErr w:type="spellStart"/>
       <w:r>
         <w:rPr>
           <w:rFonts w:cs="Arial"/>
           <w:color w:val="001D35"/>
           <w:shd w:val="clear" w:color="auto" w:fill="FFFFFF"/>
         </w:rPr>
-        <w:t>e.g., A, B, C). Provide as JSON format: {"</w:t>
-      </w:r>
-      <w:proofErr w:type="spellStart"/>
+        <w:t>answer_choice</w:t>
+      </w:r>
+      <w:proofErr w:type="spellEnd"/>
       <w:r>
         <w:rPr>
           <w:rFonts w:cs="Arial"/>
           <w:color w:val="001D35"/>
           <w:shd w:val="clear" w:color="auto" w:fill="FFFFFF"/>
         </w:rPr>
-        <w:t>answer_choice</w:t>
-      </w:r>
-      <w:proofErr w:type="spellEnd"/>
-      <w:r>
+        <w:t>":""}</w:t>
+      </w:r>
+    </w:p>
+    <w:p>
+      <w:pPr>
         <w:rPr>
           <w:rFonts w:cs="Arial"/>
           <w:color w:val="001D35"/>
           <w:shd w:val="clear" w:color="auto" w:fill="FFFFFF"/>
         </w:rPr>
-        <w:t>":""}</w:t>
-      </w:r>
-    </w:p>
-    <w:p>
-      <w:pPr>
+      </w:pPr>
+      <w:r>
         <w:rPr>
           <w:rFonts w:cs="Arial"/>
           <w:color w:val="001D35"/>
           <w:shd w:val="clear" w:color="auto" w:fill="FFFFFF"/>
         </w:rPr>
-      </w:pPr>
-      <w:r>
+        <w:t>A. cookie</w:t>
+      </w:r>
+    </w:p>
+    <w:p>
+      <w:pPr>
         <w:rPr>
           <w:rFonts w:cs="Arial"/>
           <w:color w:val="001D35"/>
           <w:shd w:val="clear" w:color="auto" w:fill="FFFFFF"/>
         </w:rPr>
-        <w:t>A. cookie</w:t>
-      </w:r>
-    </w:p>
-    <w:p>
-      <w:pPr>
+      </w:pPr>
+      <w:r>
         <w:rPr>
           <w:rFonts w:cs="Arial"/>
           <w:color w:val="001D35"/>
           <w:shd w:val="clear" w:color="auto" w:fill="FFFFFF"/>
         </w:rPr>
-      </w:pPr>
-      <w:r>
+        <w:t>B. egg</w:t>
+      </w:r>
+    </w:p>
+    <w:p>
+      <w:pPr>
         <w:rPr>
           <w:rFonts w:cs="Arial"/>
           <w:color w:val="001D35"/>
           <w:shd w:val="clear" w:color="auto" w:fill="FFFFFF"/>
         </w:rPr>
-        <w:t>B. egg</w:t>
-      </w:r>
-    </w:p>
-    <w:p>
-      <w:pPr>
+      </w:pPr>
+      <w:r>
         <w:rPr>
           <w:rFonts w:cs="Arial"/>
           <w:color w:val="001D35"/>
           <w:shd w:val="clear" w:color="auto" w:fill="FFFFFF"/>
         </w:rPr>
-      </w:pPr>
-      <w:r>
+        <w:t>C. fruit</w:t>
+      </w:r>
+    </w:p>
+    <w:p>
+      <w:pPr>
         <w:rPr>
           <w:rFonts w:cs="Arial"/>
           <w:color w:val="001D35"/>
           <w:shd w:val="clear" w:color="auto" w:fill="FFFFFF"/>
         </w:rPr>
-        <w:t>C. fruit</w:t>
-      </w:r>
-    </w:p>
-    <w:p>
-      <w:pPr>
+      </w:pPr>
+      <w:r>
         <w:rPr>
           <w:rFonts w:cs="Arial"/>
           <w:color w:val="001D35"/>
           <w:shd w:val="clear" w:color="auto" w:fill="FFFFFF"/>
         </w:rPr>
-      </w:pPr>
-      <w:r>
+        <w:t>D. potato fries</w:t>
+      </w:r>
+    </w:p>
+    <w:p>
+      <w:pPr>
         <w:rPr>
           <w:rFonts w:cs="Arial"/>
           <w:color w:val="001D35"/>
           <w:shd w:val="clear" w:color="auto" w:fill="FFFFFF"/>
         </w:rPr>
-        <w:t>D. potato fries</w:t>
-      </w:r>
-    </w:p>
-    <w:p>
-      <w:pPr>
+      </w:pPr>
+      <w:r>
         <w:rPr>
           <w:rFonts w:cs="Arial"/>
           <w:color w:val="001D35"/>
           <w:shd w:val="clear" w:color="auto" w:fill="FFFFFF"/>
         </w:rPr>
-      </w:pPr>
-      <w:r>
+        <w:t>Answer:</w:t>
+      </w:r>
+    </w:p>
+    <w:p>
+      <w:pPr>
         <w:rPr>
           <w:rFonts w:cs="Arial"/>
           <w:color w:val="001D35"/>
           <w:shd w:val="clear" w:color="auto" w:fill="FFFFFF"/>
         </w:rPr>
-        <w:t>Answer:</w:t>
-      </w:r>
-    </w:p>
-    <w:p>
-      <w:pPr>
+      </w:pPr>
+      <w:r>
         <w:rPr>
           <w:rFonts w:cs="Arial"/>
           <w:color w:val="001D35"/>
           <w:shd w:val="clear" w:color="auto" w:fill="FFFFFF"/>
         </w:rPr>
-      </w:pPr>
-      <w:r>
+        <w:t xml:space="preserve">     Predicted: C | Correct: D</w:t>
+      </w:r>
+    </w:p>
+    <w:p>
+      <w:pPr>
         <w:rPr>
           <w:rFonts w:cs="Arial"/>
           <w:color w:val="001D35"/>
           <w:shd w:val="clear" w:color="auto" w:fill="FFFFFF"/>
         </w:rPr>
-        <w:t xml:space="preserve">     Predicted: C | Correct: D</w:t>
-      </w:r>
-    </w:p>
-    <w:p>
-      <w:pPr>
+      </w:pPr>
+      <w:r>
         <w:rPr>
           <w:rFonts w:cs="Arial"/>
           <w:color w:val="001D35"/>
           <w:shd w:val="clear" w:color="auto" w:fill="FFFFFF"/>
         </w:rPr>
-      </w:pPr>
+        <w:t xml:space="preserve">     Confidence: 0.976</w:t>
+      </w:r>
       <w:r>
         <w:rPr>
           <w:rFonts w:cs="Arial"/>
           <w:color w:val="001D35"/>
           <w:shd w:val="clear" w:color="auto" w:fill="FFFFFF"/>
         </w:rPr>
-        <w:t xml:space="preserve">     Confidence: 0.976</w:t>
-      </w:r>
-      <w:r>
+        <w:t>”</w:t>
+      </w:r>
+    </w:p>
+    <w:p>
+      <w:pPr>
         <w:rPr>
           <w:rFonts w:cs="Arial"/>
           <w:color w:val="001D35"/>
           <w:shd w:val="clear" w:color="auto" w:fill="FFFFFF"/>
         </w:rPr>
-        <w:t>”</w:t>
-      </w:r>
-    </w:p>
-    <w:p>
-      <w:pPr>
+      </w:pPr>
+      <w:r>
         <w:rPr>
           <w:rFonts w:cs="Arial"/>
           <w:color w:val="001D35"/>
           <w:shd w:val="clear" w:color="auto" w:fill="FFFFFF"/>
         </w:rPr>
-      </w:pPr>
+        <w:t xml:space="preserve">Potato fries are the annotated answer to this question, presumably answered by someone familiar with the area. The LLM has chosen “fruit” over “potato fries”. Fruit consumption is very low in </w:t>
+      </w:r>
+      <w:proofErr w:type="spellStart"/>
       <w:r>
         <w:rPr>
           <w:rFonts w:cs="Arial"/>
           <w:color w:val="001D35"/>
           <w:shd w:val="clear" w:color="auto" w:fill="FFFFFF"/>
         </w:rPr>
-        <w:t xml:space="preserve">Potato fries are the annotated answer to this question, presumably answered by someone familiar with the area. The LLM has chosen “fruit” over “potato fries”. Fruit consumption is very low in </w:t>
-      </w:r>
-      <w:proofErr w:type="spellStart"/>
+        <w:t>Ethopia</w:t>
+      </w:r>
+      <w:proofErr w:type="spellEnd"/>
       <w:r>
         <w:rPr>
           <w:rFonts w:cs="Arial"/>
           <w:color w:val="001D35"/>
           <w:shd w:val="clear" w:color="auto" w:fill="FFFFFF"/>
         </w:rPr>
-        <w:t>Ethopia</w:t>
-      </w:r>
-      <w:proofErr w:type="spellEnd"/>
+        <w:t xml:space="preserve"> [8] due to affordability with households needing to spend 11% of income to meet daily requirements</w:t>
+      </w:r>
       <w:r>
         <w:rPr>
           <w:rFonts w:cs="Arial"/>
           <w:color w:val="001D35"/>
           <w:shd w:val="clear" w:color="auto" w:fill="FFFFFF"/>
         </w:rPr>
-        <w:t xml:space="preserve"> [8] due to affordability with households needing to spend 11% of income to meet daily requirements</w:t>
+        <w:t xml:space="preserve"> and weak dietary habits</w:t>
       </w:r>
       <w:r>
         <w:rPr>
@@ -6647,7 +6635,7 @@
           <w:color w:val="001D35"/>
           <w:shd w:val="clear" w:color="auto" w:fill="FFFFFF"/>
         </w:rPr>
-        <w:t xml:space="preserve"> and weak dietary habits</w:t>
+        <w:t xml:space="preserve"> [9]</w:t>
       </w:r>
       <w:r>
         <w:rPr>
@@ -6655,32 +6643,24 @@
           <w:color w:val="001D35"/>
           <w:shd w:val="clear" w:color="auto" w:fill="FFFFFF"/>
         </w:rPr>
-        <w:t xml:space="preserve"> [9]</w:t>
-      </w:r>
-      <w:r>
+        <w:t>.</w:t>
+      </w:r>
+    </w:p>
+    <w:p>
+      <w:pPr>
         <w:rPr>
           <w:rFonts w:cs="Arial"/>
           <w:color w:val="001D35"/>
           <w:shd w:val="clear" w:color="auto" w:fill="FFFFFF"/>
         </w:rPr>
-        <w:t>.</w:t>
-      </w:r>
-    </w:p>
-    <w:p>
-      <w:pPr>
+      </w:pPr>
+      <w:r>
         <w:rPr>
           <w:rFonts w:cs="Arial"/>
           <w:color w:val="001D35"/>
           <w:shd w:val="clear" w:color="auto" w:fill="FFFFFF"/>
         </w:rPr>
-      </w:pPr>
-      <w:r>
-        <w:rPr>
-          <w:rFonts w:cs="Arial"/>
-          <w:color w:val="001D35"/>
-          <w:shd w:val="clear" w:color="auto" w:fill="FFFFFF"/>
-        </w:rPr>
-        <w:t>This is certainly an instance of a culturally incorrect answer. The LLM has seemed to blindly super-imposed Western/American ideals onto the answer, while still retaining a high internal confidence that it is giving the answer with the highest probability of being correct.</w:t>
+        <w:t>This is certainly an instance of a culturally incorrect answer. The LLM has seemed to blindly super-impose Western/American ideals onto the answer, while still retaining a high internal confidence that it is giving the answer with the highest probability of being correct.</w:t>
       </w:r>
     </w:p>
     <w:p>
@@ -6712,7 +6692,65 @@
     </w:p>
     <w:p>
       <w:r>
-        <w:t>Blah, blah blah about responsible AI</w:t>
+        <w:t xml:space="preserve">It is estimated that 1 in 6 people worldwide are using generative AI, with Ireland at number 4 in the world for usage with 44.6% of adults using it [10] </w:t>
+      </w:r>
+      <w:proofErr w:type="gramStart"/>
+      <w:r>
+        <w:t>The</w:t>
+      </w:r>
+      <w:proofErr w:type="gramEnd"/>
+      <w:r>
+        <w:t xml:space="preserve"> same study estimates that usage in large swaths of Africa is less than 10%</w:t>
+      </w:r>
+      <w:r>
+        <w:t xml:space="preserve">. This imbalance is not really a function of AI itself but reflects the state of the worldwide economy. It seems that the inequalities of the world are transferred onto AI usage. </w:t>
+      </w:r>
+    </w:p>
+    <w:p>
+      <w:r>
+        <w:t xml:space="preserve">Similarly, the macro-economics of the world have dictated that the majority of generative AI development work is being focused in the already over privileged parts of the world. What should we do with such advantage, those of us that are lucky enough to be a part of the new wave of development and professional interest of the </w:t>
+      </w:r>
+      <w:proofErr w:type="gramStart"/>
+      <w:r>
+        <w:t>behind the scenes</w:t>
+      </w:r>
+      <w:proofErr w:type="gramEnd"/>
+      <w:r>
+        <w:t xml:space="preserve"> workings of new large language model? </w:t>
+      </w:r>
+    </w:p>
+    <w:p>
+      <w:r>
+        <w:t xml:space="preserve">We have seen in some of the example answers from the project undertaken in this assignment, that western and more specifically American influences have already started to overwhelm </w:t>
+      </w:r>
+      <w:r>
+        <w:lastRenderedPageBreak/>
+        <w:t xml:space="preserve">under-resourced and under-represented cultures and traditions of areas where the global economy has not shined </w:t>
+      </w:r>
+      <w:proofErr w:type="gramStart"/>
+      <w:r>
+        <w:t>it’s</w:t>
+      </w:r>
+      <w:proofErr w:type="gramEnd"/>
+      <w:r>
+        <w:t xml:space="preserve"> brightest lights. Bringing awareness of this </w:t>
+      </w:r>
+      <w:r>
+        <w:t>situation and</w:t>
+      </w:r>
+      <w:r>
+        <w:t xml:space="preserve"> highlighting that the inequalities exist and that they will not serve the under-represented minorities is maybe a first step. Maybe we are still early enough in the rapid phase of huge growth in the area to be able to make small differences, and plant seeds </w:t>
+      </w:r>
+      <w:r>
+        <w:t xml:space="preserve">of understanding that will raise awareness of the situation. No right-minded person will want American culture to take over the world and destroy the rich cultures and traditions of </w:t>
+      </w:r>
+      <w:proofErr w:type="gramStart"/>
+      <w:r>
+        <w:t>all of</w:t>
+      </w:r>
+      <w:proofErr w:type="gramEnd"/>
+      <w:r>
+        <w:t xml:space="preserve"> the countries in the world. Even though the westernisation of the world is not a new phenomenon, maybe we can agree that the logical conclusion of allowing it to propagate unchecked is not ideal, and that steps could and should be taken to mitigate it.</w:t>
       </w:r>
     </w:p>
     <w:p/>
@@ -6848,17 +6886,7 @@
           <w:shd w:val="clear" w:color="auto" w:fill="FFFFFF"/>
           <w:lang w:val="en-GB"/>
         </w:rPr>
-        <w:t xml:space="preserve"> 37 (2024): </w:t>
-      </w:r>
-      <w:r>
-        <w:rPr>
-          <w:rFonts w:cs="Arial"/>
-          <w:color w:val="222222"/>
-          <w:shd w:val="clear" w:color="auto" w:fill="FFFFFF"/>
-          <w:lang w:val="en-GB"/>
-        </w:rPr>
-        <w:lastRenderedPageBreak/>
-        <w:t>78104-78146.</w:t>
+        <w:t> 37 (2024): 78104-78146.</w:t>
       </w:r>
     </w:p>
     <w:p>
@@ -7026,6 +7054,33 @@
           <w:t>https://apps.fas.usda.gov/newgainapi/api/report/downloadreportbyfilename?filename=Ethiopia%20Fresh%20Fruits%20Market%20Update%20Report%20_Addis%20Ababa_Ethiopia_9-21-2018.pdf</w:t>
         </w:r>
       </w:hyperlink>
+    </w:p>
+    <w:p>
+      <w:pPr>
+        <w:pStyle w:val="LRECReferences"/>
+      </w:pPr>
+      <w:r>
+        <w:t xml:space="preserve">[10] </w:t>
+      </w:r>
+      <w:hyperlink r:id="rId20" w:history="1">
+        <w:r>
+          <w:rPr>
+            <w:rStyle w:val="Hyperlink"/>
+          </w:rPr>
+          <w:t>https://www.microsoft.com/en-us/corporate-responsibility/topics/ai-economy-</w:t>
+        </w:r>
+        <w:r>
+          <w:rPr>
+            <w:rStyle w:val="Hyperlink"/>
+          </w:rPr>
+          <w:t>institute/reports/global-ai-adoption-2025/</w:t>
+        </w:r>
+      </w:hyperlink>
+    </w:p>
+    <w:p>
+      <w:pPr>
+        <w:pStyle w:val="LRECReferences"/>
+      </w:pPr>
     </w:p>
     <w:p>
       <w:pPr>
@@ -10705,6 +10760,7 @@
   <w:style w:type="character" w:default="1" w:styleId="DefaultParagraphFont">
     <w:name w:val="Default Paragraph Font"/>
     <w:uiPriority w:val="1"/>
+    <w:semiHidden/>
     <w:unhideWhenUsed/>
   </w:style>
   <w:style w:type="table" w:default="1" w:styleId="TableNormal">
@@ -11661,6 +11717,10 @@
 </file>
 
 <file path=customXml/item1.xml><?xml version="1.0" encoding="utf-8"?>
+<b:Sources xmlns:b="http://schemas.openxmlformats.org/officeDocument/2006/bibliography" xmlns="http://schemas.openxmlformats.org/officeDocument/2006/bibliography" SelectedStyle="\APASixthEditionOfficeOnline.xsl" StyleName="APA" Version="6"/>
+</file>
+
+<file path=customXml/item2.xml><?xml version="1.0" encoding="utf-8"?>
 <ct:contentTypeSchema xmlns:ct="http://schemas.microsoft.com/office/2006/metadata/contentType" xmlns:ma="http://schemas.microsoft.com/office/2006/metadata/properties/metaAttributes" ct:_="" ma:_="" ma:contentTypeName="Document" ma:contentTypeID="0x01010078195E5A655B1F419BEA189A3A95C299" ma:contentTypeVersion="10" ma:contentTypeDescription="Crée un document." ma:contentTypeScope="" ma:versionID="2565b4d261c143ebfe75fd259b6bcd59">
   <xsd:schema xmlns:xsd="http://www.w3.org/2001/XMLSchema" xmlns:xs="http://www.w3.org/2001/XMLSchema" xmlns:p="http://schemas.microsoft.com/office/2006/metadata/properties" xmlns:ns2="62f7326d-23c9-4c29-8c57-4f24d8722e7e" xmlns:ns3="22c202fc-011b-4e26-8c44-f2cfa4c279bc" targetNamespace="http://schemas.microsoft.com/office/2006/metadata/properties" ma:root="true" ma:fieldsID="d72157d5b0c62b9f9755a627728cfd03" ns2:_="" ns3:_="">
     <xsd:import namespace="62f7326d-23c9-4c29-8c57-4f24d8722e7e"/>
@@ -11849,11 +11909,16 @@
 </ct:contentTypeSchema>
 </file>
 
-<file path=customXml/item2.xml><?xml version="1.0" encoding="utf-8"?>
-<b:Sources xmlns:b="http://schemas.openxmlformats.org/officeDocument/2006/bibliography" xmlns="http://schemas.openxmlformats.org/officeDocument/2006/bibliography" SelectedStyle="\APASixthEditionOfficeOnline.xsl" StyleName="APA" Version="6"/>
+<file path=customXml/item3.xml><?xml version="1.0" encoding="utf-8"?>
+<?mso-contentType ?>
+<FormTemplates xmlns="http://schemas.microsoft.com/sharepoint/v3/contenttype/forms">
+  <Display>DocumentLibraryForm</Display>
+  <Edit>DocumentLibraryForm</Edit>
+  <New>DocumentLibraryForm</New>
+</FormTemplates>
 </file>
 
-<file path=customXml/item3.xml><?xml version="1.0" encoding="utf-8"?>
+<file path=customXml/item4.xml><?xml version="1.0" encoding="utf-8"?>
 <p:properties xmlns:p="http://schemas.microsoft.com/office/2006/metadata/properties" xmlns:xsi="http://www.w3.org/2001/XMLSchema-instance" xmlns:pc="http://schemas.microsoft.com/office/infopath/2007/PartnerControls">
   <documentManagement>
     <TaxCatchAll xmlns="22c202fc-011b-4e26-8c44-f2cfa4c279bc" xsi:nil="true"/>
@@ -11864,16 +11929,15 @@
 </p:properties>
 </file>
 
-<file path=customXml/item4.xml><?xml version="1.0" encoding="utf-8"?>
-<?mso-contentType ?>
-<FormTemplates xmlns="http://schemas.microsoft.com/sharepoint/v3/contenttype/forms">
-  <Display>DocumentLibraryForm</Display>
-  <Edit>DocumentLibraryForm</Edit>
-  <New>DocumentLibraryForm</New>
-</FormTemplates>
+<file path=customXml/itemProps1.xml><?xml version="1.0" encoding="utf-8"?>
+<ds:datastoreItem xmlns:ds="http://schemas.openxmlformats.org/officeDocument/2006/customXml" ds:itemID="{55619DD0-44FF-45CC-A1AA-11DEFCB71573}">
+  <ds:schemaRefs>
+    <ds:schemaRef ds:uri="http://schemas.openxmlformats.org/officeDocument/2006/bibliography"/>
+  </ds:schemaRefs>
+</ds:datastoreItem>
 </file>
 
-<file path=customXml/itemProps1.xml><?xml version="1.0" encoding="utf-8"?>
+<file path=customXml/itemProps2.xml><?xml version="1.0" encoding="utf-8"?>
 <ds:datastoreItem xmlns:ds="http://schemas.openxmlformats.org/officeDocument/2006/customXml" ds:itemID="{CF2E338C-B3A7-4820-B3AF-6468A979A60E}">
   <ds:schemaRefs>
     <ds:schemaRef ds:uri="http://schemas.microsoft.com/office/2006/metadata/contentType"/>
@@ -11892,15 +11956,15 @@
 </ds:datastoreItem>
 </file>
 
-<file path=customXml/itemProps2.xml><?xml version="1.0" encoding="utf-8"?>
-<ds:datastoreItem xmlns:ds="http://schemas.openxmlformats.org/officeDocument/2006/customXml" ds:itemID="{55619DD0-44FF-45CC-A1AA-11DEFCB71573}">
+<file path=customXml/itemProps3.xml><?xml version="1.0" encoding="utf-8"?>
+<ds:datastoreItem xmlns:ds="http://schemas.openxmlformats.org/officeDocument/2006/customXml" ds:itemID="{534D3452-20BD-4AA2-9FDF-9A4B15CAE6F5}">
   <ds:schemaRefs>
-    <ds:schemaRef ds:uri="http://schemas.openxmlformats.org/officeDocument/2006/bibliography"/>
+    <ds:schemaRef ds:uri="http://schemas.microsoft.com/sharepoint/v3/contenttype/forms"/>
   </ds:schemaRefs>
 </ds:datastoreItem>
 </file>
 
-<file path=customXml/itemProps3.xml><?xml version="1.0" encoding="utf-8"?>
+<file path=customXml/itemProps4.xml><?xml version="1.0" encoding="utf-8"?>
 <ds:datastoreItem xmlns:ds="http://schemas.openxmlformats.org/officeDocument/2006/customXml" ds:itemID="{D9C12D68-2805-4693-88ED-D456E27B80A9}">
   <ds:schemaRefs>
     <ds:schemaRef ds:uri="http://schemas.microsoft.com/office/2006/metadata/properties"/>
@@ -11909,12 +11973,4 @@
     <ds:schemaRef ds:uri="62f7326d-23c9-4c29-8c57-4f24d8722e7e"/>
   </ds:schemaRefs>
 </ds:datastoreItem>
-</file>
-
-<file path=customXml/itemProps4.xml><?xml version="1.0" encoding="utf-8"?>
-<ds:datastoreItem xmlns:ds="http://schemas.openxmlformats.org/officeDocument/2006/customXml" ds:itemID="{534D3452-20BD-4AA2-9FDF-9A4B15CAE6F5}">
-  <ds:schemaRefs>
-    <ds:schemaRef ds:uri="http://schemas.microsoft.com/sharepoint/v3/contenttype/forms"/>
-  </ds:schemaRefs>
-</ds:datastoreItem>
 </file>
--- a/R00065426_(John)_Paul_Nagle_NLP_Assignment_1.docx
+++ b/R00065426_(John)_Paul_Nagle_NLP_Assignment_1.docx
@@ -1094,7 +1094,13 @@
     </w:p>
     <w:p>
       <w:r>
-        <w:t>The python notebook was run in Google colab using a H100 GPU&gt; I implemented a fal</w:t>
+        <w:t>The python notebook was run in Google colab using a H100 GPU</w:t>
+      </w:r>
+      <w:r>
+        <w:t>.</w:t>
+      </w:r>
+      <w:r>
+        <w:t xml:space="preserve"> I implemented a fal</w:t>
       </w:r>
       <w:r>
         <w:t>l</w:t>
@@ -1117,11 +1123,9 @@
       <w:r>
         <w:t xml:space="preserve">code could still be tested and debugged on a computer that </w:t>
       </w:r>
-      <w:proofErr w:type="gramStart"/>
-      <w:r>
-        <w:t>wasn’t capable of running</w:t>
-      </w:r>
-      <w:proofErr w:type="gramEnd"/>
+      <w:r>
+        <w:t>couldn’t run</w:t>
+      </w:r>
       <w:r>
         <w:t xml:space="preserve"> the larger 7B models.</w:t>
       </w:r>
@@ -6770,23 +6774,34 @@
     </w:p>
     <w:p>
       <w:r>
-        <w:t xml:space="preserve">This is the section for talking about limitations and </w:t>
-      </w:r>
-      <w:r>
-        <w:t>future</w:t>
-      </w:r>
-      <w:r>
-        <w:t xml:space="preserve"> work</w:t>
-      </w:r>
-    </w:p>
-    <w:p>
-      <w:r>
-        <w:t>Persona based prompting</w:t>
-      </w:r>
-    </w:p>
-    <w:p>
-      <w:r>
-        <w:t>Quantisation/</w:t>
+        <w:t>Limitations: As can be seen from the failure analysis section, many of the answers that were deemed to be incorrect, were in fact versions of the correct answers with nuanced changes. Ideally, all the answers would have been reviewed by a person knowledgeable in the area. Obviously, this would have been a large undertaking, as there were many questions, but I feel that the failure rate could have been mitigated with this approach. Conversely, all the correct answers would need to be double checked as well.</w:t>
+      </w:r>
+    </w:p>
+    <w:p>
+      <w:r>
+        <w:t>The persona-based</w:t>
+      </w:r>
+      <w:r>
+        <w:t xml:space="preserve"> prompting</w:t>
+      </w:r>
+      <w:r>
+        <w:t xml:space="preserve"> that I implemented seemed to me to be a very naïve approach. Simply, telling the LLM that it was an expert in the area does not necessarily make the LLM an expert in the area. A better approach might have been RAG based, where detailed correct information in the form of data files would have been fed to the LLM to provide it with accurate information upon which to base </w:t>
+      </w:r>
+      <w:proofErr w:type="gramStart"/>
+      <w:r>
+        <w:t>it’s</w:t>
+      </w:r>
+      <w:proofErr w:type="gramEnd"/>
+      <w:r>
+        <w:t xml:space="preserve"> answers. The potential issue here would be that we would be spoon feeding answers to the LLM and thus biasing the results, so a degree of caution would have been needed.</w:t>
+      </w:r>
+    </w:p>
+    <w:p>
+      <w:r>
+        <w:t>I attempted to implement some q</w:t>
+      </w:r>
+      <w:r>
+        <w:t>uantisation/</w:t>
       </w:r>
       <w:proofErr w:type="spellStart"/>
       <w:r>
@@ -6796,10 +6811,247 @@
       <w:r>
         <w:t xml:space="preserve"> usage optimisation</w:t>
       </w:r>
-    </w:p>
-    <w:p>
-      <w:r>
-        <w:t>Confidence estimation with temperature not equal to zero</w:t>
+      <w:r>
+        <w:t xml:space="preserve"> as part of the code by including the following quantisation settings:</w:t>
+      </w:r>
+    </w:p>
+    <w:p>
+      <w:pPr>
+        <w:spacing w:line="120" w:lineRule="exact"/>
+        <w:rPr>
+          <w:rStyle w:val="FixedWidthText"/>
+          <w:sz w:val="16"/>
+          <w:szCs w:val="16"/>
+        </w:rPr>
+      </w:pPr>
+      <w:r>
+        <w:rPr>
+          <w:rStyle w:val="FixedWidthText"/>
+          <w:sz w:val="16"/>
+          <w:szCs w:val="16"/>
+        </w:rPr>
+        <w:t xml:space="preserve">    # GPU: Use 4-bit quantization</w:t>
+      </w:r>
+    </w:p>
+    <w:p>
+      <w:pPr>
+        <w:spacing w:line="120" w:lineRule="exact"/>
+        <w:rPr>
+          <w:rStyle w:val="FixedWidthText"/>
+          <w:sz w:val="16"/>
+          <w:szCs w:val="16"/>
+        </w:rPr>
+      </w:pPr>
+      <w:r>
+        <w:rPr>
+          <w:rStyle w:val="FixedWidthText"/>
+          <w:sz w:val="16"/>
+          <w:szCs w:val="16"/>
+        </w:rPr>
+        <w:t xml:space="preserve">    </w:t>
+      </w:r>
+      <w:proofErr w:type="spellStart"/>
+      <w:r>
+        <w:rPr>
+          <w:rStyle w:val="FixedWidthText"/>
+          <w:sz w:val="16"/>
+          <w:szCs w:val="16"/>
+        </w:rPr>
+        <w:t>quantization_config</w:t>
+      </w:r>
+      <w:proofErr w:type="spellEnd"/>
+      <w:r>
+        <w:rPr>
+          <w:rStyle w:val="FixedWidthText"/>
+          <w:sz w:val="16"/>
+          <w:szCs w:val="16"/>
+        </w:rPr>
+        <w:t xml:space="preserve"> = </w:t>
+      </w:r>
+      <w:proofErr w:type="spellStart"/>
+      <w:proofErr w:type="gramStart"/>
+      <w:r>
+        <w:rPr>
+          <w:rStyle w:val="FixedWidthText"/>
+          <w:sz w:val="16"/>
+          <w:szCs w:val="16"/>
+        </w:rPr>
+        <w:t>BitsAndBytesConfig</w:t>
+      </w:r>
+      <w:proofErr w:type="spellEnd"/>
+      <w:r>
+        <w:rPr>
+          <w:rStyle w:val="FixedWidthText"/>
+          <w:sz w:val="16"/>
+          <w:szCs w:val="16"/>
+        </w:rPr>
+        <w:t>(</w:t>
+      </w:r>
+      <w:proofErr w:type="gramEnd"/>
+    </w:p>
+    <w:p>
+      <w:pPr>
+        <w:spacing w:line="120" w:lineRule="exact"/>
+        <w:rPr>
+          <w:rStyle w:val="FixedWidthText"/>
+          <w:sz w:val="16"/>
+          <w:szCs w:val="16"/>
+        </w:rPr>
+      </w:pPr>
+      <w:r>
+        <w:rPr>
+          <w:rStyle w:val="FixedWidthText"/>
+          <w:sz w:val="16"/>
+          <w:szCs w:val="16"/>
+        </w:rPr>
+        <w:t xml:space="preserve">        load_in_4bit=True,</w:t>
+      </w:r>
+    </w:p>
+    <w:p>
+      <w:pPr>
+        <w:spacing w:line="120" w:lineRule="exact"/>
+        <w:rPr>
+          <w:rStyle w:val="FixedWidthText"/>
+          <w:sz w:val="16"/>
+          <w:szCs w:val="16"/>
+        </w:rPr>
+      </w:pPr>
+      <w:r>
+        <w:rPr>
+          <w:rStyle w:val="FixedWidthText"/>
+          <w:sz w:val="16"/>
+          <w:szCs w:val="16"/>
+        </w:rPr>
+        <w:t xml:space="preserve">        bnb_4bit_compute_dtype=</w:t>
+      </w:r>
+      <w:proofErr w:type="gramStart"/>
+      <w:r>
+        <w:rPr>
+          <w:rStyle w:val="FixedWidthText"/>
+          <w:sz w:val="16"/>
+          <w:szCs w:val="16"/>
+        </w:rPr>
+        <w:t>torch.float</w:t>
+      </w:r>
+      <w:proofErr w:type="gramEnd"/>
+      <w:r>
+        <w:rPr>
+          <w:rStyle w:val="FixedWidthText"/>
+          <w:sz w:val="16"/>
+          <w:szCs w:val="16"/>
+        </w:rPr>
+        <w:t>16,</w:t>
+      </w:r>
+    </w:p>
+    <w:p>
+      <w:pPr>
+        <w:spacing w:line="120" w:lineRule="exact"/>
+        <w:rPr>
+          <w:rStyle w:val="FixedWidthText"/>
+          <w:sz w:val="16"/>
+          <w:szCs w:val="16"/>
+        </w:rPr>
+      </w:pPr>
+      <w:r>
+        <w:rPr>
+          <w:rStyle w:val="FixedWidthText"/>
+          <w:sz w:val="16"/>
+          <w:szCs w:val="16"/>
+        </w:rPr>
+        <w:t xml:space="preserve">        bnb_4bit_quant_type="nf4",</w:t>
+      </w:r>
+    </w:p>
+    <w:p>
+      <w:pPr>
+        <w:spacing w:line="120" w:lineRule="exact"/>
+        <w:rPr>
+          <w:rStyle w:val="FixedWidthText"/>
+          <w:sz w:val="16"/>
+          <w:szCs w:val="16"/>
+        </w:rPr>
+      </w:pPr>
+      <w:r>
+        <w:rPr>
+          <w:rStyle w:val="FixedWidthText"/>
+          <w:sz w:val="16"/>
+          <w:szCs w:val="16"/>
+        </w:rPr>
+        <w:t xml:space="preserve">        bnb_4bit_use_double_quant=True,</w:t>
+      </w:r>
+    </w:p>
+    <w:p>
+      <w:pPr>
+        <w:spacing w:line="120" w:lineRule="exact"/>
+        <w:rPr>
+          <w:rStyle w:val="FixedWidthText"/>
+          <w:sz w:val="16"/>
+          <w:szCs w:val="16"/>
+        </w:rPr>
+      </w:pPr>
+      <w:r>
+        <w:rPr>
+          <w:rStyle w:val="FixedWidthText"/>
+          <w:sz w:val="16"/>
+          <w:szCs w:val="16"/>
+        </w:rPr>
+        <w:t xml:space="preserve">    )</w:t>
+      </w:r>
+    </w:p>
+    <w:p>
+      <w:r>
+        <w:t xml:space="preserve">The settings that I chose in practise reduced the amount of RAM that the GPU used to 16GB. I did not have the time to experiment with other </w:t>
+      </w:r>
+      <w:r>
+        <w:t>settings. It may we</w:t>
+      </w:r>
+      <w:r>
+        <w:t>l</w:t>
+      </w:r>
+      <w:r>
+        <w:t xml:space="preserve">l be possible that I could have improved </w:t>
+      </w:r>
+      <w:r>
+        <w:t>throughput</w:t>
+      </w:r>
+      <w:r>
+        <w:t xml:space="preserve"> by adjusting these settings </w:t>
+      </w:r>
+      <w:r>
+        <w:t xml:space="preserve">for the </w:t>
+      </w:r>
+      <w:proofErr w:type="gramStart"/>
+      <w:r>
+        <w:t>particular GPU</w:t>
+      </w:r>
+      <w:proofErr w:type="gramEnd"/>
+      <w:r>
+        <w:t xml:space="preserve"> that I used in </w:t>
+      </w:r>
+      <w:proofErr w:type="spellStart"/>
+      <w:r>
+        <w:t>colab</w:t>
+      </w:r>
+      <w:proofErr w:type="spellEnd"/>
+      <w:r>
+        <w:t>. The H100 GPU had 64 GB of ram, but only 16GB were used in the run.  Potentially there might have been scope to run 4 separate threads of execution through the GPU, reducing the processing time by a factor of 4.</w:t>
+      </w:r>
+    </w:p>
+    <w:p/>
+    <w:p>
+      <w:r>
+        <w:t>The c</w:t>
+      </w:r>
+      <w:r>
+        <w:t xml:space="preserve">onfidence estimation with temperature </w:t>
+      </w:r>
+      <w:r>
+        <w:t xml:space="preserve">set to </w:t>
+      </w:r>
+      <w:r>
+        <w:t>zero</w:t>
+      </w:r>
+      <w:r>
+        <w:t xml:space="preserve"> seemed to be problematic. Temperature of zero always meant that the LLM returned the most probable token and skewed the confidence estimation. I would have liked more time to investigate other methods of confidence estimation, ones that potentially did not rely on what the LLM reported back.</w:t>
       </w:r>
     </w:p>
     <w:p>
@@ -7067,13 +7319,7 @@
           <w:rPr>
             <w:rStyle w:val="Hyperlink"/>
           </w:rPr>
-          <w:t>https://www.microsoft.com/en-us/corporate-responsibility/topics/ai-economy-</w:t>
-        </w:r>
-        <w:r>
-          <w:rPr>
-            <w:rStyle w:val="Hyperlink"/>
-          </w:rPr>
-          <w:t>institute/reports/global-ai-adoption-2025/</w:t>
+          <w:t>https://www.microsoft.com/en-us/corporate-responsibility/topics/ai-economy-institute/reports/global-ai-adoption-2025/</w:t>
         </w:r>
       </w:hyperlink>
     </w:p>
@@ -11717,10 +11963,6 @@
 </file>
 
 <file path=customXml/item1.xml><?xml version="1.0" encoding="utf-8"?>
-<b:Sources xmlns:b="http://schemas.openxmlformats.org/officeDocument/2006/bibliography" xmlns="http://schemas.openxmlformats.org/officeDocument/2006/bibliography" SelectedStyle="\APASixthEditionOfficeOnline.xsl" StyleName="APA" Version="6"/>
-</file>
-
-<file path=customXml/item2.xml><?xml version="1.0" encoding="utf-8"?>
 <ct:contentTypeSchema xmlns:ct="http://schemas.microsoft.com/office/2006/metadata/contentType" xmlns:ma="http://schemas.microsoft.com/office/2006/metadata/properties/metaAttributes" ct:_="" ma:_="" ma:contentTypeName="Document" ma:contentTypeID="0x01010078195E5A655B1F419BEA189A3A95C299" ma:contentTypeVersion="10" ma:contentTypeDescription="Crée un document." ma:contentTypeScope="" ma:versionID="2565b4d261c143ebfe75fd259b6bcd59">
   <xsd:schema xmlns:xsd="http://www.w3.org/2001/XMLSchema" xmlns:xs="http://www.w3.org/2001/XMLSchema" xmlns:p="http://schemas.microsoft.com/office/2006/metadata/properties" xmlns:ns2="62f7326d-23c9-4c29-8c57-4f24d8722e7e" xmlns:ns3="22c202fc-011b-4e26-8c44-f2cfa4c279bc" targetNamespace="http://schemas.microsoft.com/office/2006/metadata/properties" ma:root="true" ma:fieldsID="d72157d5b0c62b9f9755a627728cfd03" ns2:_="" ns3:_="">
     <xsd:import namespace="62f7326d-23c9-4c29-8c57-4f24d8722e7e"/>
@@ -11909,16 +12151,11 @@
 </ct:contentTypeSchema>
 </file>
 
-<file path=customXml/item3.xml><?xml version="1.0" encoding="utf-8"?>
-<?mso-contentType ?>
-<FormTemplates xmlns="http://schemas.microsoft.com/sharepoint/v3/contenttype/forms">
-  <Display>DocumentLibraryForm</Display>
-  <Edit>DocumentLibraryForm</Edit>
-  <New>DocumentLibraryForm</New>
-</FormTemplates>
+<file path=customXml/item2.xml><?xml version="1.0" encoding="utf-8"?>
+<b:Sources xmlns:b="http://schemas.openxmlformats.org/officeDocument/2006/bibliography" xmlns="http://schemas.openxmlformats.org/officeDocument/2006/bibliography" SelectedStyle="\APASixthEditionOfficeOnline.xsl" StyleName="APA" Version="6"/>
 </file>
 
-<file path=customXml/item4.xml><?xml version="1.0" encoding="utf-8"?>
+<file path=customXml/item3.xml><?xml version="1.0" encoding="utf-8"?>
 <p:properties xmlns:p="http://schemas.microsoft.com/office/2006/metadata/properties" xmlns:xsi="http://www.w3.org/2001/XMLSchema-instance" xmlns:pc="http://schemas.microsoft.com/office/infopath/2007/PartnerControls">
   <documentManagement>
     <TaxCatchAll xmlns="22c202fc-011b-4e26-8c44-f2cfa4c279bc" xsi:nil="true"/>
@@ -11929,15 +12166,16 @@
 </p:properties>
 </file>
 
-<file path=customXml/itemProps1.xml><?xml version="1.0" encoding="utf-8"?>
-<ds:datastoreItem xmlns:ds="http://schemas.openxmlformats.org/officeDocument/2006/customXml" ds:itemID="{55619DD0-44FF-45CC-A1AA-11DEFCB71573}">
-  <ds:schemaRefs>
-    <ds:schemaRef ds:uri="http://schemas.openxmlformats.org/officeDocument/2006/bibliography"/>
-  </ds:schemaRefs>
-</ds:datastoreItem>
+<file path=customXml/item4.xml><?xml version="1.0" encoding="utf-8"?>
+<?mso-contentType ?>
+<FormTemplates xmlns="http://schemas.microsoft.com/sharepoint/v3/contenttype/forms">
+  <Display>DocumentLibraryForm</Display>
+  <Edit>DocumentLibraryForm</Edit>
+  <New>DocumentLibraryForm</New>
+</FormTemplates>
 </file>
 
-<file path=customXml/itemProps2.xml><?xml version="1.0" encoding="utf-8"?>
+<file path=customXml/itemProps1.xml><?xml version="1.0" encoding="utf-8"?>
 <ds:datastoreItem xmlns:ds="http://schemas.openxmlformats.org/officeDocument/2006/customXml" ds:itemID="{CF2E338C-B3A7-4820-B3AF-6468A979A60E}">
   <ds:schemaRefs>
     <ds:schemaRef ds:uri="http://schemas.microsoft.com/office/2006/metadata/contentType"/>
@@ -11956,15 +12194,15 @@
 </ds:datastoreItem>
 </file>
 
-<file path=customXml/itemProps3.xml><?xml version="1.0" encoding="utf-8"?>
-<ds:datastoreItem xmlns:ds="http://schemas.openxmlformats.org/officeDocument/2006/customXml" ds:itemID="{534D3452-20BD-4AA2-9FDF-9A4B15CAE6F5}">
+<file path=customXml/itemProps2.xml><?xml version="1.0" encoding="utf-8"?>
+<ds:datastoreItem xmlns:ds="http://schemas.openxmlformats.org/officeDocument/2006/customXml" ds:itemID="{55619DD0-44FF-45CC-A1AA-11DEFCB71573}">
   <ds:schemaRefs>
-    <ds:schemaRef ds:uri="http://schemas.microsoft.com/sharepoint/v3/contenttype/forms"/>
+    <ds:schemaRef ds:uri="http://schemas.openxmlformats.org/officeDocument/2006/bibliography"/>
   </ds:schemaRefs>
 </ds:datastoreItem>
 </file>
 
-<file path=customXml/itemProps4.xml><?xml version="1.0" encoding="utf-8"?>
+<file path=customXml/itemProps3.xml><?xml version="1.0" encoding="utf-8"?>
 <ds:datastoreItem xmlns:ds="http://schemas.openxmlformats.org/officeDocument/2006/customXml" ds:itemID="{D9C12D68-2805-4693-88ED-D456E27B80A9}">
   <ds:schemaRefs>
     <ds:schemaRef ds:uri="http://schemas.microsoft.com/office/2006/metadata/properties"/>
@@ -11973,4 +12211,12 @@
     <ds:schemaRef ds:uri="62f7326d-23c9-4c29-8c57-4f24d8722e7e"/>
   </ds:schemaRefs>
 </ds:datastoreItem>
+</file>
+
+<file path=customXml/itemProps4.xml><?xml version="1.0" encoding="utf-8"?>
+<ds:datastoreItem xmlns:ds="http://schemas.openxmlformats.org/officeDocument/2006/customXml" ds:itemID="{534D3452-20BD-4AA2-9FDF-9A4B15CAE6F5}">
+  <ds:schemaRefs>
+    <ds:schemaRef ds:uri="http://schemas.microsoft.com/sharepoint/v3/contenttype/forms"/>
+  </ds:schemaRefs>
+</ds:datastoreItem>
 </file>
--- a/R00065426_(John)_Paul_Nagle_NLP_Assignment_1.docx
+++ b/R00065426_(John)_Paul_Nagle_NLP_Assignment_1.docx
@@ -218,6 +218,63 @@
           <w:lang w:eastAsia="fr-FR"/>
         </w:rPr>
       </w:pPr>
+      <w:proofErr w:type="gramStart"/>
+      <w:r>
+        <w:rPr>
+          <w:lang w:eastAsia="fr-FR"/>
+        </w:rPr>
+        <w:t>All of</w:t>
+      </w:r>
+      <w:proofErr w:type="gramEnd"/>
+      <w:r>
+        <w:rPr>
+          <w:lang w:eastAsia="fr-FR"/>
+        </w:rPr>
+        <w:t xml:space="preserve"> the code and datasets used for this project can also be found on </w:t>
+      </w:r>
+      <w:proofErr w:type="spellStart"/>
+      <w:r>
+        <w:rPr>
+          <w:lang w:eastAsia="fr-FR"/>
+        </w:rPr>
+        <w:t>github</w:t>
+      </w:r>
+      <w:proofErr w:type="spellEnd"/>
+      <w:r>
+        <w:rPr>
+          <w:lang w:eastAsia="fr-FR"/>
+        </w:rPr>
+        <w:t>.</w:t>
+      </w:r>
+      <w:r>
+        <w:rPr>
+          <w:lang w:eastAsia="fr-FR"/>
+        </w:rPr>
+        <w:br/>
+      </w:r>
+    </w:p>
+    <w:p>
+      <w:pPr>
+        <w:rPr>
+          <w:lang w:eastAsia="fr-FR"/>
+        </w:rPr>
+      </w:pPr>
+      <w:hyperlink r:id="rId11" w:history="1">
+        <w:r>
+          <w:rPr>
+            <w:rStyle w:val="Hyperlink"/>
+            <w:lang w:eastAsia="fr-FR"/>
+          </w:rPr>
+          <w:t>https://github.com/paulnagle/nlp_assignment_1</w:t>
+        </w:r>
+      </w:hyperlink>
+    </w:p>
+    <w:p>
+      <w:pPr>
+        <w:rPr>
+          <w:lang w:eastAsia="fr-FR"/>
+        </w:rPr>
+      </w:pPr>
     </w:p>
     <w:p>
       <w:pPr>
@@ -246,7 +303,7 @@
         </w:rPr>
         <w:t xml:space="preserve">I re-used some the datasets from </w:t>
       </w:r>
-      <w:hyperlink r:id="rId11" w:history="1">
+      <w:hyperlink r:id="rId12" w:history="1">
         <w:r>
           <w:rPr>
             <w:rStyle w:val="Hyperlink"/>
@@ -408,10 +465,7 @@
         <w:t xml:space="preserve"> </w:t>
       </w:r>
       <w:r>
-        <w:t xml:space="preserve">Mistral-7B-Instruct-v0.3 [3] from huggingface which is an is an instruct fine-tuned version of the </w:t>
-      </w:r>
-      <w:r>
-        <w:t xml:space="preserve">Mistral-7B-v0.3 [4] suitable for </w:t>
+        <w:t xml:space="preserve">Mistral-7B-Instruct-v0.3 [3] from huggingface which is an is an instruct fine-tuned version of the Mistral-7B-v0.3 [4] suitable for </w:t>
       </w:r>
       <w:r>
         <w:t>question-and-answer</w:t>
@@ -545,6 +599,7 @@
     </w:p>
     <w:p>
       <w:r>
+        <w:lastRenderedPageBreak/>
         <w:t>I then calculated some metrics, accuracy, confidence analysis i.e. confidence gap between correct and incorrect answers</w:t>
       </w:r>
       <w:r>
@@ -562,7 +617,6 @@
         <w:rPr>
           <w:lang w:val="en-GB"/>
         </w:rPr>
-        <w:lastRenderedPageBreak/>
         <w:t>Multiple Choice Qs methodology</w:t>
       </w:r>
     </w:p>
@@ -943,13 +997,13 @@
         <w:rPr>
           <w:lang w:val="en-US"/>
         </w:rPr>
-        <w:t xml:space="preserve">. Ethiopian script is called Amharic and is a low resource language, even though there are close to 60 million native speakers. I ran the methods provided by the library to standardize the characters, clean </w:t>
-      </w:r>
-      <w:r>
-        <w:rPr>
-          <w:lang w:val="en-US"/>
-        </w:rPr>
-        <w:t>punctuation spacing (Amharic uses unique punctuation marks</w:t>
+        <w:t xml:space="preserve">. Ethiopian script is called </w:t>
+      </w:r>
+      <w:r>
+        <w:rPr>
+          <w:lang w:val="en-US"/>
+        </w:rPr>
+        <w:t>Amharic and is a low resource language, even though there are close to 60 million native speakers. I ran the methods provided by the library to standardize the characters, clean punctuation spacing (Amharic uses unique punctuation marks</w:t>
       </w:r>
       <w:r>
         <w:rPr>
@@ -1253,7 +1307,11 @@
         <w:t xml:space="preserve"> useful for analysis. i.e. </w:t>
       </w:r>
       <w:r>
-        <w:t>Average confidence (all), Average confidence (correct), Average confidence (incorrect), Confidence gap, Abstention rate, Coverage, Precision on answered</w:t>
+        <w:t xml:space="preserve">Average confidence (all), Average confidence (correct), Average confidence (incorrect), </w:t>
+      </w:r>
+      <w:r>
+        <w:lastRenderedPageBreak/>
+        <w:t>Confidence gap, Abstention rate, Coverage, Precision on answered</w:t>
       </w:r>
       <w:r>
         <w:t>.</w:t>
@@ -1261,7 +1319,6 @@
     </w:p>
     <w:p>
       <w:r>
-        <w:lastRenderedPageBreak/>
         <w:t>One thing to note here is that as the following setting</w:t>
       </w:r>
       <w:r>
@@ -7085,7 +7142,7 @@
         </w:rPr>
         <w:t xml:space="preserve">[1] </w:t>
       </w:r>
-      <w:hyperlink r:id="rId12" w:history="1">
+      <w:hyperlink r:id="rId13" w:history="1">
         <w:r>
           <w:rPr>
             <w:rStyle w:val="Hyperlink"/>
@@ -7160,7 +7217,7 @@
         </w:rPr>
         <w:t xml:space="preserve">[3] </w:t>
       </w:r>
-      <w:hyperlink r:id="rId13" w:history="1">
+      <w:hyperlink r:id="rId14" w:history="1">
         <w:r>
           <w:rPr>
             <w:rStyle w:val="Hyperlink"/>
@@ -7191,7 +7248,7 @@
         </w:rPr>
         <w:t xml:space="preserve">[4] </w:t>
       </w:r>
-      <w:hyperlink r:id="rId14" w:history="1">
+      <w:hyperlink r:id="rId15" w:history="1">
         <w:r>
           <w:rPr>
             <w:rStyle w:val="Hyperlink"/>
@@ -7222,7 +7279,7 @@
         </w:rPr>
         <w:t xml:space="preserve">[5] </w:t>
       </w:r>
-      <w:hyperlink r:id="rId15" w:history="1">
+      <w:hyperlink r:id="rId16" w:history="1">
         <w:r>
           <w:rPr>
             <w:rStyle w:val="Hyperlink"/>
@@ -7247,7 +7304,7 @@
         </w:rPr>
         <w:t xml:space="preserve">[6] </w:t>
       </w:r>
-      <w:hyperlink r:id="rId16" w:anchor=":~:text=Logit,readily%20adapt%20to%20scenarios%20involving" w:history="1">
+      <w:hyperlink r:id="rId17" w:anchor=":~:text=Logit,readily%20adapt%20to%20scenarios%20involving" w:history="1">
         <w:r>
           <w:rPr>
             <w:rStyle w:val="Hyperlink"/>
@@ -7266,7 +7323,7 @@
       <w:r>
         <w:t xml:space="preserve">[7] </w:t>
       </w:r>
-      <w:hyperlink r:id="rId17" w:history="1">
+      <w:hyperlink r:id="rId18" w:history="1">
         <w:r>
           <w:rPr>
             <w:rStyle w:val="Hyperlink"/>
@@ -7282,7 +7339,7 @@
       <w:r>
         <w:t xml:space="preserve">[8] </w:t>
       </w:r>
-      <w:hyperlink r:id="rId18" w:history="1">
+      <w:hyperlink r:id="rId19" w:history="1">
         <w:r>
           <w:rPr>
             <w:rStyle w:val="Hyperlink"/>
@@ -7298,7 +7355,7 @@
       <w:r>
         <w:t xml:space="preserve">[9] </w:t>
       </w:r>
-      <w:hyperlink r:id="rId19" w:history="1">
+      <w:hyperlink r:id="rId20" w:history="1">
         <w:r>
           <w:rPr>
             <w:rStyle w:val="Hyperlink"/>
@@ -7314,7 +7371,7 @@
       <w:r>
         <w:t xml:space="preserve">[10] </w:t>
       </w:r>
-      <w:hyperlink r:id="rId20" w:history="1">
+      <w:hyperlink r:id="rId21" w:history="1">
         <w:r>
           <w:rPr>
             <w:rStyle w:val="Hyperlink"/>
@@ -11963,6 +12020,10 @@
 </file>
 
 <file path=customXml/item1.xml><?xml version="1.0" encoding="utf-8"?>
+<b:Sources xmlns:b="http://schemas.openxmlformats.org/officeDocument/2006/bibliography" xmlns="http://schemas.openxmlformats.org/officeDocument/2006/bibliography" SelectedStyle="\APASixthEditionOfficeOnline.xsl" StyleName="APA" Version="6"/>
+</file>
+
+<file path=customXml/item2.xml><?xml version="1.0" encoding="utf-8"?>
 <ct:contentTypeSchema xmlns:ct="http://schemas.microsoft.com/office/2006/metadata/contentType" xmlns:ma="http://schemas.microsoft.com/office/2006/metadata/properties/metaAttributes" ct:_="" ma:_="" ma:contentTypeName="Document" ma:contentTypeID="0x01010078195E5A655B1F419BEA189A3A95C299" ma:contentTypeVersion="10" ma:contentTypeDescription="Crée un document." ma:contentTypeScope="" ma:versionID="2565b4d261c143ebfe75fd259b6bcd59">
   <xsd:schema xmlns:xsd="http://www.w3.org/2001/XMLSchema" xmlns:xs="http://www.w3.org/2001/XMLSchema" xmlns:p="http://schemas.microsoft.com/office/2006/metadata/properties" xmlns:ns2="62f7326d-23c9-4c29-8c57-4f24d8722e7e" xmlns:ns3="22c202fc-011b-4e26-8c44-f2cfa4c279bc" targetNamespace="http://schemas.microsoft.com/office/2006/metadata/properties" ma:root="true" ma:fieldsID="d72157d5b0c62b9f9755a627728cfd03" ns2:_="" ns3:_="">
     <xsd:import namespace="62f7326d-23c9-4c29-8c57-4f24d8722e7e"/>
@@ -12151,11 +12212,16 @@
 </ct:contentTypeSchema>
 </file>
 
-<file path=customXml/item2.xml><?xml version="1.0" encoding="utf-8"?>
-<b:Sources xmlns:b="http://schemas.openxmlformats.org/officeDocument/2006/bibliography" xmlns="http://schemas.openxmlformats.org/officeDocument/2006/bibliography" SelectedStyle="\APASixthEditionOfficeOnline.xsl" StyleName="APA" Version="6"/>
+<file path=customXml/item3.xml><?xml version="1.0" encoding="utf-8"?>
+<?mso-contentType ?>
+<FormTemplates xmlns="http://schemas.microsoft.com/sharepoint/v3/contenttype/forms">
+  <Display>DocumentLibraryForm</Display>
+  <Edit>DocumentLibraryForm</Edit>
+  <New>DocumentLibraryForm</New>
+</FormTemplates>
 </file>
 
-<file path=customXml/item3.xml><?xml version="1.0" encoding="utf-8"?>
+<file path=customXml/item4.xml><?xml version="1.0" encoding="utf-8"?>
 <p:properties xmlns:p="http://schemas.microsoft.com/office/2006/metadata/properties" xmlns:xsi="http://www.w3.org/2001/XMLSchema-instance" xmlns:pc="http://schemas.microsoft.com/office/infopath/2007/PartnerControls">
   <documentManagement>
     <TaxCatchAll xmlns="22c202fc-011b-4e26-8c44-f2cfa4c279bc" xsi:nil="true"/>
@@ -12166,16 +12232,15 @@
 </p:properties>
 </file>
 
-<file path=customXml/item4.xml><?xml version="1.0" encoding="utf-8"?>
-<?mso-contentType ?>
-<FormTemplates xmlns="http://schemas.microsoft.com/sharepoint/v3/contenttype/forms">
-  <Display>DocumentLibraryForm</Display>
-  <Edit>DocumentLibraryForm</Edit>
-  <New>DocumentLibraryForm</New>
-</FormTemplates>
+<file path=customXml/itemProps1.xml><?xml version="1.0" encoding="utf-8"?>
+<ds:datastoreItem xmlns:ds="http://schemas.openxmlformats.org/officeDocument/2006/customXml" ds:itemID="{55619DD0-44FF-45CC-A1AA-11DEFCB71573}">
+  <ds:schemaRefs>
+    <ds:schemaRef ds:uri="http://schemas.openxmlformats.org/officeDocument/2006/bibliography"/>
+  </ds:schemaRefs>
+</ds:datastoreItem>
 </file>
 
-<file path=customXml/itemProps1.xml><?xml version="1.0" encoding="utf-8"?>
+<file path=customXml/itemProps2.xml><?xml version="1.0" encoding="utf-8"?>
 <ds:datastoreItem xmlns:ds="http://schemas.openxmlformats.org/officeDocument/2006/customXml" ds:itemID="{CF2E338C-B3A7-4820-B3AF-6468A979A60E}">
   <ds:schemaRefs>
     <ds:schemaRef ds:uri="http://schemas.microsoft.com/office/2006/metadata/contentType"/>
@@ -12194,15 +12259,15 @@
 </ds:datastoreItem>
 </file>
 
-<file path=customXml/itemProps2.xml><?xml version="1.0" encoding="utf-8"?>
-<ds:datastoreItem xmlns:ds="http://schemas.openxmlformats.org/officeDocument/2006/customXml" ds:itemID="{55619DD0-44FF-45CC-A1AA-11DEFCB71573}">
+<file path=customXml/itemProps3.xml><?xml version="1.0" encoding="utf-8"?>
+<ds:datastoreItem xmlns:ds="http://schemas.openxmlformats.org/officeDocument/2006/customXml" ds:itemID="{534D3452-20BD-4AA2-9FDF-9A4B15CAE6F5}">
   <ds:schemaRefs>
-    <ds:schemaRef ds:uri="http://schemas.openxmlformats.org/officeDocument/2006/bibliography"/>
+    <ds:schemaRef ds:uri="http://schemas.microsoft.com/sharepoint/v3/contenttype/forms"/>
   </ds:schemaRefs>
 </ds:datastoreItem>
 </file>
 
-<file path=customXml/itemProps3.xml><?xml version="1.0" encoding="utf-8"?>
+<file path=customXml/itemProps4.xml><?xml version="1.0" encoding="utf-8"?>
 <ds:datastoreItem xmlns:ds="http://schemas.openxmlformats.org/officeDocument/2006/customXml" ds:itemID="{D9C12D68-2805-4693-88ED-D456E27B80A9}">
   <ds:schemaRefs>
     <ds:schemaRef ds:uri="http://schemas.microsoft.com/office/2006/metadata/properties"/>
@@ -12211,12 +12276,4 @@
     <ds:schemaRef ds:uri="62f7326d-23c9-4c29-8c57-4f24d8722e7e"/>
   </ds:schemaRefs>
 </ds:datastoreItem>
-</file>
-
-<file path=customXml/itemProps4.xml><?xml version="1.0" encoding="utf-8"?>
-<ds:datastoreItem xmlns:ds="http://schemas.openxmlformats.org/officeDocument/2006/customXml" ds:itemID="{534D3452-20BD-4AA2-9FDF-9A4B15CAE6F5}">
-  <ds:schemaRefs>
-    <ds:schemaRef ds:uri="http://schemas.microsoft.com/sharepoint/v3/contenttype/forms"/>
-  </ds:schemaRefs>
-</ds:datastoreItem>
 </file>
--- a/R00065426_(John)_Paul_Nagle_NLP_Assignment_1.docx
+++ b/R00065426_(John)_Paul_Nagle_NLP_Assignment_1.docx
@@ -254,11 +254,6 @@
       </w:r>
     </w:p>
     <w:p>
-      <w:pPr>
-        <w:rPr>
-          <w:lang w:eastAsia="fr-FR"/>
-        </w:rPr>
-      </w:pPr>
       <w:hyperlink r:id="rId11" w:history="1">
         <w:r>
           <w:rPr>
@@ -269,6 +264,43 @@
         </w:r>
       </w:hyperlink>
     </w:p>
+    <w:p/>
+    <w:p>
+      <w:r>
+        <w:t xml:space="preserve">The file in </w:t>
+      </w:r>
+      <w:proofErr w:type="spellStart"/>
+      <w:r>
+        <w:t>colab</w:t>
+      </w:r>
+      <w:proofErr w:type="spellEnd"/>
+      <w:r>
+        <w:t xml:space="preserve"> can be found at this link</w:t>
+      </w:r>
+    </w:p>
+    <w:p>
+      <w:pPr>
+        <w:rPr>
+          <w:lang w:eastAsia="fr-FR"/>
+        </w:rPr>
+      </w:pPr>
+      <w:hyperlink r:id="rId12" w:history="1">
+        <w:r>
+          <w:rPr>
+            <w:rStyle w:val="Hyperlink"/>
+            <w:lang w:eastAsia="fr-FR"/>
+          </w:rPr>
+          <w:t>https://colab.research.google.com/drive/1t-kJR_2uix8BBmIfqSTX_dqXt4E1ZsQ9?usp=sharing</w:t>
+        </w:r>
+      </w:hyperlink>
+    </w:p>
+    <w:p>
+      <w:pPr>
+        <w:rPr>
+          <w:lang w:eastAsia="fr-FR"/>
+        </w:rPr>
+      </w:pPr>
+    </w:p>
     <w:p>
       <w:pPr>
         <w:rPr>
@@ -303,7 +335,7 @@
         </w:rPr>
         <w:t xml:space="preserve">I re-used some the datasets from </w:t>
       </w:r>
-      <w:hyperlink r:id="rId12" w:history="1">
+      <w:hyperlink r:id="rId13" w:history="1">
         <w:r>
           <w:rPr>
             <w:rStyle w:val="Hyperlink"/>
@@ -360,7 +392,13 @@
         <w:rPr>
           <w:lang w:eastAsia="fr-FR"/>
         </w:rPr>
-        <w:t xml:space="preserve"> at</w:t>
+        <w:t xml:space="preserve"> </w:t>
+      </w:r>
+      <w:r>
+        <w:rPr>
+          <w:lang w:eastAsia="fr-FR"/>
+        </w:rPr>
+        <w:t>at</w:t>
       </w:r>
       <w:r>
         <w:rPr>
@@ -589,7 +627,11 @@
     </w:p>
     <w:p>
       <w:r>
-        <w:t>Answers were generated with Temperature set to 0 for reproducibility, and all answers returned a token probability from the LLM which was used to calculate an overall confidence score for the questions. An abstention method was implemented which would discard any answer with a confidence score lower than 0.3, but none were encountered. Confidence scores were values i.e. between 0.0 and 1.0</w:t>
+        <w:t xml:space="preserve">Answers were generated with Temperature set to 0 for reproducibility, and all answers returned a token probability from the LLM which was used to calculate an overall confidence score for the questions. An abstention method was implemented which would discard any answer </w:t>
+      </w:r>
+      <w:r>
+        <w:lastRenderedPageBreak/>
+        <w:t>with a confidence score lower than 0.3, but none were encountered. Confidence scores were values i.e. between 0.0 and 1.0</w:t>
       </w:r>
     </w:p>
     <w:p>
@@ -599,7 +641,6 @@
     </w:p>
     <w:p>
       <w:r>
-        <w:lastRenderedPageBreak/>
         <w:t>I then calculated some metrics, accuracy, confidence analysis i.e. confidence gap between correct and incorrect answers</w:t>
       </w:r>
       <w:r>
@@ -997,13 +1038,7 @@
         <w:rPr>
           <w:lang w:val="en-US"/>
         </w:rPr>
-        <w:t xml:space="preserve">. Ethiopian script is called </w:t>
-      </w:r>
-      <w:r>
-        <w:rPr>
-          <w:lang w:val="en-US"/>
-        </w:rPr>
-        <w:t>Amharic and is a low resource language, even though there are close to 60 million native speakers. I ran the methods provided by the library to standardize the characters, clean punctuation spacing (Amharic uses unique punctuation marks</w:t>
+        <w:t>. Ethiopian script is called Amharic and is a low resource language, even though there are close to 60 million native speakers. I ran the methods provided by the library to standardize the characters, clean punctuation spacing (Amharic uses unique punctuation marks</w:t>
       </w:r>
       <w:r>
         <w:rPr>
@@ -1287,7 +1322,11 @@
       </w:r>
       <w:proofErr w:type="spellEnd"/>
       <w:r>
-        <w:t xml:space="preserve"> functionality to obtain the selected token’s probability and I was able to average these to calculate the overall probability for each token. The final confidence score was then the arithmetic mean of </w:t>
+        <w:t xml:space="preserve"> functionality to obtain the selected token’s </w:t>
+      </w:r>
+      <w:r>
+        <w:lastRenderedPageBreak/>
+        <w:t xml:space="preserve">probability and I was able to average these to calculate the overall probability for each token. The final confidence score was then the arithmetic mean of </w:t>
       </w:r>
       <w:r>
         <w:t>all</w:t>
@@ -1307,11 +1346,7 @@
         <w:t xml:space="preserve"> useful for analysis. i.e. </w:t>
       </w:r>
       <w:r>
-        <w:t xml:space="preserve">Average confidence (all), Average confidence (correct), Average confidence (incorrect), </w:t>
-      </w:r>
-      <w:r>
-        <w:lastRenderedPageBreak/>
-        <w:t>Confidence gap, Abstention rate, Coverage, Precision on answered</w:t>
+        <w:t>Average confidence (all), Average confidence (correct), Average confidence (incorrect), Confidence gap, Abstention rate, Coverage, Precision on answered</w:t>
       </w:r>
       <w:r>
         <w:t>.</w:t>
@@ -1612,7 +1647,10 @@
       </w:r>
       <w:proofErr w:type="gramEnd"/>
       <w:r>
-        <w:t xml:space="preserve"> the languages tested. In comparison with the MCQ results (detailed later) on approximately the same topics, but asked in the native language, there is a huge difference. Questions asked about Ethiopian culture and traditions. are answered much better when they are asked in English.</w:t>
+        <w:t xml:space="preserve"> the languages tested. In comparison with the MCQ results (detailed later) on approximately the same topics, but asked in the native language, there is a huge difference. Questions asked about Ethiopian culture and </w:t>
+      </w:r>
+      <w:r>
+        <w:t>traditions. are answered much better when they are asked in English.</w:t>
       </w:r>
     </w:p>
     <w:p/>
@@ -2724,7 +2762,14 @@
         <w:rPr>
           <w:lang w:val="en-US"/>
         </w:rPr>
-        <w:t xml:space="preserve"> There was very little difference in the confidence levels between the correct answers and the incorrect answers. This leads us to believe that the Large Language Model had no real idea if the information that it was presenting was correct or incorrect. It was blindly confident about </w:t>
+        <w:t xml:space="preserve"> There was very little difference in the confidence levels between the correct answers and the incorrect answers. This </w:t>
+      </w:r>
+      <w:r>
+        <w:rPr>
+          <w:lang w:val="en-US"/>
+        </w:rPr>
+        <w:lastRenderedPageBreak/>
+        <w:t xml:space="preserve">leads us to believe that the Large Language Model had no real idea if the information that it was presenting was correct or incorrect. It was blindly confident about </w:t>
       </w:r>
       <w:proofErr w:type="gramStart"/>
       <w:r>
@@ -2769,7 +2814,6 @@
         </w:rPr>
       </w:pPr>
       <w:r>
-        <w:lastRenderedPageBreak/>
         <w:t>MCQ Evaluation Summary</w:t>
       </w:r>
     </w:p>
@@ -4698,6 +4742,7 @@
     </w:p>
     <w:p>
       <w:r>
+        <w:lastRenderedPageBreak/>
         <w:t xml:space="preserve">Ironically, </w:t>
       </w:r>
       <w:r>
@@ -4731,7 +4776,6 @@
         <w:rPr>
           <w:lang w:val="en-US"/>
         </w:rPr>
-        <w:lastRenderedPageBreak/>
         <w:t>am-ET</w:t>
       </w:r>
     </w:p>
@@ -5889,6 +5933,7 @@
         <w:rPr>
           <w:lang w:val="en-US"/>
         </w:rPr>
+        <w:lastRenderedPageBreak/>
         <w:t xml:space="preserve">  </w:t>
       </w:r>
       <w:r>
@@ -5962,7 +6007,6 @@
         <w:rPr>
           <w:lang w:val="en-US"/>
         </w:rPr>
-        <w:lastRenderedPageBreak/>
         <w:t>A. chocolate paste</w:t>
       </w:r>
     </w:p>
@@ -6334,7 +6378,13 @@
         <w:rPr>
           <w:lang w:val="en-US"/>
         </w:rPr>
-        <w:t>The correct answer of “Bombing the giant squid” seems like a bizarre one to someone not familiar with Chinese culture, but this is in fact a popular street food vendor in China</w:t>
+        <w:t xml:space="preserve">The correct answer of “Bombing the giant squid” seems like a bizarre one to someone not familiar </w:t>
+      </w:r>
+      <w:r>
+        <w:rPr>
+          <w:lang w:val="en-US"/>
+        </w:rPr>
+        <w:t>with Chinese culture, but this is in fact a popular street food vendor in China</w:t>
       </w:r>
     </w:p>
     <w:p>
@@ -6382,13 +6432,7 @@
         <w:rPr>
           <w:lang w:val="en-US"/>
         </w:rPr>
-        <w:t xml:space="preserve">. Doing some basic googling, I can see that while potato fries are not an ancient, </w:t>
-      </w:r>
-      <w:r>
-        <w:rPr>
-          <w:lang w:val="en-US"/>
-        </w:rPr>
-        <w:t xml:space="preserve">traditional dish in </w:t>
+        <w:t xml:space="preserve">. Doing some basic googling, I can see that while potato fries are not an ancient, traditional dish in </w:t>
       </w:r>
       <w:r>
         <w:rPr>
@@ -6769,7 +6813,11 @@
     </w:p>
     <w:p>
       <w:r>
-        <w:t xml:space="preserve">Similarly, the macro-economics of the world have dictated that the majority of generative AI development work is being focused in the already over privileged parts of the world. What should we do with such advantage, those of us that are lucky enough to be a part of the new wave of development and professional interest of the </w:t>
+        <w:t xml:space="preserve">Similarly, the macro-economics of the world have dictated that the majority of generative AI development work is being focused in the already over privileged parts of the world. What should we </w:t>
+      </w:r>
+      <w:r>
+        <w:lastRenderedPageBreak/>
+        <w:t xml:space="preserve">do with such advantage, those of us that are lucky enough to be a part of the new wave of development and professional interest of the </w:t>
       </w:r>
       <w:proofErr w:type="gramStart"/>
       <w:r>
@@ -6782,11 +6830,7 @@
     </w:p>
     <w:p>
       <w:r>
-        <w:t xml:space="preserve">We have seen in some of the example answers from the project undertaken in this assignment, that western and more specifically American influences have already started to overwhelm </w:t>
-      </w:r>
-      <w:r>
-        <w:lastRenderedPageBreak/>
-        <w:t xml:space="preserve">under-resourced and under-represented cultures and traditions of areas where the global economy has not shined </w:t>
+        <w:t xml:space="preserve">We have seen in some of the example answers from the project undertaken in this assignment, that western and more specifically American influences have already started to overwhelm under-resourced and under-represented cultures and traditions of areas where the global economy has not shined </w:t>
       </w:r>
       <w:proofErr w:type="gramStart"/>
       <w:r>
@@ -7056,10 +7100,7 @@
     </w:p>
     <w:p>
       <w:r>
-        <w:t xml:space="preserve">The settings that I chose in practise reduced the amount of RAM that the GPU used to 16GB. I did not have the time to experiment with other </w:t>
-      </w:r>
-      <w:r>
-        <w:t>settings. It may we</w:t>
+        <w:t>The settings that I chose in practise reduced the amount of RAM that the GPU used to 16GB. I did not have the time to experiment with other settings. It may we</w:t>
       </w:r>
       <w:r>
         <w:t>l</w:t>
@@ -7142,7 +7183,7 @@
         </w:rPr>
         <w:t xml:space="preserve">[1] </w:t>
       </w:r>
-      <w:hyperlink r:id="rId13" w:history="1">
+      <w:hyperlink r:id="rId14" w:history="1">
         <w:r>
           <w:rPr>
             <w:rStyle w:val="Hyperlink"/>
@@ -7217,7 +7258,7 @@
         </w:rPr>
         <w:t xml:space="preserve">[3] </w:t>
       </w:r>
-      <w:hyperlink r:id="rId14" w:history="1">
+      <w:hyperlink r:id="rId15" w:history="1">
         <w:r>
           <w:rPr>
             <w:rStyle w:val="Hyperlink"/>
@@ -7248,7 +7289,7 @@
         </w:rPr>
         <w:t xml:space="preserve">[4] </w:t>
       </w:r>
-      <w:hyperlink r:id="rId15" w:history="1">
+      <w:hyperlink r:id="rId16" w:history="1">
         <w:r>
           <w:rPr>
             <w:rStyle w:val="Hyperlink"/>
@@ -7279,7 +7320,7 @@
         </w:rPr>
         <w:t xml:space="preserve">[5] </w:t>
       </w:r>
-      <w:hyperlink r:id="rId16" w:history="1">
+      <w:hyperlink r:id="rId17" w:history="1">
         <w:r>
           <w:rPr>
             <w:rStyle w:val="Hyperlink"/>
@@ -7304,7 +7345,7 @@
         </w:rPr>
         <w:t xml:space="preserve">[6] </w:t>
       </w:r>
-      <w:hyperlink r:id="rId17" w:anchor=":~:text=Logit,readily%20adapt%20to%20scenarios%20involving" w:history="1">
+      <w:hyperlink r:id="rId18" w:anchor=":~:text=Logit,readily%20adapt%20to%20scenarios%20involving" w:history="1">
         <w:r>
           <w:rPr>
             <w:rStyle w:val="Hyperlink"/>
@@ -7323,7 +7364,7 @@
       <w:r>
         <w:t xml:space="preserve">[7] </w:t>
       </w:r>
-      <w:hyperlink r:id="rId18" w:history="1">
+      <w:hyperlink r:id="rId19" w:history="1">
         <w:r>
           <w:rPr>
             <w:rStyle w:val="Hyperlink"/>
@@ -7339,7 +7380,7 @@
       <w:r>
         <w:t xml:space="preserve">[8] </w:t>
       </w:r>
-      <w:hyperlink r:id="rId19" w:history="1">
+      <w:hyperlink r:id="rId20" w:history="1">
         <w:r>
           <w:rPr>
             <w:rStyle w:val="Hyperlink"/>
@@ -7355,7 +7396,7 @@
       <w:r>
         <w:t xml:space="preserve">[9] </w:t>
       </w:r>
-      <w:hyperlink r:id="rId20" w:history="1">
+      <w:hyperlink r:id="rId21" w:history="1">
         <w:r>
           <w:rPr>
             <w:rStyle w:val="Hyperlink"/>
@@ -7371,7 +7412,7 @@
       <w:r>
         <w:t xml:space="preserve">[10] </w:t>
       </w:r>
-      <w:hyperlink r:id="rId21" w:history="1">
+      <w:hyperlink r:id="rId22" w:history="1">
         <w:r>
           <w:rPr>
             <w:rStyle w:val="Hyperlink"/>
@@ -12020,10 +12061,6 @@
 </file>
 
 <file path=customXml/item1.xml><?xml version="1.0" encoding="utf-8"?>
-<b:Sources xmlns:b="http://schemas.openxmlformats.org/officeDocument/2006/bibliography" xmlns="http://schemas.openxmlformats.org/officeDocument/2006/bibliography" SelectedStyle="\APASixthEditionOfficeOnline.xsl" StyleName="APA" Version="6"/>
-</file>
-
-<file path=customXml/item2.xml><?xml version="1.0" encoding="utf-8"?>
 <ct:contentTypeSchema xmlns:ct="http://schemas.microsoft.com/office/2006/metadata/contentType" xmlns:ma="http://schemas.microsoft.com/office/2006/metadata/properties/metaAttributes" ct:_="" ma:_="" ma:contentTypeName="Document" ma:contentTypeID="0x01010078195E5A655B1F419BEA189A3A95C299" ma:contentTypeVersion="10" ma:contentTypeDescription="Crée un document." ma:contentTypeScope="" ma:versionID="2565b4d261c143ebfe75fd259b6bcd59">
   <xsd:schema xmlns:xsd="http://www.w3.org/2001/XMLSchema" xmlns:xs="http://www.w3.org/2001/XMLSchema" xmlns:p="http://schemas.microsoft.com/office/2006/metadata/properties" xmlns:ns2="62f7326d-23c9-4c29-8c57-4f24d8722e7e" xmlns:ns3="22c202fc-011b-4e26-8c44-f2cfa4c279bc" targetNamespace="http://schemas.microsoft.com/office/2006/metadata/properties" ma:root="true" ma:fieldsID="d72157d5b0c62b9f9755a627728cfd03" ns2:_="" ns3:_="">
     <xsd:import namespace="62f7326d-23c9-4c29-8c57-4f24d8722e7e"/>
@@ -12212,16 +12249,11 @@
 </ct:contentTypeSchema>
 </file>
 
-<file path=customXml/item3.xml><?xml version="1.0" encoding="utf-8"?>
-<?mso-contentType ?>
-<FormTemplates xmlns="http://schemas.microsoft.com/sharepoint/v3/contenttype/forms">
-  <Display>DocumentLibraryForm</Display>
-  <Edit>DocumentLibraryForm</Edit>
-  <New>DocumentLibraryForm</New>
-</FormTemplates>
+<file path=customXml/item2.xml><?xml version="1.0" encoding="utf-8"?>
+<b:Sources xmlns:b="http://schemas.openxmlformats.org/officeDocument/2006/bibliography" xmlns="http://schemas.openxmlformats.org/officeDocument/2006/bibliography" SelectedStyle="\APASixthEditionOfficeOnline.xsl" StyleName="APA" Version="6"/>
 </file>
 
-<file path=customXml/item4.xml><?xml version="1.0" encoding="utf-8"?>
+<file path=customXml/item3.xml><?xml version="1.0" encoding="utf-8"?>
 <p:properties xmlns:p="http://schemas.microsoft.com/office/2006/metadata/properties" xmlns:xsi="http://www.w3.org/2001/XMLSchema-instance" xmlns:pc="http://schemas.microsoft.com/office/infopath/2007/PartnerControls">
   <documentManagement>
     <TaxCatchAll xmlns="22c202fc-011b-4e26-8c44-f2cfa4c279bc" xsi:nil="true"/>
@@ -12232,15 +12264,16 @@
 </p:properties>
 </file>
 
-<file path=customXml/itemProps1.xml><?xml version="1.0" encoding="utf-8"?>
-<ds:datastoreItem xmlns:ds="http://schemas.openxmlformats.org/officeDocument/2006/customXml" ds:itemID="{55619DD0-44FF-45CC-A1AA-11DEFCB71573}">
-  <ds:schemaRefs>
-    <ds:schemaRef ds:uri="http://schemas.openxmlformats.org/officeDocument/2006/bibliography"/>
-  </ds:schemaRefs>
-</ds:datastoreItem>
+<file path=customXml/item4.xml><?xml version="1.0" encoding="utf-8"?>
+<?mso-contentType ?>
+<FormTemplates xmlns="http://schemas.microsoft.com/sharepoint/v3/contenttype/forms">
+  <Display>DocumentLibraryForm</Display>
+  <Edit>DocumentLibraryForm</Edit>
+  <New>DocumentLibraryForm</New>
+</FormTemplates>
 </file>
 
-<file path=customXml/itemProps2.xml><?xml version="1.0" encoding="utf-8"?>
+<file path=customXml/itemProps1.xml><?xml version="1.0" encoding="utf-8"?>
 <ds:datastoreItem xmlns:ds="http://schemas.openxmlformats.org/officeDocument/2006/customXml" ds:itemID="{CF2E338C-B3A7-4820-B3AF-6468A979A60E}">
   <ds:schemaRefs>
     <ds:schemaRef ds:uri="http://schemas.microsoft.com/office/2006/metadata/contentType"/>
@@ -12259,15 +12292,15 @@
 </ds:datastoreItem>
 </file>
 
-<file path=customXml/itemProps3.xml><?xml version="1.0" encoding="utf-8"?>
-<ds:datastoreItem xmlns:ds="http://schemas.openxmlformats.org/officeDocument/2006/customXml" ds:itemID="{534D3452-20BD-4AA2-9FDF-9A4B15CAE6F5}">
+<file path=customXml/itemProps2.xml><?xml version="1.0" encoding="utf-8"?>
+<ds:datastoreItem xmlns:ds="http://schemas.openxmlformats.org/officeDocument/2006/customXml" ds:itemID="{55619DD0-44FF-45CC-A1AA-11DEFCB71573}">
   <ds:schemaRefs>
-    <ds:schemaRef ds:uri="http://schemas.microsoft.com/sharepoint/v3/contenttype/forms"/>
+    <ds:schemaRef ds:uri="http://schemas.openxmlformats.org/officeDocument/2006/bibliography"/>
   </ds:schemaRefs>
 </ds:datastoreItem>
 </file>
 
-<file path=customXml/itemProps4.xml><?xml version="1.0" encoding="utf-8"?>
+<file path=customXml/itemProps3.xml><?xml version="1.0" encoding="utf-8"?>
 <ds:datastoreItem xmlns:ds="http://schemas.openxmlformats.org/officeDocument/2006/customXml" ds:itemID="{D9C12D68-2805-4693-88ED-D456E27B80A9}">
   <ds:schemaRefs>
     <ds:schemaRef ds:uri="http://schemas.microsoft.com/office/2006/metadata/properties"/>
@@ -12276,4 +12309,12 @@
     <ds:schemaRef ds:uri="62f7326d-23c9-4c29-8c57-4f24d8722e7e"/>
   </ds:schemaRefs>
 </ds:datastoreItem>
+</file>
+
+<file path=customXml/itemProps4.xml><?xml version="1.0" encoding="utf-8"?>
+<ds:datastoreItem xmlns:ds="http://schemas.openxmlformats.org/officeDocument/2006/customXml" ds:itemID="{534D3452-20BD-4AA2-9FDF-9A4B15CAE6F5}">
+  <ds:schemaRefs>
+    <ds:schemaRef ds:uri="http://schemas.microsoft.com/sharepoint/v3/contenttype/forms"/>
+  </ds:schemaRefs>
+</ds:datastoreItem>
 </file>